--- a/05-midterm-report/final/midterm-report.docx
+++ b/05-midterm-report/final/midterm-report.docx
@@ -6119,7 +6119,7 @@
                 <w:sz w:val="20"/>
                 <w:szCs w:val="20"/>
               </w:rPr>
-              <w:t xml:space="preserve">순차 도착 (고정 5ms 간격)</w:t>
+              <w:t xml:space="preserve">순차 도착 (평균 약 5ms 간격)</w:t>
             </w:r>
           </w:p>
         </w:tc>
@@ -7232,6 +7232,20 @@
       <w:r>
         <w:rPr>
           <w:rFonts w:ascii="맑은 고딕" w:cs="맑은 고딕" w:eastAsia="맑은 고딕" w:hAnsi="맑은 고딕"/>
+          <w:color w:val="000000"/>
+          <w:sz w:val="22"/>
+          <w:szCs w:val="22"/>
+        </w:rPr>
+        <w:t xml:space="preserve">추가 실험에서는 선점형 MLFQ의 효과를 명확히 보여주기 위해, 지표를 응답시간(요청 도착부터 처리 완료까지의 시간)으로 측정하였다. 선점형에서는 요청이 중단과 재개를 반복하므로, 사용자가 체감하는 전체 소요시간인 응답시간이 더 적절한 지표이다.</w:t>
+      </w:r>
+    </w:p>
+    <w:p>
+      <w:pPr>
+        <w:spacing w:after="120" w:line="360"/>
+      </w:pPr>
+      <w:r>
+        <w:rPr>
+          <w:rFonts w:ascii="맑은 고딕" w:cs="맑은 고딕" w:eastAsia="맑은 고딕" w:hAnsi="맑은 고딕"/>
           <w:b/>
           <w:bCs/>
           <w:color w:val="000000"/>
@@ -7376,7 +7390,7 @@
                 <w:sz w:val="20"/>
                 <w:szCs w:val="20"/>
               </w:rPr>
-              <w:t xml:space="preserve">짧은 요청 평균 대기시간</w:t>
+              <w:t xml:space="preserve">짧은 요청 평균 응답시간</w:t>
             </w:r>
           </w:p>
         </w:tc>
@@ -7567,7 +7581,7 @@
           <w:sz w:val="22"/>
           <w:szCs w:val="22"/>
         </w:rPr>
-        <w:t xml:space="preserve">선점형 MLFQ에서 짧은 요청의 대기시간이 FCFS 대비 약 73% 줄어든 것을 확인하였다. 여러 번 반복해도 비슷한 결과가 나와, 한 번만의 결과가 아니라는 것을 확인하였다.</w:t>
+        <w:t xml:space="preserve">선점형 MLFQ에서 짧은 요청의 응답시간이 FCFS 대비 약 73% 줄어든 것을 확인하였다. 여러 번 반복해도 비슷한 결과가 나와, 한 번만의 결과가 아니라는 것을 확인하였다.</w:t>
       </w:r>
     </w:p>
     <w:p>
@@ -7581,7 +7595,7 @@
           <w:sz w:val="22"/>
           <w:szCs w:val="22"/>
         </w:rPr>
-        <w:t xml:space="preserve">반면, 긴 요청의 대기시간은 MLFQ에서 더 늘어났는데, 이는 짧은 요청을 먼저 처리하기 위해 긴 요청이 하위 큐로 밀려나기 때문이다. 이처럼 MLFQ는 짧은 요청의 응답 시간을 크게 개선하지만, 긴 요청에는 불리한 면이 있다. 다만 Rule 5의 부스팅이 주기적으로 작동하여, 긴 요청이 영원히 처리되지 않는 상황은 방지된다.</w:t>
+        <w:t xml:space="preserve">반면, 긴 요청의 응답시간은 MLFQ에서 더 늘어났는데, 이는 짧은 요청을 먼저 처리하기 위해 긴 요청이 하위 큐로 밀려나기 때문이다. 이처럼 MLFQ는 짧은 요청의 응답시간을 크게 개선하지만, 긴 요청에는 불리한 면이 있다. 다만 Rule 5의 부스팅이 주기적으로 작동하여, 긴 요청이 영원히 처리되지 않는 상황은 방지된다.</w:t>
       </w:r>
     </w:p>
     <w:p>

--- a/05-midterm-report/final/midterm-report.docx
+++ b/05-midterm-report/final/midterm-report.docx
@@ -1766,6 +1766,52 @@
     </w:p>
     <w:p>
       <w:pPr>
+        <w:spacing w:after="100" w:before="100"/>
+        <w:jc w:val="center"/>
+      </w:pPr>
+      <w:r>
+        <w:drawing>
+          <wp:inline distT="0" distB="0" distL="0" distR="0">
+            <wp:extent cx="5400675" cy="3038475"/>
+            <wp:effectExtent t="0" r="0" b="0" l="0"/>
+            <wp:docPr id="1" name="" descr="" title=""/>
+            <wp:cNvGraphicFramePr>
+              <a:graphicFrameLocks xmlns:a="http://schemas.openxmlformats.org/drawingml/2006/main" noChangeAspect="1"/>
+            </wp:cNvGraphicFramePr>
+            <a:graphic xmlns:a="http://schemas.openxmlformats.org/drawingml/2006/main">
+              <a:graphicData uri="http://schemas.openxmlformats.org/drawingml/2006/picture">
+                <pic:pic xmlns:pic="http://schemas.openxmlformats.org/drawingml/2006/picture">
+                  <pic:nvPicPr>
+                    <pic:cNvPr id="0" name="" descr=""/>
+                    <pic:cNvPicPr>
+                      <a:picLocks noChangeAspect="1" noChangeArrowheads="1"/>
+                    </pic:cNvPicPr>
+                  </pic:nvPicPr>
+                  <pic:blipFill>
+                    <a:blip r:embed="rId9" cstate="none"/>
+                    <a:srcRect/>
+                    <a:stretch>
+                      <a:fillRect/>
+                    </a:stretch>
+                  </pic:blipFill>
+                  <pic:spPr bwMode="auto">
+                    <a:xfrm>
+                      <a:off x="0" y="0"/>
+                      <a:ext cx="5400675" cy="3038475"/>
+                    </a:xfrm>
+                    <a:prstGeom prst="rect">
+                      <a:avLst/>
+                    </a:prstGeom>
+                  </pic:spPr>
+                </pic:pic>
+              </a:graphicData>
+            </a:graphic>
+          </wp:inline>
+        </w:drawing>
+      </w:r>
+    </w:p>
+    <w:p>
+      <w:pPr>
         <w:spacing w:after="120" w:line="360"/>
         <w:jc w:val="center"/>
       </w:pPr>
@@ -1778,7 +1824,7 @@
           <w:sz w:val="22"/>
           <w:szCs w:val="22"/>
         </w:rPr>
-        <w:t xml:space="preserve">[그림 1] 시스템 아키텍처 (별첨: figures/fig-1-system-architecture.pptx)</w:t>
+        <w:t xml:space="preserve">[그림 1] 시스템 아키텍처</w:t>
       </w:r>
     </w:p>
     <w:p>
@@ -1890,6 +1936,52 @@
       <w:pPr>
         <w:spacing w:after="80"/>
       </w:pPr>
+    </w:p>
+    <w:p>
+      <w:pPr>
+        <w:spacing w:after="100" w:before="100"/>
+        <w:jc w:val="center"/>
+      </w:pPr>
+      <w:r>
+        <w:drawing>
+          <wp:inline distT="0" distB="0" distL="0" distR="0">
+            <wp:extent cx="5400675" cy="3038475"/>
+            <wp:effectExtent t="0" r="0" b="0" l="0"/>
+            <wp:docPr id="1" name="" descr="" title=""/>
+            <wp:cNvGraphicFramePr>
+              <a:graphicFrameLocks xmlns:a="http://schemas.openxmlformats.org/drawingml/2006/main" noChangeAspect="1"/>
+            </wp:cNvGraphicFramePr>
+            <a:graphic xmlns:a="http://schemas.openxmlformats.org/drawingml/2006/main">
+              <a:graphicData uri="http://schemas.openxmlformats.org/drawingml/2006/picture">
+                <pic:pic xmlns:pic="http://schemas.openxmlformats.org/drawingml/2006/picture">
+                  <pic:nvPicPr>
+                    <pic:cNvPr id="0" name="" descr=""/>
+                    <pic:cNvPicPr>
+                      <a:picLocks noChangeAspect="1" noChangeArrowheads="1"/>
+                    </pic:cNvPicPr>
+                  </pic:nvPicPr>
+                  <pic:blipFill>
+                    <a:blip r:embed="rId10" cstate="none"/>
+                    <a:srcRect/>
+                    <a:stretch>
+                      <a:fillRect/>
+                    </a:stretch>
+                  </pic:blipFill>
+                  <pic:spPr bwMode="auto">
+                    <a:xfrm>
+                      <a:off x="0" y="0"/>
+                      <a:ext cx="5400675" cy="3038475"/>
+                    </a:xfrm>
+                    <a:prstGeom prst="rect">
+                      <a:avLst/>
+                    </a:prstGeom>
+                  </pic:spPr>
+                </pic:pic>
+              </a:graphicData>
+            </a:graphic>
+          </wp:inline>
+        </w:drawing>
+      </w:r>
     </w:p>
     <w:p>
       <w:pPr>
@@ -1905,7 +1997,7 @@
           <w:sz w:val="22"/>
           <w:szCs w:val="22"/>
         </w:rPr>
-        <w:t xml:space="preserve">[그림 2] 모듈 구조도 (별첨: figures/fig-2-module-structure.pptx)</w:t>
+        <w:t xml:space="preserve">[그림 2] 모듈 구조도</w:t>
       </w:r>
     </w:p>
     <w:p>
@@ -2650,6 +2742,52 @@
     </w:p>
     <w:p>
       <w:pPr>
+        <w:spacing w:after="100" w:before="100"/>
+        <w:jc w:val="center"/>
+      </w:pPr>
+      <w:r>
+        <w:drawing>
+          <wp:inline distT="0" distB="0" distL="0" distR="0">
+            <wp:extent cx="5400675" cy="3038475"/>
+            <wp:effectExtent t="0" r="0" b="0" l="0"/>
+            <wp:docPr id="1" name="" descr="" title=""/>
+            <wp:cNvGraphicFramePr>
+              <a:graphicFrameLocks xmlns:a="http://schemas.openxmlformats.org/drawingml/2006/main" noChangeAspect="1"/>
+            </wp:cNvGraphicFramePr>
+            <a:graphic xmlns:a="http://schemas.openxmlformats.org/drawingml/2006/main">
+              <a:graphicData uri="http://schemas.openxmlformats.org/drawingml/2006/picture">
+                <pic:pic xmlns:pic="http://schemas.openxmlformats.org/drawingml/2006/picture">
+                  <pic:nvPicPr>
+                    <pic:cNvPr id="0" name="" descr=""/>
+                    <pic:cNvPicPr>
+                      <a:picLocks noChangeAspect="1" noChangeArrowheads="1"/>
+                    </pic:cNvPicPr>
+                  </pic:nvPicPr>
+                  <pic:blipFill>
+                    <a:blip r:embed="rId11" cstate="none"/>
+                    <a:srcRect/>
+                    <a:stretch>
+                      <a:fillRect/>
+                    </a:stretch>
+                  </pic:blipFill>
+                  <pic:spPr bwMode="auto">
+                    <a:xfrm>
+                      <a:off x="0" y="0"/>
+                      <a:ext cx="5400675" cy="3038475"/>
+                    </a:xfrm>
+                    <a:prstGeom prst="rect">
+                      <a:avLst/>
+                    </a:prstGeom>
+                  </pic:spPr>
+                </pic:pic>
+              </a:graphicData>
+            </a:graphic>
+          </wp:inline>
+        </w:drawing>
+      </w:r>
+    </w:p>
+    <w:p>
+      <w:pPr>
         <w:spacing w:after="120" w:line="360"/>
         <w:jc w:val="center"/>
       </w:pPr>
@@ -2662,7 +2800,7 @@
           <w:sz w:val="22"/>
           <w:szCs w:val="22"/>
         </w:rPr>
-        <w:t xml:space="preserve">[그림 3] 데이터 흐름도 (별첨: figures/fig-3-data-flow.pptx)</w:t>
+        <w:t xml:space="preserve">[그림 3] 데이터 흐름도</w:t>
       </w:r>
     </w:p>
     <w:p>
@@ -5047,6 +5185,52 @@
     </w:p>
     <w:p>
       <w:pPr>
+        <w:spacing w:after="100" w:before="100"/>
+        <w:jc w:val="center"/>
+      </w:pPr>
+      <w:r>
+        <w:drawing>
+          <wp:inline distT="0" distB="0" distL="0" distR="0">
+            <wp:extent cx="5400675" cy="3038475"/>
+            <wp:effectExtent t="0" r="0" b="0" l="0"/>
+            <wp:docPr id="1" name="" descr="" title=""/>
+            <wp:cNvGraphicFramePr>
+              <a:graphicFrameLocks xmlns:a="http://schemas.openxmlformats.org/drawingml/2006/main" noChangeAspect="1"/>
+            </wp:cNvGraphicFramePr>
+            <a:graphic xmlns:a="http://schemas.openxmlformats.org/drawingml/2006/main">
+              <a:graphicData uri="http://schemas.openxmlformats.org/drawingml/2006/picture">
+                <pic:pic xmlns:pic="http://schemas.openxmlformats.org/drawingml/2006/picture">
+                  <pic:nvPicPr>
+                    <pic:cNvPr id="0" name="" descr=""/>
+                    <pic:cNvPicPr>
+                      <a:picLocks noChangeAspect="1" noChangeArrowheads="1"/>
+                    </pic:cNvPicPr>
+                  </pic:nvPicPr>
+                  <pic:blipFill>
+                    <a:blip r:embed="rId12" cstate="none"/>
+                    <a:srcRect/>
+                    <a:stretch>
+                      <a:fillRect/>
+                    </a:stretch>
+                  </pic:blipFill>
+                  <pic:spPr bwMode="auto">
+                    <a:xfrm>
+                      <a:off x="0" y="0"/>
+                      <a:ext cx="5400675" cy="3038475"/>
+                    </a:xfrm>
+                    <a:prstGeom prst="rect">
+                      <a:avLst/>
+                    </a:prstGeom>
+                  </pic:spPr>
+                </pic:pic>
+              </a:graphicData>
+            </a:graphic>
+          </wp:inline>
+        </w:drawing>
+      </w:r>
+    </w:p>
+    <w:p>
+      <w:pPr>
         <w:spacing w:after="120" w:line="360"/>
         <w:jc w:val="center"/>
       </w:pPr>
@@ -5059,7 +5243,7 @@
           <w:sz w:val="22"/>
           <w:szCs w:val="22"/>
         </w:rPr>
-        <w:t xml:space="preserve">[그림 4] 스케줄링 알고리즘 비교 (별첨: figures/fig-4-scheduling-comparison.pptx)</w:t>
+        <w:t xml:space="preserve">[그림 4] 스케줄링 알고리즘 비교</w:t>
       </w:r>
     </w:p>
     <w:p>
@@ -6858,7 +7042,7 @@
                 <w:sz w:val="20"/>
                 <w:szCs w:val="20"/>
               </w:rPr>
-              <w:t xml:space="preserve">URGENT: 약 42ms, LOW: 약 4,579ms</w:t>
+              <w:t xml:space="preserve">URGENT: 약 40ms, LOW: 약 4,600ms</w:t>
             </w:r>
           </w:p>
         </w:tc>
@@ -7094,7 +7278,7 @@
                 <w:sz w:val="20"/>
                 <w:szCs w:val="20"/>
               </w:rPr>
-              <w:t xml:space="preserve">Enterprise: 429ms, Free: 4,543ms</w:t>
+              <w:t xml:space="preserve">Enterprise: 약 430ms, Free: 약 4,540ms</w:t>
             </w:r>
           </w:p>
         </w:tc>
@@ -7127,7 +7311,7 @@
           <w:sz w:val="22"/>
           <w:szCs w:val="22"/>
         </w:rPr>
-        <w:t xml:space="preserve">우선순위에 따른 대기시간 차이가 뚜렷하게 나타났다. URGENT 요청은 전체의 10%에 불과하고 가장 먼저 처리되므로 평균 약 42ms로 거의 즉시 처리된 반면, LOW 요청은 약 4,579ms로 FCFS 평균(2,572ms)보다 크게 늘어났다. 전체 평균 대기시간(2,677ms)이 FCFS(2,572ms)보다 약간 높은 것은, 높은 우선순위 요청을 먼저 처리한 만큼 낮은 우선순위 요청의 대기시간이 길어지기 때문이다. 처리량(17.1 req/s)도 FCFS(18.0 req/s)보다 약간 낮은데, 나중에 도착한 높은 우선순위 요청을 먼저 처리하면서 중간에 짧은 유휴 시간이 발생하기 때문이다.</w:t>
+        <w:t xml:space="preserve">우선순위에 따른 대기시간 차이가 뚜렷하게 나타났다. URGENT 요청은 전체의 10%에 불과하고 가장 먼저 처리되므로 평균 약 40ms로 거의 즉시 처리된 반면, LOW 요청은 약 4,600ms로 FCFS 평균(2,572ms)보다 크게 늘어났다. 전체 평균 대기시간(2,677ms)이 FCFS(2,572ms)보다 약간 높은 것은, 높은 우선순위 요청을 먼저 처리한 만큼 낮은 우선순위 요청의 대기시간이 길어지기 때문이다. 처리량(17.1 req/s)도 FCFS(18.0 req/s)보다 약간 낮은데, 나중에 도착한 높은 우선순위 요청을 먼저 처리하면서 중간에 짧은 유휴 시간이 발생하기 때문이다.</w:t>
       </w:r>
     </w:p>
     <w:p>
@@ -7152,7 +7336,7 @@
           <w:sz w:val="22"/>
           <w:szCs w:val="22"/>
         </w:rPr>
-        <w:t xml:space="preserve">Enterprise 등급 사용자(가중치 100)의 평균 대기시간은 429ms인 반면, Free 등급(가중치 1)은 4,543ms로 약 10배 차이가 나타났다. 가중치에 비례하여 서비스가 차등 제공되는 것을 확인하였다.</w:t>
+        <w:t xml:space="preserve">Enterprise 등급 사용자(가중치 100)의 평균 대기시간은 약 430ms인 반면, Free 등급(가중치 1)은 약 4,500ms로 약 10배 차이가 나타났다. 가중치에 비례하여 서비스가 차등 제공되는 것을 확인하였다.</w:t>
       </w:r>
     </w:p>
     <w:p>
@@ -7550,6 +7734,52 @@
     </w:p>
     <w:p>
       <w:pPr>
+        <w:spacing w:after="100" w:before="100"/>
+        <w:jc w:val="center"/>
+      </w:pPr>
+      <w:r>
+        <w:drawing>
+          <wp:inline distT="0" distB="0" distL="0" distR="0">
+            <wp:extent cx="5400675" cy="3038475"/>
+            <wp:effectExtent t="0" r="0" b="0" l="0"/>
+            <wp:docPr id="1" name="" descr="" title=""/>
+            <wp:cNvGraphicFramePr>
+              <a:graphicFrameLocks xmlns:a="http://schemas.openxmlformats.org/drawingml/2006/main" noChangeAspect="1"/>
+            </wp:cNvGraphicFramePr>
+            <a:graphic xmlns:a="http://schemas.openxmlformats.org/drawingml/2006/main">
+              <a:graphicData uri="http://schemas.openxmlformats.org/drawingml/2006/picture">
+                <pic:pic xmlns:pic="http://schemas.openxmlformats.org/drawingml/2006/picture">
+                  <pic:nvPicPr>
+                    <pic:cNvPr id="0" name="" descr=""/>
+                    <pic:cNvPicPr>
+                      <a:picLocks noChangeAspect="1" noChangeArrowheads="1"/>
+                    </pic:cNvPicPr>
+                  </pic:nvPicPr>
+                  <pic:blipFill>
+                    <a:blip r:embed="rId13" cstate="none"/>
+                    <a:srcRect/>
+                    <a:stretch>
+                      <a:fillRect/>
+                    </a:stretch>
+                  </pic:blipFill>
+                  <pic:spPr bwMode="auto">
+                    <a:xfrm>
+                      <a:off x="0" y="0"/>
+                      <a:ext cx="5400675" cy="3038475"/>
+                    </a:xfrm>
+                    <a:prstGeom prst="rect">
+                      <a:avLst/>
+                    </a:prstGeom>
+                  </pic:spPr>
+                </pic:pic>
+              </a:graphicData>
+            </a:graphic>
+          </wp:inline>
+        </w:drawing>
+      </w:r>
+    </w:p>
+    <w:p>
+      <w:pPr>
         <w:spacing w:after="120" w:line="360"/>
         <w:jc w:val="center"/>
       </w:pPr>
@@ -7562,7 +7792,7 @@
           <w:sz w:val="22"/>
           <w:szCs w:val="22"/>
         </w:rPr>
-        <w:t xml:space="preserve">[그림 5] 실험 결과 차트 (별첨: figures/fig-5-experiment-results.pptx)</w:t>
+        <w:t xml:space="preserve">[그림 5] 실험 결과 차트</w:t>
       </w:r>
     </w:p>
     <w:p>

--- a/05-midterm-report/final/midterm-report.docx
+++ b/05-midterm-report/final/midterm-report.docx
@@ -5,29 +5,31 @@
     <w:p>
       <w:pPr>
         <w:spacing w:after="80"/>
-        <w:rPr>
-          <w:rFonts w:hint="eastAsia"/>
-        </w:rPr>
+        <w:ind w:firstLine="220"/>
       </w:pPr>
     </w:p>
     <w:p>
       <w:pPr>
         <w:spacing w:after="80"/>
+        <w:ind w:firstLine="220"/>
       </w:pPr>
     </w:p>
     <w:p>
       <w:pPr>
         <w:spacing w:after="80"/>
+        <w:ind w:firstLine="220"/>
       </w:pPr>
     </w:p>
     <w:p>
       <w:pPr>
         <w:spacing w:after="80"/>
+        <w:ind w:firstLine="220"/>
       </w:pPr>
     </w:p>
     <w:p>
       <w:pPr>
         <w:spacing w:after="80"/>
+        <w:ind w:firstLine="240"/>
         <w:jc w:val="center"/>
       </w:pPr>
       <w:r>
@@ -42,11 +44,13 @@
     <w:p>
       <w:pPr>
         <w:spacing w:after="80"/>
+        <w:ind w:firstLine="220"/>
       </w:pPr>
     </w:p>
     <w:p>
       <w:pPr>
         <w:spacing w:after="200"/>
+        <w:ind w:firstLine="440"/>
         <w:jc w:val="center"/>
       </w:pPr>
       <w:r>
@@ -62,11 +66,13 @@
     <w:p>
       <w:pPr>
         <w:spacing w:after="80"/>
+        <w:ind w:firstLine="220"/>
       </w:pPr>
     </w:p>
     <w:p>
       <w:pPr>
         <w:spacing w:after="120"/>
+        <w:ind w:firstLine="300"/>
         <w:jc w:val="center"/>
       </w:pPr>
       <w:r>
@@ -82,6 +88,7 @@
     <w:p>
       <w:pPr>
         <w:spacing w:after="300"/>
+        <w:ind w:firstLine="300"/>
         <w:jc w:val="center"/>
       </w:pPr>
       <w:r>
@@ -97,21 +104,25 @@
     <w:p>
       <w:pPr>
         <w:spacing w:after="80"/>
+        <w:ind w:firstLine="220"/>
       </w:pPr>
     </w:p>
     <w:p>
       <w:pPr>
         <w:spacing w:after="80"/>
+        <w:ind w:firstLine="220"/>
       </w:pPr>
     </w:p>
     <w:p>
       <w:pPr>
         <w:spacing w:after="80"/>
+        <w:ind w:firstLine="220"/>
       </w:pPr>
     </w:p>
     <w:p>
       <w:pPr>
         <w:spacing w:after="80"/>
+        <w:ind w:firstLine="220"/>
       </w:pPr>
     </w:p>
     <w:tbl>
@@ -157,6 +168,7 @@
           <w:p>
             <w:pPr>
               <w:spacing w:before="40" w:after="40"/>
+              <w:ind w:firstLine="200"/>
               <w:jc w:val="center"/>
             </w:pPr>
             <w:r>
@@ -184,6 +196,7 @@
           <w:p>
             <w:pPr>
               <w:spacing w:before="40" w:after="40"/>
+              <w:ind w:firstLineChars="50" w:firstLine="100"/>
             </w:pPr>
             <w:r>
               <w:rPr>
@@ -217,6 +230,7 @@
           <w:p>
             <w:pPr>
               <w:spacing w:before="40" w:after="40"/>
+              <w:ind w:firstLine="200"/>
               <w:jc w:val="center"/>
             </w:pPr>
             <w:r>
@@ -244,6 +258,7 @@
           <w:p>
             <w:pPr>
               <w:spacing w:before="40" w:after="40"/>
+              <w:ind w:firstLineChars="50" w:firstLine="100"/>
             </w:pPr>
             <w:r>
               <w:rPr>
@@ -277,6 +292,7 @@
           <w:p>
             <w:pPr>
               <w:spacing w:before="40" w:after="40"/>
+              <w:ind w:firstLine="200"/>
               <w:jc w:val="center"/>
             </w:pPr>
             <w:r>
@@ -304,6 +320,7 @@
           <w:p>
             <w:pPr>
               <w:spacing w:before="40" w:after="40"/>
+              <w:ind w:firstLineChars="50" w:firstLine="100"/>
             </w:pPr>
             <w:r>
               <w:rPr>
@@ -337,6 +354,7 @@
           <w:p>
             <w:pPr>
               <w:spacing w:before="40" w:after="40"/>
+              <w:ind w:firstLine="200"/>
               <w:jc w:val="center"/>
             </w:pPr>
             <w:r>
@@ -364,6 +382,7 @@
           <w:p>
             <w:pPr>
               <w:spacing w:before="40" w:after="40"/>
+              <w:ind w:firstLineChars="50" w:firstLine="100"/>
             </w:pPr>
             <w:proofErr w:type="spellStart"/>
             <w:r>
@@ -388,16 +407,19 @@
     <w:p>
       <w:pPr>
         <w:spacing w:after="80"/>
+        <w:ind w:firstLine="220"/>
       </w:pPr>
     </w:p>
     <w:p>
       <w:pPr>
         <w:spacing w:after="80"/>
+        <w:ind w:firstLine="220"/>
       </w:pPr>
     </w:p>
     <w:p>
       <w:pPr>
         <w:spacing w:after="80"/>
+        <w:ind w:firstLine="220"/>
         <w:jc w:val="center"/>
         <w:rPr>
           <w:rFonts w:hint="eastAsia"/>
@@ -420,10 +442,12 @@
     <w:p>
       <w:pPr>
         <w:spacing w:after="80"/>
-      </w:pPr>
-    </w:p>
-    <w:p>
-      <w:pPr>
+        <w:ind w:firstLine="220"/>
+      </w:pPr>
+    </w:p>
+    <w:p>
+      <w:pPr>
+        <w:ind w:firstLine="240"/>
         <w:jc w:val="center"/>
       </w:pPr>
       <w:r>
@@ -437,6 +461,7 @@
     </w:p>
     <w:p>
       <w:pPr>
+        <w:ind w:firstLine="220"/>
         <w:sectPr>
           <w:pgSz w:w="11906" w:h="16838"/>
           <w:pgMar w:top="1440" w:right="1440" w:bottom="1440" w:left="1440" w:header="708" w:footer="708" w:gutter="0"/>
@@ -448,6 +473,7 @@
     <w:p>
       <w:pPr>
         <w:pStyle w:val="1"/>
+        <w:ind w:firstLine="280"/>
       </w:pPr>
       <w:r>
         <w:lastRenderedPageBreak/>
@@ -457,6 +483,7 @@
     <w:p>
       <w:pPr>
         <w:pStyle w:val="2"/>
+        <w:ind w:firstLine="240"/>
       </w:pPr>
       <w:r>
         <w:t>1.1 연구 배경</w:t>
@@ -464,39 +491,97 @@
     </w:p>
     <w:p>
       <w:pPr>
-        <w:spacing w:after="120" w:line="360" w:lineRule="auto"/>
-      </w:pPr>
-      <w:r>
-        <w:t>최근 ChatGPT, Claude, Gemini 등 대규모 언어 모델(Large Language Model, LLM) API 서비스가 다양한 분야에서 활용되고 있다. 이에 따라 기업이나 연구실에서도 하나의 LLM API 계정을 여러 구성원이 공유하거나, 자체 LLM 서버를 구축하여 여러 사용자에게 서비스하는 사례가 늘어나고 있다.</w:t>
-      </w:r>
-    </w:p>
-    <w:p>
-      <w:pPr>
-        <w:spacing w:after="120" w:line="360" w:lineRule="auto"/>
-      </w:pPr>
-      <w:r>
+        <w:adjustRightInd w:val="0"/>
+        <w:spacing w:after="120" w:line="240" w:lineRule="atLeast"/>
+        <w:ind w:firstLineChars="100" w:firstLine="200"/>
+        <w:jc w:val="both"/>
+        <w:rPr>
+          <w:sz w:val="20"/>
+          <w:szCs w:val="20"/>
+        </w:rPr>
+      </w:pPr>
+      <w:r>
+        <w:rPr>
+          <w:sz w:val="20"/>
+          <w:szCs w:val="20"/>
+        </w:rPr>
+        <w:t>최근 ChatGPT, Claude, Gemini 등 대규모 언어 모델(Large Language Model, LLM) API 서비스가 다양한 분야에서 활용되고 있다. 이에 따라 기업이나 연구실에서도 하나의 조직 계정으로 여러 구성원이 LLM API</w:t>
+      </w:r>
+      <w:proofErr w:type="spellStart"/>
+      <w:r>
+        <w:rPr>
+          <w:sz w:val="20"/>
+          <w:szCs w:val="20"/>
+        </w:rPr>
+        <w:t>를</w:t>
+      </w:r>
+      <w:proofErr w:type="spellEnd"/>
+      <w:r>
+        <w:rPr>
+          <w:sz w:val="20"/>
+          <w:szCs w:val="20"/>
+        </w:rPr>
+        <w:t xml:space="preserve"> 사용하거나, 자체 LLM 서버를 구축하여 여러 사용자에게 서비스하는 사례가 늘어나고 있다.</w:t>
+      </w:r>
+    </w:p>
+    <w:p>
+      <w:pPr>
+        <w:adjustRightInd w:val="0"/>
+        <w:spacing w:after="120" w:line="240" w:lineRule="atLeast"/>
+        <w:ind w:firstLineChars="100" w:firstLine="200"/>
+        <w:jc w:val="both"/>
+        <w:rPr>
+          <w:sz w:val="20"/>
+          <w:szCs w:val="20"/>
+        </w:rPr>
+      </w:pPr>
+      <w:r>
+        <w:rPr>
+          <w:sz w:val="20"/>
+          <w:szCs w:val="20"/>
+        </w:rPr>
         <w:t xml:space="preserve">이러한 다중 사용자 환경에서는 요청을 어떻게 </w:t>
       </w:r>
       <w:proofErr w:type="spellStart"/>
       <w:r>
+        <w:rPr>
+          <w:sz w:val="20"/>
+          <w:szCs w:val="20"/>
+        </w:rPr>
         <w:t>관리할지가</w:t>
       </w:r>
       <w:proofErr w:type="spellEnd"/>
       <w:r>
-        <w:t xml:space="preserve"> 문제가 된다. OpenAI는 조직 단위로 분당 요청 수와 토큰 수에 한도를 두고 있고 [1], Anthropic도 사용 등급별로 호출 한도를 적용하고 있다 [2]. 그러나 이는 계정 단위의 관리이므로, 같은 계정을 공유하는 사용자들 사이에서 누가 얼마나 사용할지를 조율하는 것은 별개의 문제이다.</w:t>
-      </w:r>
-    </w:p>
-    <w:p>
-      <w:pPr>
-        <w:spacing w:after="120" w:line="360" w:lineRule="auto"/>
-      </w:pPr>
-      <w:r>
+        <w:rPr>
+          <w:sz w:val="20"/>
+          <w:szCs w:val="20"/>
+        </w:rPr>
+        <w:t xml:space="preserve"> 문제가 된다. OpenAI는 조직(Organization) 단위로 분당 요청 수와 토큰 수에 한도를 두고 있고 [1], Anthropic도 사용 등급별로 호출 한도를 적용하고 있다 [2]. 이러한 한도는 조직이나 계정 단위로 적용되므로, 같은 조직에 속한 구성원들이 한정된 호출 한도를 어떻게 나누어 쓸지는 별도로 관리해야 하는 문제이다. 자체 LLM 서버를 운영하는 경우에도, 동시에 처리할 수 있는 요청 수가 제한되어 같은 문제가 발생한다.</w:t>
+      </w:r>
+    </w:p>
+    <w:p>
+      <w:pPr>
+        <w:adjustRightInd w:val="0"/>
+        <w:spacing w:after="120" w:line="240" w:lineRule="atLeast"/>
+        <w:ind w:firstLineChars="100" w:firstLine="200"/>
+        <w:jc w:val="both"/>
+        <w:rPr>
+          <w:sz w:val="20"/>
+          <w:szCs w:val="20"/>
+        </w:rPr>
+      </w:pPr>
+      <w:r>
+        <w:rPr>
+          <w:sz w:val="20"/>
+          <w:szCs w:val="20"/>
+        </w:rPr>
         <w:t>별도의 관리 기능이 없다 보니, 요청은 도착한 순서대로 처리되거나 호출 빈도 제한 수준에서 관리되는 것이 일반적이다. 이 경우 긴급한 요청도 순서를 기다려야 하고, 사용자별로 자원을 다르게 배분하기 어려우며, 자원이 공정하게 나누어지고 있는지 확인하기도 쉽지 않다.</w:t>
       </w:r>
     </w:p>
     <w:p>
       <w:pPr>
         <w:pStyle w:val="2"/>
+        <w:ind w:firstLine="240"/>
       </w:pPr>
       <w:r>
         <w:t>1.2 연구 목적</w:t>
@@ -504,92 +589,146 @@
     </w:p>
     <w:p>
       <w:pPr>
-        <w:spacing w:after="120" w:line="360" w:lineRule="auto"/>
-      </w:pPr>
-      <w:r>
-        <w:t>3학년 운영체제 수업에서 프로세스 스케줄링 알고리즘을 배우면서, "이 알고리즘들을 LLM API 요청 관리에 적용하면 어떨까?"라는 궁금증에서 이 프로젝트를 시작하게 되었다. 스케줄링 이론을 LLM API 환경에 적용해보고, 알고리즘별 성능과 공정성을 비교해보는 것이 본 프로젝트의 목적이다.</w:t>
-      </w:r>
-    </w:p>
-    <w:p>
-      <w:pPr>
-        <w:spacing w:after="120" w:line="360" w:lineRule="auto"/>
-      </w:pPr>
-      <w:r>
+        <w:adjustRightInd w:val="0"/>
+        <w:spacing w:after="120" w:line="240" w:lineRule="atLeast"/>
+        <w:ind w:firstLineChars="100" w:firstLine="200"/>
+        <w:jc w:val="both"/>
+        <w:rPr>
+          <w:sz w:val="20"/>
+          <w:szCs w:val="20"/>
+        </w:rPr>
+      </w:pPr>
+      <w:r>
+        <w:rPr>
+          <w:sz w:val="20"/>
+          <w:szCs w:val="20"/>
+        </w:rPr>
+        <w:t>운영체제 수업에서 프로세스 스케줄링 알고리즘을 배우면서, "이 알고리즘들을 LLM API 요청 관리에 적용하면 어떨까?"라는 궁금증에서 이 프로젝트를 시작하게 되었다. 스케줄링 이론을 LLM API 환경에 적용해보고, 알고리즘별 성능과 공정성을 비교해보는 것이 본 프로젝트의 목적이다.</w:t>
+      </w:r>
+    </w:p>
+    <w:p>
+      <w:pPr>
+        <w:adjustRightInd w:val="0"/>
+        <w:spacing w:after="120" w:line="240" w:lineRule="atLeast"/>
+        <w:ind w:firstLineChars="100" w:firstLine="200"/>
+        <w:jc w:val="both"/>
+        <w:rPr>
+          <w:sz w:val="20"/>
+          <w:szCs w:val="20"/>
+        </w:rPr>
+      </w:pPr>
+      <w:r>
+        <w:rPr>
+          <w:sz w:val="20"/>
+          <w:szCs w:val="20"/>
+        </w:rPr>
         <w:t>구체적으로 다음 세 가지를 수행하고자 한다.</w:t>
       </w:r>
     </w:p>
     <w:p>
       <w:pPr>
-        <w:pStyle w:val="a4"/>
-        <w:numPr>
-          <w:ilvl w:val="0"/>
-          <w:numId w:val="2"/>
-        </w:numPr>
-        <w:spacing w:after="80" w:line="340" w:lineRule="auto"/>
+        <w:adjustRightInd w:val="0"/>
+        <w:spacing w:after="120" w:line="240" w:lineRule="atLeast"/>
+        <w:ind w:firstLineChars="100" w:firstLine="200"/>
+        <w:jc w:val="both"/>
+        <w:rPr>
+          <w:sz w:val="20"/>
+          <w:szCs w:val="20"/>
+        </w:rPr>
       </w:pPr>
       <w:r>
         <w:rPr>
           <w:b/>
           <w:bCs/>
+          <w:sz w:val="20"/>
+          <w:szCs w:val="20"/>
         </w:rPr>
         <w:t xml:space="preserve">스케줄링 알고리즘 적용: </w:t>
       </w:r>
       <w:r>
+        <w:rPr>
+          <w:sz w:val="20"/>
+          <w:szCs w:val="20"/>
+        </w:rPr>
         <w:t>FCFS, Priority Scheduling, MLFQ, WFQ의 네 가지 스케줄링 알고리즘을 LLM API 환경에 맞게 구현한다.</w:t>
       </w:r>
     </w:p>
     <w:p>
       <w:pPr>
-        <w:pStyle w:val="a4"/>
-        <w:numPr>
-          <w:ilvl w:val="0"/>
-          <w:numId w:val="2"/>
-        </w:numPr>
-        <w:spacing w:after="80" w:line="340" w:lineRule="auto"/>
+        <w:adjustRightInd w:val="0"/>
+        <w:spacing w:after="120" w:line="240" w:lineRule="atLeast"/>
+        <w:ind w:firstLineChars="100" w:firstLine="200"/>
+        <w:jc w:val="both"/>
+        <w:rPr>
+          <w:sz w:val="20"/>
+          <w:szCs w:val="20"/>
+        </w:rPr>
       </w:pPr>
       <w:r>
         <w:rPr>
           <w:b/>
           <w:bCs/>
-        </w:rPr>
-        <w:lastRenderedPageBreak/>
+          <w:sz w:val="20"/>
+          <w:szCs w:val="20"/>
+        </w:rPr>
         <w:t xml:space="preserve">알고리즘별 성능 비교: </w:t>
       </w:r>
       <w:r>
+        <w:rPr>
+          <w:sz w:val="20"/>
+          <w:szCs w:val="20"/>
+        </w:rPr>
         <w:t>평균 대기시간, 처리량 등의 지표로 각 알고리즘의 효율성을 비교한다.</w:t>
       </w:r>
     </w:p>
     <w:p>
       <w:pPr>
-        <w:pStyle w:val="a4"/>
-        <w:numPr>
-          <w:ilvl w:val="0"/>
-          <w:numId w:val="2"/>
-        </w:numPr>
-        <w:spacing w:after="80" w:line="340" w:lineRule="auto"/>
+        <w:adjustRightInd w:val="0"/>
+        <w:spacing w:after="120" w:line="240" w:lineRule="atLeast"/>
+        <w:ind w:firstLineChars="100" w:firstLine="200"/>
+        <w:jc w:val="both"/>
+        <w:rPr>
+          <w:sz w:val="20"/>
+          <w:szCs w:val="20"/>
+        </w:rPr>
       </w:pPr>
       <w:r>
         <w:rPr>
           <w:b/>
           <w:bCs/>
+          <w:sz w:val="20"/>
+          <w:szCs w:val="20"/>
         </w:rPr>
         <w:t xml:space="preserve">공정성 분석: </w:t>
       </w:r>
       <w:r>
+        <w:rPr>
+          <w:sz w:val="20"/>
+          <w:szCs w:val="20"/>
+        </w:rPr>
         <w:t>Jain's Fairness Index(JFI)</w:t>
       </w:r>
       <w:proofErr w:type="spellStart"/>
       <w:r>
+        <w:rPr>
+          <w:sz w:val="20"/>
+          <w:szCs w:val="20"/>
+        </w:rPr>
         <w:t>를</w:t>
       </w:r>
       <w:proofErr w:type="spellEnd"/>
       <w:r>
+        <w:rPr>
+          <w:sz w:val="20"/>
+          <w:szCs w:val="20"/>
+        </w:rPr>
         <w:t xml:space="preserve"> 활용하여, 각 알고리즘이 사용자 간 자원을 얼마나 공정하게 배분하는지 분석한다.</w:t>
       </w:r>
     </w:p>
     <w:p>
       <w:pPr>
         <w:pStyle w:val="2"/>
+        <w:ind w:firstLine="240"/>
       </w:pPr>
       <w:r>
         <w:t>1.3 진행 상황</w:t>
@@ -597,37 +736,56 @@
     </w:p>
     <w:p>
       <w:pPr>
-        <w:spacing w:after="120" w:line="360" w:lineRule="auto"/>
-      </w:pPr>
-      <w:r>
+        <w:adjustRightInd w:val="0"/>
+        <w:spacing w:after="120" w:line="240" w:lineRule="atLeast"/>
+        <w:ind w:firstLineChars="100" w:firstLine="200"/>
+        <w:jc w:val="both"/>
+        <w:rPr>
+          <w:sz w:val="20"/>
+          <w:szCs w:val="20"/>
+        </w:rPr>
+      </w:pPr>
+      <w:r>
+        <w:rPr>
+          <w:sz w:val="20"/>
+          <w:szCs w:val="20"/>
+        </w:rPr>
         <w:t>현재까지 시스템의 핵심 기능을 구현하고, 기본적인 실험을 수행하였다. 네 가지 스케줄링 알고리즘 모두 동작하는 상태이며, 각 알고리즘의 단위 테스트를 통해 정상 동작을 확인하였다. 이후 추가 실험과 분석을 진행하고 있다. 이 보고서에서는 시스템 설계, 구현 현황, 중간 실험 결과를 정리한다.</w:t>
       </w:r>
     </w:p>
     <w:p>
-      <w:r>
-        <w:br w:type="page"/>
-      </w:r>
-    </w:p>
-    <w:p>
       <w:pPr>
         <w:pStyle w:val="1"/>
-      </w:pPr>
-      <w:r>
+        <w:ind w:firstLine="280"/>
+      </w:pPr>
+      <w:r>
+        <w:t>2. 관련 연구</w:t>
+      </w:r>
+    </w:p>
+    <w:p>
+      <w:pPr>
+        <w:adjustRightInd w:val="0"/>
+        <w:spacing w:after="120" w:line="240" w:lineRule="atLeast"/>
+        <w:ind w:firstLineChars="100" w:firstLine="200"/>
+        <w:jc w:val="both"/>
+        <w:rPr>
+          <w:sz w:val="20"/>
+          <w:szCs w:val="20"/>
+        </w:rPr>
+      </w:pPr>
+      <w:r>
+        <w:rPr>
+          <w:sz w:val="20"/>
+          <w:szCs w:val="20"/>
+        </w:rPr>
         <w:lastRenderedPageBreak/>
-        <w:t>2. 관련 연구</w:t>
-      </w:r>
-    </w:p>
-    <w:p>
-      <w:pPr>
-        <w:spacing w:after="120" w:line="360" w:lineRule="auto"/>
-      </w:pPr>
-      <w:r>
         <w:t>이 장에서는 본 프로젝트에서 활용한 스케줄링 알고리즘의 이론적 배경, 기존 LLM 서빙 도구의 현황, 그리고 공정성 측정 방법을 살펴본다.</w:t>
       </w:r>
     </w:p>
     <w:p>
       <w:pPr>
         <w:pStyle w:val="2"/>
+        <w:ind w:firstLine="240"/>
       </w:pPr>
       <w:r>
         <w:t>2.1 스케줄링 알고리즘</w:t>
@@ -635,199 +793,420 @@
     </w:p>
     <w:p>
       <w:pPr>
-        <w:spacing w:after="120" w:line="360" w:lineRule="auto"/>
-      </w:pPr>
-      <w:r>
-        <w:t>프로세스 스케줄링은 운영체제에서 CPU 자원을 여러 프로세스에 나누어 주기 위한 방법이다. 어떤 순서로 처리할지에 따라 다양한 알고리즘이 연구되어 왔다 [3][4].</w:t>
-      </w:r>
-    </w:p>
-    <w:p>
-      <w:pPr>
-        <w:spacing w:after="120" w:line="360" w:lineRule="auto"/>
+        <w:adjustRightInd w:val="0"/>
+        <w:spacing w:after="120" w:line="240" w:lineRule="atLeast"/>
+        <w:ind w:firstLineChars="100" w:firstLine="200"/>
+        <w:jc w:val="both"/>
+        <w:rPr>
+          <w:sz w:val="20"/>
+          <w:szCs w:val="20"/>
+        </w:rPr>
+      </w:pPr>
+      <w:r>
+        <w:rPr>
+          <w:sz w:val="20"/>
+          <w:szCs w:val="20"/>
+        </w:rPr>
+        <w:t>프로세스 스케줄링은 운영체제에서 CPU 자원을 여러 프로세스에 나누어 주기 위한 방법이다. 어떤 순서로 처리할지에 따라 다양한 알고리즘이 연구되어 왔다 [3].</w:t>
+      </w:r>
+    </w:p>
+    <w:p>
+      <w:pPr>
+        <w:adjustRightInd w:val="0"/>
+        <w:spacing w:after="120" w:line="240" w:lineRule="atLeast"/>
+        <w:ind w:firstLineChars="100" w:firstLine="200"/>
+        <w:jc w:val="both"/>
+        <w:rPr>
+          <w:sz w:val="20"/>
+          <w:szCs w:val="20"/>
+        </w:rPr>
       </w:pPr>
       <w:r>
         <w:rPr>
           <w:b/>
           <w:bCs/>
+          <w:sz w:val="20"/>
+          <w:szCs w:val="20"/>
         </w:rPr>
         <w:t>FCFS(First-Come, First-Served)</w:t>
       </w:r>
       <w:r>
-        <w:t>는 요청이 도착한 순서대로 처리하는 가장 단순한 방식이다. 구현이 간단하지만, 처리 시간이 긴 요청이 앞에 있으면 뒤의 짧은 요청들까지 오래 기다리게 되는 호위 효과(Convoy Effect)가 발생할 수 있다 [3].</w:t>
-      </w:r>
-    </w:p>
-    <w:p>
-      <w:pPr>
-        <w:spacing w:after="120" w:line="360" w:lineRule="auto"/>
-      </w:pPr>
+        <w:rPr>
+          <w:sz w:val="20"/>
+          <w:szCs w:val="20"/>
+        </w:rPr>
+        <w:t xml:space="preserve">는 요청이 도착한 순서대로 처리하는 가장 단순한 방식이다. </w:t>
+      </w:r>
       <w:r>
         <w:rPr>
           <w:b/>
           <w:bCs/>
-        </w:rPr>
-        <w:t>Priority Scheduling</w:t>
-      </w:r>
-      <w:r>
-        <w:t>은 각 프로세스에 긴급도(우선순위)</w:t>
-      </w:r>
-      <w:proofErr w:type="spellStart"/>
-      <w:r>
-        <w:t>를</w:t>
-      </w:r>
-      <w:proofErr w:type="spellEnd"/>
-      <w:r>
-        <w:t xml:space="preserve"> 부여하여 더 급한 것을 먼저 처리하는 방식이다. 다만 우선순위가 낮은 프로세스가 계속 밀려서 영원히 처리되지 못하는 기아 현상(Starvation)이 발생할 수 있다. 이를 막기 위해 오래 기다린 프로세스의 우선순위를 점차 올려주는 </w:t>
-      </w:r>
-      <w:proofErr w:type="spellStart"/>
-      <w:r>
-        <w:t>에이징</w:t>
-      </w:r>
-      <w:proofErr w:type="spellEnd"/>
-      <w:r>
-        <w:t>(Aging) 기법이 사용된다 [3].</w:t>
-      </w:r>
-    </w:p>
-    <w:p>
-      <w:pPr>
-        <w:spacing w:after="120" w:line="360" w:lineRule="auto"/>
-      </w:pPr>
+          <w:sz w:val="20"/>
+          <w:szCs w:val="20"/>
+        </w:rPr>
+        <w:t>구현이</w:t>
+      </w:r>
+      <w:r>
+        <w:rPr>
+          <w:sz w:val="20"/>
+          <w:szCs w:val="20"/>
+        </w:rPr>
+        <w:t xml:space="preserve"> 간단하지만, 처리 시간이 긴 요청이 앞에 있으면 뒤의 짧은 요청들까지 오래 기다리게 </w:t>
+      </w:r>
       <w:r>
         <w:rPr>
           <w:b/>
           <w:bCs/>
-        </w:rPr>
-        <w:t>MLFQ(Multi-Level Feedback Queue)</w:t>
-      </w:r>
-      <w:r>
-        <w:t xml:space="preserve">는 여러 개의 대기열을 두고, 작업의 특성에 따라 우선순위를 자동으로 조정하는 알고리즘이다. 새 작업은 가장 높은 우선순위 큐에 들어가고, 주어진 시간 안에 끝나지 않으면 한 단계 낮은 큐로 내려간다. 여기서 타임 </w:t>
-      </w:r>
-      <w:proofErr w:type="spellStart"/>
-      <w:r>
-        <w:t>퀀텀</w:t>
-      </w:r>
-      <w:proofErr w:type="spellEnd"/>
-      <w:r>
-        <w:t>(Time Quantum)이란 "한 번에 쓸 수 있는 최대 시간"</w:t>
-      </w:r>
-      <w:proofErr w:type="spellStart"/>
-      <w:r>
-        <w:t>으로</w:t>
-      </w:r>
-      <w:proofErr w:type="spellEnd"/>
-      <w:r>
-        <w:t>, 이 시간을 넘기면 차례가 다음 사람에게 넘어가는 것이다. 이렇게 하면 짧은 작업은 빠르게 처리되고, 긴 작업은 천천히 처리되는 효과가 있다. 현대 운영체제에서 가장 널리 쓰이는 스케줄링 방식 중 하나이다 [4].</w:t>
-      </w:r>
-    </w:p>
-    <w:p>
-      <w:pPr>
-        <w:spacing w:after="120" w:line="360" w:lineRule="auto"/>
+          <w:sz w:val="20"/>
+          <w:szCs w:val="20"/>
+        </w:rPr>
+        <w:t>되는</w:t>
+      </w:r>
+      <w:r>
+        <w:rPr>
+          <w:sz w:val="20"/>
+          <w:szCs w:val="20"/>
+        </w:rPr>
+        <w:t xml:space="preserve"> 호위 효과(Convoy Effect)가 발생할 수 있다 [3].</w:t>
+      </w:r>
+    </w:p>
+    <w:p>
+      <w:pPr>
+        <w:adjustRightInd w:val="0"/>
+        <w:spacing w:after="120" w:line="240" w:lineRule="atLeast"/>
+        <w:ind w:firstLineChars="100" w:firstLine="200"/>
+        <w:jc w:val="both"/>
+        <w:rPr>
+          <w:sz w:val="20"/>
+          <w:szCs w:val="20"/>
+        </w:rPr>
       </w:pPr>
       <w:r>
         <w:rPr>
           <w:b/>
           <w:bCs/>
-        </w:rPr>
-        <w:t>WFQ(Weighted Fair Queuing)</w:t>
-      </w:r>
-      <w:r>
-        <w:t>는 네트워크 분야에서 사용되는 공정한 자원 배분 알고리즘이다 [5]. 각 사용자(흐름)</w:t>
+          <w:sz w:val="20"/>
+          <w:szCs w:val="20"/>
+        </w:rPr>
+        <w:t>Priority Scheduling</w:t>
+      </w:r>
+      <w:r>
+        <w:rPr>
+          <w:sz w:val="20"/>
+          <w:szCs w:val="20"/>
+        </w:rPr>
+        <w:t>은 각 프로세스에 긴급도(우선순위)</w:t>
       </w:r>
       <w:proofErr w:type="spellStart"/>
       <w:r>
-        <w:t>에</w:t>
+        <w:rPr>
+          <w:sz w:val="20"/>
+          <w:szCs w:val="20"/>
+        </w:rPr>
+        <w:t>를</w:t>
       </w:r>
       <w:proofErr w:type="spellEnd"/>
       <w:r>
-        <w:t xml:space="preserve"> 가중치를 부여하고, 가중치가 클수록 더 많은 자원을 받도록 설계되어 있다. 각 요청에 대해 가상 완료 시각(Virtual Finish Time)이라는 값을 계산하여, 이 값이 가장 작은 요청을 먼저 처리한다. 가중치가 큰 사용자의 요청은 이 값이 작아져서 더 </w:t>
-      </w:r>
-      <w:r>
-        <w:lastRenderedPageBreak/>
-        <w:t>자주 선택된다. WFQ의 구체적인 계산 방식은 4.3절에서 설명한다.</w:t>
-      </w:r>
-    </w:p>
-    <w:p>
-      <w:pPr>
-        <w:pStyle w:val="2"/>
-      </w:pPr>
-      <w:r>
-        <w:t>2.2 LLM 서빙 시스템</w:t>
-      </w:r>
-    </w:p>
-    <w:p>
-      <w:pPr>
-        <w:spacing w:after="120" w:line="360" w:lineRule="auto"/>
-      </w:pPr>
-      <w:r>
-        <w:t>LLM 서빙이란 학습이 완료된 LLM을 사용자에게 제공하는 것을 뜻한다. 이 분야에서 널리 사용되는 오픈소스 도구를 조사해보았다.</w:t>
-      </w:r>
-    </w:p>
-    <w:p>
-      <w:pPr>
-        <w:spacing w:after="120" w:line="360" w:lineRule="auto"/>
-      </w:pPr>
+        <w:rPr>
+          <w:sz w:val="20"/>
+          <w:szCs w:val="20"/>
+        </w:rPr>
+        <w:t xml:space="preserve"> 부여하여 더 급한 것을 먼저 처리하는 방식이다. 다만 우선순위가 낮은 프로세스가 계속 밀려서 영원히 처리되지 못하는 기아 현상(Starvation)이 발생할 수 있다. 이를 막기 위해 오래 기다린 프로세스의 우선순위를 점차 올려주는 </w:t>
+      </w:r>
       <w:proofErr w:type="spellStart"/>
+      <w:r>
+        <w:rPr>
+          <w:sz w:val="20"/>
+          <w:szCs w:val="20"/>
+        </w:rPr>
+        <w:t>에이징</w:t>
+      </w:r>
+      <w:proofErr w:type="spellEnd"/>
+      <w:r>
+        <w:rPr>
+          <w:sz w:val="20"/>
+          <w:szCs w:val="20"/>
+        </w:rPr>
+        <w:t>(Aging) 기법이 사용된다 [3].</w:t>
+      </w:r>
+    </w:p>
+    <w:p>
+      <w:pPr>
+        <w:adjustRightInd w:val="0"/>
+        <w:spacing w:after="120" w:line="240" w:lineRule="atLeast"/>
+        <w:ind w:firstLineChars="100" w:firstLine="200"/>
+        <w:jc w:val="both"/>
+        <w:rPr>
+          <w:sz w:val="20"/>
+          <w:szCs w:val="20"/>
+        </w:rPr>
+      </w:pPr>
       <w:r>
         <w:rPr>
           <w:b/>
           <w:bCs/>
-        </w:rPr>
-        <w:t>vLLM</w:t>
+          <w:sz w:val="20"/>
+          <w:szCs w:val="20"/>
+        </w:rPr>
+        <w:t>MLFQ(Multi-Level Feedback Queue)</w:t>
+      </w:r>
+      <w:r>
+        <w:rPr>
+          <w:sz w:val="20"/>
+          <w:szCs w:val="20"/>
+        </w:rPr>
+        <w:t xml:space="preserve">는 여러 개의 대기열을 두고, 작업의 특성에 따라 우선순위를 자동으로 조정하는 알고리즘이다. 새 작업은 가장 높은 우선순위 큐에 들어가고, 타임 </w:t>
+      </w:r>
+      <w:proofErr w:type="spellStart"/>
+      <w:r>
+        <w:rPr>
+          <w:sz w:val="20"/>
+          <w:szCs w:val="20"/>
+        </w:rPr>
+        <w:t>퀀텀</w:t>
       </w:r>
       <w:proofErr w:type="spellEnd"/>
       <w:r>
-        <w:t xml:space="preserve">은 UC Berkeley에서 개발한 LLM 서빙 도구로, </w:t>
+        <w:rPr>
+          <w:sz w:val="20"/>
+          <w:szCs w:val="20"/>
+        </w:rPr>
+        <w:t xml:space="preserve">(Time Quantum)이라 불리는 시간 할당량 안에 끝나지 않으면 한 단계 낮은 큐로 내려간다. 타임 </w:t>
       </w:r>
       <w:proofErr w:type="spellStart"/>
       <w:r>
-        <w:t>PagedAttention</w:t>
+        <w:rPr>
+          <w:sz w:val="20"/>
+          <w:szCs w:val="20"/>
+        </w:rPr>
+        <w:t>퀀텀이란</w:t>
       </w:r>
       <w:proofErr w:type="spellEnd"/>
       <w:r>
-        <w:t>이라는 메모리 관리 기법으로 높은 처리 성능을 보여준다 [6]. 다만 공식 문서를 조사한 결과, 요청 스케줄링은 선착순 방식에 가까우며, 사용자 간 공정성을 보장하는 별도의 기능은 확인하지 못하였다.</w:t>
-      </w:r>
-    </w:p>
-    <w:p>
-      <w:pPr>
-        <w:spacing w:after="120" w:line="360" w:lineRule="auto"/>
+        <w:rPr>
+          <w:sz w:val="20"/>
+          <w:szCs w:val="20"/>
+        </w:rPr>
+        <w:t xml:space="preserve"> "한 번에 쓸 수 있는 최대 시간"</w:t>
+      </w:r>
+      <w:proofErr w:type="spellStart"/>
+      <w:r>
+        <w:rPr>
+          <w:sz w:val="20"/>
+          <w:szCs w:val="20"/>
+        </w:rPr>
+        <w:t>으로</w:t>
+      </w:r>
+      <w:proofErr w:type="spellEnd"/>
+      <w:r>
+        <w:rPr>
+          <w:sz w:val="20"/>
+          <w:szCs w:val="20"/>
+        </w:rPr>
+        <w:t>, 이 시간을 넘기면 차례가 다음 사람에게 넘어가는 것이다. 이렇게 하면 짧은 작업은 빠르게 처리되고, 긴 작업은 천천히 처리되는 효과가 있다. 현대 운영체제에서 가장 널리 쓰이는 스케줄링 방식 중 하나이다 [3].</w:t>
+      </w:r>
+    </w:p>
+    <w:p>
+      <w:pPr>
+        <w:adjustRightInd w:val="0"/>
+        <w:spacing w:after="120" w:line="240" w:lineRule="atLeast"/>
+        <w:ind w:firstLineChars="100" w:firstLine="200"/>
+        <w:jc w:val="both"/>
+        <w:rPr>
+          <w:sz w:val="20"/>
+          <w:szCs w:val="20"/>
+        </w:rPr>
       </w:pPr>
       <w:r>
         <w:rPr>
           <w:b/>
           <w:bCs/>
+          <w:sz w:val="20"/>
+          <w:szCs w:val="20"/>
+        </w:rPr>
+        <w:t>WFQ(Weighted Fair Queuing)</w:t>
+      </w:r>
+      <w:r>
+        <w:rPr>
+          <w:sz w:val="20"/>
+          <w:szCs w:val="20"/>
+        </w:rPr>
+        <w:t>는 네트워크 분야에서 사용되는 공정한 자원 배분 알고리즘이다. 각 사용자(흐름)</w:t>
+      </w:r>
+      <w:proofErr w:type="spellStart"/>
+      <w:r>
+        <w:rPr>
+          <w:sz w:val="20"/>
+          <w:szCs w:val="20"/>
+        </w:rPr>
+        <w:t>에</w:t>
+      </w:r>
+      <w:proofErr w:type="spellEnd"/>
+      <w:r>
+        <w:rPr>
+          <w:sz w:val="20"/>
+          <w:szCs w:val="20"/>
+        </w:rPr>
+        <w:t xml:space="preserve"> 가중치를 부여하고, 가중치가 클수록 더 많은 자원을 받도록 설계되어 있다. 각 요청에 대해 가상 완료 시각(Virtual Finish Time)이라는 값을 계산하여, 이 값이 가장 작은 요청을 먼저 처리한다. 가중치가 큰 사용자의 요청은 이 값이 작아져서 더 자주 선택된다.</w:t>
+      </w:r>
+    </w:p>
+    <w:p>
+      <w:pPr>
+        <w:pStyle w:val="2"/>
+        <w:ind w:firstLine="240"/>
+      </w:pPr>
+      <w:r>
+        <w:t>2.2 LLM 서빙 시스템</w:t>
+      </w:r>
+    </w:p>
+    <w:p>
+      <w:pPr>
+        <w:adjustRightInd w:val="0"/>
+        <w:spacing w:after="120" w:line="240" w:lineRule="atLeast"/>
+        <w:ind w:firstLineChars="100" w:firstLine="220"/>
+        <w:jc w:val="both"/>
+        <w:rPr>
+          <w:sz w:val="20"/>
+          <w:szCs w:val="20"/>
+        </w:rPr>
+      </w:pPr>
+      <w:r>
+        <w:t>LLM 서빙이란 학습이 완료된 LLM</w:t>
+      </w:r>
+      <w:r>
+        <w:rPr>
+          <w:sz w:val="20"/>
+          <w:szCs w:val="20"/>
+        </w:rPr>
+        <w:t>을 사용자에게 제공하는 것을 뜻한다. 이 분야에서 널리 사용되는 오픈소스 도구를 조사해보았다.</w:t>
+      </w:r>
+    </w:p>
+    <w:p>
+      <w:pPr>
+        <w:adjustRightInd w:val="0"/>
+        <w:spacing w:after="120" w:line="240" w:lineRule="atLeast"/>
+        <w:ind w:firstLineChars="100" w:firstLine="200"/>
+        <w:jc w:val="both"/>
+        <w:rPr>
+          <w:sz w:val="20"/>
+          <w:szCs w:val="20"/>
+        </w:rPr>
+      </w:pPr>
+      <w:proofErr w:type="spellStart"/>
+      <w:r>
+        <w:rPr>
+          <w:b/>
+          <w:bCs/>
+          <w:sz w:val="20"/>
+          <w:szCs w:val="20"/>
+        </w:rPr>
+        <w:t>vLLM</w:t>
+      </w:r>
+      <w:proofErr w:type="spellEnd"/>
+      <w:r>
+        <w:rPr>
+          <w:sz w:val="20"/>
+          <w:szCs w:val="20"/>
+        </w:rPr>
+        <w:t xml:space="preserve">은 UC Berkeley에서 개발한 LLM 서빙 도구로, </w:t>
+      </w:r>
+      <w:proofErr w:type="spellStart"/>
+      <w:r>
+        <w:rPr>
+          <w:sz w:val="20"/>
+          <w:szCs w:val="20"/>
+        </w:rPr>
+        <w:t>PagedAttention</w:t>
+      </w:r>
+      <w:proofErr w:type="spellEnd"/>
+      <w:r>
+        <w:rPr>
+          <w:sz w:val="20"/>
+          <w:szCs w:val="20"/>
+        </w:rPr>
+        <w:t>이라는 메모리 관리 기법으로 높은 처리 성능을 보여준다 [4]. 다만 공식 문서를 조사한 결과, 요청 스케줄링은 선착순 방식에 가까우며, 사용자 간 공정성을 보장하는 별도의 기능은 확인하지 못하였다.</w:t>
+      </w:r>
+    </w:p>
+    <w:p>
+      <w:pPr>
+        <w:adjustRightInd w:val="0"/>
+        <w:spacing w:after="120" w:line="240" w:lineRule="atLeast"/>
+        <w:ind w:firstLineChars="100" w:firstLine="200"/>
+        <w:jc w:val="both"/>
+        <w:rPr>
+          <w:sz w:val="20"/>
+          <w:szCs w:val="20"/>
+        </w:rPr>
+      </w:pPr>
+      <w:r>
+        <w:rPr>
+          <w:b/>
+          <w:bCs/>
+          <w:sz w:val="20"/>
+          <w:szCs w:val="20"/>
         </w:rPr>
         <w:t>Hugging Face TGI(Text Generation Inference)</w:t>
       </w:r>
       <w:r>
-        <w:t>는 다양한 LLM을 쉽게 배포할 수 있도록 도와주는 오픈소스 도구이다 [7]. 여러 요청을 한꺼번에 묶어서 처리하는 배치 처리(Continuous Batching) 기능을 지원하지만, 다중 사용자 환경에서의 요청 우선순위 관리나 공정성 보장 기능은 공식 문서에서 찾아볼 수 없었다.</w:t>
+        <w:rPr>
+          <w:sz w:val="20"/>
+          <w:szCs w:val="20"/>
+        </w:rPr>
+        <w:t>는 다양한 LLM을 쉽게 배포할 수 있도록 도와주는 오픈소스 도구이다 [5]. 여러 요청을 한꺼번에 묶어서 처리하는 배치 처리(Continuous Batching) 기능을 지원하지만, 다중 사용자 환경에서의 요청 우선순위 관리나 공정성 보장 기능은 공식 문서에서 찾아볼 수 없었다.</w:t>
+      </w:r>
+    </w:p>
+    <w:p>
+      <w:pPr>
+        <w:adjustRightInd w:val="0"/>
+        <w:spacing w:after="120" w:line="240" w:lineRule="atLeast"/>
+        <w:ind w:firstLineChars="100" w:firstLine="200"/>
+        <w:jc w:val="both"/>
+        <w:rPr>
+          <w:sz w:val="20"/>
+          <w:szCs w:val="20"/>
+        </w:rPr>
+      </w:pPr>
+      <w:r>
+        <w:rPr>
+          <w:sz w:val="20"/>
+          <w:szCs w:val="20"/>
+        </w:rPr>
+        <w:t>조사한 도구들은 주로 응답 속도를 높이는 데 집중하고 있었으며, 다중 사용자 환경에서의 요청 스케줄링이나 사용자 간 공정성 문제는 아직 많이 다루어지지 않은 것으로 보인다. 본 프로젝트는 이 부분에 스케줄링 이론을 적용해보려고 한다.</w:t>
+      </w:r>
+    </w:p>
+    <w:p>
+      <w:pPr>
+        <w:pStyle w:val="2"/>
+        <w:ind w:firstLine="240"/>
+      </w:pPr>
+      <w:r>
+        <w:lastRenderedPageBreak/>
+        <w:t>2.3 공정성 측정</w:t>
+      </w:r>
+    </w:p>
+    <w:p>
+      <w:pPr>
+        <w:adjustRightInd w:val="0"/>
+        <w:spacing w:after="120" w:line="240" w:lineRule="atLeast"/>
+        <w:ind w:firstLineChars="100" w:firstLine="200"/>
+        <w:jc w:val="both"/>
+        <w:rPr>
+          <w:sz w:val="20"/>
+          <w:szCs w:val="20"/>
+        </w:rPr>
+      </w:pPr>
+      <w:r>
+        <w:rPr>
+          <w:sz w:val="20"/>
+          <w:szCs w:val="20"/>
+        </w:rPr>
+        <w:t>여러 사용자가 자원을 공유하는 시스템에서, 자원이 얼마나 고르게 나뉘었는지를 측정하는 지표로 Jain's Fairness Index(JFI)가 있다 [6]. JFI는 자원이 얼마나 공정하게 배분되었는지를 0에서 1 사이 점수 하나로 나타내는 지표이다. 1에 가까울수록 공평하게 나뉜 것이고, 특정 사용자만 자원을 많이 받으면 0에 가까워진다.</w:t>
       </w:r>
     </w:p>
     <w:p>
       <w:pPr>
         <w:spacing w:after="120" w:line="360" w:lineRule="auto"/>
-      </w:pPr>
-      <w:r>
-        <w:t>조사한 도구들은 주로 응답 속도를 높이는 데 집중하고 있었으며, 다중 사용자 환경에서의 요청 스케줄링이나 사용자 간 공정성 문제는 아직 많이 다루어지지 않은 것으로 보인다. 본 프로젝트는 이 부분에 스케줄링 이론을 적용해보려고 한다.</w:t>
-      </w:r>
-    </w:p>
-    <w:p>
-      <w:pPr>
-        <w:pStyle w:val="2"/>
-      </w:pPr>
-      <w:r>
-        <w:t>2.3 공정성 측정</w:t>
-      </w:r>
-    </w:p>
-    <w:p>
-      <w:pPr>
-        <w:spacing w:after="120" w:line="360" w:lineRule="auto"/>
-      </w:pPr>
-      <w:r>
-        <w:t>여러 사용자가 자원을 공유하는 시스템에서, 자원이 얼마나 고르게 나뉘었는지를 측정하는 지표로 Jain's Fairness Index(JFI)가 있다 [5]. JFI는 자원이 얼마나 공정하게 배분되었는지를 0에서 1 사이 점수 하나로 나타내는 지표이다. 1에 가까울수록 공평하게 나뉜 것이고, 특정 사용자만 자원을 많이 받으면 0에 가까워진다.</w:t>
-      </w:r>
-    </w:p>
-    <w:p>
-      <w:pPr>
-        <w:spacing w:after="120" w:line="360" w:lineRule="auto"/>
+        <w:ind w:firstLine="220"/>
       </w:pPr>
       <w:r>
         <w:rPr>
@@ -855,105 +1234,187 @@
     </w:p>
     <w:p>
       <w:pPr>
+        <w:adjustRightInd w:val="0"/>
+        <w:spacing w:after="120" w:line="240" w:lineRule="atLeast"/>
+        <w:ind w:firstLineChars="100" w:firstLine="200"/>
+        <w:jc w:val="both"/>
+        <w:rPr>
+          <w:sz w:val="20"/>
+          <w:szCs w:val="20"/>
+        </w:rPr>
+      </w:pPr>
+      <w:r>
+        <w:rPr>
+          <w:sz w:val="20"/>
+          <w:szCs w:val="20"/>
+        </w:rPr>
+        <w:t xml:space="preserve">여기서 xᵢ는 사용자 </w:t>
+      </w:r>
+      <w:proofErr w:type="spellStart"/>
+      <w:r>
+        <w:rPr>
+          <w:sz w:val="20"/>
+          <w:szCs w:val="20"/>
+        </w:rPr>
+        <w:t>i</w:t>
+      </w:r>
+      <w:proofErr w:type="spellEnd"/>
+      <w:r>
+        <w:rPr>
+          <w:sz w:val="20"/>
+          <w:szCs w:val="20"/>
+        </w:rPr>
+        <w:t xml:space="preserve">가 </w:t>
+      </w:r>
+      <w:proofErr w:type="spellStart"/>
+      <w:r>
+        <w:rPr>
+          <w:sz w:val="20"/>
+          <w:szCs w:val="20"/>
+        </w:rPr>
+        <w:t>할당받은</w:t>
+      </w:r>
+      <w:proofErr w:type="spellEnd"/>
+      <w:r>
+        <w:rPr>
+          <w:sz w:val="20"/>
+          <w:szCs w:val="20"/>
+        </w:rPr>
+        <w:t xml:space="preserve"> </w:t>
+      </w:r>
+      <w:proofErr w:type="spellStart"/>
+      <w:r>
+        <w:rPr>
+          <w:sz w:val="20"/>
+          <w:szCs w:val="20"/>
+        </w:rPr>
+        <w:t>자원량</w:t>
+      </w:r>
+      <w:proofErr w:type="spellEnd"/>
+      <w:r>
+        <w:rPr>
+          <w:sz w:val="20"/>
+          <w:szCs w:val="20"/>
+        </w:rPr>
+        <w:t>, n은 사용자 수이다. 모든 사용자가 동일하게 자원을 받으면 JFI = 1이고, 한 명이 독점하면 JFI = 1/n</w:t>
+      </w:r>
+      <w:proofErr w:type="spellStart"/>
+      <w:r>
+        <w:rPr>
+          <w:sz w:val="20"/>
+          <w:szCs w:val="20"/>
+        </w:rPr>
+        <w:t>에</w:t>
+      </w:r>
+      <w:proofErr w:type="spellEnd"/>
+      <w:r>
+        <w:rPr>
+          <w:sz w:val="20"/>
+          <w:szCs w:val="20"/>
+        </w:rPr>
+        <w:t xml:space="preserve"> 가까워진다. 네트워크 대역폭 배분, CPU 스케줄링 등 다양한 자원 공유 문제에서 사용되며, 본 프로젝트에서도 이 지표를 활용하여 스케줄링 알고리즘의 공정성을 비교하였다.</w:t>
+      </w:r>
+      <w:r>
+        <w:rPr>
+          <w:rFonts w:hint="eastAsia"/>
+          <w:sz w:val="20"/>
+          <w:szCs w:val="20"/>
+        </w:rPr>
+        <w:t xml:space="preserve"> </w:t>
+      </w:r>
+    </w:p>
+    <w:p>
+      <w:pPr>
+        <w:pStyle w:val="1"/>
+        <w:ind w:firstLine="280"/>
+      </w:pPr>
+      <w:r>
+        <w:t>3. 시스템 설계</w:t>
+      </w:r>
+    </w:p>
+    <w:p>
+      <w:pPr>
+        <w:adjustRightInd w:val="0"/>
+        <w:spacing w:after="120" w:line="240" w:lineRule="atLeast"/>
+        <w:ind w:firstLineChars="100" w:firstLine="200"/>
+        <w:jc w:val="both"/>
+        <w:rPr>
+          <w:sz w:val="20"/>
+          <w:szCs w:val="20"/>
+        </w:rPr>
+      </w:pPr>
+      <w:r>
+        <w:rPr>
+          <w:sz w:val="20"/>
+          <w:szCs w:val="20"/>
+        </w:rPr>
+        <w:t>이 장에서는 제안서에서 설명한 시스템의 구체적인 설계를 정리한다. 전체 아키텍처, 모듈 간 관계, 그리고 데이터 처리 흐름을 살펴본다.</w:t>
+      </w:r>
+    </w:p>
+    <w:p>
+      <w:pPr>
+        <w:pStyle w:val="2"/>
+        <w:ind w:firstLine="240"/>
+      </w:pPr>
+      <w:r>
+        <w:t>3.1 설계 개요</w:t>
+      </w:r>
+    </w:p>
+    <w:p>
+      <w:pPr>
+        <w:adjustRightInd w:val="0"/>
+        <w:spacing w:after="120" w:line="240" w:lineRule="atLeast"/>
+        <w:ind w:firstLineChars="100" w:firstLine="200"/>
+        <w:jc w:val="both"/>
+        <w:rPr>
+          <w:sz w:val="20"/>
+          <w:szCs w:val="20"/>
+        </w:rPr>
+      </w:pPr>
+      <w:r>
+        <w:rPr>
+          <w:sz w:val="20"/>
+          <w:szCs w:val="20"/>
+        </w:rPr>
+        <w:t>본 시스템의 기본 아이디어는, OS에서 프로세스가 CPU</w:t>
+      </w:r>
+      <w:proofErr w:type="spellStart"/>
+      <w:r>
+        <w:rPr>
+          <w:sz w:val="20"/>
+          <w:szCs w:val="20"/>
+        </w:rPr>
+        <w:t>를</w:t>
+      </w:r>
+      <w:proofErr w:type="spellEnd"/>
+      <w:r>
+        <w:rPr>
+          <w:sz w:val="20"/>
+          <w:szCs w:val="20"/>
+        </w:rPr>
+        <w:t xml:space="preserve"> </w:t>
+      </w:r>
+      <w:proofErr w:type="spellStart"/>
+      <w:r>
+        <w:rPr>
+          <w:sz w:val="20"/>
+          <w:szCs w:val="20"/>
+        </w:rPr>
+        <w:t>할당받기</w:t>
+      </w:r>
+      <w:proofErr w:type="spellEnd"/>
+      <w:r>
+        <w:rPr>
+          <w:sz w:val="20"/>
+          <w:szCs w:val="20"/>
+        </w:rPr>
+        <w:t xml:space="preserve"> 위해 대기하는 것처럼, LLM API 요청도 대기열에서 순서를 기다리는 구조를 만드는 것이다. 표 1은 OS 개념과 LLM 환경 사이의 대응 관계를 정리한 것이다.</w:t>
+      </w:r>
+    </w:p>
+    <w:p>
+      <w:pPr>
         <w:spacing w:after="120" w:line="360" w:lineRule="auto"/>
-      </w:pPr>
-      <w:r>
-        <w:t xml:space="preserve">여기서 xᵢ는 사용자 </w:t>
-      </w:r>
-      <w:proofErr w:type="spellStart"/>
-      <w:r>
-        <w:t>i</w:t>
-      </w:r>
-      <w:proofErr w:type="spellEnd"/>
-      <w:r>
-        <w:t xml:space="preserve">가 </w:t>
-      </w:r>
-      <w:proofErr w:type="spellStart"/>
-      <w:r>
-        <w:t>할당받은</w:t>
-      </w:r>
-      <w:proofErr w:type="spellEnd"/>
-      <w:r>
-        <w:t xml:space="preserve"> </w:t>
-      </w:r>
-      <w:proofErr w:type="spellStart"/>
-      <w:r>
-        <w:t>자원량</w:t>
-      </w:r>
-      <w:proofErr w:type="spellEnd"/>
-      <w:r>
-        <w:t>, n은 사용자 수이다. 모든 사용자가 동일하게 자원을 받으면 JFI = 1이고, 한 명이 독점하면 JFI = 1/n</w:t>
-      </w:r>
-      <w:proofErr w:type="spellStart"/>
-      <w:r>
-        <w:t>에</w:t>
-      </w:r>
-      <w:proofErr w:type="spellEnd"/>
-      <w:r>
-        <w:t xml:space="preserve"> 가까워진다. 네트워크 대역폭 배분, </w:t>
-      </w:r>
-      <w:r>
-        <w:lastRenderedPageBreak/>
-        <w:t>CPU 스케줄링 등 다양한 자원 공유 문제에서 사용되며, 본 프로젝트에서도 이 지표를 활용하여 스케줄링 알고리즘의 공정성을 비교하였다.</w:t>
-      </w:r>
-    </w:p>
-    <w:p>
-      <w:r>
-        <w:br w:type="page"/>
-      </w:r>
-    </w:p>
-    <w:p>
-      <w:pPr>
-        <w:pStyle w:val="1"/>
-      </w:pPr>
-      <w:r>
-        <w:lastRenderedPageBreak/>
-        <w:t>3. 시스템 설계</w:t>
-      </w:r>
-    </w:p>
-    <w:p>
-      <w:pPr>
-        <w:spacing w:after="120" w:line="360" w:lineRule="auto"/>
-      </w:pPr>
-      <w:r>
-        <w:t>이 장에서는 제안서에서 설명한 시스템의 구체적인 설계를 정리한다. 전체 아키텍처, 모듈 간 관계, 그리고 데이터 처리 흐름을 살펴본다.</w:t>
-      </w:r>
-    </w:p>
-    <w:p>
-      <w:pPr>
-        <w:pStyle w:val="2"/>
-      </w:pPr>
-      <w:r>
-        <w:t>3.1 설계 개요</w:t>
-      </w:r>
-    </w:p>
-    <w:p>
-      <w:pPr>
-        <w:spacing w:after="120" w:line="360" w:lineRule="auto"/>
-      </w:pPr>
-      <w:r>
-        <w:t>본 시스템의 기본 아이디어는, OS에서 프로세스가 CPU</w:t>
-      </w:r>
-      <w:proofErr w:type="spellStart"/>
-      <w:r>
-        <w:t>를</w:t>
-      </w:r>
-      <w:proofErr w:type="spellEnd"/>
-      <w:r>
-        <w:t xml:space="preserve"> </w:t>
-      </w:r>
-      <w:proofErr w:type="spellStart"/>
-      <w:r>
-        <w:t>할당받기</w:t>
-      </w:r>
-      <w:proofErr w:type="spellEnd"/>
-      <w:r>
-        <w:t xml:space="preserve"> 위해 대기하는 것처럼, LLM API 요청도 대기열에서 순서를 기다리는 구조를 만드는 것이다. 표 1은 OS 개념과 LLM 환경 사이의 대응 관계를 정리한 것이다.</w:t>
-      </w:r>
-    </w:p>
-    <w:p>
-      <w:pPr>
-        <w:spacing w:after="120" w:line="360" w:lineRule="auto"/>
+        <w:ind w:firstLine="220"/>
       </w:pPr>
       <w:r>
         <w:rPr>
@@ -1007,6 +1468,7 @@
           <w:p>
             <w:pPr>
               <w:spacing w:before="40" w:after="40"/>
+              <w:ind w:firstLine="200"/>
               <w:jc w:val="center"/>
             </w:pPr>
             <w:r>
@@ -1035,6 +1497,7 @@
           <w:p>
             <w:pPr>
               <w:spacing w:before="40" w:after="40"/>
+              <w:ind w:firstLine="200"/>
               <w:jc w:val="center"/>
             </w:pPr>
             <w:r>
@@ -1063,6 +1526,7 @@
           <w:p>
             <w:pPr>
               <w:spacing w:before="40" w:after="40"/>
+              <w:ind w:firstLine="200"/>
               <w:jc w:val="center"/>
             </w:pPr>
             <w:r>
@@ -1098,13 +1562,14 @@
           <w:p>
             <w:pPr>
               <w:spacing w:before="40" w:after="40"/>
-            </w:pPr>
-            <w:r>
-              <w:rPr>
-                <w:sz w:val="20"/>
-                <w:szCs w:val="20"/>
-              </w:rPr>
-              <w:t>프로세스 (Process)</w:t>
+              <w:ind w:firstLine="200"/>
+            </w:pPr>
+            <w:r>
+              <w:rPr>
+                <w:sz w:val="20"/>
+                <w:szCs w:val="20"/>
+              </w:rPr>
+              <w:t>프로세스</w:t>
             </w:r>
           </w:p>
         </w:tc>
@@ -1122,6 +1587,7 @@
           <w:p>
             <w:pPr>
               <w:spacing w:before="40" w:after="40"/>
+              <w:ind w:firstLine="200"/>
             </w:pPr>
             <w:r>
               <w:rPr>
@@ -1146,6 +1612,7 @@
           <w:p>
             <w:pPr>
               <w:spacing w:before="40" w:after="40"/>
+              <w:ind w:firstLine="200"/>
             </w:pPr>
             <w:r>
               <w:rPr>
@@ -1178,13 +1645,14 @@
           <w:p>
             <w:pPr>
               <w:spacing w:before="40" w:after="40"/>
-            </w:pPr>
-            <w:r>
-              <w:rPr>
-                <w:sz w:val="20"/>
-                <w:szCs w:val="20"/>
-              </w:rPr>
-              <w:t>CPU 시간 (CPU Time)</w:t>
+              <w:ind w:firstLine="200"/>
+            </w:pPr>
+            <w:r>
+              <w:rPr>
+                <w:sz w:val="20"/>
+                <w:szCs w:val="20"/>
+              </w:rPr>
+              <w:t>CPU 시간</w:t>
             </w:r>
           </w:p>
         </w:tc>
@@ -1202,6 +1670,7 @@
           <w:p>
             <w:pPr>
               <w:spacing w:before="40" w:after="40"/>
+              <w:ind w:firstLine="200"/>
             </w:pPr>
             <w:r>
               <w:rPr>
@@ -1226,6 +1695,7 @@
           <w:p>
             <w:pPr>
               <w:spacing w:before="40" w:after="40"/>
+              <w:ind w:firstLine="200"/>
             </w:pPr>
             <w:r>
               <w:rPr>
@@ -1258,13 +1728,14 @@
           <w:p>
             <w:pPr>
               <w:spacing w:before="40" w:after="40"/>
-            </w:pPr>
-            <w:r>
-              <w:rPr>
-                <w:sz w:val="20"/>
-                <w:szCs w:val="20"/>
-              </w:rPr>
-              <w:t>준비 큐 (Ready Queue)</w:t>
+              <w:ind w:firstLine="200"/>
+            </w:pPr>
+            <w:r>
+              <w:rPr>
+                <w:sz w:val="20"/>
+                <w:szCs w:val="20"/>
+              </w:rPr>
+              <w:t>준비 큐</w:t>
             </w:r>
           </w:p>
         </w:tc>
@@ -1282,6 +1753,7 @@
           <w:p>
             <w:pPr>
               <w:spacing w:before="40" w:after="40"/>
+              <w:ind w:firstLine="200"/>
             </w:pPr>
             <w:r>
               <w:rPr>
@@ -1315,6 +1787,7 @@
           <w:p>
             <w:pPr>
               <w:spacing w:before="40" w:after="40"/>
+              <w:ind w:firstLine="200"/>
             </w:pPr>
             <w:r>
               <w:rPr>
@@ -1347,13 +1820,14 @@
           <w:p>
             <w:pPr>
               <w:spacing w:before="40" w:after="40"/>
-            </w:pPr>
-            <w:r>
-              <w:rPr>
-                <w:sz w:val="20"/>
-                <w:szCs w:val="20"/>
-              </w:rPr>
-              <w:t>우선순위 (Priority)</w:t>
+              <w:ind w:firstLine="200"/>
+            </w:pPr>
+            <w:r>
+              <w:rPr>
+                <w:sz w:val="20"/>
+                <w:szCs w:val="20"/>
+              </w:rPr>
+              <w:t>우선순위</w:t>
             </w:r>
           </w:p>
         </w:tc>
@@ -1371,6 +1845,7 @@
           <w:p>
             <w:pPr>
               <w:spacing w:before="40" w:after="40"/>
+              <w:ind w:firstLine="200"/>
             </w:pPr>
             <w:r>
               <w:rPr>
@@ -1395,6 +1870,7 @@
           <w:p>
             <w:pPr>
               <w:spacing w:before="40" w:after="40"/>
+              <w:ind w:firstLine="200"/>
             </w:pPr>
             <w:r>
               <w:rPr>
@@ -1427,6 +1903,7 @@
           <w:p>
             <w:pPr>
               <w:spacing w:before="40" w:after="40"/>
+              <w:ind w:firstLine="200"/>
             </w:pPr>
             <w:r>
               <w:rPr>
@@ -1451,6 +1928,7 @@
           <w:p>
             <w:pPr>
               <w:spacing w:before="40" w:after="40"/>
+              <w:ind w:firstLine="200"/>
             </w:pPr>
             <w:r>
               <w:rPr>
@@ -1475,6 +1953,7 @@
           <w:p>
             <w:pPr>
               <w:spacing w:before="40" w:after="40"/>
+              <w:ind w:firstLine="200"/>
             </w:pPr>
             <w:r>
               <w:rPr>
@@ -1507,13 +1986,14 @@
           <w:p>
             <w:pPr>
               <w:spacing w:before="40" w:after="40"/>
-            </w:pPr>
-            <w:r>
-              <w:rPr>
-                <w:sz w:val="20"/>
-                <w:szCs w:val="20"/>
-              </w:rPr>
-              <w:t>시간 할당량 (Time Quantum)</w:t>
+              <w:ind w:firstLine="200"/>
+            </w:pPr>
+            <w:r>
+              <w:rPr>
+                <w:sz w:val="20"/>
+                <w:szCs w:val="20"/>
+              </w:rPr>
+              <w:t>시간 할당량</w:t>
             </w:r>
           </w:p>
         </w:tc>
@@ -1531,6 +2011,7 @@
           <w:p>
             <w:pPr>
               <w:spacing w:before="40" w:after="40"/>
+              <w:ind w:firstLine="200"/>
             </w:pPr>
             <w:r>
               <w:rPr>
@@ -1555,6 +2036,7 @@
           <w:p>
             <w:pPr>
               <w:spacing w:before="40" w:after="40"/>
+              <w:ind w:firstLine="200"/>
             </w:pPr>
             <w:r>
               <w:rPr>
@@ -1569,12 +2051,8 @@
     </w:tbl>
     <w:p>
       <w:pPr>
-        <w:spacing w:after="80"/>
-      </w:pPr>
-    </w:p>
-    <w:p>
-      <w:pPr>
         <w:pStyle w:val="2"/>
+        <w:ind w:firstLine="240"/>
       </w:pPr>
       <w:r>
         <w:t>3.2 시스템 아키텍처</w:t>
@@ -1582,20 +2060,28 @@
     </w:p>
     <w:p>
       <w:pPr>
-        <w:spacing w:after="120" w:line="360" w:lineRule="auto"/>
-      </w:pPr>
-      <w:r>
+        <w:adjustRightInd w:val="0"/>
+        <w:spacing w:after="120" w:line="240" w:lineRule="atLeast"/>
+        <w:ind w:firstLineChars="100" w:firstLine="200"/>
+        <w:jc w:val="both"/>
+        <w:rPr>
+          <w:rFonts w:hint="eastAsia"/>
+          <w:sz w:val="20"/>
+          <w:szCs w:val="20"/>
+        </w:rPr>
+      </w:pPr>
+      <w:r>
+        <w:rPr>
+          <w:sz w:val="20"/>
+          <w:szCs w:val="20"/>
+        </w:rPr>
         <w:t>시스템은 4개의 계층으로 구성하였다 (그림 1).</w:t>
       </w:r>
     </w:p>
     <w:p>
       <w:pPr>
-        <w:spacing w:after="80"/>
-      </w:pPr>
-    </w:p>
-    <w:p>
-      <w:pPr>
         <w:spacing w:before="100" w:after="100"/>
+        <w:ind w:firstLine="220"/>
         <w:jc w:val="center"/>
       </w:pPr>
       <w:r>
@@ -1604,8 +2090,8 @@
         </w:rPr>
         <w:lastRenderedPageBreak/>
         <w:drawing>
-          <wp:inline distT="0" distB="0" distL="0" distR="0" wp14:anchorId="1E57E614" wp14:editId="2D224982">
-            <wp:extent cx="5400675" cy="3038475"/>
+          <wp:inline distT="0" distB="0" distL="0" distR="0" wp14:anchorId="01E35820" wp14:editId="09B86E43">
+            <wp:extent cx="5400675" cy="1838325"/>
             <wp:effectExtent l="0" t="0" r="0" b="0"/>
             <wp:docPr id="1" name="그림 1"/>
             <wp:cNvGraphicFramePr>
@@ -1630,7 +2116,7 @@
                   <pic:spPr bwMode="auto">
                     <a:xfrm>
                       <a:off x="0" y="0"/>
-                      <a:ext cx="5400675" cy="3038475"/>
+                      <a:ext cx="5400675" cy="1838325"/>
                     </a:xfrm>
                     <a:prstGeom prst="rect">
                       <a:avLst/>
@@ -1646,7 +2132,11 @@
     <w:p>
       <w:pPr>
         <w:spacing w:after="120" w:line="360" w:lineRule="auto"/>
+        <w:ind w:firstLine="220"/>
         <w:jc w:val="center"/>
+        <w:rPr>
+          <w:rFonts w:hint="eastAsia"/>
+        </w:rPr>
       </w:pPr>
       <w:r>
         <w:rPr>
@@ -1659,178 +2149,200 @@
     </w:p>
     <w:p>
       <w:pPr>
-        <w:spacing w:after="80"/>
-      </w:pPr>
-    </w:p>
-    <w:p>
-      <w:pPr>
-        <w:spacing w:after="120" w:line="360" w:lineRule="auto"/>
+        <w:adjustRightInd w:val="0"/>
+        <w:spacing w:after="120" w:line="240" w:lineRule="atLeast"/>
+        <w:ind w:firstLineChars="100" w:firstLine="200"/>
+        <w:jc w:val="both"/>
+        <w:rPr>
+          <w:sz w:val="20"/>
+          <w:szCs w:val="20"/>
+        </w:rPr>
       </w:pPr>
       <w:r>
         <w:rPr>
           <w:b/>
           <w:bCs/>
+          <w:sz w:val="20"/>
+          <w:szCs w:val="20"/>
         </w:rPr>
         <w:t xml:space="preserve">클라이언트 계층: </w:t>
       </w:r>
       <w:r>
+        <w:rPr>
+          <w:sz w:val="20"/>
+          <w:szCs w:val="20"/>
+        </w:rPr>
         <w:t>사용자가 REST API(HTTP 요청으로 데이터를 주고받는 웹 표준 방식)</w:t>
       </w:r>
       <w:proofErr w:type="spellStart"/>
       <w:r>
+        <w:rPr>
+          <w:sz w:val="20"/>
+          <w:szCs w:val="20"/>
+        </w:rPr>
         <w:t>를</w:t>
       </w:r>
       <w:proofErr w:type="spellEnd"/>
       <w:r>
+        <w:rPr>
+          <w:sz w:val="20"/>
+          <w:szCs w:val="20"/>
+        </w:rPr>
         <w:t xml:space="preserve"> 통해 LLM 요청을 보내고, 처리 상태를 조회하는 부분이다.</w:t>
       </w:r>
     </w:p>
     <w:p>
       <w:pPr>
-        <w:spacing w:after="120" w:line="360" w:lineRule="auto"/>
+        <w:adjustRightInd w:val="0"/>
+        <w:spacing w:after="120" w:line="240" w:lineRule="atLeast"/>
+        <w:ind w:firstLineChars="100" w:firstLine="200"/>
+        <w:jc w:val="both"/>
+        <w:rPr>
+          <w:sz w:val="20"/>
+          <w:szCs w:val="20"/>
+        </w:rPr>
       </w:pPr>
       <w:r>
         <w:rPr>
           <w:b/>
           <w:bCs/>
+          <w:sz w:val="20"/>
+          <w:szCs w:val="20"/>
         </w:rPr>
         <w:t xml:space="preserve">API 계층: </w:t>
       </w:r>
       <w:r>
-        <w:t>Express.js [9] 기반의 HTTP 서버로, 요청 접수, 스케줄러 전환, 통계 조회 등의 기능을 제공한다. 사용자의 요청을 받아서 요청 우선순위와 사용자 등급 정보를 포함한 요청 객체를 생성하고, 이를 스케줄러에 전달하는 역할을 한다.</w:t>
-      </w:r>
-    </w:p>
-    <w:p>
-      <w:pPr>
-        <w:spacing w:after="120" w:line="360" w:lineRule="auto"/>
+        <w:rPr>
+          <w:sz w:val="20"/>
+          <w:szCs w:val="20"/>
+        </w:rPr>
+        <w:t>Express.js [8] 기반의 HTTP 서버로, 요청 접수, 스케줄러 전환, 통계 조회 등의 기능을 제공한다. 사용자의 요청을 받아서 요청 우선순위와 사용자 등급 정보를 포함한 요청 객체를 생성하고, 이를 스케줄러에 전달하는 역할을 한다.</w:t>
+      </w:r>
+    </w:p>
+    <w:p>
+      <w:pPr>
+        <w:adjustRightInd w:val="0"/>
+        <w:spacing w:after="120" w:line="240" w:lineRule="atLeast"/>
+        <w:ind w:firstLineChars="100" w:firstLine="200"/>
+        <w:jc w:val="both"/>
+        <w:rPr>
+          <w:sz w:val="20"/>
+          <w:szCs w:val="20"/>
+        </w:rPr>
       </w:pPr>
       <w:r>
         <w:rPr>
           <w:b/>
           <w:bCs/>
+          <w:sz w:val="20"/>
+          <w:szCs w:val="20"/>
         </w:rPr>
         <w:t xml:space="preserve">스케줄러 계층: </w:t>
       </w:r>
       <w:r>
+        <w:rPr>
+          <w:sz w:val="20"/>
+          <w:szCs w:val="20"/>
+        </w:rPr>
         <w:t>시스템의 핵심 부분으로, 네 가지 스케줄링 알고리즘이 구현되어 있다. 모든 알고리즘은 같은 인터페이스(enqueue, dequeue)</w:t>
       </w:r>
       <w:proofErr w:type="spellStart"/>
       <w:r>
+        <w:rPr>
+          <w:sz w:val="20"/>
+          <w:szCs w:val="20"/>
+        </w:rPr>
         <w:t>를</w:t>
       </w:r>
       <w:proofErr w:type="spellEnd"/>
       <w:r>
+        <w:rPr>
+          <w:sz w:val="20"/>
+          <w:szCs w:val="20"/>
+        </w:rPr>
         <w:t xml:space="preserve"> 따르기 때문에, 서버 시작 시 환경변수 하나로 알고리즘을 선택할 수 있다. 사용자 등급에 따른 가중치 결정도 스케줄러 계층에서 처리한다.</w:t>
       </w:r>
     </w:p>
     <w:p>
       <w:pPr>
-        <w:spacing w:after="120" w:line="360" w:lineRule="auto"/>
+        <w:adjustRightInd w:val="0"/>
+        <w:spacing w:after="120" w:line="240" w:lineRule="atLeast"/>
+        <w:ind w:firstLineChars="100" w:firstLine="200"/>
+        <w:jc w:val="both"/>
+        <w:rPr>
+          <w:sz w:val="20"/>
+          <w:szCs w:val="20"/>
+        </w:rPr>
       </w:pPr>
       <w:r>
         <w:rPr>
           <w:b/>
           <w:bCs/>
+          <w:sz w:val="20"/>
+          <w:szCs w:val="20"/>
         </w:rPr>
         <w:t xml:space="preserve">저장소 계층: </w:t>
       </w:r>
       <w:r>
-        <w:t xml:space="preserve">메모리 배열로 요청 대기열을 관리하고, JSON 파일로 처리 이력을 기록한다. LLM 호출은 </w:t>
+        <w:rPr>
+          <w:sz w:val="20"/>
+          <w:szCs w:val="20"/>
+        </w:rPr>
+        <w:t xml:space="preserve">메모리 큐(외부 데이터베이스 없이 프로그램 메모리의 배열로 관리하는 </w:t>
       </w:r>
       <w:proofErr w:type="spellStart"/>
       <w:r>
+        <w:rPr>
+          <w:sz w:val="20"/>
+          <w:szCs w:val="20"/>
+        </w:rPr>
+        <w:t>대기열</w:t>
+      </w:r>
+      <w:proofErr w:type="spellEnd"/>
+      <w:r>
+        <w:rPr>
+          <w:sz w:val="20"/>
+          <w:szCs w:val="20"/>
+        </w:rPr>
+        <w:t xml:space="preserve">)로 요청을 관리하고, JSON 파일로 처리 이력을 기록한다. LLM 호출은 </w:t>
+      </w:r>
+      <w:proofErr w:type="spellStart"/>
+      <w:r>
+        <w:rPr>
+          <w:sz w:val="20"/>
+          <w:szCs w:val="20"/>
+        </w:rPr>
         <w:t>Ollama</w:t>
       </w:r>
       <w:proofErr w:type="spellEnd"/>
       <w:r>
-        <w:t xml:space="preserve"> [8]</w:t>
+        <w:rPr>
+          <w:sz w:val="20"/>
+          <w:szCs w:val="20"/>
+        </w:rPr>
+        <w:t xml:space="preserve"> [7]</w:t>
       </w:r>
       <w:proofErr w:type="spellStart"/>
       <w:r>
+        <w:rPr>
+          <w:sz w:val="20"/>
+          <w:szCs w:val="20"/>
+        </w:rPr>
         <w:t>를</w:t>
       </w:r>
       <w:proofErr w:type="spellEnd"/>
       <w:r>
+        <w:rPr>
+          <w:sz w:val="20"/>
+          <w:szCs w:val="20"/>
+        </w:rPr>
         <w:t xml:space="preserve"> 통해 로컬에서 수행한다.</w:t>
       </w:r>
     </w:p>
     <w:p>
       <w:pPr>
-        <w:spacing w:after="80"/>
-      </w:pPr>
-    </w:p>
-    <w:p>
-      <w:pPr>
-        <w:spacing w:before="100" w:after="100"/>
-        <w:jc w:val="center"/>
-      </w:pPr>
-      <w:r>
-        <w:rPr>
-          <w:noProof/>
-        </w:rPr>
-        <w:lastRenderedPageBreak/>
-        <w:drawing>
-          <wp:inline distT="0" distB="0" distL="0" distR="0" wp14:anchorId="176ADB91" wp14:editId="79760D42">
-            <wp:extent cx="5400675" cy="3038475"/>
-            <wp:effectExtent l="0" t="0" r="0" b="0"/>
-            <wp:docPr id="1734045416" name="그림 1734045416"/>
-            <wp:cNvGraphicFramePr>
-              <a:graphicFrameLocks xmlns:a="http://schemas.openxmlformats.org/drawingml/2006/main" noChangeAspect="1"/>
-            </wp:cNvGraphicFramePr>
-            <a:graphic xmlns:a="http://schemas.openxmlformats.org/drawingml/2006/main">
-              <a:graphicData uri="http://schemas.openxmlformats.org/drawingml/2006/picture">
-                <pic:pic xmlns:pic="http://schemas.openxmlformats.org/drawingml/2006/picture">
-                  <pic:nvPicPr>
-                    <pic:cNvPr id="0" name=""/>
-                    <pic:cNvPicPr>
-                      <a:picLocks noChangeAspect="1" noChangeArrowheads="1"/>
-                    </pic:cNvPicPr>
-                  </pic:nvPicPr>
-                  <pic:blipFill>
-                    <a:blip r:embed="rId8"/>
-                    <a:srcRect/>
-                    <a:stretch>
-                      <a:fillRect/>
-                    </a:stretch>
-                  </pic:blipFill>
-                  <pic:spPr bwMode="auto">
-                    <a:xfrm>
-                      <a:off x="0" y="0"/>
-                      <a:ext cx="5400675" cy="3038475"/>
-                    </a:xfrm>
-                    <a:prstGeom prst="rect">
-                      <a:avLst/>
-                    </a:prstGeom>
-                  </pic:spPr>
-                </pic:pic>
-              </a:graphicData>
-            </a:graphic>
-          </wp:inline>
-        </w:drawing>
-      </w:r>
-    </w:p>
-    <w:p>
-      <w:pPr>
-        <w:spacing w:after="120" w:line="360" w:lineRule="auto"/>
-        <w:jc w:val="center"/>
-      </w:pPr>
-      <w:r>
-        <w:rPr>
-          <w:i/>
-          <w:iCs/>
-          <w:color w:val="666666"/>
-        </w:rPr>
-        <w:t>[그림 2] 모듈 구조도</w:t>
-      </w:r>
-    </w:p>
-    <w:p>
-      <w:pPr>
-        <w:spacing w:after="80"/>
-      </w:pPr>
-    </w:p>
-    <w:p>
-      <w:pPr>
         <w:pStyle w:val="2"/>
+        <w:ind w:firstLine="240"/>
       </w:pPr>
       <w:r>
         <w:t>3.3 설계 방침</w:t>
@@ -1838,33 +2350,77 @@
     </w:p>
     <w:p>
       <w:pPr>
-        <w:spacing w:after="120" w:line="360" w:lineRule="auto"/>
-      </w:pPr>
-      <w:r>
+        <w:adjustRightInd w:val="0"/>
+        <w:spacing w:after="120" w:line="240" w:lineRule="atLeast"/>
+        <w:ind w:firstLineChars="100" w:firstLine="200"/>
+        <w:jc w:val="both"/>
+        <w:rPr>
+          <w:sz w:val="20"/>
+          <w:szCs w:val="20"/>
+        </w:rPr>
+      </w:pPr>
+      <w:r>
+        <w:rPr>
+          <w:sz w:val="20"/>
+          <w:szCs w:val="20"/>
+        </w:rPr>
         <w:t>스케줄링 알고리즘을 LLM 환경에 그대로 적용할 수는 없으므로, 다음과 같은 설계 방침을 정하였다.</w:t>
       </w:r>
     </w:p>
     <w:p>
       <w:pPr>
-        <w:spacing w:after="120" w:line="360" w:lineRule="auto"/>
-      </w:pPr>
-      <w:r>
-        <w:t>첫째, LLM 추론은 한번 시작되면 중간에 멈추기 어렵기 때문에, 실제 서버에서는 비선점형 방식을 사용한다. 스케줄러는 대기열에서 다음 요청을 선택하는 시점에만 알고리즘을 적용하고, 이미 처리 중인 요청은 완료될 때까지 기다린다.</w:t>
-      </w:r>
-    </w:p>
-    <w:p>
-      <w:pPr>
-        <w:spacing w:after="120" w:line="360" w:lineRule="auto"/>
-      </w:pPr>
-      <w:r>
-        <w:t>다만 MLFQ의 경우, 비선점형으로 운영하면 짧은 요청을 우선 처리하는 핵심 효과가 나타나지 않는다는 것을 기본 실험에서 확인하였다 (5.2절 참조). 비선점형에서는 요청이 중단 없이 끝까지 처리되므로, 큐 간 이동이 의미가 없기 때문이다. 이에 따라 MLFQ의 이론적 효과를 검증하기 위해, 시뮬레이션 환경에서 선점형 모드를 추가 구현하였다. 시뮬레이션에서는 500ms 간격의 타임 슬라이스로 요청 상태를 확인하고, 시간 할당량을 초과한 요청은 처리를 중단하여 하위 큐로 이동시킨 뒤, 상위 큐의 다음 요청을 먼저 처리하는 방식이다. 이 선점형 실험의 결과는 5.3절에서 다룬다.</w:t>
-      </w:r>
-    </w:p>
-    <w:p>
-      <w:pPr>
-        <w:spacing w:after="120" w:line="360" w:lineRule="auto"/>
-      </w:pPr>
-      <w:r>
+        <w:adjustRightInd w:val="0"/>
+        <w:spacing w:after="120" w:line="240" w:lineRule="atLeast"/>
+        <w:ind w:firstLineChars="100" w:firstLine="200"/>
+        <w:jc w:val="both"/>
+        <w:rPr>
+          <w:sz w:val="20"/>
+          <w:szCs w:val="20"/>
+        </w:rPr>
+      </w:pPr>
+      <w:r>
+        <w:rPr>
+          <w:sz w:val="20"/>
+          <w:szCs w:val="20"/>
+        </w:rPr>
+        <w:t>첫째, LLM 추론은 한번 시작되면 중간에 멈추기 어렵기 때문에, 실제 서버에서는 비선점형 방식을 사용한다. 하나의 요청이 LLM 처리를 마치면, 스케줄러가 대기열에서 다음에 처리할 요청을 골라주고, 선택된 요청은 완료될 때까지 중단 없이 처리된다.</w:t>
+      </w:r>
+    </w:p>
+    <w:p>
+      <w:pPr>
+        <w:adjustRightInd w:val="0"/>
+        <w:spacing w:after="120" w:line="240" w:lineRule="atLeast"/>
+        <w:ind w:firstLineChars="100" w:firstLine="200"/>
+        <w:jc w:val="both"/>
+        <w:rPr>
+          <w:sz w:val="20"/>
+          <w:szCs w:val="20"/>
+        </w:rPr>
+      </w:pPr>
+      <w:r>
+        <w:rPr>
+          <w:sz w:val="20"/>
+          <w:szCs w:val="20"/>
+        </w:rPr>
+        <w:t>다만 MLFQ의 경우, 비선점형으로 운영하면 짧은 요청을 우선 처리하는 핵심 효과가 나타나지 않는다는 것을 기본 실험에서 확인하였다 (5.2절 참조). 비선점형에서는 요청이 중단 없이 끝까지 처리되므로, 큐 간 이동이 의미가 없기 때문이다. 한편, 실제 LLM 환경에서는 중단된 추론을 이어갈 수 없어 처음부터 다시 처리해야 하므로, OS와 같은 선점도 실용적이지 않다. 이 결과가 MLFQ 알고리즘 자체의 한계인지, 아니면 LLM이 선점을 지원하지 않는다는 환경 제약 때문인지 확인하기 위해, 선점형 모드를 추가 구현하였다. 본 프로젝트의 실험은 모두 실제 LLM을 호출하지 않고 처리 시간만 계산하는 시뮬레이션 방식인데(5.1절 참조), 이 방식에서는 OS의 프로세스처럼 요청의 중단과 재개가 가능하므로 선점형 동작을 구현할 수 있다. 최소 큐 할당량(Q0, 1,000ms)의 절반인 500ms 간격의 타임 슬라이스로 요청 상태를 확인하고, 시간 할당량을 초과한 요청은 처리를 중단하여 하위 큐로 이동시킨 뒤, 상위 큐의 다음 요청을 먼저 처리하는 방식이다. 이 선점형 실험의 결과는 5.3절에서 다룬다.</w:t>
+      </w:r>
+    </w:p>
+    <w:p>
+      <w:pPr>
+        <w:adjustRightInd w:val="0"/>
+        <w:spacing w:after="120" w:line="240" w:lineRule="atLeast"/>
+        <w:ind w:firstLineChars="100" w:firstLine="200"/>
+        <w:jc w:val="both"/>
+        <w:rPr>
+          <w:sz w:val="20"/>
+          <w:szCs w:val="20"/>
+        </w:rPr>
+      </w:pPr>
+      <w:r>
+        <w:rPr>
+          <w:sz w:val="20"/>
+          <w:szCs w:val="20"/>
+        </w:rPr>
         <w:lastRenderedPageBreak/>
         <w:t>둘째, 시스템에서 사용하는 등급 체계는 두 가지이며, 각각 다른 스케줄러에서 사용된다 (표 2).</w:t>
       </w:r>
@@ -1872,6 +2428,7 @@
     <w:p>
       <w:pPr>
         <w:spacing w:after="120" w:line="360" w:lineRule="auto"/>
+        <w:ind w:firstLine="220"/>
       </w:pPr>
       <w:r>
         <w:rPr>
@@ -1925,6 +2482,7 @@
           <w:p>
             <w:pPr>
               <w:spacing w:before="40" w:after="40"/>
+              <w:ind w:firstLine="200"/>
               <w:jc w:val="center"/>
             </w:pPr>
             <w:r>
@@ -1953,6 +2511,7 @@
           <w:p>
             <w:pPr>
               <w:spacing w:before="40" w:after="40"/>
+              <w:ind w:firstLine="200"/>
               <w:jc w:val="center"/>
             </w:pPr>
             <w:r>
@@ -1981,6 +2540,7 @@
           <w:p>
             <w:pPr>
               <w:spacing w:before="40" w:after="40"/>
+              <w:ind w:firstLine="200"/>
               <w:jc w:val="center"/>
             </w:pPr>
             <w:r>
@@ -2016,6 +2576,7 @@
           <w:p>
             <w:pPr>
               <w:spacing w:before="40" w:after="40"/>
+              <w:ind w:firstLine="200"/>
             </w:pPr>
             <w:r>
               <w:rPr>
@@ -2040,6 +2601,7 @@
           <w:p>
             <w:pPr>
               <w:spacing w:before="40" w:after="40"/>
+              <w:ind w:firstLine="200"/>
             </w:pPr>
             <w:r>
               <w:rPr>
@@ -2064,6 +2626,7 @@
           <w:p>
             <w:pPr>
               <w:spacing w:before="40" w:after="40"/>
+              <w:ind w:firstLine="200"/>
             </w:pPr>
             <w:r>
               <w:rPr>
@@ -2112,6 +2675,7 @@
           <w:p>
             <w:pPr>
               <w:spacing w:before="40" w:after="40"/>
+              <w:ind w:firstLine="200"/>
             </w:pPr>
             <w:r>
               <w:rPr>
@@ -2136,6 +2700,7 @@
           <w:p>
             <w:pPr>
               <w:spacing w:before="40" w:after="40"/>
+              <w:ind w:firstLine="200"/>
             </w:pPr>
             <w:r>
               <w:rPr>
@@ -2160,6 +2725,7 @@
           <w:p>
             <w:pPr>
               <w:spacing w:before="40" w:after="40"/>
+              <w:ind w:firstLine="200"/>
             </w:pPr>
             <w:r>
               <w:rPr>
@@ -2192,6 +2758,7 @@
           <w:p>
             <w:pPr>
               <w:spacing w:before="40" w:after="40"/>
+              <w:ind w:firstLine="200"/>
             </w:pPr>
             <w:r>
               <w:rPr>
@@ -2216,6 +2783,7 @@
           <w:p>
             <w:pPr>
               <w:spacing w:before="40" w:after="40"/>
+              <w:ind w:firstLine="200"/>
             </w:pPr>
             <w:r>
               <w:rPr>
@@ -2240,6 +2808,7 @@
           <w:p>
             <w:pPr>
               <w:spacing w:before="40" w:after="40"/>
+              <w:ind w:firstLine="200"/>
             </w:pPr>
             <w:r>
               <w:rPr>
@@ -2272,6 +2841,7 @@
           <w:p>
             <w:pPr>
               <w:spacing w:before="40" w:after="40"/>
+              <w:ind w:firstLine="200"/>
             </w:pPr>
             <w:r>
               <w:rPr>
@@ -2296,6 +2866,7 @@
           <w:p>
             <w:pPr>
               <w:spacing w:before="40" w:after="40"/>
+              <w:ind w:firstLine="200"/>
             </w:pPr>
             <w:r>
               <w:rPr>
@@ -2320,6 +2891,7 @@
           <w:p>
             <w:pPr>
               <w:spacing w:before="40" w:after="40"/>
+              <w:ind w:firstLine="200"/>
             </w:pPr>
             <w:r>
               <w:rPr>
@@ -2335,220 +2907,298 @@
     <w:p>
       <w:pPr>
         <w:spacing w:after="80"/>
-      </w:pPr>
-    </w:p>
-    <w:p>
-      <w:pPr>
-        <w:spacing w:after="120" w:line="360" w:lineRule="auto"/>
-      </w:pPr>
-      <w:r>
+        <w:ind w:firstLine="220"/>
+        <w:rPr>
+          <w:rFonts w:hint="eastAsia"/>
+        </w:rPr>
+      </w:pPr>
+    </w:p>
+    <w:p>
+      <w:pPr>
+        <w:adjustRightInd w:val="0"/>
+        <w:spacing w:after="120" w:line="240" w:lineRule="atLeast"/>
+        <w:ind w:firstLineChars="100" w:firstLine="200"/>
+        <w:jc w:val="both"/>
+        <w:rPr>
+          <w:sz w:val="20"/>
+          <w:szCs w:val="20"/>
+        </w:rPr>
+      </w:pPr>
+      <w:r>
+        <w:rPr>
+          <w:sz w:val="20"/>
+          <w:szCs w:val="20"/>
+        </w:rPr>
         <w:t xml:space="preserve">요청 우선순위는 "이 요청이 얼마나 </w:t>
       </w:r>
       <w:proofErr w:type="spellStart"/>
       <w:r>
+        <w:rPr>
+          <w:sz w:val="20"/>
+          <w:szCs w:val="20"/>
+        </w:rPr>
         <w:t>급한가</w:t>
       </w:r>
       <w:proofErr w:type="spellEnd"/>
       <w:r>
+        <w:rPr>
+          <w:sz w:val="20"/>
+          <w:szCs w:val="20"/>
+        </w:rPr>
         <w:t>"</w:t>
       </w:r>
       <w:proofErr w:type="spellStart"/>
       <w:r>
+        <w:rPr>
+          <w:sz w:val="20"/>
+          <w:szCs w:val="20"/>
+        </w:rPr>
         <w:t>를</w:t>
       </w:r>
       <w:proofErr w:type="spellEnd"/>
       <w:r>
+        <w:rPr>
+          <w:sz w:val="20"/>
+          <w:szCs w:val="20"/>
+        </w:rPr>
         <w:t xml:space="preserve"> 나타내고, 사용자 등급은 "이 사용자가 얼마만큼의 자원을 받을 자격이 있는가"</w:t>
       </w:r>
       <w:proofErr w:type="spellStart"/>
       <w:r>
+        <w:rPr>
+          <w:sz w:val="20"/>
+          <w:szCs w:val="20"/>
+        </w:rPr>
         <w:t>를</w:t>
       </w:r>
       <w:proofErr w:type="spellEnd"/>
       <w:r>
+        <w:rPr>
+          <w:sz w:val="20"/>
+          <w:szCs w:val="20"/>
+        </w:rPr>
         <w:t xml:space="preserve"> 나타낸다. 두 개념은 독립적이므로, Enterprise 등급 사용자가 LOW 우선순위 요청을 보내는 것도 가능하다. FCFS와 MLFQ는 이러한 등급과 무관하게 동작한다.</w:t>
       </w:r>
     </w:p>
     <w:p>
       <w:pPr>
-        <w:spacing w:after="120" w:line="360" w:lineRule="auto"/>
-      </w:pPr>
-      <w:r>
-        <w:t xml:space="preserve">별도로, 호출 빈도 제한(Rate Limiting)은 스케줄링 알고리즘이 아니라 요청 진입을 관리하는 </w:t>
-      </w:r>
-      <w:proofErr w:type="spellStart"/>
-      <w:r>
-        <w:t>전처리</w:t>
-      </w:r>
-      <w:proofErr w:type="spellEnd"/>
-      <w:r>
-        <w:t xml:space="preserve"> 단계이다. 등급 구분 없이 모든 요청에 동일한 토큰 버킷(일정 시간마다 요청 권한이 생기고, 권한이 없으면 요청이 거부되는 방식)을 적용한다.</w:t>
-      </w:r>
-    </w:p>
-    <w:p>
-      <w:pPr>
-        <w:spacing w:after="120" w:line="360" w:lineRule="auto"/>
+        <w:adjustRightInd w:val="0"/>
+        <w:spacing w:after="120" w:line="240" w:lineRule="atLeast"/>
+        <w:ind w:firstLineChars="100" w:firstLine="200"/>
+        <w:jc w:val="both"/>
+        <w:rPr>
+          <w:sz w:val="20"/>
+          <w:szCs w:val="20"/>
+        </w:rPr>
+      </w:pPr>
+      <w:r>
+        <w:rPr>
+          <w:sz w:val="20"/>
+          <w:szCs w:val="20"/>
+        </w:rPr>
+        <w:t>셋째, 각 알고리즘의 핵심 원리는 유지하면서 스케줄링 기준은 LLM 환경에 맞게 조정하였다.</w:t>
+      </w:r>
+    </w:p>
+    <w:p>
+      <w:pPr>
+        <w:adjustRightInd w:val="0"/>
+        <w:spacing w:after="120" w:line="240" w:lineRule="atLeast"/>
+        <w:ind w:firstLineChars="100" w:firstLine="200"/>
+        <w:jc w:val="both"/>
+        <w:rPr>
+          <w:sz w:val="20"/>
+          <w:szCs w:val="20"/>
+        </w:rPr>
       </w:pPr>
       <w:r>
         <w:rPr>
           <w:b/>
           <w:bCs/>
-        </w:rPr>
-        <w:t>셋째, 각 알고리즘의 핵심 원리는 유지하면서 스케줄링 기준은 LLM 환경에 맞게 조정하였다.</w:t>
-      </w:r>
-    </w:p>
-    <w:p>
-      <w:pPr>
-        <w:pStyle w:val="a4"/>
-        <w:numPr>
-          <w:ilvl w:val="0"/>
-          <w:numId w:val="3"/>
-        </w:numPr>
-        <w:spacing w:after="80" w:line="340" w:lineRule="auto"/>
+          <w:sz w:val="20"/>
+          <w:szCs w:val="20"/>
+        </w:rPr>
+        <w:t xml:space="preserve">Priority Scheduling: </w:t>
+      </w:r>
+      <w:r>
+        <w:rPr>
+          <w:sz w:val="20"/>
+          <w:szCs w:val="20"/>
+        </w:rPr>
+        <w:t>요청 우선순위(URGENT, HIGH, NORMAL, LOW)</w:t>
+      </w:r>
+      <w:proofErr w:type="spellStart"/>
+      <w:r>
+        <w:rPr>
+          <w:sz w:val="20"/>
+          <w:szCs w:val="20"/>
+        </w:rPr>
+        <w:t>에</w:t>
+      </w:r>
+      <w:proofErr w:type="spellEnd"/>
+      <w:r>
+        <w:rPr>
+          <w:sz w:val="20"/>
+          <w:szCs w:val="20"/>
+        </w:rPr>
+        <w:t xml:space="preserve"> 따라 긴급한 요청을 먼저 처리한다. 제안서에서는 사용자 등급을 우선순위로 사용하도록 계획하였으나, 요청별 긴급도를 기준으로 변경하여 우선순위 스케줄링의 본래 목적을 더 명확히 보여줄 수 있도록 하였다. 오래 기다린 요청의 우선순위를 높여주는 </w:t>
+      </w:r>
+      <w:proofErr w:type="spellStart"/>
+      <w:r>
+        <w:rPr>
+          <w:sz w:val="20"/>
+          <w:szCs w:val="20"/>
+        </w:rPr>
+        <w:t>에이징</w:t>
+      </w:r>
+      <w:proofErr w:type="spellEnd"/>
+      <w:r>
+        <w:rPr>
+          <w:sz w:val="20"/>
+          <w:szCs w:val="20"/>
+        </w:rPr>
+        <w:t>(Aging) 기법도 구현하였다(5초 주기).</w:t>
+      </w:r>
+    </w:p>
+    <w:p>
+      <w:pPr>
+        <w:adjustRightInd w:val="0"/>
+        <w:spacing w:after="120" w:line="240" w:lineRule="atLeast"/>
+        <w:ind w:firstLineChars="100" w:firstLine="200"/>
+        <w:jc w:val="both"/>
+        <w:rPr>
+          <w:sz w:val="20"/>
+          <w:szCs w:val="20"/>
+        </w:rPr>
       </w:pPr>
       <w:r>
         <w:rPr>
           <w:b/>
           <w:bCs/>
-        </w:rPr>
-        <w:t xml:space="preserve">Priority Scheduling: </w:t>
-      </w:r>
-      <w:r>
-        <w:t>요청 우선순위(URGENT, HIGH, NORMAL, LOW)</w:t>
+          <w:sz w:val="20"/>
+          <w:szCs w:val="20"/>
+        </w:rPr>
+        <w:t xml:space="preserve">MLFQ: </w:t>
+      </w:r>
+      <w:r>
+        <w:rPr>
+          <w:sz w:val="20"/>
+          <w:szCs w:val="20"/>
+        </w:rPr>
+        <w:t>4단계 큐(Q0~Q3)</w:t>
       </w:r>
       <w:proofErr w:type="spellStart"/>
       <w:r>
-        <w:t>에</w:t>
+        <w:rPr>
+          <w:sz w:val="20"/>
+          <w:szCs w:val="20"/>
+        </w:rPr>
+        <w:t>를</w:t>
       </w:r>
       <w:proofErr w:type="spellEnd"/>
       <w:r>
-        <w:t xml:space="preserve"> 따라 긴급한 요청을 먼저 처리한다. 제안서에서는 사용자 등급을 우선순위로 사용하도록 계획하였으나, 요청별 긴급도를 기준으로 변경하여 우선순위 스케줄링의 본래 목적을 더 명확히 보여줄 수 있도록 하였다. 오래 기다린 요청의 우선순위를 높여주는 </w:t>
+        <w:rPr>
+          <w:sz w:val="20"/>
+          <w:szCs w:val="20"/>
+        </w:rPr>
+        <w:t xml:space="preserve"> 두고, 큐별로 다른 시간 할당량을 적용한다. 새 요청은 Q0에 들어가고, 시간 할당량을 초과하면 하위 큐로 내려간다. 제안서에서는 사용자의 최근 평균 추론 시간을 기준으로 큐를 </w:t>
       </w:r>
       <w:proofErr w:type="spellStart"/>
       <w:r>
-        <w:t>에이징</w:t>
+        <w:rPr>
+          <w:sz w:val="20"/>
+          <w:szCs w:val="20"/>
+        </w:rPr>
+        <w:t>재배정하는</w:t>
       </w:r>
       <w:proofErr w:type="spellEnd"/>
       <w:r>
-        <w:t xml:space="preserve">(Aging) 기법도 구현하였다. </w:t>
+        <w:rPr>
+          <w:sz w:val="20"/>
+          <w:szCs w:val="20"/>
+        </w:rPr>
+        <w:t xml:space="preserve"> 비선점형 방식을 계획하였으나, 구현 과정에서 OSTEP [3]의 표준 MLFQ 규칙을 따르는 것이 알고리즘의 특성을 더 명확하게 비교할 수 있다고 판단하여 변경하였다. 하위 큐에 오래 머무는 요청의 기아를 방지하기 위해, 5초마다 모든 요청을 최상위 큐로 올려주도록 하였다(</w:t>
       </w:r>
       <w:proofErr w:type="spellStart"/>
       <w:r>
-        <w:t>에이징은</w:t>
+        <w:rPr>
+          <w:sz w:val="20"/>
+          <w:szCs w:val="20"/>
+        </w:rPr>
+        <w:t>에이징과</w:t>
       </w:r>
       <w:proofErr w:type="spellEnd"/>
       <w:r>
-        <w:t xml:space="preserve"> 5초마다 적용되는데, 기본 실험에서는 요청당 처리 시간이 10~100ms로 짧아 전체 처리가 약 5.5초 안에 </w:t>
-      </w:r>
-      <w:r>
-        <w:lastRenderedPageBreak/>
-        <w:t xml:space="preserve">끝났다. 이 때문에 </w:t>
-      </w:r>
-      <w:proofErr w:type="spellStart"/>
-      <w:r>
-        <w:t>에이징이</w:t>
-      </w:r>
-      <w:proofErr w:type="spellEnd"/>
-      <w:r>
-        <w:t xml:space="preserve"> 적용될 수 있는 시점에는 이미 대부분의 요청이 처리된 </w:t>
-      </w:r>
-      <w:proofErr w:type="spellStart"/>
-      <w:r>
-        <w:t>후여서</w:t>
-      </w:r>
-      <w:proofErr w:type="spellEnd"/>
-      <w:r>
-        <w:t xml:space="preserve">, 실질적인 </w:t>
-      </w:r>
-      <w:proofErr w:type="spellStart"/>
-      <w:r>
-        <w:t>에이징</w:t>
-      </w:r>
-      <w:proofErr w:type="spellEnd"/>
-      <w:r>
-        <w:t xml:space="preserve"> 효과는 관측되지 않았다.</w:t>
-      </w:r>
-    </w:p>
-    <w:p>
-      <w:pPr>
-        <w:pStyle w:val="a4"/>
-        <w:numPr>
-          <w:ilvl w:val="0"/>
-          <w:numId w:val="3"/>
-        </w:numPr>
-        <w:spacing w:after="80" w:line="340" w:lineRule="auto"/>
+        <w:rPr>
+          <w:sz w:val="20"/>
+          <w:szCs w:val="20"/>
+        </w:rPr>
+        <w:t xml:space="preserve"> 같은 주기).</w:t>
+      </w:r>
+    </w:p>
+    <w:p>
+      <w:pPr>
+        <w:adjustRightInd w:val="0"/>
+        <w:spacing w:after="120" w:line="240" w:lineRule="atLeast"/>
+        <w:ind w:firstLineChars="100" w:firstLine="200"/>
+        <w:jc w:val="both"/>
+        <w:rPr>
+          <w:sz w:val="20"/>
+          <w:szCs w:val="20"/>
+        </w:rPr>
       </w:pPr>
       <w:r>
         <w:rPr>
           <w:b/>
           <w:bCs/>
-        </w:rPr>
-        <w:t xml:space="preserve">MLFQ: </w:t>
-      </w:r>
-      <w:r>
-        <w:t>4단계 큐(Q0~Q3)</w:t>
+          <w:sz w:val="20"/>
+          <w:szCs w:val="20"/>
+        </w:rPr>
+        <w:t xml:space="preserve">WFQ: </w:t>
+      </w:r>
+      <w:r>
+        <w:rPr>
+          <w:sz w:val="20"/>
+          <w:szCs w:val="20"/>
+        </w:rPr>
+        <w:t>사용자 등급(Enterprise, Premium, Standard, Free)</w:t>
       </w:r>
       <w:proofErr w:type="spellStart"/>
       <w:r>
+        <w:rPr>
+          <w:sz w:val="20"/>
+          <w:szCs w:val="20"/>
+        </w:rPr>
+        <w:t>에</w:t>
+      </w:r>
+      <w:proofErr w:type="spellEnd"/>
+      <w:r>
+        <w:rPr>
+          <w:sz w:val="20"/>
+          <w:szCs w:val="20"/>
+        </w:rPr>
+        <w:t xml:space="preserve"> 따라 가중치(100, 50, 10, 1)</w:t>
+      </w:r>
+      <w:proofErr w:type="spellStart"/>
+      <w:r>
+        <w:rPr>
+          <w:sz w:val="20"/>
+          <w:szCs w:val="20"/>
+        </w:rPr>
         <w:t>를</w:t>
       </w:r>
       <w:proofErr w:type="spellEnd"/>
       <w:r>
-        <w:t xml:space="preserve"> 두고, 큐별로 다른 시간 할당량을 적용한다. 새 요청은 Q0에 들어가고, 시간 할당량을 초과하면 하위 큐로 내려간다. 제안서에서는 사용자의 최근 평균 추론 시간을 기준으로 큐를 </w:t>
-      </w:r>
-      <w:proofErr w:type="spellStart"/>
-      <w:r>
-        <w:t>재배정하는</w:t>
-      </w:r>
-      <w:proofErr w:type="spellEnd"/>
-      <w:r>
-        <w:t xml:space="preserve"> 비선점형 방식을 계획하였으나, 구현 과정에서 OSTEP 교과서 [4]의 표준 MLFQ 규칙을 따르는 것이 알고리즘의 특성을 더 명확하게 비교할 수 있다고 판단하여 변경하였다.</w:t>
-      </w:r>
-    </w:p>
-    <w:p>
-      <w:pPr>
-        <w:pStyle w:val="a4"/>
-        <w:numPr>
-          <w:ilvl w:val="0"/>
-          <w:numId w:val="3"/>
-        </w:numPr>
-        <w:spacing w:after="80" w:line="340" w:lineRule="auto"/>
-      </w:pPr>
-      <w:r>
-        <w:rPr>
-          <w:b/>
-          <w:bCs/>
-        </w:rPr>
-        <w:t xml:space="preserve">WFQ: </w:t>
-      </w:r>
-      <w:r>
-        <w:t>사용자 등급(Enterprise, Premium, Standard, Free)</w:t>
-      </w:r>
-      <w:proofErr w:type="spellStart"/>
-      <w:r>
-        <w:t>에</w:t>
-      </w:r>
-      <w:proofErr w:type="spellEnd"/>
-      <w:r>
-        <w:t xml:space="preserve"> 따라 가중치(100, 50, 10, 1)</w:t>
-      </w:r>
-      <w:proofErr w:type="spellStart"/>
-      <w:r>
-        <w:t>를</w:t>
-      </w:r>
-      <w:proofErr w:type="spellEnd"/>
-      <w:r>
-        <w:t xml:space="preserve"> 부여하고, 가중치에 비례한 가상 완료 시각을 계산하여 서비스를 차등 제공한다.</w:t>
-      </w:r>
-    </w:p>
-    <w:p>
-      <w:pPr>
-        <w:spacing w:after="80"/>
-      </w:pPr>
+        <w:rPr>
+          <w:sz w:val="20"/>
+          <w:szCs w:val="20"/>
+        </w:rPr>
+        <w:t xml:space="preserve"> 부여하고, 가중치를 반영한 가상 완료 시각을 계산하여 서비스를 차등 제공한다. WFQ에서는 가중치의 절대값이 아닌 상대적 비율이 스케줄링을 결정하며, 가중치는 설정으로 변경할 수 있다.</w:t>
+      </w:r>
     </w:p>
     <w:p>
       <w:pPr>
         <w:pStyle w:val="2"/>
+        <w:ind w:firstLine="240"/>
       </w:pPr>
       <w:r>
         <w:t>3.4 데이터 처리 흐름</w:t>
@@ -2556,20 +3206,22 @@
     </w:p>
     <w:p>
       <w:pPr>
-        <w:spacing w:after="120" w:line="360" w:lineRule="auto"/>
-      </w:pPr>
-      <w:r>
-        <w:t>사용자가 요청을 보내면 다음 순서로 처리된다 (그림 3).</w:t>
-      </w:r>
-    </w:p>
-    <w:p>
-      <w:pPr>
-        <w:spacing w:after="80"/>
-      </w:pPr>
+        <w:adjustRightInd w:val="0"/>
+        <w:spacing w:after="120" w:line="240" w:lineRule="atLeast"/>
+        <w:ind w:firstLineChars="100" w:firstLine="220"/>
+        <w:jc w:val="both"/>
+        <w:rPr>
+          <w:rFonts w:hint="eastAsia"/>
+        </w:rPr>
+      </w:pPr>
+      <w:r>
+        <w:t>사용자가 요청을 보내면 다음 순서로 처리된다 (그림 2).</w:t>
+      </w:r>
     </w:p>
     <w:p>
       <w:pPr>
         <w:spacing w:before="100" w:after="100"/>
+        <w:ind w:firstLine="220"/>
         <w:jc w:val="center"/>
       </w:pPr>
       <w:r>
@@ -2577,10 +3229,10 @@
           <w:noProof/>
         </w:rPr>
         <w:drawing>
-          <wp:inline distT="0" distB="0" distL="0" distR="0" wp14:anchorId="40E79709" wp14:editId="0F9A0A11">
-            <wp:extent cx="5400675" cy="3038475"/>
+          <wp:inline distT="0" distB="0" distL="0" distR="0" wp14:anchorId="036AC162" wp14:editId="31898A2F">
+            <wp:extent cx="5400675" cy="942975"/>
             <wp:effectExtent l="0" t="0" r="0" b="0"/>
-            <wp:docPr id="1093315162" name="그림 1093315162"/>
+            <wp:docPr id="963021671" name="그림 963021671"/>
             <wp:cNvGraphicFramePr>
               <a:graphicFrameLocks xmlns:a="http://schemas.openxmlformats.org/drawingml/2006/main" noChangeAspect="1"/>
             </wp:cNvGraphicFramePr>
@@ -2594,7 +3246,7 @@
                     </pic:cNvPicPr>
                   </pic:nvPicPr>
                   <pic:blipFill>
-                    <a:blip r:embed="rId9"/>
+                    <a:blip r:embed="rId8"/>
                     <a:srcRect/>
                     <a:stretch>
                       <a:fillRect/>
@@ -2603,7 +3255,7 @@
                   <pic:spPr bwMode="auto">
                     <a:xfrm>
                       <a:off x="0" y="0"/>
-                      <a:ext cx="5400675" cy="3038475"/>
+                      <a:ext cx="5400675" cy="942975"/>
                     </a:xfrm>
                     <a:prstGeom prst="rect">
                       <a:avLst/>
@@ -2619,7 +3271,11 @@
     <w:p>
       <w:pPr>
         <w:spacing w:after="120" w:line="360" w:lineRule="auto"/>
+        <w:ind w:firstLine="220"/>
         <w:jc w:val="center"/>
+        <w:rPr>
+          <w:rFonts w:hint="eastAsia"/>
+        </w:rPr>
       </w:pPr>
       <w:r>
         <w:rPr>
@@ -2627,33 +3283,46 @@
           <w:iCs/>
           <w:color w:val="666666"/>
         </w:rPr>
-        <w:t>[그림 3] 데이터 흐름도</w:t>
-      </w:r>
-    </w:p>
-    <w:p>
-      <w:pPr>
-        <w:spacing w:after="80"/>
-      </w:pPr>
+        <w:t>[그림 2] 데이터 흐름도</w:t>
+      </w:r>
     </w:p>
     <w:p>
       <w:pPr>
         <w:pStyle w:val="a4"/>
         <w:numPr>
           <w:ilvl w:val="0"/>
-          <w:numId w:val="2"/>
+          <w:numId w:val="4"/>
         </w:numPr>
-        <w:spacing w:after="80" w:line="340" w:lineRule="auto"/>
-      </w:pPr>
-      <w:r>
+        <w:adjustRightInd w:val="0"/>
+        <w:spacing w:after="120" w:line="240" w:lineRule="atLeast"/>
+        <w:jc w:val="both"/>
+        <w:rPr>
+          <w:sz w:val="20"/>
+          <w:szCs w:val="20"/>
+        </w:rPr>
+      </w:pPr>
+      <w:r>
+        <w:rPr>
+          <w:sz w:val="20"/>
+          <w:szCs w:val="20"/>
+        </w:rPr>
         <w:lastRenderedPageBreak/>
         <w:t>사용자가 REST API(POST /</w:t>
       </w:r>
       <w:proofErr w:type="spellStart"/>
       <w:r>
+        <w:rPr>
+          <w:sz w:val="20"/>
+          <w:szCs w:val="20"/>
+        </w:rPr>
         <w:t>api</w:t>
       </w:r>
       <w:proofErr w:type="spellEnd"/>
       <w:r>
+        <w:rPr>
+          <w:sz w:val="20"/>
+          <w:szCs w:val="20"/>
+        </w:rPr>
         <w:t>/requests)로 요청을 보낸다.</w:t>
       </w:r>
     </w:p>
@@ -2662,12 +3331,22 @@
         <w:pStyle w:val="a4"/>
         <w:numPr>
           <w:ilvl w:val="0"/>
-          <w:numId w:val="2"/>
+          <w:numId w:val="4"/>
         </w:numPr>
-        <w:spacing w:after="80" w:line="340" w:lineRule="auto"/>
-      </w:pPr>
-      <w:r>
-        <w:t>API 계층에서 입력을 확인한 뒤, 요청 객체를 만들어 스케줄러에 전달한다.</w:t>
+        <w:adjustRightInd w:val="0"/>
+        <w:spacing w:after="120" w:line="240" w:lineRule="atLeast"/>
+        <w:jc w:val="both"/>
+        <w:rPr>
+          <w:sz w:val="20"/>
+          <w:szCs w:val="20"/>
+        </w:rPr>
+      </w:pPr>
+      <w:r>
+        <w:rPr>
+          <w:sz w:val="20"/>
+          <w:szCs w:val="20"/>
+        </w:rPr>
+        <w:t>API 계층에서 입력을 확인하고, 요청 객체를 생성한다.</w:t>
       </w:r>
     </w:p>
     <w:p>
@@ -2675,12 +3354,22 @@
         <w:pStyle w:val="a4"/>
         <w:numPr>
           <w:ilvl w:val="0"/>
-          <w:numId w:val="2"/>
+          <w:numId w:val="4"/>
         </w:numPr>
-        <w:spacing w:after="80" w:line="340" w:lineRule="auto"/>
-      </w:pPr>
-      <w:r>
-        <w:t>스케줄러는 선택된 알고리즘에 따라 대기열에서 다음 요청을 결정한다.</w:t>
+        <w:adjustRightInd w:val="0"/>
+        <w:spacing w:after="120" w:line="240" w:lineRule="atLeast"/>
+        <w:jc w:val="both"/>
+        <w:rPr>
+          <w:sz w:val="20"/>
+          <w:szCs w:val="20"/>
+        </w:rPr>
+      </w:pPr>
+      <w:r>
+        <w:rPr>
+          <w:sz w:val="20"/>
+          <w:szCs w:val="20"/>
+        </w:rPr>
+        <w:t>생성된 요청을 스케줄러의 대기열에 등록한다(enqueue).</w:t>
       </w:r>
     </w:p>
     <w:p>
@@ -2688,28 +3377,22 @@
         <w:pStyle w:val="a4"/>
         <w:numPr>
           <w:ilvl w:val="0"/>
-          <w:numId w:val="2"/>
+          <w:numId w:val="4"/>
         </w:numPr>
-        <w:spacing w:after="80" w:line="340" w:lineRule="auto"/>
-      </w:pPr>
-      <w:r>
-        <w:t xml:space="preserve">선택된 요청을 </w:t>
-      </w:r>
-      <w:proofErr w:type="spellStart"/>
-      <w:r>
-        <w:t>Ollama를</w:t>
-      </w:r>
-      <w:proofErr w:type="spellEnd"/>
-      <w:r>
-        <w:t xml:space="preserve"> 통해 LLM</w:t>
-      </w:r>
-      <w:proofErr w:type="spellStart"/>
-      <w:r>
-        <w:t>에</w:t>
-      </w:r>
-      <w:proofErr w:type="spellEnd"/>
-      <w:r>
-        <w:t xml:space="preserve"> 전달하고, 응답을 기다린다.</w:t>
+        <w:adjustRightInd w:val="0"/>
+        <w:spacing w:after="120" w:line="240" w:lineRule="atLeast"/>
+        <w:jc w:val="both"/>
+        <w:rPr>
+          <w:sz w:val="20"/>
+          <w:szCs w:val="20"/>
+        </w:rPr>
+      </w:pPr>
+      <w:r>
+        <w:rPr>
+          <w:sz w:val="20"/>
+          <w:szCs w:val="20"/>
+        </w:rPr>
+        <w:t>처리 요청이 들어오면, 스케줄러는 선택된 알고리즘에 따라 대기열에서 다음에 처리할 요청을 꺼낸다(dequeue).</w:t>
       </w:r>
     </w:p>
     <w:p>
@@ -2717,12 +3400,54 @@
         <w:pStyle w:val="a4"/>
         <w:numPr>
           <w:ilvl w:val="0"/>
-          <w:numId w:val="2"/>
+          <w:numId w:val="4"/>
         </w:numPr>
-        <w:spacing w:after="80" w:line="340" w:lineRule="auto"/>
-      </w:pPr>
-      <w:r>
-        <w:t>LLM 응답이 돌아오면 결과를 사용자에게 전달하고, 처리 이력을 JSON 파일에 기록한다.</w:t>
+        <w:adjustRightInd w:val="0"/>
+        <w:spacing w:after="120" w:line="240" w:lineRule="atLeast"/>
+        <w:jc w:val="both"/>
+        <w:rPr>
+          <w:sz w:val="20"/>
+          <w:szCs w:val="20"/>
+        </w:rPr>
+      </w:pPr>
+      <w:r>
+        <w:rPr>
+          <w:sz w:val="20"/>
+          <w:szCs w:val="20"/>
+        </w:rPr>
+        <w:t xml:space="preserve">선택된 요청을 </w:t>
+      </w:r>
+      <w:proofErr w:type="spellStart"/>
+      <w:r>
+        <w:rPr>
+          <w:sz w:val="20"/>
+          <w:szCs w:val="20"/>
+        </w:rPr>
+        <w:t>Ollama를</w:t>
+      </w:r>
+      <w:proofErr w:type="spellEnd"/>
+      <w:r>
+        <w:rPr>
+          <w:sz w:val="20"/>
+          <w:szCs w:val="20"/>
+        </w:rPr>
+        <w:t xml:space="preserve"> 통해 LLM</w:t>
+      </w:r>
+      <w:proofErr w:type="spellStart"/>
+      <w:r>
+        <w:rPr>
+          <w:sz w:val="20"/>
+          <w:szCs w:val="20"/>
+        </w:rPr>
+        <w:t>에</w:t>
+      </w:r>
+      <w:proofErr w:type="spellEnd"/>
+      <w:r>
+        <w:rPr>
+          <w:sz w:val="20"/>
+          <w:szCs w:val="20"/>
+        </w:rPr>
+        <w:t xml:space="preserve"> 전달하고, 응답을 기다린다.</w:t>
       </w:r>
     </w:p>
     <w:p>
@@ -2730,31 +3455,57 @@
         <w:pStyle w:val="a4"/>
         <w:numPr>
           <w:ilvl w:val="0"/>
-          <w:numId w:val="2"/>
+          <w:numId w:val="4"/>
         </w:numPr>
-        <w:spacing w:after="80" w:line="340" w:lineRule="auto"/>
-      </w:pPr>
-      <w:r>
-        <w:t>스케줄러는 다음 요청을 꺼내 같은 과정을 반복한다.</w:t>
-      </w:r>
-    </w:p>
-    <w:p>
-      <w:r>
-        <w:br w:type="page"/>
+        <w:adjustRightInd w:val="0"/>
+        <w:spacing w:after="120" w:line="240" w:lineRule="atLeast"/>
+        <w:jc w:val="both"/>
+        <w:rPr>
+          <w:sz w:val="20"/>
+          <w:szCs w:val="20"/>
+        </w:rPr>
+      </w:pPr>
+      <w:r>
+        <w:rPr>
+          <w:sz w:val="20"/>
+          <w:szCs w:val="20"/>
+        </w:rPr>
+        <w:t>LLM 응답이 돌아오면 결과를 클라이언트에 반환하고, 처리 이력을 JSON 파일에 기록한다.</w:t>
+      </w:r>
+    </w:p>
+    <w:p>
+      <w:pPr>
+        <w:adjustRightInd w:val="0"/>
+        <w:spacing w:after="120" w:line="240" w:lineRule="atLeast"/>
+        <w:ind w:firstLineChars="100" w:firstLine="200"/>
+        <w:jc w:val="both"/>
+        <w:rPr>
+          <w:rFonts w:hint="eastAsia"/>
+          <w:sz w:val="20"/>
+          <w:szCs w:val="20"/>
+        </w:rPr>
+      </w:pPr>
+      <w:r>
+        <w:rPr>
+          <w:sz w:val="20"/>
+          <w:szCs w:val="20"/>
+        </w:rPr>
+        <w:t>대기열에 요청이 남아 있으면 4번부터 반복한다.</w:t>
       </w:r>
     </w:p>
     <w:p>
       <w:pPr>
         <w:pStyle w:val="1"/>
-      </w:pPr>
-      <w:r>
-        <w:lastRenderedPageBreak/>
+        <w:ind w:firstLine="280"/>
+      </w:pPr>
+      <w:r>
         <w:t>4. 구현 현황</w:t>
       </w:r>
     </w:p>
     <w:p>
       <w:pPr>
         <w:pStyle w:val="2"/>
+        <w:ind w:firstLine="240"/>
       </w:pPr>
       <w:r>
         <w:t>4.1 기술 스택</w:t>
@@ -2763,6 +3514,7 @@
     <w:p>
       <w:pPr>
         <w:spacing w:after="120" w:line="360" w:lineRule="auto"/>
+        <w:ind w:firstLine="220"/>
       </w:pPr>
       <w:r>
         <w:rPr>
@@ -2816,6 +3568,7 @@
           <w:p>
             <w:pPr>
               <w:spacing w:before="40" w:after="40"/>
+              <w:ind w:firstLine="200"/>
               <w:jc w:val="center"/>
             </w:pPr>
             <w:r>
@@ -2844,6 +3597,7 @@
           <w:p>
             <w:pPr>
               <w:spacing w:before="40" w:after="40"/>
+              <w:ind w:firstLine="200"/>
               <w:jc w:val="center"/>
             </w:pPr>
             <w:r>
@@ -2872,6 +3626,7 @@
           <w:p>
             <w:pPr>
               <w:spacing w:before="40" w:after="40"/>
+              <w:ind w:firstLine="200"/>
               <w:jc w:val="center"/>
             </w:pPr>
             <w:r>
@@ -2907,6 +3662,7 @@
           <w:p>
             <w:pPr>
               <w:spacing w:before="40" w:after="40"/>
+              <w:ind w:firstLine="200"/>
             </w:pPr>
             <w:r>
               <w:rPr>
@@ -2931,13 +3687,14 @@
           <w:p>
             <w:pPr>
               <w:spacing w:before="40" w:after="40"/>
-            </w:pPr>
-            <w:r>
-              <w:rPr>
-                <w:sz w:val="20"/>
-                <w:szCs w:val="20"/>
-              </w:rPr>
-              <w:t>Node.js 22 LTS [10]</w:t>
+              <w:ind w:firstLine="200"/>
+            </w:pPr>
+            <w:r>
+              <w:rPr>
+                <w:sz w:val="20"/>
+                <w:szCs w:val="20"/>
+              </w:rPr>
+              <w:t>Node.js 22 LTS [9]</w:t>
             </w:r>
           </w:p>
         </w:tc>
@@ -2955,6 +3712,7 @@
           <w:p>
             <w:pPr>
               <w:spacing w:before="40" w:after="40"/>
+              <w:ind w:firstLine="200"/>
             </w:pPr>
             <w:r>
               <w:rPr>
@@ -2987,6 +3745,7 @@
           <w:p>
             <w:pPr>
               <w:spacing w:before="40" w:after="40"/>
+              <w:ind w:firstLine="200"/>
             </w:pPr>
             <w:r>
               <w:rPr>
@@ -3011,13 +3770,14 @@
           <w:p>
             <w:pPr>
               <w:spacing w:before="40" w:after="40"/>
-            </w:pPr>
-            <w:r>
-              <w:rPr>
-                <w:sz w:val="20"/>
-                <w:szCs w:val="20"/>
-              </w:rPr>
-              <w:t>Express.js 4.18 [9]</w:t>
+              <w:ind w:firstLine="200"/>
+            </w:pPr>
+            <w:r>
+              <w:rPr>
+                <w:sz w:val="20"/>
+                <w:szCs w:val="20"/>
+              </w:rPr>
+              <w:t>Express.js 4.18 [8]</w:t>
             </w:r>
           </w:p>
         </w:tc>
@@ -3035,6 +3795,7 @@
           <w:p>
             <w:pPr>
               <w:spacing w:before="40" w:after="40"/>
+              <w:ind w:firstLine="200"/>
             </w:pPr>
             <w:r>
               <w:rPr>
@@ -3067,6 +3828,7 @@
           <w:p>
             <w:pPr>
               <w:spacing w:before="40" w:after="40"/>
+              <w:ind w:firstLine="200"/>
             </w:pPr>
             <w:r>
               <w:rPr>
@@ -3091,6 +3853,7 @@
           <w:p>
             <w:pPr>
               <w:spacing w:before="40" w:after="40"/>
+              <w:ind w:firstLine="200"/>
             </w:pPr>
             <w:r>
               <w:rPr>
@@ -3115,6 +3878,7 @@
           <w:p>
             <w:pPr>
               <w:spacing w:before="40" w:after="40"/>
+              <w:ind w:firstLine="200"/>
             </w:pPr>
             <w:r>
               <w:rPr>
@@ -3147,6 +3911,7 @@
           <w:p>
             <w:pPr>
               <w:spacing w:before="40" w:after="40"/>
+              <w:ind w:firstLine="200"/>
             </w:pPr>
             <w:r>
               <w:rPr>
@@ -3171,6 +3936,7 @@
           <w:p>
             <w:pPr>
               <w:spacing w:before="40" w:after="40"/>
+              <w:ind w:firstLine="200"/>
             </w:pPr>
             <w:proofErr w:type="spellStart"/>
             <w:r>
@@ -3186,7 +3952,7 @@
                 <w:sz w:val="20"/>
                 <w:szCs w:val="20"/>
               </w:rPr>
-              <w:t xml:space="preserve"> (로컬) [8]</w:t>
+              <w:t xml:space="preserve"> (로컬) [7]</w:t>
             </w:r>
           </w:p>
         </w:tc>
@@ -3204,6 +3970,7 @@
           <w:p>
             <w:pPr>
               <w:spacing w:before="40" w:after="40"/>
+              <w:ind w:firstLine="200"/>
             </w:pPr>
             <w:r>
               <w:rPr>
@@ -3236,6 +4003,7 @@
           <w:p>
             <w:pPr>
               <w:spacing w:before="40" w:after="40"/>
+              <w:ind w:firstLine="200"/>
             </w:pPr>
             <w:r>
               <w:rPr>
@@ -3260,13 +4028,14 @@
           <w:p>
             <w:pPr>
               <w:spacing w:before="40" w:after="40"/>
-            </w:pPr>
-            <w:r>
-              <w:rPr>
-                <w:sz w:val="20"/>
-                <w:szCs w:val="20"/>
-              </w:rPr>
-              <w:t>메모리 배열 + JSON 파일</w:t>
+              <w:ind w:firstLine="200"/>
+            </w:pPr>
+            <w:r>
+              <w:rPr>
+                <w:sz w:val="20"/>
+                <w:szCs w:val="20"/>
+              </w:rPr>
+              <w:t>메모리 큐 + JSON 파일</w:t>
             </w:r>
           </w:p>
         </w:tc>
@@ -3284,6 +4053,7 @@
           <w:p>
             <w:pPr>
               <w:spacing w:before="40" w:after="40"/>
+              <w:ind w:firstLine="200"/>
             </w:pPr>
             <w:r>
               <w:rPr>
@@ -3316,6 +4086,7 @@
           <w:p>
             <w:pPr>
               <w:spacing w:before="40" w:after="40"/>
+              <w:ind w:firstLine="200"/>
             </w:pPr>
             <w:r>
               <w:rPr>
@@ -3340,6 +4111,7 @@
           <w:p>
             <w:pPr>
               <w:spacing w:before="40" w:after="40"/>
+              <w:ind w:firstLine="200"/>
             </w:pPr>
             <w:r>
               <w:rPr>
@@ -3364,13 +4136,14 @@
           <w:p>
             <w:pPr>
               <w:spacing w:before="40" w:after="40"/>
-            </w:pPr>
-            <w:r>
-              <w:rPr>
-                <w:sz w:val="20"/>
-                <w:szCs w:val="20"/>
-              </w:rPr>
-              <w:t>최소 의존성 원칙, UUID는 Node.js 내장 모듈 사용</w:t>
+              <w:ind w:firstLine="200"/>
+            </w:pPr>
+            <w:r>
+              <w:rPr>
+                <w:sz w:val="20"/>
+                <w:szCs w:val="20"/>
+              </w:rPr>
+              <w:t>외부 라이브러리는 Express.js만 사용</w:t>
             </w:r>
           </w:p>
         </w:tc>
@@ -3379,43 +4152,1171 @@
     <w:p>
       <w:pPr>
         <w:spacing w:after="80"/>
-      </w:pPr>
+        <w:ind w:firstLine="220"/>
+      </w:pPr>
+    </w:p>
+    <w:p>
+      <w:pPr>
+        <w:adjustRightInd w:val="0"/>
+        <w:spacing w:after="120" w:line="240" w:lineRule="atLeast"/>
+        <w:ind w:firstLineChars="100" w:firstLine="200"/>
+        <w:jc w:val="both"/>
+        <w:rPr>
+          <w:sz w:val="20"/>
+          <w:szCs w:val="20"/>
+        </w:rPr>
+      </w:pPr>
+      <w:r>
+        <w:rPr>
+          <w:sz w:val="20"/>
+          <w:szCs w:val="20"/>
+        </w:rPr>
+        <w:t>외부 라이브러리를 최소한으로 사용하고, 스케줄링 알고리즘을 직접 구현하여 학습 효과를 높이는 것을 목표로 하였다.</w:t>
+      </w:r>
+    </w:p>
+    <w:p>
+      <w:pPr>
+        <w:pStyle w:val="2"/>
+        <w:ind w:firstLine="240"/>
+      </w:pPr>
+      <w:r>
+        <w:t>4.2 코드 구조</w:t>
+      </w:r>
     </w:p>
     <w:p>
       <w:pPr>
         <w:spacing w:after="120" w:line="360" w:lineRule="auto"/>
-      </w:pPr>
-      <w:r>
-        <w:t>외부 라이브러리를 최소한으로 사용하고, 스케줄링 알고리즘을 직접 구현하여 학습 효과를 높이는 것을 목표로 하였다.</w:t>
-      </w:r>
-    </w:p>
-    <w:p>
-      <w:pPr>
-        <w:pStyle w:val="2"/>
-      </w:pPr>
-      <w:r>
-        <w:t>4.2 코드 구조</w:t>
-      </w:r>
-    </w:p>
-    <w:p>
-      <w:pPr>
-        <w:spacing w:after="120" w:line="360" w:lineRule="auto"/>
+        <w:ind w:firstLine="220"/>
       </w:pPr>
       <w:r>
         <w:rPr>
           <w:b/>
           <w:bCs/>
-          <w:i/>
-          <w:iCs/>
-        </w:rPr>
-        <w:t>의사코드 1. 코드 디렉터리 구조</w:t>
-      </w:r>
-    </w:p>
-    <w:p>
-      <w:pPr>
-        <w:ind w:left="360"/>
-      </w:pPr>
+        </w:rPr>
+        <w:t>표 4. 소스 코드 구조 (</w:t>
+      </w:r>
       <w:proofErr w:type="spellStart"/>
+      <w:r>
+        <w:rPr>
+          <w:b/>
+          <w:bCs/>
+        </w:rPr>
+        <w:t>src</w:t>
+      </w:r>
+      <w:proofErr w:type="spellEnd"/>
+      <w:r>
+        <w:rPr>
+          <w:b/>
+          <w:bCs/>
+        </w:rPr>
+        <w:t>-simple/, 주요 파일만 표시)</w:t>
+      </w:r>
+    </w:p>
+    <w:tbl>
+      <w:tblPr>
+        <w:tblW w:w="100" w:type="auto"/>
+        <w:tblBorders>
+          <w:top w:val="single" w:sz="4" w:space="0" w:color="auto"/>
+          <w:left w:val="single" w:sz="4" w:space="0" w:color="auto"/>
+          <w:bottom w:val="single" w:sz="4" w:space="0" w:color="auto"/>
+          <w:right w:val="single" w:sz="4" w:space="0" w:color="auto"/>
+          <w:insideH w:val="single" w:sz="4" w:space="0" w:color="auto"/>
+          <w:insideV w:val="single" w:sz="4" w:space="0" w:color="auto"/>
+        </w:tblBorders>
+        <w:tblCellMar>
+          <w:left w:w="10" w:type="dxa"/>
+          <w:right w:w="10" w:type="dxa"/>
+        </w:tblCellMar>
+        <w:tblLook w:val="0000" w:firstRow="0" w:lastRow="0" w:firstColumn="0" w:lastColumn="0" w:noHBand="0" w:noVBand="0"/>
+      </w:tblPr>
+      <w:tblGrid>
+        <w:gridCol w:w="2000"/>
+        <w:gridCol w:w="3200"/>
+        <w:gridCol w:w="3800"/>
+      </w:tblGrid>
+      <w:tr>
+        <w:tblPrEx>
+          <w:tblCellMar>
+            <w:top w:w="0" w:type="dxa"/>
+            <w:bottom w:w="0" w:type="dxa"/>
+          </w:tblCellMar>
+        </w:tblPrEx>
+        <w:tc>
+          <w:tcPr>
+            <w:tcW w:w="2000" w:type="dxa"/>
+            <w:tcBorders>
+              <w:top w:val="single" w:sz="1" w:space="0" w:color="AAAAAA"/>
+              <w:left w:val="single" w:sz="1" w:space="0" w:color="AAAAAA"/>
+              <w:bottom w:val="single" w:sz="1" w:space="0" w:color="AAAAAA"/>
+              <w:right w:val="single" w:sz="1" w:space="0" w:color="AAAAAA"/>
+            </w:tcBorders>
+            <w:shd w:val="clear" w:color="auto" w:fill="D9E2F3"/>
+            <w:vAlign w:val="center"/>
+          </w:tcPr>
+          <w:p>
+            <w:pPr>
+              <w:spacing w:before="40" w:after="40"/>
+              <w:ind w:firstLine="200"/>
+              <w:jc w:val="center"/>
+            </w:pPr>
+            <w:r>
+              <w:rPr>
+                <w:b/>
+                <w:bCs/>
+                <w:sz w:val="20"/>
+                <w:szCs w:val="20"/>
+              </w:rPr>
+              <w:t>디렉토리</w:t>
+            </w:r>
+          </w:p>
+        </w:tc>
+        <w:tc>
+          <w:tcPr>
+            <w:tcW w:w="3200" w:type="dxa"/>
+            <w:tcBorders>
+              <w:top w:val="single" w:sz="1" w:space="0" w:color="AAAAAA"/>
+              <w:left w:val="single" w:sz="1" w:space="0" w:color="AAAAAA"/>
+              <w:bottom w:val="single" w:sz="1" w:space="0" w:color="AAAAAA"/>
+              <w:right w:val="single" w:sz="1" w:space="0" w:color="AAAAAA"/>
+            </w:tcBorders>
+            <w:shd w:val="clear" w:color="auto" w:fill="D9E2F3"/>
+            <w:vAlign w:val="center"/>
+          </w:tcPr>
+          <w:p>
+            <w:pPr>
+              <w:spacing w:before="40" w:after="40"/>
+              <w:ind w:firstLine="200"/>
+              <w:jc w:val="center"/>
+            </w:pPr>
+            <w:r>
+              <w:rPr>
+                <w:b/>
+                <w:bCs/>
+                <w:sz w:val="20"/>
+                <w:szCs w:val="20"/>
+              </w:rPr>
+              <w:t>파일</w:t>
+            </w:r>
+          </w:p>
+        </w:tc>
+        <w:tc>
+          <w:tcPr>
+            <w:tcW w:w="3800" w:type="dxa"/>
+            <w:tcBorders>
+              <w:top w:val="single" w:sz="1" w:space="0" w:color="AAAAAA"/>
+              <w:left w:val="single" w:sz="1" w:space="0" w:color="AAAAAA"/>
+              <w:bottom w:val="single" w:sz="1" w:space="0" w:color="AAAAAA"/>
+              <w:right w:val="single" w:sz="1" w:space="0" w:color="AAAAAA"/>
+            </w:tcBorders>
+            <w:shd w:val="clear" w:color="auto" w:fill="D9E2F3"/>
+            <w:vAlign w:val="center"/>
+          </w:tcPr>
+          <w:p>
+            <w:pPr>
+              <w:spacing w:before="40" w:after="40"/>
+              <w:ind w:firstLine="200"/>
+              <w:jc w:val="center"/>
+            </w:pPr>
+            <w:r>
+              <w:rPr>
+                <w:b/>
+                <w:bCs/>
+                <w:sz w:val="20"/>
+                <w:szCs w:val="20"/>
+              </w:rPr>
+              <w:t>설명</w:t>
+            </w:r>
+          </w:p>
+        </w:tc>
+      </w:tr>
+      <w:tr>
+        <w:tblPrEx>
+          <w:tblCellMar>
+            <w:top w:w="0" w:type="dxa"/>
+            <w:bottom w:w="0" w:type="dxa"/>
+          </w:tblCellMar>
+        </w:tblPrEx>
+        <w:tc>
+          <w:tcPr>
+            <w:tcW w:w="2000" w:type="dxa"/>
+            <w:tcBorders>
+              <w:top w:val="single" w:sz="1" w:space="0" w:color="AAAAAA"/>
+              <w:left w:val="single" w:sz="1" w:space="0" w:color="AAAAAA"/>
+              <w:bottom w:val="single" w:sz="1" w:space="0" w:color="AAAAAA"/>
+              <w:right w:val="single" w:sz="1" w:space="0" w:color="AAAAAA"/>
+            </w:tcBorders>
+            <w:vAlign w:val="center"/>
+          </w:tcPr>
+          <w:p>
+            <w:pPr>
+              <w:spacing w:before="40" w:after="40"/>
+              <w:ind w:firstLine="200"/>
+            </w:pPr>
+            <w:proofErr w:type="spellStart"/>
+            <w:r>
+              <w:rPr>
+                <w:sz w:val="20"/>
+                <w:szCs w:val="20"/>
+              </w:rPr>
+              <w:t>api</w:t>
+            </w:r>
+            <w:proofErr w:type="spellEnd"/>
+            <w:r>
+              <w:rPr>
+                <w:sz w:val="20"/>
+                <w:szCs w:val="20"/>
+              </w:rPr>
+              <w:t>/</w:t>
+            </w:r>
+          </w:p>
+        </w:tc>
+        <w:tc>
+          <w:tcPr>
+            <w:tcW w:w="3200" w:type="dxa"/>
+            <w:tcBorders>
+              <w:top w:val="single" w:sz="1" w:space="0" w:color="AAAAAA"/>
+              <w:left w:val="single" w:sz="1" w:space="0" w:color="AAAAAA"/>
+              <w:bottom w:val="single" w:sz="1" w:space="0" w:color="AAAAAA"/>
+              <w:right w:val="single" w:sz="1" w:space="0" w:color="AAAAAA"/>
+            </w:tcBorders>
+            <w:vAlign w:val="center"/>
+          </w:tcPr>
+          <w:p>
+            <w:pPr>
+              <w:spacing w:before="40" w:after="40"/>
+              <w:ind w:firstLine="200"/>
+            </w:pPr>
+            <w:r>
+              <w:rPr>
+                <w:sz w:val="20"/>
+                <w:szCs w:val="20"/>
+              </w:rPr>
+              <w:t>routes.js</w:t>
+            </w:r>
+          </w:p>
+        </w:tc>
+        <w:tc>
+          <w:tcPr>
+            <w:tcW w:w="3800" w:type="dxa"/>
+            <w:tcBorders>
+              <w:top w:val="single" w:sz="1" w:space="0" w:color="AAAAAA"/>
+              <w:left w:val="single" w:sz="1" w:space="0" w:color="AAAAAA"/>
+              <w:bottom w:val="single" w:sz="1" w:space="0" w:color="AAAAAA"/>
+              <w:right w:val="single" w:sz="1" w:space="0" w:color="AAAAAA"/>
+            </w:tcBorders>
+            <w:vAlign w:val="center"/>
+          </w:tcPr>
+          <w:p>
+            <w:pPr>
+              <w:spacing w:before="40" w:after="40"/>
+              <w:ind w:firstLine="200"/>
+            </w:pPr>
+            <w:r>
+              <w:rPr>
+                <w:sz w:val="20"/>
+                <w:szCs w:val="20"/>
+              </w:rPr>
+              <w:t xml:space="preserve">REST API </w:t>
+            </w:r>
+            <w:proofErr w:type="spellStart"/>
+            <w:r>
+              <w:rPr>
+                <w:sz w:val="20"/>
+                <w:szCs w:val="20"/>
+              </w:rPr>
+              <w:t>엔드포인트</w:t>
+            </w:r>
+            <w:proofErr w:type="spellEnd"/>
+            <w:r>
+              <w:rPr>
+                <w:sz w:val="20"/>
+                <w:szCs w:val="20"/>
+              </w:rPr>
+              <w:t xml:space="preserve"> 정의</w:t>
+            </w:r>
+          </w:p>
+        </w:tc>
+      </w:tr>
+      <w:tr>
+        <w:tblPrEx>
+          <w:tblCellMar>
+            <w:top w:w="0" w:type="dxa"/>
+            <w:bottom w:w="0" w:type="dxa"/>
+          </w:tblCellMar>
+        </w:tblPrEx>
+        <w:tc>
+          <w:tcPr>
+            <w:tcW w:w="2000" w:type="dxa"/>
+            <w:tcBorders>
+              <w:top w:val="single" w:sz="1" w:space="0" w:color="AAAAAA"/>
+              <w:left w:val="single" w:sz="1" w:space="0" w:color="AAAAAA"/>
+              <w:bottom w:val="single" w:sz="1" w:space="0" w:color="AAAAAA"/>
+              <w:right w:val="single" w:sz="1" w:space="0" w:color="AAAAAA"/>
+            </w:tcBorders>
+            <w:vAlign w:val="center"/>
+          </w:tcPr>
+          <w:p>
+            <w:pPr>
+              <w:spacing w:before="40" w:after="40"/>
+              <w:ind w:firstLine="200"/>
+            </w:pPr>
+            <w:r>
+              <w:rPr>
+                <w:sz w:val="20"/>
+                <w:szCs w:val="20"/>
+              </w:rPr>
+              <w:t>schedulers/</w:t>
+            </w:r>
+          </w:p>
+        </w:tc>
+        <w:tc>
+          <w:tcPr>
+            <w:tcW w:w="3200" w:type="dxa"/>
+            <w:tcBorders>
+              <w:top w:val="single" w:sz="1" w:space="0" w:color="AAAAAA"/>
+              <w:left w:val="single" w:sz="1" w:space="0" w:color="AAAAAA"/>
+              <w:bottom w:val="single" w:sz="1" w:space="0" w:color="AAAAAA"/>
+              <w:right w:val="single" w:sz="1" w:space="0" w:color="AAAAAA"/>
+            </w:tcBorders>
+            <w:vAlign w:val="center"/>
+          </w:tcPr>
+          <w:p>
+            <w:pPr>
+              <w:spacing w:before="40" w:after="40"/>
+              <w:ind w:firstLine="200"/>
+            </w:pPr>
+            <w:r>
+              <w:rPr>
+                <w:sz w:val="20"/>
+                <w:szCs w:val="20"/>
+              </w:rPr>
+              <w:t>BaseScheduler.js</w:t>
+            </w:r>
+          </w:p>
+        </w:tc>
+        <w:tc>
+          <w:tcPr>
+            <w:tcW w:w="3800" w:type="dxa"/>
+            <w:tcBorders>
+              <w:top w:val="single" w:sz="1" w:space="0" w:color="AAAAAA"/>
+              <w:left w:val="single" w:sz="1" w:space="0" w:color="AAAAAA"/>
+              <w:bottom w:val="single" w:sz="1" w:space="0" w:color="AAAAAA"/>
+              <w:right w:val="single" w:sz="1" w:space="0" w:color="AAAAAA"/>
+            </w:tcBorders>
+            <w:vAlign w:val="center"/>
+          </w:tcPr>
+          <w:p>
+            <w:pPr>
+              <w:spacing w:before="40" w:after="40"/>
+              <w:ind w:firstLine="200"/>
+            </w:pPr>
+            <w:r>
+              <w:rPr>
+                <w:sz w:val="20"/>
+                <w:szCs w:val="20"/>
+              </w:rPr>
+              <w:t>기본 스케줄러 (공통 인터페이스)</w:t>
+            </w:r>
+          </w:p>
+        </w:tc>
+      </w:tr>
+      <w:tr>
+        <w:tblPrEx>
+          <w:tblCellMar>
+            <w:top w:w="0" w:type="dxa"/>
+            <w:bottom w:w="0" w:type="dxa"/>
+          </w:tblCellMar>
+        </w:tblPrEx>
+        <w:tc>
+          <w:tcPr>
+            <w:tcW w:w="2000" w:type="dxa"/>
+            <w:tcBorders>
+              <w:top w:val="single" w:sz="1" w:space="0" w:color="AAAAAA"/>
+              <w:left w:val="single" w:sz="1" w:space="0" w:color="AAAAAA"/>
+              <w:bottom w:val="single" w:sz="1" w:space="0" w:color="AAAAAA"/>
+              <w:right w:val="single" w:sz="1" w:space="0" w:color="AAAAAA"/>
+            </w:tcBorders>
+            <w:vAlign w:val="center"/>
+          </w:tcPr>
+          <w:p>
+            <w:pPr>
+              <w:spacing w:before="40" w:after="40"/>
+              <w:ind w:firstLine="220"/>
+            </w:pPr>
+          </w:p>
+        </w:tc>
+        <w:tc>
+          <w:tcPr>
+            <w:tcW w:w="3200" w:type="dxa"/>
+            <w:tcBorders>
+              <w:top w:val="single" w:sz="1" w:space="0" w:color="AAAAAA"/>
+              <w:left w:val="single" w:sz="1" w:space="0" w:color="AAAAAA"/>
+              <w:bottom w:val="single" w:sz="1" w:space="0" w:color="AAAAAA"/>
+              <w:right w:val="single" w:sz="1" w:space="0" w:color="AAAAAA"/>
+            </w:tcBorders>
+            <w:vAlign w:val="center"/>
+          </w:tcPr>
+          <w:p>
+            <w:pPr>
+              <w:spacing w:before="40" w:after="40"/>
+              <w:ind w:firstLine="200"/>
+            </w:pPr>
+            <w:r>
+              <w:rPr>
+                <w:sz w:val="20"/>
+                <w:szCs w:val="20"/>
+              </w:rPr>
+              <w:t>FCFSScheduler.js</w:t>
+            </w:r>
+          </w:p>
+        </w:tc>
+        <w:tc>
+          <w:tcPr>
+            <w:tcW w:w="3800" w:type="dxa"/>
+            <w:tcBorders>
+              <w:top w:val="single" w:sz="1" w:space="0" w:color="AAAAAA"/>
+              <w:left w:val="single" w:sz="1" w:space="0" w:color="AAAAAA"/>
+              <w:bottom w:val="single" w:sz="1" w:space="0" w:color="AAAAAA"/>
+              <w:right w:val="single" w:sz="1" w:space="0" w:color="AAAAAA"/>
+            </w:tcBorders>
+            <w:vAlign w:val="center"/>
+          </w:tcPr>
+          <w:p>
+            <w:pPr>
+              <w:spacing w:before="40" w:after="40"/>
+              <w:ind w:firstLine="200"/>
+            </w:pPr>
+            <w:r>
+              <w:rPr>
+                <w:sz w:val="20"/>
+                <w:szCs w:val="20"/>
+              </w:rPr>
+              <w:t>FCFS 스케줄러</w:t>
+            </w:r>
+          </w:p>
+        </w:tc>
+      </w:tr>
+      <w:tr>
+        <w:tblPrEx>
+          <w:tblCellMar>
+            <w:top w:w="0" w:type="dxa"/>
+            <w:bottom w:w="0" w:type="dxa"/>
+          </w:tblCellMar>
+        </w:tblPrEx>
+        <w:tc>
+          <w:tcPr>
+            <w:tcW w:w="2000" w:type="dxa"/>
+            <w:tcBorders>
+              <w:top w:val="single" w:sz="1" w:space="0" w:color="AAAAAA"/>
+              <w:left w:val="single" w:sz="1" w:space="0" w:color="AAAAAA"/>
+              <w:bottom w:val="single" w:sz="1" w:space="0" w:color="AAAAAA"/>
+              <w:right w:val="single" w:sz="1" w:space="0" w:color="AAAAAA"/>
+            </w:tcBorders>
+            <w:vAlign w:val="center"/>
+          </w:tcPr>
+          <w:p>
+            <w:pPr>
+              <w:spacing w:before="40" w:after="40"/>
+              <w:ind w:firstLine="220"/>
+            </w:pPr>
+          </w:p>
+        </w:tc>
+        <w:tc>
+          <w:tcPr>
+            <w:tcW w:w="3200" w:type="dxa"/>
+            <w:tcBorders>
+              <w:top w:val="single" w:sz="1" w:space="0" w:color="AAAAAA"/>
+              <w:left w:val="single" w:sz="1" w:space="0" w:color="AAAAAA"/>
+              <w:bottom w:val="single" w:sz="1" w:space="0" w:color="AAAAAA"/>
+              <w:right w:val="single" w:sz="1" w:space="0" w:color="AAAAAA"/>
+            </w:tcBorders>
+            <w:vAlign w:val="center"/>
+          </w:tcPr>
+          <w:p>
+            <w:pPr>
+              <w:spacing w:before="40" w:after="40"/>
+              <w:ind w:firstLine="200"/>
+            </w:pPr>
+            <w:r>
+              <w:rPr>
+                <w:sz w:val="20"/>
+                <w:szCs w:val="20"/>
+              </w:rPr>
+              <w:t>PriorityScheduler.js</w:t>
+            </w:r>
+          </w:p>
+        </w:tc>
+        <w:tc>
+          <w:tcPr>
+            <w:tcW w:w="3800" w:type="dxa"/>
+            <w:tcBorders>
+              <w:top w:val="single" w:sz="1" w:space="0" w:color="AAAAAA"/>
+              <w:left w:val="single" w:sz="1" w:space="0" w:color="AAAAAA"/>
+              <w:bottom w:val="single" w:sz="1" w:space="0" w:color="AAAAAA"/>
+              <w:right w:val="single" w:sz="1" w:space="0" w:color="AAAAAA"/>
+            </w:tcBorders>
+            <w:vAlign w:val="center"/>
+          </w:tcPr>
+          <w:p>
+            <w:pPr>
+              <w:spacing w:before="40" w:after="40"/>
+              <w:ind w:firstLine="200"/>
+            </w:pPr>
+            <w:r>
+              <w:rPr>
+                <w:sz w:val="20"/>
+                <w:szCs w:val="20"/>
+              </w:rPr>
+              <w:t>Priority 스케줄러 (</w:t>
+            </w:r>
+            <w:proofErr w:type="spellStart"/>
+            <w:r>
+              <w:rPr>
+                <w:sz w:val="20"/>
+                <w:szCs w:val="20"/>
+              </w:rPr>
+              <w:t>에이징</w:t>
+            </w:r>
+            <w:proofErr w:type="spellEnd"/>
+            <w:r>
+              <w:rPr>
+                <w:sz w:val="20"/>
+                <w:szCs w:val="20"/>
+              </w:rPr>
+              <w:t xml:space="preserve"> 포함)</w:t>
+            </w:r>
+          </w:p>
+        </w:tc>
+      </w:tr>
+      <w:tr>
+        <w:tblPrEx>
+          <w:tblCellMar>
+            <w:top w:w="0" w:type="dxa"/>
+            <w:bottom w:w="0" w:type="dxa"/>
+          </w:tblCellMar>
+        </w:tblPrEx>
+        <w:tc>
+          <w:tcPr>
+            <w:tcW w:w="2000" w:type="dxa"/>
+            <w:tcBorders>
+              <w:top w:val="single" w:sz="1" w:space="0" w:color="AAAAAA"/>
+              <w:left w:val="single" w:sz="1" w:space="0" w:color="AAAAAA"/>
+              <w:bottom w:val="single" w:sz="1" w:space="0" w:color="AAAAAA"/>
+              <w:right w:val="single" w:sz="1" w:space="0" w:color="AAAAAA"/>
+            </w:tcBorders>
+            <w:vAlign w:val="center"/>
+          </w:tcPr>
+          <w:p>
+            <w:pPr>
+              <w:spacing w:before="40" w:after="40"/>
+              <w:ind w:firstLine="220"/>
+            </w:pPr>
+          </w:p>
+        </w:tc>
+        <w:tc>
+          <w:tcPr>
+            <w:tcW w:w="3200" w:type="dxa"/>
+            <w:tcBorders>
+              <w:top w:val="single" w:sz="1" w:space="0" w:color="AAAAAA"/>
+              <w:left w:val="single" w:sz="1" w:space="0" w:color="AAAAAA"/>
+              <w:bottom w:val="single" w:sz="1" w:space="0" w:color="AAAAAA"/>
+              <w:right w:val="single" w:sz="1" w:space="0" w:color="AAAAAA"/>
+            </w:tcBorders>
+            <w:vAlign w:val="center"/>
+          </w:tcPr>
+          <w:p>
+            <w:pPr>
+              <w:spacing w:before="40" w:after="40"/>
+              <w:ind w:firstLine="200"/>
+            </w:pPr>
+            <w:r>
+              <w:rPr>
+                <w:sz w:val="20"/>
+                <w:szCs w:val="20"/>
+              </w:rPr>
+              <w:t>MLFQScheduler.js</w:t>
+            </w:r>
+          </w:p>
+        </w:tc>
+        <w:tc>
+          <w:tcPr>
+            <w:tcW w:w="3800" w:type="dxa"/>
+            <w:tcBorders>
+              <w:top w:val="single" w:sz="1" w:space="0" w:color="AAAAAA"/>
+              <w:left w:val="single" w:sz="1" w:space="0" w:color="AAAAAA"/>
+              <w:bottom w:val="single" w:sz="1" w:space="0" w:color="AAAAAA"/>
+              <w:right w:val="single" w:sz="1" w:space="0" w:color="AAAAAA"/>
+            </w:tcBorders>
+            <w:vAlign w:val="center"/>
+          </w:tcPr>
+          <w:p>
+            <w:pPr>
+              <w:spacing w:before="40" w:after="40"/>
+              <w:ind w:firstLine="200"/>
+            </w:pPr>
+            <w:r>
+              <w:rPr>
+                <w:sz w:val="20"/>
+                <w:szCs w:val="20"/>
+              </w:rPr>
+              <w:t>MLFQ 스케줄러</w:t>
+            </w:r>
+          </w:p>
+        </w:tc>
+      </w:tr>
+      <w:tr>
+        <w:tblPrEx>
+          <w:tblCellMar>
+            <w:top w:w="0" w:type="dxa"/>
+            <w:bottom w:w="0" w:type="dxa"/>
+          </w:tblCellMar>
+        </w:tblPrEx>
+        <w:tc>
+          <w:tcPr>
+            <w:tcW w:w="2000" w:type="dxa"/>
+            <w:tcBorders>
+              <w:top w:val="single" w:sz="1" w:space="0" w:color="AAAAAA"/>
+              <w:left w:val="single" w:sz="1" w:space="0" w:color="AAAAAA"/>
+              <w:bottom w:val="single" w:sz="1" w:space="0" w:color="AAAAAA"/>
+              <w:right w:val="single" w:sz="1" w:space="0" w:color="AAAAAA"/>
+            </w:tcBorders>
+            <w:vAlign w:val="center"/>
+          </w:tcPr>
+          <w:p>
+            <w:pPr>
+              <w:spacing w:before="40" w:after="40"/>
+              <w:ind w:firstLine="220"/>
+            </w:pPr>
+          </w:p>
+        </w:tc>
+        <w:tc>
+          <w:tcPr>
+            <w:tcW w:w="3200" w:type="dxa"/>
+            <w:tcBorders>
+              <w:top w:val="single" w:sz="1" w:space="0" w:color="AAAAAA"/>
+              <w:left w:val="single" w:sz="1" w:space="0" w:color="AAAAAA"/>
+              <w:bottom w:val="single" w:sz="1" w:space="0" w:color="AAAAAA"/>
+              <w:right w:val="single" w:sz="1" w:space="0" w:color="AAAAAA"/>
+            </w:tcBorders>
+            <w:vAlign w:val="center"/>
+          </w:tcPr>
+          <w:p>
+            <w:pPr>
+              <w:spacing w:before="40" w:after="40"/>
+              <w:ind w:firstLine="200"/>
+            </w:pPr>
+            <w:r>
+              <w:rPr>
+                <w:sz w:val="20"/>
+                <w:szCs w:val="20"/>
+              </w:rPr>
+              <w:t>WFQScheduler.js</w:t>
+            </w:r>
+          </w:p>
+        </w:tc>
+        <w:tc>
+          <w:tcPr>
+            <w:tcW w:w="3800" w:type="dxa"/>
+            <w:tcBorders>
+              <w:top w:val="single" w:sz="1" w:space="0" w:color="AAAAAA"/>
+              <w:left w:val="single" w:sz="1" w:space="0" w:color="AAAAAA"/>
+              <w:bottom w:val="single" w:sz="1" w:space="0" w:color="AAAAAA"/>
+              <w:right w:val="single" w:sz="1" w:space="0" w:color="AAAAAA"/>
+            </w:tcBorders>
+            <w:vAlign w:val="center"/>
+          </w:tcPr>
+          <w:p>
+            <w:pPr>
+              <w:spacing w:before="40" w:after="40"/>
+              <w:ind w:firstLine="200"/>
+            </w:pPr>
+            <w:r>
+              <w:rPr>
+                <w:sz w:val="20"/>
+                <w:szCs w:val="20"/>
+              </w:rPr>
+              <w:t>WFQ 스케줄러</w:t>
+            </w:r>
+          </w:p>
+        </w:tc>
+      </w:tr>
+      <w:tr>
+        <w:tblPrEx>
+          <w:tblCellMar>
+            <w:top w:w="0" w:type="dxa"/>
+            <w:bottom w:w="0" w:type="dxa"/>
+          </w:tblCellMar>
+        </w:tblPrEx>
+        <w:tc>
+          <w:tcPr>
+            <w:tcW w:w="2000" w:type="dxa"/>
+            <w:tcBorders>
+              <w:top w:val="single" w:sz="1" w:space="0" w:color="AAAAAA"/>
+              <w:left w:val="single" w:sz="1" w:space="0" w:color="AAAAAA"/>
+              <w:bottom w:val="single" w:sz="1" w:space="0" w:color="AAAAAA"/>
+              <w:right w:val="single" w:sz="1" w:space="0" w:color="AAAAAA"/>
+            </w:tcBorders>
+            <w:vAlign w:val="center"/>
+          </w:tcPr>
+          <w:p>
+            <w:pPr>
+              <w:spacing w:before="40" w:after="40"/>
+              <w:ind w:firstLine="200"/>
+            </w:pPr>
+            <w:r>
+              <w:rPr>
+                <w:sz w:val="20"/>
+                <w:szCs w:val="20"/>
+              </w:rPr>
+              <w:t>queue/</w:t>
+            </w:r>
+          </w:p>
+        </w:tc>
+        <w:tc>
+          <w:tcPr>
+            <w:tcW w:w="3200" w:type="dxa"/>
+            <w:tcBorders>
+              <w:top w:val="single" w:sz="1" w:space="0" w:color="AAAAAA"/>
+              <w:left w:val="single" w:sz="1" w:space="0" w:color="AAAAAA"/>
+              <w:bottom w:val="single" w:sz="1" w:space="0" w:color="AAAAAA"/>
+              <w:right w:val="single" w:sz="1" w:space="0" w:color="AAAAAA"/>
+            </w:tcBorders>
+            <w:vAlign w:val="center"/>
+          </w:tcPr>
+          <w:p>
+            <w:pPr>
+              <w:spacing w:before="40" w:after="40"/>
+              <w:ind w:firstLine="200"/>
+            </w:pPr>
+            <w:r>
+              <w:rPr>
+                <w:sz w:val="20"/>
+                <w:szCs w:val="20"/>
+              </w:rPr>
+              <w:t>MemoryQueue.js</w:t>
+            </w:r>
+          </w:p>
+        </w:tc>
+        <w:tc>
+          <w:tcPr>
+            <w:tcW w:w="3800" w:type="dxa"/>
+            <w:tcBorders>
+              <w:top w:val="single" w:sz="1" w:space="0" w:color="AAAAAA"/>
+              <w:left w:val="single" w:sz="1" w:space="0" w:color="AAAAAA"/>
+              <w:bottom w:val="single" w:sz="1" w:space="0" w:color="AAAAAA"/>
+              <w:right w:val="single" w:sz="1" w:space="0" w:color="AAAAAA"/>
+            </w:tcBorders>
+            <w:vAlign w:val="center"/>
+          </w:tcPr>
+          <w:p>
+            <w:pPr>
+              <w:spacing w:before="40" w:after="40"/>
+              <w:ind w:firstLine="200"/>
+            </w:pPr>
+            <w:r>
+              <w:rPr>
+                <w:sz w:val="20"/>
+                <w:szCs w:val="20"/>
+              </w:rPr>
+              <w:t>메모리 큐</w:t>
+            </w:r>
+          </w:p>
+        </w:tc>
+      </w:tr>
+      <w:tr>
+        <w:tblPrEx>
+          <w:tblCellMar>
+            <w:top w:w="0" w:type="dxa"/>
+            <w:bottom w:w="0" w:type="dxa"/>
+          </w:tblCellMar>
+        </w:tblPrEx>
+        <w:tc>
+          <w:tcPr>
+            <w:tcW w:w="2000" w:type="dxa"/>
+            <w:tcBorders>
+              <w:top w:val="single" w:sz="1" w:space="0" w:color="AAAAAA"/>
+              <w:left w:val="single" w:sz="1" w:space="0" w:color="AAAAAA"/>
+              <w:bottom w:val="single" w:sz="1" w:space="0" w:color="AAAAAA"/>
+              <w:right w:val="single" w:sz="1" w:space="0" w:color="AAAAAA"/>
+            </w:tcBorders>
+            <w:vAlign w:val="center"/>
+          </w:tcPr>
+          <w:p>
+            <w:pPr>
+              <w:spacing w:before="40" w:after="40"/>
+              <w:ind w:firstLine="200"/>
+            </w:pPr>
+            <w:r>
+              <w:rPr>
+                <w:sz w:val="20"/>
+                <w:szCs w:val="20"/>
+              </w:rPr>
+              <w:t>storage/</w:t>
+            </w:r>
+          </w:p>
+        </w:tc>
+        <w:tc>
+          <w:tcPr>
+            <w:tcW w:w="3200" w:type="dxa"/>
+            <w:tcBorders>
+              <w:top w:val="single" w:sz="1" w:space="0" w:color="AAAAAA"/>
+              <w:left w:val="single" w:sz="1" w:space="0" w:color="AAAAAA"/>
+              <w:bottom w:val="single" w:sz="1" w:space="0" w:color="AAAAAA"/>
+              <w:right w:val="single" w:sz="1" w:space="0" w:color="AAAAAA"/>
+            </w:tcBorders>
+            <w:vAlign w:val="center"/>
+          </w:tcPr>
+          <w:p>
+            <w:pPr>
+              <w:spacing w:before="40" w:after="40"/>
+              <w:ind w:firstLine="200"/>
+            </w:pPr>
+            <w:r>
+              <w:rPr>
+                <w:sz w:val="20"/>
+                <w:szCs w:val="20"/>
+              </w:rPr>
+              <w:t>JSONStore.js</w:t>
+            </w:r>
+          </w:p>
+        </w:tc>
+        <w:tc>
+          <w:tcPr>
+            <w:tcW w:w="3800" w:type="dxa"/>
+            <w:tcBorders>
+              <w:top w:val="single" w:sz="1" w:space="0" w:color="AAAAAA"/>
+              <w:left w:val="single" w:sz="1" w:space="0" w:color="AAAAAA"/>
+              <w:bottom w:val="single" w:sz="1" w:space="0" w:color="AAAAAA"/>
+              <w:right w:val="single" w:sz="1" w:space="0" w:color="AAAAAA"/>
+            </w:tcBorders>
+            <w:vAlign w:val="center"/>
+          </w:tcPr>
+          <w:p>
+            <w:pPr>
+              <w:spacing w:before="40" w:after="40"/>
+              <w:ind w:firstLine="200"/>
+            </w:pPr>
+            <w:r>
+              <w:rPr>
+                <w:sz w:val="20"/>
+                <w:szCs w:val="20"/>
+              </w:rPr>
+              <w:t>JSON 파일 저장소</w:t>
+            </w:r>
+          </w:p>
+        </w:tc>
+      </w:tr>
+      <w:tr>
+        <w:tblPrEx>
+          <w:tblCellMar>
+            <w:top w:w="0" w:type="dxa"/>
+            <w:bottom w:w="0" w:type="dxa"/>
+          </w:tblCellMar>
+        </w:tblPrEx>
+        <w:tc>
+          <w:tcPr>
+            <w:tcW w:w="2000" w:type="dxa"/>
+            <w:tcBorders>
+              <w:top w:val="single" w:sz="1" w:space="0" w:color="AAAAAA"/>
+              <w:left w:val="single" w:sz="1" w:space="0" w:color="AAAAAA"/>
+              <w:bottom w:val="single" w:sz="1" w:space="0" w:color="AAAAAA"/>
+              <w:right w:val="single" w:sz="1" w:space="0" w:color="AAAAAA"/>
+            </w:tcBorders>
+            <w:vAlign w:val="center"/>
+          </w:tcPr>
+          <w:p>
+            <w:pPr>
+              <w:spacing w:before="40" w:after="40"/>
+              <w:ind w:firstLine="200"/>
+            </w:pPr>
+            <w:proofErr w:type="spellStart"/>
+            <w:r>
+              <w:rPr>
+                <w:sz w:val="20"/>
+                <w:szCs w:val="20"/>
+              </w:rPr>
+              <w:t>llm</w:t>
+            </w:r>
+            <w:proofErr w:type="spellEnd"/>
+            <w:r>
+              <w:rPr>
+                <w:sz w:val="20"/>
+                <w:szCs w:val="20"/>
+              </w:rPr>
+              <w:t>/</w:t>
+            </w:r>
+          </w:p>
+        </w:tc>
+        <w:tc>
+          <w:tcPr>
+            <w:tcW w:w="3200" w:type="dxa"/>
+            <w:tcBorders>
+              <w:top w:val="single" w:sz="1" w:space="0" w:color="AAAAAA"/>
+              <w:left w:val="single" w:sz="1" w:space="0" w:color="AAAAAA"/>
+              <w:bottom w:val="single" w:sz="1" w:space="0" w:color="AAAAAA"/>
+              <w:right w:val="single" w:sz="1" w:space="0" w:color="AAAAAA"/>
+            </w:tcBorders>
+            <w:vAlign w:val="center"/>
+          </w:tcPr>
+          <w:p>
+            <w:pPr>
+              <w:spacing w:before="40" w:after="40"/>
+              <w:ind w:firstLine="200"/>
+            </w:pPr>
+            <w:r>
+              <w:rPr>
+                <w:sz w:val="20"/>
+                <w:szCs w:val="20"/>
+              </w:rPr>
+              <w:t>OllamaClient.js</w:t>
+            </w:r>
+          </w:p>
+        </w:tc>
+        <w:tc>
+          <w:tcPr>
+            <w:tcW w:w="3800" w:type="dxa"/>
+            <w:tcBorders>
+              <w:top w:val="single" w:sz="1" w:space="0" w:color="AAAAAA"/>
+              <w:left w:val="single" w:sz="1" w:space="0" w:color="AAAAAA"/>
+              <w:bottom w:val="single" w:sz="1" w:space="0" w:color="AAAAAA"/>
+              <w:right w:val="single" w:sz="1" w:space="0" w:color="AAAAAA"/>
+            </w:tcBorders>
+            <w:vAlign w:val="center"/>
+          </w:tcPr>
+          <w:p>
+            <w:pPr>
+              <w:spacing w:before="40" w:after="40"/>
+              <w:ind w:firstLine="200"/>
+            </w:pPr>
+            <w:proofErr w:type="spellStart"/>
+            <w:r>
+              <w:rPr>
+                <w:sz w:val="20"/>
+                <w:szCs w:val="20"/>
+              </w:rPr>
+              <w:t>Ollama</w:t>
+            </w:r>
+            <w:proofErr w:type="spellEnd"/>
+            <w:r>
+              <w:rPr>
+                <w:sz w:val="20"/>
+                <w:szCs w:val="20"/>
+              </w:rPr>
+              <w:t xml:space="preserve"> API 연결</w:t>
+            </w:r>
+          </w:p>
+        </w:tc>
+      </w:tr>
+      <w:tr>
+        <w:tblPrEx>
+          <w:tblCellMar>
+            <w:top w:w="0" w:type="dxa"/>
+            <w:bottom w:w="0" w:type="dxa"/>
+          </w:tblCellMar>
+        </w:tblPrEx>
+        <w:tc>
+          <w:tcPr>
+            <w:tcW w:w="2000" w:type="dxa"/>
+            <w:tcBorders>
+              <w:top w:val="single" w:sz="1" w:space="0" w:color="AAAAAA"/>
+              <w:left w:val="single" w:sz="1" w:space="0" w:color="AAAAAA"/>
+              <w:bottom w:val="single" w:sz="1" w:space="0" w:color="AAAAAA"/>
+              <w:right w:val="single" w:sz="1" w:space="0" w:color="AAAAAA"/>
+            </w:tcBorders>
+            <w:vAlign w:val="center"/>
+          </w:tcPr>
+          <w:p>
+            <w:pPr>
+              <w:spacing w:before="40" w:after="40"/>
+              <w:ind w:firstLine="200"/>
+            </w:pPr>
+            <w:r>
+              <w:rPr>
+                <w:sz w:val="20"/>
+                <w:szCs w:val="20"/>
+              </w:rPr>
+              <w:t>(루트)</w:t>
+            </w:r>
+          </w:p>
+        </w:tc>
+        <w:tc>
+          <w:tcPr>
+            <w:tcW w:w="3200" w:type="dxa"/>
+            <w:tcBorders>
+              <w:top w:val="single" w:sz="1" w:space="0" w:color="AAAAAA"/>
+              <w:left w:val="single" w:sz="1" w:space="0" w:color="AAAAAA"/>
+              <w:bottom w:val="single" w:sz="1" w:space="0" w:color="AAAAAA"/>
+              <w:right w:val="single" w:sz="1" w:space="0" w:color="AAAAAA"/>
+            </w:tcBorders>
+            <w:vAlign w:val="center"/>
+          </w:tcPr>
+          <w:p>
+            <w:pPr>
+              <w:spacing w:before="40" w:after="40"/>
+              <w:ind w:firstLine="200"/>
+            </w:pPr>
+            <w:r>
+              <w:rPr>
+                <w:sz w:val="20"/>
+                <w:szCs w:val="20"/>
+              </w:rPr>
+              <w:t>server.js</w:t>
+            </w:r>
+          </w:p>
+        </w:tc>
+        <w:tc>
+          <w:tcPr>
+            <w:tcW w:w="3800" w:type="dxa"/>
+            <w:tcBorders>
+              <w:top w:val="single" w:sz="1" w:space="0" w:color="AAAAAA"/>
+              <w:left w:val="single" w:sz="1" w:space="0" w:color="AAAAAA"/>
+              <w:bottom w:val="single" w:sz="1" w:space="0" w:color="AAAAAA"/>
+              <w:right w:val="single" w:sz="1" w:space="0" w:color="AAAAAA"/>
+            </w:tcBorders>
+            <w:vAlign w:val="center"/>
+          </w:tcPr>
+          <w:p>
+            <w:pPr>
+              <w:spacing w:before="40" w:after="40"/>
+              <w:ind w:firstLine="200"/>
+            </w:pPr>
+            <w:r>
+              <w:rPr>
+                <w:sz w:val="20"/>
+                <w:szCs w:val="20"/>
+              </w:rPr>
+              <w:t xml:space="preserve">Express 서버 </w:t>
+            </w:r>
+            <w:proofErr w:type="spellStart"/>
+            <w:r>
+              <w:rPr>
+                <w:sz w:val="20"/>
+                <w:szCs w:val="20"/>
+              </w:rPr>
+              <w:t>진입점</w:t>
+            </w:r>
+            <w:proofErr w:type="spellEnd"/>
+          </w:p>
+        </w:tc>
+      </w:tr>
+    </w:tbl>
+    <w:p>
+      <w:pPr>
+        <w:spacing w:after="80"/>
+        <w:ind w:firstLine="220"/>
+      </w:pPr>
+    </w:p>
+    <w:p>
+      <w:pPr>
+        <w:adjustRightInd w:val="0"/>
+        <w:spacing w:after="120" w:line="240" w:lineRule="atLeast"/>
+        <w:ind w:firstLineChars="100" w:firstLine="200"/>
+        <w:jc w:val="both"/>
+        <w:rPr>
+          <w:sz w:val="20"/>
+          <w:szCs w:val="20"/>
+        </w:rPr>
+      </w:pPr>
+      <w:r>
+        <w:rPr>
+          <w:sz w:val="20"/>
+          <w:szCs w:val="20"/>
+        </w:rPr>
+        <w:t xml:space="preserve">모든 스케줄러는 </w:t>
+      </w:r>
+      <w:proofErr w:type="spellStart"/>
+      <w:r>
+        <w:rPr>
+          <w:sz w:val="20"/>
+          <w:szCs w:val="20"/>
+        </w:rPr>
+        <w:t>BaseScheduler를</w:t>
+      </w:r>
+      <w:proofErr w:type="spellEnd"/>
+      <w:r>
+        <w:rPr>
+          <w:sz w:val="20"/>
+          <w:szCs w:val="20"/>
+        </w:rPr>
+        <w:t xml:space="preserve"> 상속받아 enqueue()와 dequeue() 메서드를 구현한다. enqueue(request)는 요청 객체를 대기열에 삽입하고, dequeue()는 알고리즘에 따라 다음에 처리할 요청을 선택하여 반환한다. 이렇게 같은 인터페이스를 사용하기 때문에, 서버 코드에서 스케줄러를 바꿀 때 다른 부분을 수정할 필요가 없다.</w:t>
+      </w:r>
+    </w:p>
+    <w:p>
+      <w:pPr>
+        <w:pStyle w:val="2"/>
+        <w:ind w:firstLine="240"/>
+      </w:pPr>
+      <w:r>
+        <w:t>4.3 핵심 알고리즘 구현</w:t>
+      </w:r>
+    </w:p>
+    <w:p>
+      <w:pPr>
+        <w:adjustRightInd w:val="0"/>
+        <w:spacing w:after="120" w:line="240" w:lineRule="atLeast"/>
+        <w:ind w:firstLineChars="100" w:firstLine="200"/>
+        <w:jc w:val="both"/>
+        <w:rPr>
+          <w:sz w:val="20"/>
+          <w:szCs w:val="20"/>
+        </w:rPr>
+      </w:pPr>
+      <w:r>
+        <w:rPr>
+          <w:sz w:val="20"/>
+          <w:szCs w:val="20"/>
+        </w:rPr>
+        <w:t>4개 알고리즘 중 FCFS와 Priority는 구현이 단순하므로, 여기서는 상대적으로 복잡한 MLFQ와 WFQ의 핵심 동작만 설명한다.</w:t>
+      </w:r>
+    </w:p>
+    <w:p>
+      <w:pPr>
+        <w:pStyle w:val="3"/>
+        <w:ind w:firstLine="220"/>
+      </w:pPr>
+      <w:r>
+        <w:t>MLFQ 선점 처리</w:t>
+      </w:r>
+    </w:p>
+    <w:p>
+      <w:pPr>
+        <w:adjustRightInd w:val="0"/>
+        <w:spacing w:after="120" w:line="240" w:lineRule="atLeast"/>
+        <w:ind w:firstLineChars="100" w:firstLine="200"/>
+        <w:jc w:val="both"/>
+        <w:rPr>
+          <w:sz w:val="20"/>
+          <w:szCs w:val="20"/>
+        </w:rPr>
+      </w:pPr>
+      <w:r>
+        <w:rPr>
+          <w:sz w:val="20"/>
+          <w:szCs w:val="20"/>
+        </w:rPr>
+        <w:t xml:space="preserve">MLFQ의 핵심은 짧은 요청을 빠르게 처리하고, 긴 요청은 낮은 우선순위로 내리는 것이다. 아래는 선점 처리의 </w:t>
+      </w:r>
+      <w:proofErr w:type="spellStart"/>
+      <w:r>
+        <w:rPr>
+          <w:sz w:val="20"/>
+          <w:szCs w:val="20"/>
+        </w:rPr>
+        <w:t>의사코드이다</w:t>
+      </w:r>
+      <w:proofErr w:type="spellEnd"/>
+      <w:r>
+        <w:rPr>
+          <w:sz w:val="20"/>
+          <w:szCs w:val="20"/>
+        </w:rPr>
+        <w:t>.</w:t>
+      </w:r>
+    </w:p>
+    <w:p>
+      <w:pPr>
+        <w:ind w:left="360" w:firstLine="180"/>
+      </w:pPr>
       <w:r>
         <w:rPr>
           <w:rFonts w:ascii="Consolas" w:eastAsia="Consolas" w:hAnsi="Consolas" w:cs="Consolas"/>
@@ -3423,9 +5324,10 @@
           <w:sz w:val="18"/>
           <w:szCs w:val="18"/>
         </w:rPr>
-        <w:t>src</w:t>
-      </w:r>
-      <w:proofErr w:type="spellEnd"/>
+        <w:t xml:space="preserve">function </w:t>
+      </w:r>
+      <w:proofErr w:type="spellStart"/>
+      <w:proofErr w:type="gramStart"/>
       <w:r>
         <w:rPr>
           <w:rFonts w:ascii="Consolas" w:eastAsia="Consolas" w:hAnsi="Consolas" w:cs="Consolas"/>
@@ -3433,13 +5335,9 @@
           <w:sz w:val="18"/>
           <w:szCs w:val="18"/>
         </w:rPr>
-        <w:t>-simple/                    (주요 파일만 표시)</w:t>
-      </w:r>
-    </w:p>
-    <w:p>
-      <w:pPr>
-        <w:ind w:left="360"/>
-      </w:pPr>
+        <w:t>processNextRequest</w:t>
+      </w:r>
+      <w:proofErr w:type="spellEnd"/>
       <w:r>
         <w:rPr>
           <w:rFonts w:ascii="Consolas" w:eastAsia="Consolas" w:hAnsi="Consolas" w:cs="Consolas"/>
@@ -3447,9 +5345,9 @@
           <w:sz w:val="18"/>
           <w:szCs w:val="18"/>
         </w:rPr>
-        <w:t xml:space="preserve">├── </w:t>
-      </w:r>
-      <w:proofErr w:type="spellStart"/>
+        <w:t>(</w:t>
+      </w:r>
+      <w:proofErr w:type="gramEnd"/>
       <w:r>
         <w:rPr>
           <w:rFonts w:ascii="Consolas" w:eastAsia="Consolas" w:hAnsi="Consolas" w:cs="Consolas"/>
@@ -3457,9 +5355,13 @@
           <w:sz w:val="18"/>
           <w:szCs w:val="18"/>
         </w:rPr>
-        <w:t>api</w:t>
-      </w:r>
-      <w:proofErr w:type="spellEnd"/>
+        <w:t>):</w:t>
+      </w:r>
+    </w:p>
+    <w:p>
+      <w:pPr>
+        <w:ind w:left="360" w:firstLine="180"/>
+      </w:pPr>
       <w:r>
         <w:rPr>
           <w:rFonts w:ascii="Consolas" w:eastAsia="Consolas" w:hAnsi="Consolas" w:cs="Consolas"/>
@@ -3467,12 +5369,12 @@
           <w:sz w:val="18"/>
           <w:szCs w:val="18"/>
         </w:rPr>
-        <w:t>/</w:t>
-      </w:r>
-    </w:p>
-    <w:p>
-      <w:pPr>
-        <w:ind w:left="360"/>
+        <w:t xml:space="preserve">    request = dequeue from highest non-empty queue</w:t>
+      </w:r>
+    </w:p>
+    <w:p>
+      <w:pPr>
+        <w:ind w:left="360" w:firstLine="180"/>
       </w:pPr>
       <w:r>
         <w:rPr>
@@ -3481,9 +5383,18 @@
           <w:sz w:val="18"/>
           <w:szCs w:val="18"/>
         </w:rPr>
-        <w:t xml:space="preserve">│   └── routes.js          # REST API </w:t>
-      </w:r>
-      <w:proofErr w:type="spellStart"/>
+        <w:t xml:space="preserve">    start processing(request)</w:t>
+      </w:r>
+    </w:p>
+    <w:p>
+      <w:pPr>
+        <w:ind w:left="360" w:firstLine="220"/>
+      </w:pPr>
+    </w:p>
+    <w:p>
+      <w:pPr>
+        <w:ind w:left="360" w:firstLine="180"/>
+      </w:pPr>
       <w:r>
         <w:rPr>
           <w:rFonts w:ascii="Consolas" w:eastAsia="Consolas" w:hAnsi="Consolas" w:cs="Consolas"/>
@@ -3491,9 +5402,13 @@
           <w:sz w:val="18"/>
           <w:szCs w:val="18"/>
         </w:rPr>
-        <w:t>엔드포인트</w:t>
-      </w:r>
-      <w:proofErr w:type="spellEnd"/>
+        <w:t xml:space="preserve">    every 500ms:</w:t>
+      </w:r>
+    </w:p>
+    <w:p>
+      <w:pPr>
+        <w:ind w:left="360" w:firstLine="180"/>
+      </w:pPr>
       <w:r>
         <w:rPr>
           <w:rFonts w:ascii="Consolas" w:eastAsia="Consolas" w:hAnsi="Consolas" w:cs="Consolas"/>
@@ -3501,13 +5416,9 @@
           <w:sz w:val="18"/>
           <w:szCs w:val="18"/>
         </w:rPr>
-        <w:t xml:space="preserve"> 정의</w:t>
-      </w:r>
-    </w:p>
-    <w:p>
-      <w:pPr>
-        <w:ind w:left="360"/>
-      </w:pPr>
+        <w:t xml:space="preserve">        quantum = TIME_</w:t>
+      </w:r>
+      <w:proofErr w:type="gramStart"/>
       <w:r>
         <w:rPr>
           <w:rFonts w:ascii="Consolas" w:eastAsia="Consolas" w:hAnsi="Consolas" w:cs="Consolas"/>
@@ -3515,13 +5426,9 @@
           <w:sz w:val="18"/>
           <w:szCs w:val="18"/>
         </w:rPr>
-        <w:t>├── schedulers/</w:t>
-      </w:r>
-    </w:p>
-    <w:p>
-      <w:pPr>
-        <w:ind w:left="360"/>
-      </w:pPr>
+        <w:t>QUANTUM[</w:t>
+      </w:r>
+      <w:proofErr w:type="spellStart"/>
       <w:r>
         <w:rPr>
           <w:rFonts w:ascii="Consolas" w:eastAsia="Consolas" w:hAnsi="Consolas" w:cs="Consolas"/>
@@ -3529,13 +5436,10 @@
           <w:sz w:val="18"/>
           <w:szCs w:val="18"/>
         </w:rPr>
-        <w:t>│   ├── BaseScheduler.js   # 기본 스케줄러 (공통 인터페이스)</w:t>
-      </w:r>
-    </w:p>
-    <w:p>
-      <w:pPr>
-        <w:ind w:left="360"/>
-      </w:pPr>
+        <w:t>request.queueLevel</w:t>
+      </w:r>
+      <w:proofErr w:type="spellEnd"/>
+      <w:proofErr w:type="gramEnd"/>
       <w:r>
         <w:rPr>
           <w:rFonts w:ascii="Consolas" w:eastAsia="Consolas" w:hAnsi="Consolas" w:cs="Consolas"/>
@@ -3543,12 +5447,17 @@
           <w:sz w:val="18"/>
           <w:szCs w:val="18"/>
         </w:rPr>
-        <w:t>│   ├── FCFSScheduler.js   # 선착순 스케줄러</w:t>
-      </w:r>
-    </w:p>
-    <w:p>
-      <w:pPr>
-        <w:ind w:left="360"/>
+        <w:t>]</w:t>
+      </w:r>
+    </w:p>
+    <w:p>
+      <w:pPr>
+        <w:ind w:left="360" w:firstLine="220"/>
+      </w:pPr>
+    </w:p>
+    <w:p>
+      <w:pPr>
+        <w:ind w:left="360" w:firstLine="180"/>
       </w:pPr>
       <w:r>
         <w:rPr>
@@ -3557,9 +5466,10 @@
           <w:sz w:val="18"/>
           <w:szCs w:val="18"/>
         </w:rPr>
-        <w:t>│   ├── PriorityScheduler.js  # 우선순위 스케줄러 (</w:t>
+        <w:t xml:space="preserve">        if </w:t>
       </w:r>
       <w:proofErr w:type="spellStart"/>
+      <w:proofErr w:type="gramStart"/>
       <w:r>
         <w:rPr>
           <w:rFonts w:ascii="Consolas" w:eastAsia="Consolas" w:hAnsi="Consolas" w:cs="Consolas"/>
@@ -3567,9 +5477,10 @@
           <w:sz w:val="18"/>
           <w:szCs w:val="18"/>
         </w:rPr>
-        <w:t>에이징</w:t>
+        <w:t>request.totalUsed</w:t>
       </w:r>
       <w:proofErr w:type="spellEnd"/>
+      <w:proofErr w:type="gramEnd"/>
       <w:r>
         <w:rPr>
           <w:rFonts w:ascii="Consolas" w:eastAsia="Consolas" w:hAnsi="Consolas" w:cs="Consolas"/>
@@ -3577,13 +5488,9 @@
           <w:sz w:val="18"/>
           <w:szCs w:val="18"/>
         </w:rPr>
-        <w:t xml:space="preserve"> 포함)</w:t>
-      </w:r>
-    </w:p>
-    <w:p>
-      <w:pPr>
-        <w:ind w:left="360"/>
-      </w:pPr>
+        <w:t xml:space="preserve"> &gt;= quantum and </w:t>
+      </w:r>
+      <w:proofErr w:type="gramStart"/>
       <w:r>
         <w:rPr>
           <w:rFonts w:ascii="Consolas" w:eastAsia="Consolas" w:hAnsi="Consolas" w:cs="Consolas"/>
@@ -3591,13 +5498,9 @@
           <w:sz w:val="18"/>
           <w:szCs w:val="18"/>
         </w:rPr>
-        <w:t>│   ├── MLFQScheduler.js   # 다단계 피드백 큐 스케줄러</w:t>
-      </w:r>
-    </w:p>
-    <w:p>
-      <w:pPr>
-        <w:ind w:left="360"/>
-      </w:pPr>
+        <w:t>quantum !</w:t>
+      </w:r>
+      <w:proofErr w:type="gramEnd"/>
       <w:r>
         <w:rPr>
           <w:rFonts w:ascii="Consolas" w:eastAsia="Consolas" w:hAnsi="Consolas" w:cs="Consolas"/>
@@ -3605,9 +5508,13 @@
           <w:sz w:val="18"/>
           <w:szCs w:val="18"/>
         </w:rPr>
-        <w:t xml:space="preserve">│   └── WFQScheduler.js    # 가중치 공정 </w:t>
-      </w:r>
-      <w:proofErr w:type="spellStart"/>
+        <w:t>= INFINITE:</w:t>
+      </w:r>
+    </w:p>
+    <w:p>
+      <w:pPr>
+        <w:ind w:left="360" w:firstLine="180"/>
+      </w:pPr>
       <w:r>
         <w:rPr>
           <w:rFonts w:ascii="Consolas" w:eastAsia="Consolas" w:hAnsi="Consolas" w:cs="Consolas"/>
@@ -3615,9 +5522,9 @@
           <w:sz w:val="18"/>
           <w:szCs w:val="18"/>
         </w:rPr>
-        <w:t>큐잉</w:t>
-      </w:r>
-      <w:proofErr w:type="spellEnd"/>
+        <w:t xml:space="preserve">            </w:t>
+      </w:r>
+      <w:proofErr w:type="spellStart"/>
       <w:r>
         <w:rPr>
           <w:rFonts w:ascii="Consolas" w:eastAsia="Consolas" w:hAnsi="Consolas" w:cs="Consolas"/>
@@ -3625,13 +5532,9 @@
           <w:sz w:val="18"/>
           <w:szCs w:val="18"/>
         </w:rPr>
-        <w:t xml:space="preserve"> 스케줄러</w:t>
-      </w:r>
-    </w:p>
-    <w:p>
-      <w:pPr>
-        <w:ind w:left="360"/>
-      </w:pPr>
+        <w:t>request.queueLevel</w:t>
+      </w:r>
+      <w:proofErr w:type="spellEnd"/>
       <w:r>
         <w:rPr>
           <w:rFonts w:ascii="Consolas" w:eastAsia="Consolas" w:hAnsi="Consolas" w:cs="Consolas"/>
@@ -3639,12 +5542,12 @@
           <w:sz w:val="18"/>
           <w:szCs w:val="18"/>
         </w:rPr>
-        <w:t>├── queue/</w:t>
-      </w:r>
-    </w:p>
-    <w:p>
-      <w:pPr>
-        <w:ind w:left="360"/>
+        <w:t xml:space="preserve"> += 1     // 하위 큐로 이동</w:t>
+      </w:r>
+    </w:p>
+    <w:p>
+      <w:pPr>
+        <w:ind w:left="360" w:firstLine="180"/>
       </w:pPr>
       <w:r>
         <w:rPr>
@@ -3653,13 +5556,9 @@
           <w:sz w:val="18"/>
           <w:szCs w:val="18"/>
         </w:rPr>
-        <w:t>│   └── MemoryQueue.js     # 메모리 배열 기반 큐</w:t>
-      </w:r>
-    </w:p>
-    <w:p>
-      <w:pPr>
-        <w:ind w:left="360"/>
-      </w:pPr>
+        <w:t xml:space="preserve">            </w:t>
+      </w:r>
+      <w:proofErr w:type="spellStart"/>
       <w:r>
         <w:rPr>
           <w:rFonts w:ascii="Consolas" w:eastAsia="Consolas" w:hAnsi="Consolas" w:cs="Consolas"/>
@@ -3667,13 +5566,9 @@
           <w:sz w:val="18"/>
           <w:szCs w:val="18"/>
         </w:rPr>
-        <w:t>├── storage/</w:t>
-      </w:r>
-    </w:p>
-    <w:p>
-      <w:pPr>
-        <w:ind w:left="360"/>
-      </w:pPr>
+        <w:t>request.totalUsed</w:t>
+      </w:r>
+      <w:proofErr w:type="spellEnd"/>
       <w:r>
         <w:rPr>
           <w:rFonts w:ascii="Consolas" w:eastAsia="Consolas" w:hAnsi="Consolas" w:cs="Consolas"/>
@@ -3681,12 +5576,12 @@
           <w:sz w:val="18"/>
           <w:szCs w:val="18"/>
         </w:rPr>
-        <w:t>│   └── JSONStore.js       # JSON 파일 저장소</w:t>
-      </w:r>
-    </w:p>
-    <w:p>
-      <w:pPr>
-        <w:ind w:left="360"/>
+        <w:t xml:space="preserve"> = 0        // 새 큐에서 시간 초기화</w:t>
+      </w:r>
+    </w:p>
+    <w:p>
+      <w:pPr>
+        <w:ind w:left="360" w:firstLine="180"/>
       </w:pPr>
       <w:r>
         <w:rPr>
@@ -3695,9 +5590,13 @@
           <w:sz w:val="18"/>
           <w:szCs w:val="18"/>
         </w:rPr>
-        <w:t xml:space="preserve">├── </w:t>
-      </w:r>
-      <w:proofErr w:type="spellStart"/>
+        <w:t xml:space="preserve">            enqueue(request)</w:t>
+      </w:r>
+    </w:p>
+    <w:p>
+      <w:pPr>
+        <w:ind w:left="360" w:firstLine="180"/>
+      </w:pPr>
       <w:r>
         <w:rPr>
           <w:rFonts w:ascii="Consolas" w:eastAsia="Consolas" w:hAnsi="Consolas" w:cs="Consolas"/>
@@ -3705,9 +5604,9 @@
           <w:sz w:val="18"/>
           <w:szCs w:val="18"/>
         </w:rPr>
-        <w:t>llm</w:t>
-      </w:r>
-      <w:proofErr w:type="spellEnd"/>
+        <w:t xml:space="preserve">            </w:t>
+      </w:r>
+      <w:proofErr w:type="spellStart"/>
       <w:r>
         <w:rPr>
           <w:rFonts w:ascii="Consolas" w:eastAsia="Consolas" w:hAnsi="Consolas" w:cs="Consolas"/>
@@ -3715,13 +5614,9 @@
           <w:sz w:val="18"/>
           <w:szCs w:val="18"/>
         </w:rPr>
-        <w:t>/</w:t>
-      </w:r>
-    </w:p>
-    <w:p>
-      <w:pPr>
-        <w:ind w:left="360"/>
-      </w:pPr>
+        <w:t>processNextRequest</w:t>
+      </w:r>
+      <w:proofErr w:type="spellEnd"/>
       <w:r>
         <w:rPr>
           <w:rFonts w:ascii="Consolas" w:eastAsia="Consolas" w:hAnsi="Consolas" w:cs="Consolas"/>
@@ -3729,9 +5624,13 @@
           <w:sz w:val="18"/>
           <w:szCs w:val="18"/>
         </w:rPr>
-        <w:t xml:space="preserve">│   └── OllamaClient.js   # </w:t>
-      </w:r>
-      <w:proofErr w:type="spellStart"/>
+        <w:t>()          // 다음 요청 처리</w:t>
+      </w:r>
+    </w:p>
+    <w:p>
+      <w:pPr>
+        <w:ind w:left="360" w:firstLine="180"/>
+      </w:pPr>
       <w:r>
         <w:rPr>
           <w:rFonts w:ascii="Consolas" w:eastAsia="Consolas" w:hAnsi="Consolas" w:cs="Consolas"/>
@@ -3739,9 +5638,13 @@
           <w:sz w:val="18"/>
           <w:szCs w:val="18"/>
         </w:rPr>
-        <w:t>Ollama</w:t>
-      </w:r>
-      <w:proofErr w:type="spellEnd"/>
+        <w:t xml:space="preserve">        else:</w:t>
+      </w:r>
+    </w:p>
+    <w:p>
+      <w:pPr>
+        <w:ind w:left="360" w:firstLine="180"/>
+      </w:pPr>
       <w:r>
         <w:rPr>
           <w:rFonts w:ascii="Consolas" w:eastAsia="Consolas" w:hAnsi="Consolas" w:cs="Consolas"/>
@@ -3749,409 +5652,81 @@
           <w:sz w:val="18"/>
           <w:szCs w:val="18"/>
         </w:rPr>
-        <w:t xml:space="preserve"> API 연결</w:t>
-      </w:r>
-    </w:p>
-    <w:p>
-      <w:pPr>
-        <w:ind w:left="360"/>
-      </w:pPr>
-      <w:r>
-        <w:rPr>
-          <w:rFonts w:ascii="Consolas" w:eastAsia="Consolas" w:hAnsi="Consolas" w:cs="Consolas"/>
-          <w:color w:val="333333"/>
-          <w:sz w:val="18"/>
-          <w:szCs w:val="18"/>
-        </w:rPr>
-        <w:t xml:space="preserve">└── server.js              # Express 서버 </w:t>
+        <w:t xml:space="preserve">            continue processing</w:t>
+      </w:r>
+    </w:p>
+    <w:p>
+      <w:pPr>
+        <w:spacing w:after="80"/>
+        <w:ind w:firstLine="220"/>
+      </w:pPr>
+    </w:p>
+    <w:p>
+      <w:pPr>
+        <w:adjustRightInd w:val="0"/>
+        <w:spacing w:after="120" w:line="240" w:lineRule="atLeast"/>
+        <w:ind w:firstLineChars="100" w:firstLine="200"/>
+        <w:jc w:val="both"/>
+        <w:rPr>
+          <w:sz w:val="20"/>
+          <w:szCs w:val="20"/>
+        </w:rPr>
+      </w:pPr>
+      <w:r>
+        <w:rPr>
+          <w:sz w:val="20"/>
+          <w:szCs w:val="20"/>
+        </w:rPr>
+        <w:t xml:space="preserve">위 의사코드에서 보듯이, 선점이 발생하면 해당 요청의 사용 시간은 0으로 </w:t>
       </w:r>
       <w:proofErr w:type="spellStart"/>
       <w:r>
         <w:rPr>
-          <w:rFonts w:ascii="Consolas" w:eastAsia="Consolas" w:hAnsi="Consolas" w:cs="Consolas"/>
-          <w:color w:val="333333"/>
-          <w:sz w:val="18"/>
-          <w:szCs w:val="18"/>
-        </w:rPr>
-        <w:t>진입점</w:t>
+          <w:sz w:val="20"/>
+          <w:szCs w:val="20"/>
+        </w:rPr>
+        <w:t>리셋된다</w:t>
       </w:r>
       <w:proofErr w:type="spellEnd"/>
-    </w:p>
-    <w:p>
-      <w:pPr>
-        <w:spacing w:after="80"/>
-      </w:pPr>
+      <w:r>
+        <w:rPr>
+          <w:sz w:val="20"/>
+          <w:szCs w:val="20"/>
+        </w:rPr>
+        <w:t>. 큐별로 독립된 시간 할당량이 적용되어, Q0에서 1,000ms를 쓴 요청이 Q1로 내려가면 Q1의 3,000ms를 새로 받는 방식이다.</w:t>
+      </w:r>
+    </w:p>
+    <w:p>
+      <w:pPr>
+        <w:adjustRightInd w:val="0"/>
+        <w:spacing w:after="120" w:line="240" w:lineRule="atLeast"/>
+        <w:ind w:firstLineChars="100" w:firstLine="200"/>
+        <w:jc w:val="both"/>
+        <w:rPr>
+          <w:rFonts w:hint="eastAsia"/>
+          <w:sz w:val="20"/>
+          <w:szCs w:val="20"/>
+        </w:rPr>
+      </w:pPr>
+      <w:r>
+        <w:rPr>
+          <w:sz w:val="20"/>
+          <w:szCs w:val="20"/>
+        </w:rPr>
+        <w:t>MLFQ는 OSTEP [3]에서 정리한 5가지 규칙을 따른다.</w:t>
+      </w:r>
     </w:p>
     <w:p>
       <w:pPr>
         <w:spacing w:after="120" w:line="360" w:lineRule="auto"/>
-      </w:pPr>
-      <w:r>
-        <w:t xml:space="preserve">모든 스케줄러는 </w:t>
-      </w:r>
-      <w:proofErr w:type="spellStart"/>
-      <w:r>
-        <w:t>BaseScheduler를</w:t>
-      </w:r>
-      <w:proofErr w:type="spellEnd"/>
-      <w:r>
-        <w:t xml:space="preserve"> 상속받아 enqueue()와 dequeue() 메서드를 구현한다. enqueue(request)는 요청 객체를 대기열에 삽입하고, dequeue()는 알고리즘에 따라 다음에 </w:t>
-      </w:r>
-      <w:r>
-        <w:lastRenderedPageBreak/>
-        <w:t>처리할 요청을 선택하여 반환한다. 이렇게 같은 인터페이스를 사용하기 때문에, 서버 코드에서 스케줄러를 바꿀 때 다른 부분을 수정할 필요가 없다.</w:t>
-      </w:r>
-    </w:p>
-    <w:p>
-      <w:pPr>
-        <w:pStyle w:val="2"/>
-      </w:pPr>
-      <w:r>
-        <w:t>4.3 핵심 알고리즘 구현</w:t>
-      </w:r>
-    </w:p>
-    <w:p>
-      <w:pPr>
-        <w:spacing w:after="120" w:line="360" w:lineRule="auto"/>
-      </w:pPr>
-      <w:r>
-        <w:t>4개 알고리즘 중 FCFS와 Priority는 구현이 단순하므로, 여기서는 상대적으로 복잡한 MLFQ와 WFQ의 핵심 동작만 설명한다.</w:t>
-      </w:r>
-    </w:p>
-    <w:p>
-      <w:pPr>
-        <w:pStyle w:val="3"/>
-      </w:pPr>
-      <w:r>
-        <w:t>MLFQ 선점 처리</w:t>
-      </w:r>
-    </w:p>
-    <w:p>
-      <w:pPr>
-        <w:spacing w:after="120" w:line="360" w:lineRule="auto"/>
-      </w:pPr>
-      <w:r>
-        <w:t xml:space="preserve">MLFQ의 핵심은 짧은 요청을 빠르게 처리하고, 긴 요청은 낮은 우선순위로 내리는 것이다. 아래는 선점 처리의 </w:t>
-      </w:r>
-      <w:proofErr w:type="spellStart"/>
-      <w:r>
-        <w:t>의사코드이다</w:t>
-      </w:r>
-      <w:proofErr w:type="spellEnd"/>
-      <w:r>
-        <w:t>.</w:t>
-      </w:r>
-    </w:p>
-    <w:p>
-      <w:pPr>
-        <w:spacing w:after="120" w:line="360" w:lineRule="auto"/>
+        <w:ind w:firstLine="220"/>
       </w:pPr>
       <w:r>
         <w:rPr>
           <w:b/>
           <w:bCs/>
-          <w:i/>
-          <w:iCs/>
-        </w:rPr>
-        <w:t>의사코드 2. MLFQ 선점 처리 흐름</w:t>
-      </w:r>
-    </w:p>
-    <w:p>
-      <w:pPr>
-        <w:ind w:left="360"/>
-      </w:pPr>
-      <w:r>
-        <w:rPr>
-          <w:rFonts w:ascii="Consolas" w:eastAsia="Consolas" w:hAnsi="Consolas" w:cs="Consolas"/>
-          <w:color w:val="333333"/>
-          <w:sz w:val="18"/>
-          <w:szCs w:val="18"/>
-        </w:rPr>
-        <w:t xml:space="preserve">함수 </w:t>
-      </w:r>
-      <w:proofErr w:type="spellStart"/>
-      <w:r>
-        <w:rPr>
-          <w:rFonts w:ascii="Consolas" w:eastAsia="Consolas" w:hAnsi="Consolas" w:cs="Consolas"/>
-          <w:color w:val="333333"/>
-          <w:sz w:val="18"/>
-          <w:szCs w:val="18"/>
-        </w:rPr>
-        <w:t>processNextRequest</w:t>
-      </w:r>
-      <w:proofErr w:type="spellEnd"/>
-      <w:r>
-        <w:rPr>
-          <w:rFonts w:ascii="Consolas" w:eastAsia="Consolas" w:hAnsi="Consolas" w:cs="Consolas"/>
-          <w:color w:val="333333"/>
-          <w:sz w:val="18"/>
-          <w:szCs w:val="18"/>
-        </w:rPr>
-        <w:t>():</w:t>
-      </w:r>
-    </w:p>
-    <w:p>
-      <w:pPr>
-        <w:ind w:left="360"/>
-      </w:pPr>
-      <w:r>
-        <w:rPr>
-          <w:rFonts w:ascii="Consolas" w:eastAsia="Consolas" w:hAnsi="Consolas" w:cs="Consolas"/>
-          <w:color w:val="333333"/>
-          <w:sz w:val="18"/>
-          <w:szCs w:val="18"/>
-        </w:rPr>
-        <w:t xml:space="preserve">    request = 가장 높은 </w:t>
-      </w:r>
-      <w:proofErr w:type="spellStart"/>
-      <w:r>
-        <w:rPr>
-          <w:rFonts w:ascii="Consolas" w:eastAsia="Consolas" w:hAnsi="Consolas" w:cs="Consolas"/>
-          <w:color w:val="333333"/>
-          <w:sz w:val="18"/>
-          <w:szCs w:val="18"/>
-        </w:rPr>
-        <w:t>비어있지</w:t>
-      </w:r>
-      <w:proofErr w:type="spellEnd"/>
-      <w:r>
-        <w:rPr>
-          <w:rFonts w:ascii="Consolas" w:eastAsia="Consolas" w:hAnsi="Consolas" w:cs="Consolas"/>
-          <w:color w:val="333333"/>
-          <w:sz w:val="18"/>
-          <w:szCs w:val="18"/>
-        </w:rPr>
-        <w:t xml:space="preserve"> 않은 큐에서 꺼냄</w:t>
-      </w:r>
-    </w:p>
-    <w:p>
-      <w:pPr>
-        <w:ind w:left="360"/>
-      </w:pPr>
-      <w:r>
-        <w:rPr>
-          <w:rFonts w:ascii="Consolas" w:eastAsia="Consolas" w:hAnsi="Consolas" w:cs="Consolas"/>
-          <w:color w:val="333333"/>
-          <w:sz w:val="18"/>
-          <w:szCs w:val="18"/>
-        </w:rPr>
-        <w:t xml:space="preserve">    처리 시작(request)</w:t>
-      </w:r>
-    </w:p>
-    <w:p>
-      <w:pPr>
-        <w:ind w:left="360"/>
-      </w:pPr>
-    </w:p>
-    <w:p>
-      <w:pPr>
-        <w:ind w:left="360"/>
-      </w:pPr>
-      <w:r>
-        <w:rPr>
-          <w:rFonts w:ascii="Consolas" w:eastAsia="Consolas" w:hAnsi="Consolas" w:cs="Consolas"/>
-          <w:color w:val="333333"/>
-          <w:sz w:val="18"/>
-          <w:szCs w:val="18"/>
-        </w:rPr>
-        <w:t xml:space="preserve">    매 500ms마다:</w:t>
-      </w:r>
-    </w:p>
-    <w:p>
-      <w:pPr>
-        <w:ind w:left="360"/>
-      </w:pPr>
-      <w:r>
-        <w:rPr>
-          <w:rFonts w:ascii="Consolas" w:eastAsia="Consolas" w:hAnsi="Consolas" w:cs="Consolas"/>
-          <w:color w:val="333333"/>
-          <w:sz w:val="18"/>
-          <w:szCs w:val="18"/>
-        </w:rPr>
-        <w:t xml:space="preserve">        경과시간 = 현재시각 - 시작시각 + 이전 사용시간</w:t>
-      </w:r>
-    </w:p>
-    <w:p>
-      <w:pPr>
-        <w:ind w:left="360"/>
-      </w:pPr>
-      <w:r>
-        <w:rPr>
-          <w:rFonts w:ascii="Consolas" w:eastAsia="Consolas" w:hAnsi="Consolas" w:cs="Consolas"/>
-          <w:color w:val="333333"/>
-          <w:sz w:val="18"/>
-          <w:szCs w:val="18"/>
-        </w:rPr>
-        <w:t xml:space="preserve">        할당량 = TIME_QUANTUM[request의 큐 레벨]</w:t>
-      </w:r>
-    </w:p>
-    <w:p>
-      <w:pPr>
-        <w:ind w:left="360"/>
-      </w:pPr>
-    </w:p>
-    <w:p>
-      <w:pPr>
-        <w:ind w:left="360"/>
-      </w:pPr>
-      <w:r>
-        <w:rPr>
-          <w:rFonts w:ascii="Consolas" w:eastAsia="Consolas" w:hAnsi="Consolas" w:cs="Consolas"/>
-          <w:color w:val="333333"/>
-          <w:sz w:val="18"/>
-          <w:szCs w:val="18"/>
-        </w:rPr>
-        <w:t xml:space="preserve">        만약 경과시간 &gt;= 할당량 이고 할당량이 무한이 아니면:</w:t>
-      </w:r>
-    </w:p>
-    <w:p>
-      <w:pPr>
-        <w:ind w:left="360"/>
-      </w:pPr>
-      <w:r>
-        <w:rPr>
-          <w:rFonts w:ascii="Consolas" w:eastAsia="Consolas" w:hAnsi="Consolas" w:cs="Consolas"/>
-          <w:color w:val="333333"/>
-          <w:sz w:val="18"/>
-          <w:szCs w:val="18"/>
-        </w:rPr>
-        <w:t xml:space="preserve">            request의 큐 레벨을 한 단계 낮춤  // 하위 큐로 이동</w:t>
-      </w:r>
-    </w:p>
-    <w:p>
-      <w:pPr>
-        <w:ind w:left="360"/>
-      </w:pPr>
-      <w:r>
-        <w:rPr>
-          <w:rFonts w:ascii="Consolas" w:eastAsia="Consolas" w:hAnsi="Consolas" w:cs="Consolas"/>
-          <w:color w:val="333333"/>
-          <w:sz w:val="18"/>
-          <w:szCs w:val="18"/>
-        </w:rPr>
-        <w:t xml:space="preserve">            request의 사용시간 = 0            // 새 큐에서 시간 초기화</w:t>
-      </w:r>
-    </w:p>
-    <w:p>
-      <w:pPr>
-        <w:ind w:left="360"/>
-      </w:pPr>
-      <w:r>
-        <w:rPr>
-          <w:rFonts w:ascii="Consolas" w:eastAsia="Consolas" w:hAnsi="Consolas" w:cs="Consolas"/>
-          <w:color w:val="333333"/>
-          <w:sz w:val="18"/>
-          <w:szCs w:val="18"/>
-        </w:rPr>
-        <w:t xml:space="preserve">            해당 큐에 다시 넣음</w:t>
-      </w:r>
-    </w:p>
-    <w:p>
-      <w:pPr>
-        <w:ind w:left="360"/>
-      </w:pPr>
-      <w:r>
-        <w:rPr>
-          <w:rFonts w:ascii="Consolas" w:eastAsia="Consolas" w:hAnsi="Consolas" w:cs="Consolas"/>
-          <w:color w:val="333333"/>
-          <w:sz w:val="18"/>
-          <w:szCs w:val="18"/>
-        </w:rPr>
-        <w:t xml:space="preserve">            </w:t>
-      </w:r>
-      <w:proofErr w:type="spellStart"/>
-      <w:r>
-        <w:rPr>
-          <w:rFonts w:ascii="Consolas" w:eastAsia="Consolas" w:hAnsi="Consolas" w:cs="Consolas"/>
-          <w:color w:val="333333"/>
-          <w:sz w:val="18"/>
-          <w:szCs w:val="18"/>
-        </w:rPr>
-        <w:t>processNextRequest</w:t>
-      </w:r>
-      <w:proofErr w:type="spellEnd"/>
-      <w:r>
-        <w:rPr>
-          <w:rFonts w:ascii="Consolas" w:eastAsia="Consolas" w:hAnsi="Consolas" w:cs="Consolas"/>
-          <w:color w:val="333333"/>
-          <w:sz w:val="18"/>
-          <w:szCs w:val="18"/>
-        </w:rPr>
-        <w:t>()  // 다음 요청 처리</w:t>
-      </w:r>
-    </w:p>
-    <w:p>
-      <w:pPr>
-        <w:ind w:left="360"/>
-      </w:pPr>
-      <w:r>
-        <w:rPr>
-          <w:rFonts w:ascii="Consolas" w:eastAsia="Consolas" w:hAnsi="Consolas" w:cs="Consolas"/>
-          <w:color w:val="333333"/>
-          <w:sz w:val="18"/>
-          <w:szCs w:val="18"/>
-        </w:rPr>
-        <w:t xml:space="preserve">        아니면:</w:t>
-      </w:r>
-    </w:p>
-    <w:p>
-      <w:pPr>
-        <w:ind w:left="360"/>
-      </w:pPr>
-      <w:r>
-        <w:rPr>
-          <w:rFonts w:ascii="Consolas" w:eastAsia="Consolas" w:hAnsi="Consolas" w:cs="Consolas"/>
-          <w:color w:val="333333"/>
-          <w:sz w:val="18"/>
-          <w:szCs w:val="18"/>
-        </w:rPr>
-        <w:t xml:space="preserve">            계속 처리</w:t>
-      </w:r>
-    </w:p>
-    <w:p>
-      <w:pPr>
-        <w:spacing w:after="80"/>
-      </w:pPr>
-    </w:p>
-    <w:p>
-      <w:pPr>
-        <w:spacing w:after="120" w:line="360" w:lineRule="auto"/>
-      </w:pPr>
-      <w:r>
-        <w:t xml:space="preserve">위 의사코드에서 보듯이, 선점이 발생하면 해당 요청의 사용 시간은 0으로 </w:t>
-      </w:r>
-      <w:proofErr w:type="spellStart"/>
-      <w:r>
-        <w:t>리셋된다</w:t>
-      </w:r>
-      <w:proofErr w:type="spellEnd"/>
-      <w:r>
-        <w:t>. 큐별로 독립된 시간 할당량이 적용되어, Q0에서 1,000ms를 쓴 요청이 Q1로 내려가면 Q1의 3,000ms를 새로 받는 방식이다.</w:t>
-      </w:r>
-    </w:p>
-    <w:p>
-      <w:pPr>
-        <w:spacing w:after="120" w:line="360" w:lineRule="auto"/>
-      </w:pPr>
-      <w:r>
-        <w:t>MLFQ는 OSTEP 교과서 [4]에서 정리한 5가지 규칙을 따른다.</w:t>
-      </w:r>
-    </w:p>
-    <w:p>
-      <w:pPr>
-        <w:spacing w:after="80"/>
-      </w:pPr>
-    </w:p>
-    <w:p>
-      <w:pPr>
-        <w:spacing w:after="120" w:line="360" w:lineRule="auto"/>
-      </w:pPr>
-      <w:r>
-        <w:rPr>
-          <w:b/>
-          <w:bCs/>
-        </w:rPr>
-        <w:t>표 4. MLFQ 규칙</w:t>
+        </w:rPr>
+        <w:t>표 5. MLFQ 규칙</w:t>
       </w:r>
     </w:p>
     <w:tbl>
@@ -4197,6 +5772,7 @@
           <w:p>
             <w:pPr>
               <w:spacing w:before="40" w:after="40"/>
+              <w:ind w:firstLine="200"/>
               <w:jc w:val="center"/>
             </w:pPr>
             <w:r>
@@ -4226,6 +5802,7 @@
           <w:p>
             <w:pPr>
               <w:spacing w:before="40" w:after="40"/>
+              <w:ind w:firstLine="200"/>
               <w:jc w:val="center"/>
             </w:pPr>
             <w:r>
@@ -4261,6 +5838,7 @@
           <w:p>
             <w:pPr>
               <w:spacing w:before="40" w:after="40"/>
+              <w:ind w:firstLine="200"/>
               <w:jc w:val="center"/>
             </w:pPr>
             <w:r>
@@ -4286,6 +5864,7 @@
           <w:p>
             <w:pPr>
               <w:spacing w:before="40" w:after="40"/>
+              <w:ind w:firstLine="200"/>
             </w:pPr>
             <w:r>
               <w:rPr>
@@ -4318,6 +5897,7 @@
           <w:p>
             <w:pPr>
               <w:spacing w:before="40" w:after="40"/>
+              <w:ind w:firstLine="200"/>
               <w:jc w:val="center"/>
             </w:pPr>
             <w:r>
@@ -4343,6 +5923,7 @@
           <w:p>
             <w:pPr>
               <w:spacing w:before="40" w:after="40"/>
+              <w:ind w:firstLine="200"/>
             </w:pPr>
             <w:r>
               <w:rPr>
@@ -4375,6 +5956,7 @@
           <w:p>
             <w:pPr>
               <w:spacing w:before="40" w:after="40"/>
+              <w:ind w:firstLine="200"/>
               <w:jc w:val="center"/>
             </w:pPr>
             <w:r>
@@ -4400,6 +5982,7 @@
           <w:p>
             <w:pPr>
               <w:spacing w:before="40" w:after="40"/>
+              <w:ind w:firstLine="200"/>
             </w:pPr>
             <w:r>
               <w:rPr>
@@ -4448,6 +6031,7 @@
           <w:p>
             <w:pPr>
               <w:spacing w:before="40" w:after="40"/>
+              <w:ind w:firstLine="200"/>
               <w:jc w:val="center"/>
             </w:pPr>
             <w:r>
@@ -4473,6 +6057,7 @@
           <w:p>
             <w:pPr>
               <w:spacing w:before="40" w:after="40"/>
+              <w:ind w:firstLine="200"/>
             </w:pPr>
             <w:r>
               <w:rPr>
@@ -4505,6 +6090,7 @@
           <w:p>
             <w:pPr>
               <w:spacing w:before="40" w:after="40"/>
+              <w:ind w:firstLine="200"/>
               <w:jc w:val="center"/>
             </w:pPr>
             <w:r>
@@ -4530,6 +6116,7 @@
           <w:p>
             <w:pPr>
               <w:spacing w:before="40" w:after="40"/>
+              <w:ind w:firstLine="200"/>
             </w:pPr>
             <w:r>
               <w:rPr>
@@ -4545,18 +6132,20 @@
     <w:p>
       <w:pPr>
         <w:spacing w:after="80"/>
+        <w:ind w:firstLine="220"/>
       </w:pPr>
     </w:p>
     <w:p>
       <w:pPr>
         <w:spacing w:after="120" w:line="360" w:lineRule="auto"/>
+        <w:ind w:firstLine="220"/>
       </w:pPr>
       <w:r>
         <w:rPr>
           <w:b/>
           <w:bCs/>
         </w:rPr>
-        <w:t>표 5. MLFQ 큐별 시간 할당량</w:t>
+        <w:t>표 6. MLFQ 큐별 시간 할당량</w:t>
       </w:r>
     </w:p>
     <w:tbl>
@@ -4603,6 +6192,7 @@
           <w:p>
             <w:pPr>
               <w:spacing w:before="40" w:after="40"/>
+              <w:ind w:firstLine="200"/>
               <w:jc w:val="center"/>
             </w:pPr>
             <w:r>
@@ -4631,6 +6221,7 @@
           <w:p>
             <w:pPr>
               <w:spacing w:before="40" w:after="40"/>
+              <w:ind w:firstLine="200"/>
               <w:jc w:val="center"/>
             </w:pPr>
             <w:r>
@@ -4659,6 +6250,7 @@
           <w:p>
             <w:pPr>
               <w:spacing w:before="40" w:after="40"/>
+              <w:ind w:firstLine="200"/>
               <w:jc w:val="center"/>
             </w:pPr>
             <w:r>
@@ -4694,6 +6286,7 @@
           <w:p>
             <w:pPr>
               <w:spacing w:before="40" w:after="40"/>
+              <w:ind w:firstLine="200"/>
               <w:jc w:val="center"/>
             </w:pPr>
             <w:r>
@@ -4719,6 +6312,7 @@
           <w:p>
             <w:pPr>
               <w:spacing w:before="40" w:after="40"/>
+              <w:ind w:firstLine="200"/>
               <w:jc w:val="center"/>
             </w:pPr>
             <w:r>
@@ -4744,6 +6338,7 @@
           <w:p>
             <w:pPr>
               <w:spacing w:before="40" w:after="40"/>
+              <w:ind w:firstLine="200"/>
             </w:pPr>
             <w:r>
               <w:rPr>
@@ -4776,6 +6371,7 @@
           <w:p>
             <w:pPr>
               <w:spacing w:before="40" w:after="40"/>
+              <w:ind w:firstLine="200"/>
               <w:jc w:val="center"/>
             </w:pPr>
             <w:r>
@@ -4801,6 +6397,7 @@
           <w:p>
             <w:pPr>
               <w:spacing w:before="40" w:after="40"/>
+              <w:ind w:firstLine="200"/>
               <w:jc w:val="center"/>
             </w:pPr>
             <w:r>
@@ -4826,6 +6423,7 @@
           <w:p>
             <w:pPr>
               <w:spacing w:before="40" w:after="40"/>
+              <w:ind w:firstLine="200"/>
             </w:pPr>
             <w:r>
               <w:rPr>
@@ -4858,6 +6456,7 @@
           <w:p>
             <w:pPr>
               <w:spacing w:before="40" w:after="40"/>
+              <w:ind w:firstLine="200"/>
               <w:jc w:val="center"/>
             </w:pPr>
             <w:r>
@@ -4883,6 +6482,7 @@
           <w:p>
             <w:pPr>
               <w:spacing w:before="40" w:after="40"/>
+              <w:ind w:firstLine="200"/>
               <w:jc w:val="center"/>
             </w:pPr>
             <w:r>
@@ -4908,6 +6508,7 @@
           <w:p>
             <w:pPr>
               <w:spacing w:before="40" w:after="40"/>
+              <w:ind w:firstLine="200"/>
             </w:pPr>
             <w:r>
               <w:rPr>
@@ -4940,6 +6541,7 @@
           <w:p>
             <w:pPr>
               <w:spacing w:before="40" w:after="40"/>
+              <w:ind w:firstLine="200"/>
               <w:jc w:val="center"/>
             </w:pPr>
             <w:r>
@@ -4965,6 +6567,7 @@
           <w:p>
             <w:pPr>
               <w:spacing w:before="40" w:after="40"/>
+              <w:ind w:firstLine="200"/>
               <w:jc w:val="center"/>
             </w:pPr>
             <w:r>
@@ -4990,6 +6593,7 @@
           <w:p>
             <w:pPr>
               <w:spacing w:before="40" w:after="40"/>
+              <w:ind w:firstLine="200"/>
             </w:pPr>
             <w:r>
               <w:rPr>
@@ -5005,153 +6609,152 @@
     <w:p>
       <w:pPr>
         <w:spacing w:after="80"/>
-      </w:pPr>
+        <w:ind w:firstLine="220"/>
+      </w:pPr>
+    </w:p>
+    <w:p>
+      <w:pPr>
+        <w:adjustRightInd w:val="0"/>
+        <w:spacing w:after="120" w:line="240" w:lineRule="atLeast"/>
+        <w:ind w:firstLineChars="100" w:firstLine="200"/>
+        <w:jc w:val="both"/>
+        <w:rPr>
+          <w:sz w:val="20"/>
+          <w:szCs w:val="20"/>
+        </w:rPr>
+      </w:pPr>
+      <w:r>
+        <w:rPr>
+          <w:sz w:val="20"/>
+          <w:szCs w:val="20"/>
+        </w:rPr>
+        <w:t xml:space="preserve">Rule 5의 </w:t>
+      </w:r>
+      <w:proofErr w:type="spellStart"/>
+      <w:r>
+        <w:rPr>
+          <w:sz w:val="20"/>
+          <w:szCs w:val="20"/>
+        </w:rPr>
+        <w:t>부스팅</w:t>
+      </w:r>
+      <w:proofErr w:type="spellEnd"/>
+      <w:r>
+        <w:rPr>
+          <w:sz w:val="20"/>
+          <w:szCs w:val="20"/>
+        </w:rPr>
+        <w:t>(Boosting)은 5초마다 모든 요청을 최상위 큐(Q0)로 올려주는 것으로, 하위 큐에 오래 머물러 있는 요청이 영원히 처리되지 못하는 것을 방지한다.</w:t>
+      </w:r>
+    </w:p>
+    <w:p>
+      <w:pPr>
+        <w:pStyle w:val="3"/>
+        <w:ind w:firstLine="220"/>
+        <w:rPr>
+          <w:sz w:val="20"/>
+          <w:szCs w:val="20"/>
+        </w:rPr>
+      </w:pPr>
+      <w:r>
+        <w:rPr>
+          <w:sz w:val="20"/>
+          <w:szCs w:val="20"/>
+        </w:rPr>
+        <w:t>WFQ 가상 완료 시각 계산</w:t>
+      </w:r>
+    </w:p>
+    <w:p>
+      <w:pPr>
+        <w:adjustRightInd w:val="0"/>
+        <w:spacing w:after="120" w:line="240" w:lineRule="atLeast"/>
+        <w:ind w:firstLineChars="100" w:firstLine="200"/>
+        <w:jc w:val="both"/>
+        <w:rPr>
+          <w:sz w:val="20"/>
+          <w:szCs w:val="20"/>
+        </w:rPr>
+      </w:pPr>
+      <w:r>
+        <w:rPr>
+          <w:sz w:val="20"/>
+          <w:szCs w:val="20"/>
+        </w:rPr>
+        <w:t>WFQ에서는 각 요청의 가상 완료 시각(Virtual Finish Time, VFT)을 계산하여 이 값이 가장 작은 요청을 먼저 처리한다. VFT는 다음과 같이 계산된다.</w:t>
+      </w:r>
     </w:p>
     <w:p>
       <w:pPr>
         <w:spacing w:after="120" w:line="360" w:lineRule="auto"/>
-      </w:pPr>
-      <w:r>
-        <w:t xml:space="preserve">Rule 5의 </w:t>
-      </w:r>
+        <w:ind w:firstLine="220"/>
+        <w:rPr>
+          <w:sz w:val="20"/>
+          <w:szCs w:val="20"/>
+        </w:rPr>
+      </w:pPr>
       <w:proofErr w:type="spellStart"/>
-      <w:r>
-        <w:t>부스팅</w:t>
-      </w:r>
-      <w:proofErr w:type="spellEnd"/>
-      <w:r>
-        <w:t>(Boosting)은 5초마다 모든 요청을 최상위 큐(Q0)로 올려주는 것으로, 하위 큐에 오래 머물러 있는 요청이 영원히 처리되지 못하는 것을 방지한다. 네 가지 알고리즘의 동작 방식을 그림 4에 정리하였다.</w:t>
-      </w:r>
-    </w:p>
-    <w:p>
-      <w:pPr>
-        <w:spacing w:after="80"/>
-      </w:pPr>
-    </w:p>
-    <w:p>
-      <w:pPr>
-        <w:spacing w:before="100" w:after="100"/>
-        <w:jc w:val="center"/>
-      </w:pPr>
-      <w:r>
-        <w:rPr>
-          <w:noProof/>
-        </w:rPr>
-        <w:drawing>
-          <wp:inline distT="0" distB="0" distL="0" distR="0" wp14:anchorId="2380E0D4" wp14:editId="223DF6C4">
-            <wp:extent cx="5400675" cy="3038475"/>
-            <wp:effectExtent l="0" t="0" r="0" b="0"/>
-            <wp:docPr id="1700726106" name="그림 1700726106"/>
-            <wp:cNvGraphicFramePr>
-              <a:graphicFrameLocks xmlns:a="http://schemas.openxmlformats.org/drawingml/2006/main" noChangeAspect="1"/>
-            </wp:cNvGraphicFramePr>
-            <a:graphic xmlns:a="http://schemas.openxmlformats.org/drawingml/2006/main">
-              <a:graphicData uri="http://schemas.openxmlformats.org/drawingml/2006/picture">
-                <pic:pic xmlns:pic="http://schemas.openxmlformats.org/drawingml/2006/picture">
-                  <pic:nvPicPr>
-                    <pic:cNvPr id="0" name=""/>
-                    <pic:cNvPicPr>
-                      <a:picLocks noChangeAspect="1" noChangeArrowheads="1"/>
-                    </pic:cNvPicPr>
-                  </pic:nvPicPr>
-                  <pic:blipFill>
-                    <a:blip r:embed="rId10"/>
-                    <a:srcRect/>
-                    <a:stretch>
-                      <a:fillRect/>
-                    </a:stretch>
-                  </pic:blipFill>
-                  <pic:spPr bwMode="auto">
-                    <a:xfrm>
-                      <a:off x="0" y="0"/>
-                      <a:ext cx="5400675" cy="3038475"/>
-                    </a:xfrm>
-                    <a:prstGeom prst="rect">
-                      <a:avLst/>
-                    </a:prstGeom>
-                  </pic:spPr>
-                </pic:pic>
-              </a:graphicData>
-            </a:graphic>
-          </wp:inline>
-        </w:drawing>
-      </w:r>
-    </w:p>
-    <w:p>
-      <w:pPr>
-        <w:spacing w:after="120" w:line="360" w:lineRule="auto"/>
-        <w:jc w:val="center"/>
-      </w:pPr>
       <w:r>
         <w:rPr>
           <w:i/>
           <w:iCs/>
-          <w:color w:val="666666"/>
-        </w:rPr>
-        <w:t>[그림 4] 스케줄링 알고리즘 비교</w:t>
-      </w:r>
-    </w:p>
-    <w:p>
-      <w:pPr>
-        <w:spacing w:after="80"/>
-      </w:pPr>
-    </w:p>
-    <w:p>
-      <w:pPr>
-        <w:pStyle w:val="3"/>
-      </w:pPr>
-      <w:r>
-        <w:t>WFQ 가상 완료 시각 계산</w:t>
-      </w:r>
-    </w:p>
-    <w:p>
-      <w:pPr>
-        <w:spacing w:after="120" w:line="360" w:lineRule="auto"/>
-      </w:pPr>
-      <w:r>
-        <w:t>WFQ에서는 각 요청의 가상 완료 시각(Virtual Finish Time, VFT)을 계산하여 이 값이 가장 작은 요청을 먼저 처리한다. VFT는 다음과 같이 계산된다.</w:t>
-      </w:r>
-    </w:p>
-    <w:p>
-      <w:pPr>
-        <w:spacing w:after="120" w:line="360" w:lineRule="auto"/>
-      </w:pPr>
-      <w:proofErr w:type="spellStart"/>
+          <w:sz w:val="20"/>
+          <w:szCs w:val="20"/>
+        </w:rPr>
+        <w:t>VFT_i</w:t>
+      </w:r>
+      <w:proofErr w:type="spellEnd"/>
       <w:r>
         <w:rPr>
           <w:i/>
           <w:iCs/>
-        </w:rPr>
-        <w:t>VFT_i</w:t>
-      </w:r>
-      <w:proofErr w:type="spellEnd"/>
-      <w:r>
-        <w:rPr>
-          <w:i/>
-          <w:iCs/>
+          <w:sz w:val="20"/>
+          <w:szCs w:val="20"/>
         </w:rPr>
         <w:t xml:space="preserve"> = VFT_(i-1) + 1 / 가중치</w:t>
       </w:r>
     </w:p>
     <w:p>
       <w:pPr>
-        <w:spacing w:after="120" w:line="360" w:lineRule="auto"/>
-      </w:pPr>
-      <w:r>
+        <w:adjustRightInd w:val="0"/>
+        <w:spacing w:after="120" w:line="240" w:lineRule="atLeast"/>
+        <w:ind w:firstLineChars="100" w:firstLine="200"/>
+        <w:jc w:val="both"/>
+        <w:rPr>
+          <w:sz w:val="20"/>
+          <w:szCs w:val="20"/>
+        </w:rPr>
+      </w:pPr>
+      <w:r>
+        <w:rPr>
+          <w:sz w:val="20"/>
+          <w:szCs w:val="20"/>
+        </w:rPr>
         <w:t>여기서 처리 비용은 요청 1건당 1로 고정하였다. LLM 응답의 출력 토큰 수는 생성이 완료되기 전까지 알 수 없고, 입력 토큰만으로는 실제 자원 소모를 정확히 반영하기 어렵다. 또한 공정성 측정(JFI)도 처리 건수 기준이므로, 스케줄링과 측정의 기준을 요청 건수로 일치시켰다.</w:t>
       </w:r>
     </w:p>
     <w:p>
       <w:pPr>
-        <w:spacing w:after="120" w:line="360" w:lineRule="auto"/>
-      </w:pPr>
-      <w:r>
+        <w:adjustRightInd w:val="0"/>
+        <w:spacing w:after="120" w:line="240" w:lineRule="atLeast"/>
+        <w:ind w:firstLineChars="100" w:firstLine="200"/>
+        <w:jc w:val="both"/>
+        <w:rPr>
+          <w:sz w:val="20"/>
+          <w:szCs w:val="20"/>
+        </w:rPr>
+      </w:pPr>
+      <w:r>
+        <w:rPr>
+          <w:sz w:val="20"/>
+          <w:szCs w:val="20"/>
+        </w:rPr>
         <w:t>가중치가 큰 사용자는 VFT가 느리게 증가하므로, 더 자주 선택되어 더 많은 자원을 받게 된다. 예를 들어, Enterprise(가중치 100)와 Free(가중치 1)가 요청을 동시에 보내면, Enterprise의 VFT 증가분은 1/100 = 0.01이고 Free는 1/1 = 1이 되어, Enterprise의 요청이 먼저 처리된다. 이를 통해 가중치에 비례한 서비스가 이루어진다.</w:t>
       </w:r>
     </w:p>
     <w:p>
       <w:pPr>
         <w:pStyle w:val="2"/>
+        <w:ind w:firstLine="240"/>
       </w:pPr>
       <w:r>
         <w:t>4.4 구현 결과 요약</w:t>
@@ -5159,89 +6762,121 @@
     </w:p>
     <w:p>
       <w:pPr>
-        <w:spacing w:after="120" w:line="360" w:lineRule="auto"/>
-      </w:pPr>
-      <w:r>
+        <w:adjustRightInd w:val="0"/>
+        <w:spacing w:after="120" w:line="240" w:lineRule="atLeast"/>
+        <w:ind w:firstLineChars="100" w:firstLine="200"/>
+        <w:jc w:val="both"/>
+        <w:rPr>
+          <w:sz w:val="20"/>
+          <w:szCs w:val="20"/>
+        </w:rPr>
+      </w:pPr>
+      <w:r>
+        <w:rPr>
+          <w:sz w:val="20"/>
+          <w:szCs w:val="20"/>
+        </w:rPr>
         <w:t>현재까지 핵심 기능을 구현하고 테스트를 완료하였다.</w:t>
       </w:r>
     </w:p>
     <w:p>
       <w:pPr>
-        <w:pStyle w:val="a4"/>
-        <w:numPr>
-          <w:ilvl w:val="0"/>
-          <w:numId w:val="3"/>
-        </w:numPr>
-        <w:spacing w:after="80" w:line="340" w:lineRule="auto"/>
+        <w:adjustRightInd w:val="0"/>
+        <w:spacing w:after="120" w:line="240" w:lineRule="atLeast"/>
+        <w:ind w:firstLineChars="100" w:firstLine="200"/>
+        <w:jc w:val="both"/>
+        <w:rPr>
+          <w:sz w:val="20"/>
+          <w:szCs w:val="20"/>
+        </w:rPr>
       </w:pPr>
       <w:r>
         <w:rPr>
           <w:b/>
           <w:bCs/>
+          <w:sz w:val="20"/>
+          <w:szCs w:val="20"/>
         </w:rPr>
         <w:t xml:space="preserve">스케줄러: </w:t>
       </w:r>
       <w:r>
+        <w:rPr>
+          <w:sz w:val="20"/>
+          <w:szCs w:val="20"/>
+        </w:rPr>
         <w:t>4개 알고리즘 모두 동작 확인 (FCFS, Priority, MLFQ, WFQ)</w:t>
       </w:r>
     </w:p>
     <w:p>
       <w:pPr>
-        <w:pStyle w:val="a4"/>
-        <w:numPr>
-          <w:ilvl w:val="0"/>
-          <w:numId w:val="3"/>
-        </w:numPr>
-        <w:spacing w:after="80" w:line="340" w:lineRule="auto"/>
+        <w:adjustRightInd w:val="0"/>
+        <w:spacing w:after="120" w:line="240" w:lineRule="atLeast"/>
+        <w:ind w:firstLineChars="100" w:firstLine="200"/>
+        <w:jc w:val="both"/>
+        <w:rPr>
+          <w:sz w:val="20"/>
+          <w:szCs w:val="20"/>
+        </w:rPr>
       </w:pPr>
       <w:r>
         <w:rPr>
           <w:b/>
           <w:bCs/>
+          <w:sz w:val="20"/>
+          <w:szCs w:val="20"/>
         </w:rPr>
         <w:t xml:space="preserve">테스트: </w:t>
       </w:r>
       <w:r>
+        <w:rPr>
+          <w:sz w:val="20"/>
+          <w:szCs w:val="20"/>
+        </w:rPr>
         <w:t>각 스케줄러별 단위 테스트를 작성하여 정상 동작을 확인하였다</w:t>
       </w:r>
     </w:p>
     <w:p>
       <w:pPr>
-        <w:pStyle w:val="a4"/>
-        <w:numPr>
-          <w:ilvl w:val="0"/>
-          <w:numId w:val="3"/>
-        </w:numPr>
-        <w:spacing w:after="80" w:line="340" w:lineRule="auto"/>
+        <w:adjustRightInd w:val="0"/>
+        <w:spacing w:after="120" w:line="240" w:lineRule="atLeast"/>
+        <w:ind w:firstLineChars="100" w:firstLine="200"/>
+        <w:jc w:val="both"/>
+        <w:rPr>
+          <w:sz w:val="20"/>
+          <w:szCs w:val="20"/>
+        </w:rPr>
       </w:pPr>
       <w:r>
         <w:rPr>
           <w:b/>
           <w:bCs/>
-        </w:rPr>
+          <w:sz w:val="20"/>
+          <w:szCs w:val="20"/>
+        </w:rPr>
+        <w:lastRenderedPageBreak/>
         <w:t xml:space="preserve">알고리즘 선택: </w:t>
       </w:r>
       <w:r>
+        <w:rPr>
+          <w:sz w:val="20"/>
+          <w:szCs w:val="20"/>
+        </w:rPr>
         <w:t>서버 시작 시 환경변수(SCHEDULER_TYPE)로 스케줄링 알고리즘을 선택할 수 있다</w:t>
       </w:r>
     </w:p>
     <w:p>
-      <w:r>
-        <w:br w:type="page"/>
-      </w:r>
-    </w:p>
-    <w:p>
       <w:pPr>
         <w:pStyle w:val="1"/>
-      </w:pPr>
-      <w:r>
-        <w:lastRenderedPageBreak/>
+        <w:ind w:firstLine="280"/>
+      </w:pPr>
+      <w:r>
         <w:t>5. 중간 실험 결과</w:t>
       </w:r>
     </w:p>
     <w:p>
       <w:pPr>
         <w:pStyle w:val="2"/>
+        <w:ind w:firstLine="240"/>
       </w:pPr>
       <w:r>
         <w:t>5.1 실험 환경</w:t>
@@ -5249,22 +6884,34 @@
     </w:p>
     <w:p>
       <w:pPr>
+        <w:adjustRightInd w:val="0"/>
+        <w:spacing w:after="120" w:line="240" w:lineRule="atLeast"/>
+        <w:ind w:firstLineChars="100" w:firstLine="200"/>
+        <w:jc w:val="both"/>
+        <w:rPr>
+          <w:sz w:val="20"/>
+          <w:szCs w:val="20"/>
+        </w:rPr>
+      </w:pPr>
+      <w:r>
+        <w:rPr>
+          <w:sz w:val="20"/>
+          <w:szCs w:val="20"/>
+        </w:rPr>
+        <w:t>모든 실험은 실제 LLM을 호출하지 않는 시간 기반 시뮬레이션 방식으로 수행하였다. 각 요청에 처리 시간을 미리 지정하고, 스케줄러가 선택한 순서대로 한 건씩 순차 처리하는 방식이다. 이렇게 하면 네트워크 지연이나 LLM 상태에 따른 변동 없이, 알고리즘 자체의 스케줄링 특성만 비교할 수 있다.</w:t>
+      </w:r>
+    </w:p>
+    <w:p>
+      <w:pPr>
         <w:spacing w:after="120" w:line="360" w:lineRule="auto"/>
-      </w:pPr>
-      <w:r>
-        <w:t>모든 실험은 실제 LLM을 호출하지 않는 시간 기반 시뮬레이션 방식으로 수행하였다. 각 요청에 처리 시간을 미리 지정하고, 스케줄러가 선택한 순서대로 한 건씩 순차 처리하는 방식이다. 이렇게 하면 네트워크 지연이나 LLM 상태에 따른 변동 없이, 알고리즘 자체의 스케줄링 특성만 비교할 수 있다.</w:t>
-      </w:r>
-    </w:p>
-    <w:p>
-      <w:pPr>
-        <w:spacing w:after="120" w:line="360" w:lineRule="auto"/>
+        <w:ind w:firstLine="220"/>
       </w:pPr>
       <w:r>
         <w:rPr>
           <w:b/>
           <w:bCs/>
         </w:rPr>
-        <w:t>표 6. 실험 설정 비교</w:t>
+        <w:t>표 7. 실험 설정 비교</w:t>
       </w:r>
     </w:p>
     <w:tbl>
@@ -5311,6 +6958,7 @@
           <w:p>
             <w:pPr>
               <w:spacing w:before="40" w:after="40"/>
+              <w:ind w:firstLine="200"/>
               <w:jc w:val="center"/>
             </w:pPr>
             <w:r>
@@ -5339,6 +6987,7 @@
           <w:p>
             <w:pPr>
               <w:spacing w:before="40" w:after="40"/>
+              <w:ind w:firstLine="200"/>
               <w:jc w:val="center"/>
             </w:pPr>
             <w:r>
@@ -5367,6 +7016,7 @@
           <w:p>
             <w:pPr>
               <w:spacing w:before="40" w:after="40"/>
+              <w:ind w:firstLine="200"/>
               <w:jc w:val="center"/>
             </w:pPr>
             <w:r>
@@ -5422,6 +7072,7 @@
           <w:p>
             <w:pPr>
               <w:spacing w:before="40" w:after="40"/>
+              <w:ind w:firstLine="200"/>
             </w:pPr>
             <w:r>
               <w:rPr>
@@ -5446,6 +7097,7 @@
           <w:p>
             <w:pPr>
               <w:spacing w:before="40" w:after="40"/>
+              <w:ind w:firstLine="200"/>
             </w:pPr>
             <w:r>
               <w:rPr>
@@ -5470,6 +7122,7 @@
           <w:p>
             <w:pPr>
               <w:spacing w:before="40" w:after="40"/>
+              <w:ind w:firstLine="200"/>
             </w:pPr>
             <w:r>
               <w:rPr>
@@ -5502,6 +7155,7 @@
           <w:p>
             <w:pPr>
               <w:spacing w:before="40" w:after="40"/>
+              <w:ind w:firstLine="200"/>
             </w:pPr>
             <w:r>
               <w:rPr>
@@ -5526,7 +7180,7 @@
           <w:p>
             <w:pPr>
               <w:spacing w:before="40" w:after="40"/>
-              <w:jc w:val="center"/>
+              <w:ind w:firstLine="200"/>
             </w:pPr>
             <w:r>
               <w:rPr>
@@ -5551,7 +7205,7 @@
           <w:p>
             <w:pPr>
               <w:spacing w:before="40" w:after="40"/>
-              <w:jc w:val="center"/>
+              <w:ind w:firstLine="200"/>
             </w:pPr>
             <w:r>
               <w:rPr>
@@ -5584,6 +7238,7 @@
           <w:p>
             <w:pPr>
               <w:spacing w:before="40" w:after="40"/>
+              <w:ind w:firstLine="200"/>
             </w:pPr>
             <w:r>
               <w:rPr>
@@ -5608,7 +7263,7 @@
           <w:p>
             <w:pPr>
               <w:spacing w:before="40" w:after="40"/>
-              <w:jc w:val="center"/>
+              <w:ind w:firstLine="200"/>
             </w:pPr>
             <w:r>
               <w:rPr>
@@ -5633,7 +7288,7 @@
           <w:p>
             <w:pPr>
               <w:spacing w:before="40" w:after="40"/>
-              <w:jc w:val="center"/>
+              <w:ind w:firstLine="200"/>
             </w:pPr>
             <w:r>
               <w:rPr>
@@ -5666,6 +7321,7 @@
           <w:p>
             <w:pPr>
               <w:spacing w:before="40" w:after="40"/>
+              <w:ind w:firstLine="200"/>
             </w:pPr>
             <w:r>
               <w:rPr>
@@ -5690,6 +7346,7 @@
           <w:p>
             <w:pPr>
               <w:spacing w:before="40" w:after="40"/>
+              <w:ind w:firstLine="200"/>
             </w:pPr>
             <w:r>
               <w:rPr>
@@ -5714,7 +7371,7 @@
           <w:p>
             <w:pPr>
               <w:spacing w:before="40" w:after="40"/>
-              <w:jc w:val="center"/>
+              <w:ind w:firstLine="200"/>
             </w:pPr>
             <w:r>
               <w:rPr>
@@ -5747,6 +7404,7 @@
           <w:p>
             <w:pPr>
               <w:spacing w:before="40" w:after="40"/>
+              <w:ind w:firstLine="200"/>
             </w:pPr>
             <w:r>
               <w:rPr>
@@ -5771,6 +7429,7 @@
           <w:p>
             <w:pPr>
               <w:spacing w:before="40" w:after="40"/>
+              <w:ind w:firstLine="200"/>
             </w:pPr>
             <w:r>
               <w:rPr>
@@ -5795,7 +7454,7 @@
           <w:p>
             <w:pPr>
               <w:spacing w:before="40" w:after="40"/>
-              <w:jc w:val="center"/>
+              <w:ind w:firstLine="200"/>
             </w:pPr>
             <w:r>
               <w:rPr>
@@ -5828,6 +7487,7 @@
           <w:p>
             <w:pPr>
               <w:spacing w:before="40" w:after="40"/>
+              <w:ind w:firstLine="200"/>
             </w:pPr>
             <w:r>
               <w:rPr>
@@ -5852,6 +7512,7 @@
           <w:p>
             <w:pPr>
               <w:spacing w:before="40" w:after="40"/>
+              <w:ind w:firstLine="200"/>
             </w:pPr>
             <w:r>
               <w:rPr>
@@ -5876,7 +7537,7 @@
           <w:p>
             <w:pPr>
               <w:spacing w:before="40" w:after="40"/>
-              <w:jc w:val="center"/>
+              <w:ind w:firstLine="200"/>
             </w:pPr>
             <w:r>
               <w:rPr>
@@ -5909,6 +7570,7 @@
           <w:p>
             <w:pPr>
               <w:spacing w:before="40" w:after="40"/>
+              <w:ind w:firstLine="200"/>
             </w:pPr>
             <w:r>
               <w:rPr>
@@ -5933,6 +7595,7 @@
           <w:p>
             <w:pPr>
               <w:spacing w:before="40" w:after="40"/>
+              <w:ind w:firstLine="200"/>
             </w:pPr>
             <w:r>
               <w:rPr>
@@ -5957,6 +7620,7 @@
           <w:p>
             <w:pPr>
               <w:spacing w:before="40" w:after="40"/>
+              <w:ind w:firstLine="200"/>
             </w:pPr>
             <w:r>
               <w:rPr>
@@ -5989,6 +7653,7 @@
           <w:p>
             <w:pPr>
               <w:spacing w:before="40" w:after="40"/>
+              <w:ind w:firstLine="200"/>
             </w:pPr>
             <w:r>
               <w:rPr>
@@ -6013,6 +7678,7 @@
           <w:p>
             <w:pPr>
               <w:spacing w:before="40" w:after="40"/>
+              <w:ind w:firstLine="200"/>
             </w:pPr>
             <w:r>
               <w:rPr>
@@ -6037,6 +7703,7 @@
           <w:p>
             <w:pPr>
               <w:spacing w:before="40" w:after="40"/>
+              <w:ind w:firstLine="200"/>
             </w:pPr>
             <w:proofErr w:type="spellStart"/>
             <w:r>
@@ -6078,6 +7745,7 @@
           <w:p>
             <w:pPr>
               <w:spacing w:before="40" w:after="40"/>
+              <w:ind w:firstLine="200"/>
             </w:pPr>
             <w:r>
               <w:rPr>
@@ -6102,7 +7770,7 @@
           <w:p>
             <w:pPr>
               <w:spacing w:before="40" w:after="40"/>
-              <w:jc w:val="center"/>
+              <w:ind w:firstLine="200"/>
             </w:pPr>
             <w:r>
               <w:rPr>
@@ -6127,7 +7795,7 @@
           <w:p>
             <w:pPr>
               <w:spacing w:before="40" w:after="40"/>
-              <w:jc w:val="center"/>
+              <w:ind w:firstLine="200"/>
             </w:pPr>
             <w:r>
               <w:rPr>
@@ -6160,6 +7828,7 @@
           <w:p>
             <w:pPr>
               <w:spacing w:before="40" w:after="40"/>
+              <w:ind w:firstLine="200"/>
             </w:pPr>
             <w:r>
               <w:rPr>
@@ -6184,7 +7853,7 @@
           <w:p>
             <w:pPr>
               <w:spacing w:before="40" w:after="40"/>
-              <w:jc w:val="center"/>
+              <w:ind w:firstLine="200"/>
             </w:pPr>
             <w:r>
               <w:rPr>
@@ -6209,7 +7878,7 @@
           <w:p>
             <w:pPr>
               <w:spacing w:before="40" w:after="40"/>
-              <w:jc w:val="center"/>
+              <w:ind w:firstLine="200"/>
             </w:pPr>
             <w:r>
               <w:rPr>
@@ -6242,6 +7911,7 @@
           <w:p>
             <w:pPr>
               <w:spacing w:before="40" w:after="40"/>
+              <w:ind w:firstLine="200"/>
             </w:pPr>
             <w:r>
               <w:rPr>
@@ -6266,7 +7936,7 @@
           <w:p>
             <w:pPr>
               <w:spacing w:before="40" w:after="40"/>
-              <w:jc w:val="center"/>
+              <w:ind w:firstLine="200"/>
             </w:pPr>
             <w:r>
               <w:rPr>
@@ -6307,7 +7977,7 @@
           <w:p>
             <w:pPr>
               <w:spacing w:before="40" w:after="40"/>
-              <w:jc w:val="center"/>
+              <w:ind w:firstLine="200"/>
             </w:pPr>
             <w:r>
               <w:rPr>
@@ -6332,43 +8002,67 @@
     <w:p>
       <w:pPr>
         <w:spacing w:after="80"/>
-      </w:pPr>
+        <w:ind w:firstLine="220"/>
+      </w:pPr>
+    </w:p>
+    <w:p>
+      <w:pPr>
+        <w:adjustRightInd w:val="0"/>
+        <w:spacing w:after="120" w:line="240" w:lineRule="atLeast"/>
+        <w:ind w:firstLineChars="100" w:firstLine="200"/>
+        <w:jc w:val="both"/>
+        <w:rPr>
+          <w:sz w:val="20"/>
+          <w:szCs w:val="20"/>
+        </w:rPr>
+      </w:pPr>
+      <w:r>
+        <w:rPr>
+          <w:sz w:val="20"/>
+          <w:szCs w:val="20"/>
+        </w:rPr>
+        <w:t>기본 실험은 네 가지 알고리즘을 동일 조건에서 비교하기 위한 것이고, 추가 실험은 5.2절에서 비선점형 MLFQ가 FCFS와 동일한 결과를 보인 뒤, 선점형 MLFQ의 효과를 검증하기 위해 설계하였다.</w:t>
+      </w:r>
+    </w:p>
+    <w:p>
+      <w:pPr>
+        <w:pStyle w:val="2"/>
+        <w:ind w:firstLine="240"/>
+      </w:pPr>
+      <w:r>
+        <w:t>5.2 기본 실험 결과 (100건)</w:t>
+      </w:r>
+    </w:p>
+    <w:p>
+      <w:pPr>
+        <w:adjustRightInd w:val="0"/>
+        <w:spacing w:after="120" w:line="240" w:lineRule="atLeast"/>
+        <w:ind w:firstLineChars="100" w:firstLine="200"/>
+        <w:jc w:val="both"/>
+        <w:rPr>
+          <w:sz w:val="20"/>
+          <w:szCs w:val="20"/>
+        </w:rPr>
+      </w:pPr>
+      <w:r>
+        <w:rPr>
+          <w:sz w:val="20"/>
+          <w:szCs w:val="20"/>
+        </w:rPr>
+        <w:t>네 가지 알고리즘을 같은 100건 요청에 대해 실행한 결과는 표 8과 같다.</w:t>
+      </w:r>
     </w:p>
     <w:p>
       <w:pPr>
         <w:spacing w:after="120" w:line="360" w:lineRule="auto"/>
-      </w:pPr>
-      <w:r>
-        <w:t>기본 실험은 네 가지 알고리즘을 동일 조건에서 비교하기 위한 것이고, 추가 실험은 5.2절에서 비선점형 MLFQ가 FCFS와 동일한 결과를 보인 뒤, 선점형 MLFQ의 효과를 검증하기 위해 설계하였다.</w:t>
-      </w:r>
-    </w:p>
-    <w:p>
-      <w:pPr>
-        <w:pStyle w:val="2"/>
-      </w:pPr>
-      <w:r>
-        <w:t>5.2 기본 실험 결과 (100건)</w:t>
-      </w:r>
-    </w:p>
-    <w:p>
-      <w:pPr>
-        <w:spacing w:after="120" w:line="360" w:lineRule="auto"/>
-      </w:pPr>
-      <w:r>
-        <w:t>네 가지 알고리즘을 같은 100건 요청에 대해 실행한 결과는 표 7과 같다.</w:t>
-      </w:r>
-    </w:p>
-    <w:p>
-      <w:pPr>
-        <w:spacing w:after="120" w:line="360" w:lineRule="auto"/>
+        <w:ind w:firstLine="220"/>
       </w:pPr>
       <w:r>
         <w:rPr>
           <w:b/>
           <w:bCs/>
         </w:rPr>
-        <w:lastRenderedPageBreak/>
-        <w:t>표 7. 알고리즘별 성능 비교 (100건)</w:t>
+        <w:t>표 8. 알고리즘별 성능 비교 (100건)</w:t>
       </w:r>
     </w:p>
     <w:tbl>
@@ -6416,6 +8110,7 @@
           <w:p>
             <w:pPr>
               <w:spacing w:before="40" w:after="40"/>
+              <w:ind w:firstLine="200"/>
               <w:jc w:val="center"/>
             </w:pPr>
             <w:r>
@@ -6444,6 +8139,7 @@
           <w:p>
             <w:pPr>
               <w:spacing w:before="40" w:after="40"/>
+              <w:ind w:firstLine="200"/>
               <w:jc w:val="center"/>
             </w:pPr>
             <w:r>
@@ -6472,6 +8168,7 @@
           <w:p>
             <w:pPr>
               <w:spacing w:before="40" w:after="40"/>
+              <w:ind w:firstLine="200"/>
               <w:jc w:val="center"/>
             </w:pPr>
             <w:r>
@@ -6500,6 +8197,7 @@
           <w:p>
             <w:pPr>
               <w:spacing w:before="40" w:after="40"/>
+              <w:ind w:firstLine="200"/>
               <w:jc w:val="center"/>
             </w:pPr>
             <w:r>
@@ -6535,6 +8233,7 @@
           <w:p>
             <w:pPr>
               <w:spacing w:before="40" w:after="40"/>
+              <w:ind w:firstLine="200"/>
               <w:jc w:val="center"/>
             </w:pPr>
             <w:r>
@@ -6542,6 +8241,7 @@
                 <w:sz w:val="20"/>
                 <w:szCs w:val="20"/>
               </w:rPr>
+              <w:lastRenderedPageBreak/>
               <w:t>FCFS</w:t>
             </w:r>
           </w:p>
@@ -6560,6 +8260,7 @@
           <w:p>
             <w:pPr>
               <w:spacing w:before="40" w:after="40"/>
+              <w:ind w:firstLine="200"/>
               <w:jc w:val="center"/>
             </w:pPr>
             <w:r>
@@ -6585,6 +8286,7 @@
           <w:p>
             <w:pPr>
               <w:spacing w:before="40" w:after="40"/>
+              <w:ind w:firstLine="200"/>
               <w:jc w:val="center"/>
             </w:pPr>
             <w:r>
@@ -6610,6 +8312,7 @@
           <w:p>
             <w:pPr>
               <w:spacing w:before="40" w:after="40"/>
+              <w:ind w:firstLine="200"/>
             </w:pPr>
             <w:r>
               <w:rPr>
@@ -6642,6 +8345,7 @@
           <w:p>
             <w:pPr>
               <w:spacing w:before="40" w:after="40"/>
+              <w:ind w:firstLine="200"/>
               <w:jc w:val="center"/>
             </w:pPr>
             <w:r>
@@ -6667,6 +8371,7 @@
           <w:p>
             <w:pPr>
               <w:spacing w:before="40" w:after="40"/>
+              <w:ind w:firstLine="200"/>
               <w:jc w:val="center"/>
             </w:pPr>
             <w:r>
@@ -6692,6 +8397,7 @@
           <w:p>
             <w:pPr>
               <w:spacing w:before="40" w:after="40"/>
+              <w:ind w:firstLine="200"/>
               <w:jc w:val="center"/>
             </w:pPr>
             <w:r>
@@ -6717,13 +8423,14 @@
           <w:p>
             <w:pPr>
               <w:spacing w:before="40" w:after="40"/>
-            </w:pPr>
-            <w:r>
-              <w:rPr>
-                <w:sz w:val="20"/>
-                <w:szCs w:val="20"/>
-              </w:rPr>
-              <w:t>URGENT: 약 40ms, LOW: 약 4,600ms</w:t>
+              <w:ind w:firstLine="200"/>
+            </w:pPr>
+            <w:r>
+              <w:rPr>
+                <w:sz w:val="20"/>
+                <w:szCs w:val="20"/>
+              </w:rPr>
+              <w:t>URGENT: 약 42ms, LOW: 약 4,600ms</w:t>
             </w:r>
           </w:p>
         </w:tc>
@@ -6749,6 +8456,7 @@
           <w:p>
             <w:pPr>
               <w:spacing w:before="40" w:after="40"/>
+              <w:ind w:firstLine="200"/>
               <w:jc w:val="center"/>
             </w:pPr>
             <w:r>
@@ -6774,6 +8482,7 @@
           <w:p>
             <w:pPr>
               <w:spacing w:before="40" w:after="40"/>
+              <w:ind w:firstLine="200"/>
               <w:jc w:val="center"/>
             </w:pPr>
             <w:r>
@@ -6799,6 +8508,7 @@
           <w:p>
             <w:pPr>
               <w:spacing w:before="40" w:after="40"/>
+              <w:ind w:firstLine="200"/>
               <w:jc w:val="center"/>
             </w:pPr>
             <w:r>
@@ -6824,6 +8534,7 @@
           <w:p>
             <w:pPr>
               <w:spacing w:before="40" w:after="40"/>
+              <w:ind w:firstLine="200"/>
             </w:pPr>
             <w:r>
               <w:rPr>
@@ -6856,6 +8567,7 @@
           <w:p>
             <w:pPr>
               <w:spacing w:before="40" w:after="40"/>
+              <w:ind w:firstLine="200"/>
               <w:jc w:val="center"/>
             </w:pPr>
             <w:r>
@@ -6881,6 +8593,7 @@
           <w:p>
             <w:pPr>
               <w:spacing w:before="40" w:after="40"/>
+              <w:ind w:firstLine="200"/>
               <w:jc w:val="center"/>
             </w:pPr>
             <w:r>
@@ -6906,6 +8619,7 @@
           <w:p>
             <w:pPr>
               <w:spacing w:before="40" w:after="40"/>
+              <w:ind w:firstLine="200"/>
               <w:jc w:val="center"/>
             </w:pPr>
             <w:r>
@@ -6931,6 +8645,7 @@
           <w:p>
             <w:pPr>
               <w:spacing w:before="40" w:after="40"/>
+              <w:ind w:firstLine="200"/>
             </w:pPr>
             <w:r>
               <w:rPr>
@@ -6946,115 +8661,341 @@
     <w:p>
       <w:pPr>
         <w:spacing w:after="80"/>
-      </w:pPr>
-    </w:p>
-    <w:p>
-      <w:pPr>
-        <w:spacing w:after="120" w:line="360" w:lineRule="auto"/>
+        <w:ind w:firstLine="220"/>
+      </w:pPr>
+    </w:p>
+    <w:p>
+      <w:pPr>
+        <w:adjustRightInd w:val="0"/>
+        <w:spacing w:after="120" w:line="240" w:lineRule="atLeast"/>
+        <w:ind w:firstLineChars="100" w:firstLine="200"/>
+        <w:jc w:val="both"/>
+        <w:rPr>
+          <w:sz w:val="20"/>
+          <w:szCs w:val="20"/>
+        </w:rPr>
       </w:pPr>
       <w:r>
         <w:rPr>
           <w:b/>
           <w:bCs/>
+          <w:sz w:val="20"/>
+          <w:szCs w:val="20"/>
         </w:rPr>
         <w:t xml:space="preserve">Priority Scheduling: </w:t>
       </w:r>
       <w:r>
-        <w:t>우선순위에 따른 대기시간 차이가 뚜렷하게 나타났다. URGENT 요청은 전체의 10%에 불과하고 가장 먼저 처리되므로 평균 약 40ms로 거의 즉시 처리된 반면, LOW 요청은 약 4,600ms로 FCFS 평균(2,572ms)보다 크게 늘어났다. 전체 평균 대기시간(2,677ms)이 FCFS(2,572ms)보다 약간 높은 것은, 높은 우선순위 요청을 먼저 처리한 만큼 낮은 우선순위 요청의 대기시간이 길어지기 때문이다. 처리량(17.1 req/s)도 FCFS(18.0 req/s)보다 약간 낮은데, 나중에 도착한 높은 우선순위 요청을 먼저 처리하면서 중간에 짧은 유휴 시간이 발생하기 때문이다.</w:t>
-      </w:r>
-    </w:p>
-    <w:p>
-      <w:pPr>
-        <w:spacing w:after="120" w:line="360" w:lineRule="auto"/>
+        <w:rPr>
+          <w:sz w:val="20"/>
+          <w:szCs w:val="20"/>
+        </w:rPr>
+        <w:t>우선순위에 따른 대기시간 차이가 뚜렷하게 나타났다. URGENT 요청은 전체의 10%에 불과하고 가장 먼저 처리되므로 평균 약 42ms로 거의 즉시 처리된 반면, LOW 요청은 약 4,600ms로 FCFS 평균(2,572ms)보다 크게 늘어났다. 전체 평균 대기시간(2,677ms)이 FCFS(2,572ms)보다 약간 높은 것은, 높은 우선순위 요청을 먼저 처리한 만큼 낮은 우선순위 요청의 대기시간이 길어지기 때문이다. 처리량(17.1 req/s)도 FCFS(18.0 req/s)보다 약간 낮게 나타났는데, 이는 시뮬레이션에서 모든 요청을 미리 대기열에 넣은 뒤 우선순위 순으로 꺼내는 방식 때문이다. 높은 우선순위이지만 도착 시각이 늦은 요청이 먼저 선택되면, 해당 요청의 도착을 기다리는 짧은 유휴 구간이 발생한다. 실제 시스템에서는 도착한 요청만 선택 대상이 되므로 이 차이는 나타나지 않을 것으로 보인다.</w:t>
+      </w:r>
+    </w:p>
+    <w:p>
+      <w:pPr>
+        <w:adjustRightInd w:val="0"/>
+        <w:spacing w:after="120" w:line="240" w:lineRule="atLeast"/>
+        <w:ind w:firstLineChars="100" w:firstLine="200"/>
+        <w:jc w:val="both"/>
+        <w:rPr>
+          <w:sz w:val="20"/>
+          <w:szCs w:val="20"/>
+        </w:rPr>
+      </w:pPr>
+      <w:r>
+        <w:rPr>
+          <w:sz w:val="20"/>
+          <w:szCs w:val="20"/>
+        </w:rPr>
+        <w:t xml:space="preserve">한편 </w:t>
+      </w:r>
+      <w:proofErr w:type="spellStart"/>
+      <w:r>
+        <w:rPr>
+          <w:sz w:val="20"/>
+          <w:szCs w:val="20"/>
+        </w:rPr>
+        <w:t>에이징은</w:t>
+      </w:r>
+      <w:proofErr w:type="spellEnd"/>
+      <w:r>
+        <w:rPr>
+          <w:sz w:val="20"/>
+          <w:szCs w:val="20"/>
+        </w:rPr>
+        <w:t xml:space="preserve"> 5초마다 적용되는데, 기본 실험에서는 요청당 처리 시간이 10~100ms로 짧아 전체 처리가 약 5.5초 안에 끝났다. 이 때문에 </w:t>
+      </w:r>
+      <w:proofErr w:type="spellStart"/>
+      <w:r>
+        <w:rPr>
+          <w:sz w:val="20"/>
+          <w:szCs w:val="20"/>
+        </w:rPr>
+        <w:t>에이징이</w:t>
+      </w:r>
+      <w:proofErr w:type="spellEnd"/>
+      <w:r>
+        <w:rPr>
+          <w:sz w:val="20"/>
+          <w:szCs w:val="20"/>
+        </w:rPr>
+        <w:t xml:space="preserve"> 적용될 수 있는 시점에는 이미 대부분의 요청이 처리된 </w:t>
+      </w:r>
+      <w:proofErr w:type="spellStart"/>
+      <w:r>
+        <w:rPr>
+          <w:sz w:val="20"/>
+          <w:szCs w:val="20"/>
+        </w:rPr>
+        <w:t>후여서</w:t>
+      </w:r>
+      <w:proofErr w:type="spellEnd"/>
+      <w:r>
+        <w:rPr>
+          <w:sz w:val="20"/>
+          <w:szCs w:val="20"/>
+        </w:rPr>
+        <w:t xml:space="preserve">, </w:t>
+      </w:r>
+      <w:proofErr w:type="spellStart"/>
+      <w:r>
+        <w:rPr>
+          <w:sz w:val="20"/>
+          <w:szCs w:val="20"/>
+        </w:rPr>
+        <w:t>에이징</w:t>
+      </w:r>
+      <w:proofErr w:type="spellEnd"/>
+      <w:r>
+        <w:rPr>
+          <w:sz w:val="20"/>
+          <w:szCs w:val="20"/>
+        </w:rPr>
+        <w:t xml:space="preserve"> 효과는 관측되지 않았다. </w:t>
+      </w:r>
+      <w:proofErr w:type="spellStart"/>
+      <w:r>
+        <w:rPr>
+          <w:sz w:val="20"/>
+          <w:szCs w:val="20"/>
+        </w:rPr>
+        <w:t>에이징의</w:t>
+      </w:r>
+      <w:proofErr w:type="spellEnd"/>
+      <w:r>
+        <w:rPr>
+          <w:sz w:val="20"/>
+          <w:szCs w:val="20"/>
+        </w:rPr>
+        <w:t xml:space="preserve"> 효과를 확인하려면 처리 시간이 더 긴 요청으로 실험을 설계해야 하며, 이는 향후 </w:t>
+      </w:r>
+      <w:proofErr w:type="spellStart"/>
+      <w:r>
+        <w:rPr>
+          <w:sz w:val="20"/>
+          <w:szCs w:val="20"/>
+        </w:rPr>
+        <w:t>실서버</w:t>
+      </w:r>
+      <w:proofErr w:type="spellEnd"/>
+      <w:r>
+        <w:rPr>
+          <w:sz w:val="20"/>
+          <w:szCs w:val="20"/>
+        </w:rPr>
+        <w:t xml:space="preserve"> 실험에서 다룰 계획이다 (6절 참조).</w:t>
+      </w:r>
+    </w:p>
+    <w:p>
+      <w:pPr>
+        <w:adjustRightInd w:val="0"/>
+        <w:spacing w:after="120" w:line="240" w:lineRule="atLeast"/>
+        <w:ind w:firstLineChars="100" w:firstLine="200"/>
+        <w:jc w:val="both"/>
+        <w:rPr>
+          <w:sz w:val="20"/>
+          <w:szCs w:val="20"/>
+        </w:rPr>
       </w:pPr>
       <w:r>
         <w:rPr>
           <w:b/>
           <w:bCs/>
+          <w:sz w:val="20"/>
+          <w:szCs w:val="20"/>
         </w:rPr>
         <w:t xml:space="preserve">WFQ: </w:t>
       </w:r>
       <w:r>
-        <w:t>Enterprise 등급 사용자(가중치 100)의 평균 대기시간은 약 430ms인 반면, Free 등급(가중치 1)은 약 4,500ms로 약 10배 차이가 나타났다. 가중치에 비례하여 서비스가 차등 제공되는 것을 확인하였다.</w:t>
-      </w:r>
-    </w:p>
-    <w:p>
-      <w:pPr>
-        <w:spacing w:after="120" w:line="360" w:lineRule="auto"/>
-      </w:pPr>
-      <w:r>
-        <w:t>2.3절에서 소개한 JFI로 공정성을 측정한 결과, WFQ의 시스템 수준 JFI는 0.32로 나타났다. 이 값이 낮은 이유는, 이번 실험에서 4명의 사용자에게 각 25건씩 균등하게 요청을 배정했기 때문이다. 가중치가 다른 사용자에게 같은 양의 요청을 배정하면, JFI 계산에서 불균형이 나타날 수밖에 없다. 같은 등급 내에서는 대기시간 편차가 작아 등급 내 배분은 고르게 이루어졌다.</w:t>
-      </w:r>
-    </w:p>
-    <w:p>
-      <w:pPr>
-        <w:spacing w:after="120" w:line="360" w:lineRule="auto"/>
+        <w:rPr>
+          <w:sz w:val="20"/>
+          <w:szCs w:val="20"/>
+        </w:rPr>
+        <w:t>Enterprise 등급 사용자(가중치 100)의 평균 대기시간은 약 430ms인 반면, Free 등급(가중치 1)은 약 4,540ms로 약 10배 차이가 나타났다. 가중치에 비례하여 서비스가 차등 제공되는 것을 확인하였다.</w:t>
+      </w:r>
+    </w:p>
+    <w:p>
+      <w:pPr>
+        <w:adjustRightInd w:val="0"/>
+        <w:spacing w:after="120" w:line="240" w:lineRule="atLeast"/>
+        <w:ind w:firstLineChars="100" w:firstLine="200"/>
+        <w:jc w:val="both"/>
+        <w:rPr>
+          <w:sz w:val="20"/>
+          <w:szCs w:val="20"/>
+        </w:rPr>
+      </w:pPr>
+      <w:r>
+        <w:rPr>
+          <w:sz w:val="20"/>
+          <w:szCs w:val="20"/>
+        </w:rPr>
+        <w:t>2.3절에서 소개한 JFI로 공정성을 측정한 결과, WFQ의 시스템 수준 JFI는 0.32로 나타났다. 이 값이 낮은 이유는, 이번 실험에서 4명의 사용자에게 각 25건씩 균등하게 요청을 배정하였기 때문이다. 가중치가 다른 사용자에게 같은 양의 요청을 배정하면, JFI 계산에서 불균형이 나타날 수밖에 없다. 같은 등급 내에서는 대기시간 편차가 작아 등급 내 배분은 고르게 이루어졌다.</w:t>
+      </w:r>
+    </w:p>
+    <w:p>
+      <w:pPr>
+        <w:adjustRightInd w:val="0"/>
+        <w:spacing w:after="120" w:line="240" w:lineRule="atLeast"/>
+        <w:ind w:firstLineChars="100" w:firstLine="200"/>
+        <w:jc w:val="both"/>
+        <w:rPr>
+          <w:sz w:val="20"/>
+          <w:szCs w:val="20"/>
+        </w:rPr>
       </w:pPr>
       <w:r>
         <w:rPr>
           <w:b/>
           <w:bCs/>
+          <w:sz w:val="20"/>
+          <w:szCs w:val="20"/>
         </w:rPr>
         <w:t xml:space="preserve">MLFQ: </w:t>
       </w:r>
       <w:r>
-        <w:t xml:space="preserve">비선점형 모드에서는 FCFS와 동일한 결과가 나왔다 (평균 대기시간 2,572ms, 처리량 18.0 req/s). MLFQ의 핵심인 "짧은 요청 우선 처리"는 실행 중인 요청을 중단하고 하위 큐로 </w:t>
-      </w:r>
-      <w:r>
+        <w:rPr>
+          <w:sz w:val="20"/>
+          <w:szCs w:val="20"/>
+        </w:rPr>
+        <w:t>비선점형 모드에서는 FCFS와 동일한 결과가 나왔다 (평균 대기시간 2,572ms, 처리량 18.0 req/s). MLFQ의 핵심인 "짧은 요청 우선 처리"는 실행 중인 요청을 중단하고 하위 큐로 보내는 선점 동작에 의존하는데, 비선점형에서는 모든 요청이 중단 없이 완료되므로 큐 간 이동이 발생하지 않기 때문이다. 이 결과는 3.3절에서 언급한 선점형 시뮬레이션을 추가 구현하게 된 직접적인 계기이다.</w:t>
+      </w:r>
+    </w:p>
+    <w:p>
+      <w:pPr>
+        <w:pStyle w:val="2"/>
+        <w:ind w:firstLine="240"/>
+      </w:pPr>
+      <w:r>
+        <w:t>5.3 MLFQ 선점형 실험 결과</w:t>
+      </w:r>
+    </w:p>
+    <w:p>
+      <w:pPr>
+        <w:adjustRightInd w:val="0"/>
+        <w:spacing w:after="120" w:line="240" w:lineRule="atLeast"/>
+        <w:ind w:firstLineChars="100" w:firstLine="200"/>
+        <w:jc w:val="both"/>
+        <w:rPr>
+          <w:sz w:val="20"/>
+          <w:szCs w:val="20"/>
+        </w:rPr>
+      </w:pPr>
+      <w:r>
+        <w:rPr>
+          <w:sz w:val="20"/>
+          <w:szCs w:val="20"/>
+        </w:rPr>
+        <w:t xml:space="preserve">5.2절에서 비선점형 MLFQ가 FCFS와 동일한 결과를 보임에 따라, MLFQ의 이론적 효과를 검증하기 위해 5.1절에서 설명한 시뮬레이션 환경에서 선점형 실험을 추가로 수행하였다. 같은 결과가 나오는지 확인하기 위해 조건을 바꿔 여러 번 반복하였다. 추가 실험은 기본 실험에 비해 요청 수가 5배 많고, </w:t>
+      </w:r>
+      <w:r>
+        <w:rPr>
+          <w:sz w:val="20"/>
+          <w:szCs w:val="20"/>
+        </w:rPr>
         <w:lastRenderedPageBreak/>
-        <w:t>보내는 선점 동작에 의존하는데, 비선점형에서는 모든 요청이 중단 없이 완료되므로 큐 간 이동이 발생하지 않기 때문이다. 이 결과는 3.3절에서 언급한 선점형 시뮬레이션을 추가 구현하게 된 직접적인 계기이다.</w:t>
-      </w:r>
-    </w:p>
-    <w:p>
-      <w:pPr>
-        <w:pStyle w:val="2"/>
-      </w:pPr>
-      <w:r>
-        <w:t>5.3 MLFQ 선점형 실험 결과</w:t>
+        <w:t xml:space="preserve">요청당 처리 시간이 최대 10초(기본 실험 최대 100ms의 100배)로 크게 늘어났으며, 20건이 동시에 도착하는 </w:t>
+      </w:r>
+      <w:proofErr w:type="spellStart"/>
+      <w:r>
+        <w:rPr>
+          <w:sz w:val="20"/>
+          <w:szCs w:val="20"/>
+        </w:rPr>
+        <w:t>버스트</w:t>
+      </w:r>
+      <w:proofErr w:type="spellEnd"/>
+      <w:r>
+        <w:rPr>
+          <w:sz w:val="20"/>
+          <w:szCs w:val="20"/>
+        </w:rPr>
+        <w:t xml:space="preserve"> 구조여서 대기열이 빠르게 쌓이기 때문에 전체 대기시간은 크게 길어졌다.</w:t>
+      </w:r>
+    </w:p>
+    <w:p>
+      <w:pPr>
+        <w:adjustRightInd w:val="0"/>
+        <w:spacing w:after="120" w:line="240" w:lineRule="atLeast"/>
+        <w:ind w:firstLineChars="100" w:firstLine="200"/>
+        <w:jc w:val="both"/>
+        <w:rPr>
+          <w:sz w:val="20"/>
+          <w:szCs w:val="20"/>
+        </w:rPr>
+      </w:pPr>
+      <w:r>
+        <w:rPr>
+          <w:sz w:val="20"/>
+          <w:szCs w:val="20"/>
+        </w:rPr>
+        <w:t>추가 실험에서는 선점형 MLFQ의 효과를 명확히 보여주기 위해, 지표를 응답시간(요청 도착부터 처리 완료까지의 시간)</w:t>
+      </w:r>
+      <w:proofErr w:type="spellStart"/>
+      <w:r>
+        <w:rPr>
+          <w:sz w:val="20"/>
+          <w:szCs w:val="20"/>
+        </w:rPr>
+        <w:t>으로</w:t>
+      </w:r>
+      <w:proofErr w:type="spellEnd"/>
+      <w:r>
+        <w:rPr>
+          <w:sz w:val="20"/>
+          <w:szCs w:val="20"/>
+        </w:rPr>
+        <w:t xml:space="preserve"> 측정하였다. 선점형에서는 요청이 중단과 재개를 반복하므로, 사용자가 체감하는 전체 소요시간인 응답시간이 더 적절한 지표이다. 추가 실험은 규모와 처리 시간이 크므로 결과를 초 단위로 표기한다(5.2절은 </w:t>
+      </w:r>
+      <w:proofErr w:type="spellStart"/>
+      <w:r>
+        <w:rPr>
+          <w:sz w:val="20"/>
+          <w:szCs w:val="20"/>
+        </w:rPr>
+        <w:t>밀리초</w:t>
+      </w:r>
+      <w:proofErr w:type="spellEnd"/>
+      <w:r>
+        <w:rPr>
+          <w:sz w:val="20"/>
+          <w:szCs w:val="20"/>
+        </w:rPr>
+        <w:t>).</w:t>
       </w:r>
     </w:p>
     <w:p>
       <w:pPr>
         <w:spacing w:after="120" w:line="360" w:lineRule="auto"/>
-      </w:pPr>
-      <w:r>
-        <w:t xml:space="preserve">5.2절에서 비선점형 MLFQ가 FCFS와 동일한 결과를 보임에 따라, MLFQ의 이론적 효과를 검증하기 위해 5.1절에서 설명한 시뮬레이션 환경에서 선점형 실험을 추가로 수행하였다. 같은 결과가 나오는지 확인하기 위해 조건을 바꿔 여러 번 반복하였다. 추가 실험은 기본 실험보다 요청 수가 많고, 요청당 처리 시간도 최대 10초(기본 실험 최대 100ms의 100배)로 크게 늘어났으며, </w:t>
-      </w:r>
-      <w:proofErr w:type="spellStart"/>
-      <w:r>
-        <w:t>버스트</w:t>
-      </w:r>
-      <w:proofErr w:type="spellEnd"/>
-      <w:r>
-        <w:t xml:space="preserve"> 도착 구조이므로 전체 대기시간 자체는 크게 길어졌다.</w:t>
-      </w:r>
-    </w:p>
-    <w:p>
-      <w:pPr>
-        <w:spacing w:after="120" w:line="360" w:lineRule="auto"/>
-      </w:pPr>
-      <w:r>
-        <w:t>추가 실험에서는 선점형 MLFQ의 효과를 명확히 보여주기 위해, 지표를 응답시간(요청 도착부터 처리 완료까지의 시간)</w:t>
-      </w:r>
-      <w:proofErr w:type="spellStart"/>
-      <w:r>
-        <w:t>으로</w:t>
-      </w:r>
-      <w:proofErr w:type="spellEnd"/>
-      <w:r>
-        <w:t xml:space="preserve"> 측정하였다. 선점형에서는 요청이 중단과 재개를 반복하므로, 사용자가 체감하는 전체 소요시간인 응답시간이 더 적절한 지표이다.</w:t>
-      </w:r>
-    </w:p>
-    <w:p>
-      <w:pPr>
-        <w:spacing w:after="120" w:line="360" w:lineRule="auto"/>
+        <w:ind w:firstLine="220"/>
       </w:pPr>
       <w:r>
         <w:rPr>
           <w:b/>
           <w:bCs/>
         </w:rPr>
-        <w:t>표 8. MLFQ 선점형 vs FCFS 비교 (짧은 요청 기준)</w:t>
+        <w:t>표 9. MLFQ 선점형 vs FCFS 비교 (요청 유형별)</w:t>
       </w:r>
     </w:p>
     <w:tbl>
@@ -7075,9 +9016,11 @@
         <w:tblLook w:val="0000" w:firstRow="0" w:lastRow="0" w:firstColumn="0" w:lastColumn="0" w:noHBand="0" w:noVBand="0"/>
       </w:tblPr>
       <w:tblGrid>
-        <w:gridCol w:w="3500"/>
-        <w:gridCol w:w="2750"/>
-        <w:gridCol w:w="2750"/>
+        <w:gridCol w:w="1500"/>
+        <w:gridCol w:w="2500"/>
+        <w:gridCol w:w="2000"/>
+        <w:gridCol w:w="2000"/>
+        <w:gridCol w:w="1000"/>
       </w:tblGrid>
       <w:tr>
         <w:tblPrEx>
@@ -7088,7 +9031,7 @@
         </w:tblPrEx>
         <w:tc>
           <w:tcPr>
-            <w:tcW w:w="3500" w:type="dxa"/>
+            <w:tcW w:w="1500" w:type="dxa"/>
             <w:tcBorders>
               <w:top w:val="single" w:sz="1" w:space="0" w:color="AAAAAA"/>
               <w:left w:val="single" w:sz="1" w:space="0" w:color="AAAAAA"/>
@@ -7101,6 +9044,7 @@
           <w:p>
             <w:pPr>
               <w:spacing w:before="40" w:after="40"/>
+              <w:ind w:firstLine="200"/>
               <w:jc w:val="center"/>
             </w:pPr>
             <w:r>
@@ -7110,13 +9054,13 @@
                 <w:sz w:val="20"/>
                 <w:szCs w:val="20"/>
               </w:rPr>
-              <w:t>항목</w:t>
-            </w:r>
-          </w:p>
-        </w:tc>
-        <w:tc>
-          <w:tcPr>
-            <w:tcW w:w="2750" w:type="dxa"/>
+              <w:t>요청 유형</w:t>
+            </w:r>
+          </w:p>
+        </w:tc>
+        <w:tc>
+          <w:tcPr>
+            <w:tcW w:w="2500" w:type="dxa"/>
             <w:tcBorders>
               <w:top w:val="single" w:sz="1" w:space="0" w:color="AAAAAA"/>
               <w:left w:val="single" w:sz="1" w:space="0" w:color="AAAAAA"/>
@@ -7129,6 +9073,7 @@
           <w:p>
             <w:pPr>
               <w:spacing w:before="40" w:after="40"/>
+              <w:ind w:firstLine="200"/>
               <w:jc w:val="center"/>
             </w:pPr>
             <w:r>
@@ -7138,13 +9083,13 @@
                 <w:sz w:val="20"/>
                 <w:szCs w:val="20"/>
               </w:rPr>
-              <w:t>FCFS</w:t>
-            </w:r>
-          </w:p>
-        </w:tc>
-        <w:tc>
-          <w:tcPr>
-            <w:tcW w:w="2750" w:type="dxa"/>
+              <w:t>처리 시간 범위</w:t>
+            </w:r>
+          </w:p>
+        </w:tc>
+        <w:tc>
+          <w:tcPr>
+            <w:tcW w:w="2000" w:type="dxa"/>
             <w:tcBorders>
               <w:top w:val="single" w:sz="1" w:space="0" w:color="AAAAAA"/>
               <w:left w:val="single" w:sz="1" w:space="0" w:color="AAAAAA"/>
@@ -7157,6 +9102,7 @@
           <w:p>
             <w:pPr>
               <w:spacing w:before="40" w:after="40"/>
+              <w:ind w:firstLine="200"/>
               <w:jc w:val="center"/>
             </w:pPr>
             <w:r>
@@ -7166,7 +9112,65 @@
                 <w:sz w:val="20"/>
                 <w:szCs w:val="20"/>
               </w:rPr>
+              <w:t>FCFS</w:t>
+            </w:r>
+          </w:p>
+        </w:tc>
+        <w:tc>
+          <w:tcPr>
+            <w:tcW w:w="2000" w:type="dxa"/>
+            <w:tcBorders>
+              <w:top w:val="single" w:sz="1" w:space="0" w:color="AAAAAA"/>
+              <w:left w:val="single" w:sz="1" w:space="0" w:color="AAAAAA"/>
+              <w:bottom w:val="single" w:sz="1" w:space="0" w:color="AAAAAA"/>
+              <w:right w:val="single" w:sz="1" w:space="0" w:color="AAAAAA"/>
+            </w:tcBorders>
+            <w:shd w:val="clear" w:color="auto" w:fill="D9E2F3"/>
+            <w:vAlign w:val="center"/>
+          </w:tcPr>
+          <w:p>
+            <w:pPr>
+              <w:spacing w:before="40" w:after="40"/>
+              <w:ind w:firstLine="200"/>
+              <w:jc w:val="center"/>
+            </w:pPr>
+            <w:r>
+              <w:rPr>
+                <w:b/>
+                <w:bCs/>
+                <w:sz w:val="20"/>
+                <w:szCs w:val="20"/>
+              </w:rPr>
               <w:t>MLFQ (선점형)</w:t>
+            </w:r>
+          </w:p>
+        </w:tc>
+        <w:tc>
+          <w:tcPr>
+            <w:tcW w:w="1000" w:type="dxa"/>
+            <w:tcBorders>
+              <w:top w:val="single" w:sz="1" w:space="0" w:color="AAAAAA"/>
+              <w:left w:val="single" w:sz="1" w:space="0" w:color="AAAAAA"/>
+              <w:bottom w:val="single" w:sz="1" w:space="0" w:color="AAAAAA"/>
+              <w:right w:val="single" w:sz="1" w:space="0" w:color="AAAAAA"/>
+            </w:tcBorders>
+            <w:shd w:val="clear" w:color="auto" w:fill="D9E2F3"/>
+            <w:vAlign w:val="center"/>
+          </w:tcPr>
+          <w:p>
+            <w:pPr>
+              <w:spacing w:before="40" w:after="40"/>
+              <w:ind w:firstLine="200"/>
+              <w:jc w:val="center"/>
+            </w:pPr>
+            <w:r>
+              <w:rPr>
+                <w:b/>
+                <w:bCs/>
+                <w:sz w:val="20"/>
+                <w:szCs w:val="20"/>
+              </w:rPr>
+              <w:t>변화</w:t>
             </w:r>
           </w:p>
         </w:tc>
@@ -7180,42 +9184,19 @@
         </w:tblPrEx>
         <w:tc>
           <w:tcPr>
-            <w:tcW w:w="3500" w:type="dxa"/>
-            <w:tcBorders>
-              <w:top w:val="single" w:sz="1" w:space="0" w:color="AAAAAA"/>
-              <w:left w:val="single" w:sz="1" w:space="0" w:color="AAAAAA"/>
-              <w:bottom w:val="single" w:sz="1" w:space="0" w:color="AAAAAA"/>
-              <w:right w:val="single" w:sz="1" w:space="0" w:color="AAAAAA"/>
-            </w:tcBorders>
-            <w:vAlign w:val="center"/>
-          </w:tcPr>
-          <w:p>
-            <w:pPr>
-              <w:spacing w:before="40" w:after="40"/>
-            </w:pPr>
-            <w:r>
-              <w:rPr>
-                <w:sz w:val="20"/>
-                <w:szCs w:val="20"/>
-              </w:rPr>
-              <w:t>짧은 요청 평균 응답시간</w:t>
-            </w:r>
-          </w:p>
-        </w:tc>
-        <w:tc>
-          <w:tcPr>
-            <w:tcW w:w="2750" w:type="dxa"/>
-            <w:tcBorders>
-              <w:top w:val="single" w:sz="1" w:space="0" w:color="AAAAAA"/>
-              <w:left w:val="single" w:sz="1" w:space="0" w:color="AAAAAA"/>
-              <w:bottom w:val="single" w:sz="1" w:space="0" w:color="AAAAAA"/>
-              <w:right w:val="single" w:sz="1" w:space="0" w:color="AAAAAA"/>
-            </w:tcBorders>
-            <w:vAlign w:val="center"/>
-          </w:tcPr>
-          <w:p>
-            <w:pPr>
-              <w:spacing w:before="40" w:after="40"/>
+            <w:tcW w:w="1500" w:type="dxa"/>
+            <w:tcBorders>
+              <w:top w:val="single" w:sz="1" w:space="0" w:color="AAAAAA"/>
+              <w:left w:val="single" w:sz="1" w:space="0" w:color="AAAAAA"/>
+              <w:bottom w:val="single" w:sz="1" w:space="0" w:color="AAAAAA"/>
+              <w:right w:val="single" w:sz="1" w:space="0" w:color="AAAAAA"/>
+            </w:tcBorders>
+            <w:vAlign w:val="center"/>
+          </w:tcPr>
+          <w:p>
+            <w:pPr>
+              <w:spacing w:before="40" w:after="40"/>
+              <w:ind w:firstLine="200"/>
               <w:jc w:val="center"/>
             </w:pPr>
             <w:r>
@@ -7223,24 +9204,77 @@
                 <w:sz w:val="20"/>
                 <w:szCs w:val="20"/>
               </w:rPr>
+              <w:t>Short</w:t>
+            </w:r>
+          </w:p>
+        </w:tc>
+        <w:tc>
+          <w:tcPr>
+            <w:tcW w:w="2500" w:type="dxa"/>
+            <w:tcBorders>
+              <w:top w:val="single" w:sz="1" w:space="0" w:color="AAAAAA"/>
+              <w:left w:val="single" w:sz="1" w:space="0" w:color="AAAAAA"/>
+              <w:bottom w:val="single" w:sz="1" w:space="0" w:color="AAAAAA"/>
+              <w:right w:val="single" w:sz="1" w:space="0" w:color="AAAAAA"/>
+            </w:tcBorders>
+            <w:vAlign w:val="center"/>
+          </w:tcPr>
+          <w:p>
+            <w:pPr>
+              <w:spacing w:before="40" w:after="40"/>
+              <w:ind w:firstLine="200"/>
+              <w:jc w:val="center"/>
+            </w:pPr>
+            <w:r>
+              <w:rPr>
+                <w:sz w:val="20"/>
+                <w:szCs w:val="20"/>
+              </w:rPr>
+              <w:t>100~800ms</w:t>
+            </w:r>
+          </w:p>
+        </w:tc>
+        <w:tc>
+          <w:tcPr>
+            <w:tcW w:w="2000" w:type="dxa"/>
+            <w:tcBorders>
+              <w:top w:val="single" w:sz="1" w:space="0" w:color="AAAAAA"/>
+              <w:left w:val="single" w:sz="1" w:space="0" w:color="AAAAAA"/>
+              <w:bottom w:val="single" w:sz="1" w:space="0" w:color="AAAAAA"/>
+              <w:right w:val="single" w:sz="1" w:space="0" w:color="AAAAAA"/>
+            </w:tcBorders>
+            <w:vAlign w:val="center"/>
+          </w:tcPr>
+          <w:p>
+            <w:pPr>
+              <w:spacing w:before="40" w:after="40"/>
+              <w:ind w:firstLine="200"/>
+              <w:jc w:val="center"/>
+            </w:pPr>
+            <w:r>
+              <w:rPr>
+                <w:sz w:val="20"/>
+                <w:szCs w:val="20"/>
+              </w:rPr>
               <w:t>약 635초</w:t>
             </w:r>
           </w:p>
         </w:tc>
         <w:tc>
           <w:tcPr>
-            <w:tcW w:w="2750" w:type="dxa"/>
-            <w:tcBorders>
-              <w:top w:val="single" w:sz="1" w:space="0" w:color="AAAAAA"/>
-              <w:left w:val="single" w:sz="1" w:space="0" w:color="AAAAAA"/>
-              <w:bottom w:val="single" w:sz="1" w:space="0" w:color="AAAAAA"/>
-              <w:right w:val="single" w:sz="1" w:space="0" w:color="AAAAAA"/>
-            </w:tcBorders>
-            <w:vAlign w:val="center"/>
-          </w:tcPr>
-          <w:p>
-            <w:pPr>
-              <w:spacing w:before="40" w:after="40"/>
+            <w:tcW w:w="2000" w:type="dxa"/>
+            <w:tcBorders>
+              <w:top w:val="single" w:sz="1" w:space="0" w:color="AAAAAA"/>
+              <w:left w:val="single" w:sz="1" w:space="0" w:color="AAAAAA"/>
+              <w:bottom w:val="single" w:sz="1" w:space="0" w:color="AAAAAA"/>
+              <w:right w:val="single" w:sz="1" w:space="0" w:color="AAAAAA"/>
+            </w:tcBorders>
+            <w:vAlign w:val="center"/>
+          </w:tcPr>
+          <w:p>
+            <w:pPr>
+              <w:spacing w:before="40" w:after="40"/>
+              <w:ind w:firstLine="200"/>
               <w:jc w:val="center"/>
             </w:pPr>
             <w:r>
@@ -7249,6 +9283,32 @@
                 <w:szCs w:val="20"/>
               </w:rPr>
               <w:t>약 170초</w:t>
+            </w:r>
+          </w:p>
+        </w:tc>
+        <w:tc>
+          <w:tcPr>
+            <w:tcW w:w="1000" w:type="dxa"/>
+            <w:tcBorders>
+              <w:top w:val="single" w:sz="1" w:space="0" w:color="AAAAAA"/>
+              <w:left w:val="single" w:sz="1" w:space="0" w:color="AAAAAA"/>
+              <w:bottom w:val="single" w:sz="1" w:space="0" w:color="AAAAAA"/>
+              <w:right w:val="single" w:sz="1" w:space="0" w:color="AAAAAA"/>
+            </w:tcBorders>
+            <w:vAlign w:val="center"/>
+          </w:tcPr>
+          <w:p>
+            <w:pPr>
+              <w:spacing w:before="40" w:after="40"/>
+              <w:ind w:firstLine="200"/>
+              <w:jc w:val="center"/>
+            </w:pPr>
+            <w:r>
+              <w:rPr>
+                <w:sz w:val="20"/>
+                <w:szCs w:val="20"/>
+              </w:rPr>
+              <w:t>73% 감소</w:t>
             </w:r>
           </w:p>
         </w:tc>
@@ -7262,51 +9322,19 @@
         </w:tblPrEx>
         <w:tc>
           <w:tcPr>
-            <w:tcW w:w="3500" w:type="dxa"/>
-            <w:tcBorders>
-              <w:top w:val="single" w:sz="1" w:space="0" w:color="AAAAAA"/>
-              <w:left w:val="single" w:sz="1" w:space="0" w:color="AAAAAA"/>
-              <w:bottom w:val="single" w:sz="1" w:space="0" w:color="AAAAAA"/>
-              <w:right w:val="single" w:sz="1" w:space="0" w:color="AAAAAA"/>
-            </w:tcBorders>
-            <w:vAlign w:val="center"/>
-          </w:tcPr>
-          <w:p>
-            <w:pPr>
-              <w:spacing w:before="40" w:after="40"/>
-            </w:pPr>
-            <w:r>
-              <w:rPr>
-                <w:sz w:val="20"/>
-                <w:szCs w:val="20"/>
-              </w:rPr>
-              <w:t xml:space="preserve">짧은 요청 </w:t>
-            </w:r>
-            <w:proofErr w:type="spellStart"/>
-            <w:r>
-              <w:rPr>
-                <w:sz w:val="20"/>
-                <w:szCs w:val="20"/>
-              </w:rPr>
-              <w:t>개선율</w:t>
-            </w:r>
-            <w:proofErr w:type="spellEnd"/>
-          </w:p>
-        </w:tc>
-        <w:tc>
-          <w:tcPr>
-            <w:tcW w:w="2750" w:type="dxa"/>
-            <w:tcBorders>
-              <w:top w:val="single" w:sz="1" w:space="0" w:color="AAAAAA"/>
-              <w:left w:val="single" w:sz="1" w:space="0" w:color="AAAAAA"/>
-              <w:bottom w:val="single" w:sz="1" w:space="0" w:color="AAAAAA"/>
-              <w:right w:val="single" w:sz="1" w:space="0" w:color="AAAAAA"/>
-            </w:tcBorders>
-            <w:vAlign w:val="center"/>
-          </w:tcPr>
-          <w:p>
-            <w:pPr>
-              <w:spacing w:before="40" w:after="40"/>
+            <w:tcW w:w="1500" w:type="dxa"/>
+            <w:tcBorders>
+              <w:top w:val="single" w:sz="1" w:space="0" w:color="AAAAAA"/>
+              <w:left w:val="single" w:sz="1" w:space="0" w:color="AAAAAA"/>
+              <w:bottom w:val="single" w:sz="1" w:space="0" w:color="AAAAAA"/>
+              <w:right w:val="single" w:sz="1" w:space="0" w:color="AAAAAA"/>
+            </w:tcBorders>
+            <w:vAlign w:val="center"/>
+          </w:tcPr>
+          <w:p>
+            <w:pPr>
+              <w:spacing w:before="40" w:after="40"/>
+              <w:ind w:firstLine="200"/>
               <w:jc w:val="center"/>
             </w:pPr>
             <w:r>
@@ -7314,24 +9342,25 @@
                 <w:sz w:val="20"/>
                 <w:szCs w:val="20"/>
               </w:rPr>
-              <w:t>-</w:t>
-            </w:r>
-          </w:p>
-        </w:tc>
-        <w:tc>
-          <w:tcPr>
-            <w:tcW w:w="2750" w:type="dxa"/>
-            <w:tcBorders>
-              <w:top w:val="single" w:sz="1" w:space="0" w:color="AAAAAA"/>
-              <w:left w:val="single" w:sz="1" w:space="0" w:color="AAAAAA"/>
-              <w:bottom w:val="single" w:sz="1" w:space="0" w:color="AAAAAA"/>
-              <w:right w:val="single" w:sz="1" w:space="0" w:color="AAAAAA"/>
-            </w:tcBorders>
-            <w:vAlign w:val="center"/>
-          </w:tcPr>
-          <w:p>
-            <w:pPr>
-              <w:spacing w:before="40" w:after="40"/>
+              <w:t>Medium</w:t>
+            </w:r>
+          </w:p>
+        </w:tc>
+        <w:tc>
+          <w:tcPr>
+            <w:tcW w:w="2500" w:type="dxa"/>
+            <w:tcBorders>
+              <w:top w:val="single" w:sz="1" w:space="0" w:color="AAAAAA"/>
+              <w:left w:val="single" w:sz="1" w:space="0" w:color="AAAAAA"/>
+              <w:bottom w:val="single" w:sz="1" w:space="0" w:color="AAAAAA"/>
+              <w:right w:val="single" w:sz="1" w:space="0" w:color="AAAAAA"/>
+            </w:tcBorders>
+            <w:vAlign w:val="center"/>
+          </w:tcPr>
+          <w:p>
+            <w:pPr>
+              <w:spacing w:before="40" w:after="40"/>
+              <w:ind w:firstLine="200"/>
               <w:jc w:val="center"/>
             </w:pPr>
             <w:r>
@@ -7339,7 +9368,223 @@
                 <w:sz w:val="20"/>
                 <w:szCs w:val="20"/>
               </w:rPr>
-              <w:t>약 73% 감소</w:t>
+              <w:t>1.2~4초</w:t>
+            </w:r>
+          </w:p>
+        </w:tc>
+        <w:tc>
+          <w:tcPr>
+            <w:tcW w:w="2000" w:type="dxa"/>
+            <w:tcBorders>
+              <w:top w:val="single" w:sz="1" w:space="0" w:color="AAAAAA"/>
+              <w:left w:val="single" w:sz="1" w:space="0" w:color="AAAAAA"/>
+              <w:bottom w:val="single" w:sz="1" w:space="0" w:color="AAAAAA"/>
+              <w:right w:val="single" w:sz="1" w:space="0" w:color="AAAAAA"/>
+            </w:tcBorders>
+            <w:vAlign w:val="center"/>
+          </w:tcPr>
+          <w:p>
+            <w:pPr>
+              <w:spacing w:before="40" w:after="40"/>
+              <w:ind w:firstLine="200"/>
+              <w:jc w:val="center"/>
+            </w:pPr>
+            <w:r>
+              <w:rPr>
+                <w:sz w:val="20"/>
+                <w:szCs w:val="20"/>
+              </w:rPr>
+              <w:t>약 645초</w:t>
+            </w:r>
+          </w:p>
+        </w:tc>
+        <w:tc>
+          <w:tcPr>
+            <w:tcW w:w="2000" w:type="dxa"/>
+            <w:tcBorders>
+              <w:top w:val="single" w:sz="1" w:space="0" w:color="AAAAAA"/>
+              <w:left w:val="single" w:sz="1" w:space="0" w:color="AAAAAA"/>
+              <w:bottom w:val="single" w:sz="1" w:space="0" w:color="AAAAAA"/>
+              <w:right w:val="single" w:sz="1" w:space="0" w:color="AAAAAA"/>
+            </w:tcBorders>
+            <w:vAlign w:val="center"/>
+          </w:tcPr>
+          <w:p>
+            <w:pPr>
+              <w:spacing w:before="40" w:after="40"/>
+              <w:ind w:firstLine="200"/>
+              <w:jc w:val="center"/>
+            </w:pPr>
+            <w:r>
+              <w:rPr>
+                <w:sz w:val="20"/>
+                <w:szCs w:val="20"/>
+              </w:rPr>
+              <w:t>약 729초</w:t>
+            </w:r>
+          </w:p>
+        </w:tc>
+        <w:tc>
+          <w:tcPr>
+            <w:tcW w:w="1000" w:type="dxa"/>
+            <w:tcBorders>
+              <w:top w:val="single" w:sz="1" w:space="0" w:color="AAAAAA"/>
+              <w:left w:val="single" w:sz="1" w:space="0" w:color="AAAAAA"/>
+              <w:bottom w:val="single" w:sz="1" w:space="0" w:color="AAAAAA"/>
+              <w:right w:val="single" w:sz="1" w:space="0" w:color="AAAAAA"/>
+            </w:tcBorders>
+            <w:vAlign w:val="center"/>
+          </w:tcPr>
+          <w:p>
+            <w:pPr>
+              <w:spacing w:before="40" w:after="40"/>
+              <w:ind w:firstLine="200"/>
+              <w:jc w:val="center"/>
+            </w:pPr>
+            <w:r>
+              <w:rPr>
+                <w:sz w:val="20"/>
+                <w:szCs w:val="20"/>
+              </w:rPr>
+              <w:t>13% 증가</w:t>
+            </w:r>
+          </w:p>
+        </w:tc>
+      </w:tr>
+      <w:tr>
+        <w:tblPrEx>
+          <w:tblCellMar>
+            <w:top w:w="0" w:type="dxa"/>
+            <w:bottom w:w="0" w:type="dxa"/>
+          </w:tblCellMar>
+        </w:tblPrEx>
+        <w:tc>
+          <w:tcPr>
+            <w:tcW w:w="1500" w:type="dxa"/>
+            <w:tcBorders>
+              <w:top w:val="single" w:sz="1" w:space="0" w:color="AAAAAA"/>
+              <w:left w:val="single" w:sz="1" w:space="0" w:color="AAAAAA"/>
+              <w:bottom w:val="single" w:sz="1" w:space="0" w:color="AAAAAA"/>
+              <w:right w:val="single" w:sz="1" w:space="0" w:color="AAAAAA"/>
+            </w:tcBorders>
+            <w:vAlign w:val="center"/>
+          </w:tcPr>
+          <w:p>
+            <w:pPr>
+              <w:spacing w:before="40" w:after="40"/>
+              <w:ind w:firstLine="200"/>
+              <w:jc w:val="center"/>
+            </w:pPr>
+            <w:r>
+              <w:rPr>
+                <w:sz w:val="20"/>
+                <w:szCs w:val="20"/>
+              </w:rPr>
+              <w:t>Long</w:t>
+            </w:r>
+          </w:p>
+        </w:tc>
+        <w:tc>
+          <w:tcPr>
+            <w:tcW w:w="2500" w:type="dxa"/>
+            <w:tcBorders>
+              <w:top w:val="single" w:sz="1" w:space="0" w:color="AAAAAA"/>
+              <w:left w:val="single" w:sz="1" w:space="0" w:color="AAAAAA"/>
+              <w:bottom w:val="single" w:sz="1" w:space="0" w:color="AAAAAA"/>
+              <w:right w:val="single" w:sz="1" w:space="0" w:color="AAAAAA"/>
+            </w:tcBorders>
+            <w:vAlign w:val="center"/>
+          </w:tcPr>
+          <w:p>
+            <w:pPr>
+              <w:spacing w:before="40" w:after="40"/>
+              <w:ind w:firstLine="200"/>
+              <w:jc w:val="center"/>
+            </w:pPr>
+            <w:r>
+              <w:rPr>
+                <w:sz w:val="20"/>
+                <w:szCs w:val="20"/>
+              </w:rPr>
+              <w:t>5~10초</w:t>
+            </w:r>
+          </w:p>
+        </w:tc>
+        <w:tc>
+          <w:tcPr>
+            <w:tcW w:w="2000" w:type="dxa"/>
+            <w:tcBorders>
+              <w:top w:val="single" w:sz="1" w:space="0" w:color="AAAAAA"/>
+              <w:left w:val="single" w:sz="1" w:space="0" w:color="AAAAAA"/>
+              <w:bottom w:val="single" w:sz="1" w:space="0" w:color="AAAAAA"/>
+              <w:right w:val="single" w:sz="1" w:space="0" w:color="AAAAAA"/>
+            </w:tcBorders>
+            <w:vAlign w:val="center"/>
+          </w:tcPr>
+          <w:p>
+            <w:pPr>
+              <w:spacing w:before="40" w:after="40"/>
+              <w:ind w:firstLine="200"/>
+              <w:jc w:val="center"/>
+            </w:pPr>
+            <w:r>
+              <w:rPr>
+                <w:sz w:val="20"/>
+                <w:szCs w:val="20"/>
+              </w:rPr>
+              <w:t>약 650초</w:t>
+            </w:r>
+          </w:p>
+        </w:tc>
+        <w:tc>
+          <w:tcPr>
+            <w:tcW w:w="2000" w:type="dxa"/>
+            <w:tcBorders>
+              <w:top w:val="single" w:sz="1" w:space="0" w:color="AAAAAA"/>
+              <w:left w:val="single" w:sz="1" w:space="0" w:color="AAAAAA"/>
+              <w:bottom w:val="single" w:sz="1" w:space="0" w:color="AAAAAA"/>
+              <w:right w:val="single" w:sz="1" w:space="0" w:color="AAAAAA"/>
+            </w:tcBorders>
+            <w:vAlign w:val="center"/>
+          </w:tcPr>
+          <w:p>
+            <w:pPr>
+              <w:spacing w:before="40" w:after="40"/>
+              <w:ind w:firstLine="200"/>
+              <w:jc w:val="center"/>
+            </w:pPr>
+            <w:r>
+              <w:rPr>
+                <w:sz w:val="20"/>
+                <w:szCs w:val="20"/>
+              </w:rPr>
+              <w:t>약 1,226초</w:t>
+            </w:r>
+          </w:p>
+        </w:tc>
+        <w:tc>
+          <w:tcPr>
+            <w:tcW w:w="1000" w:type="dxa"/>
+            <w:tcBorders>
+              <w:top w:val="single" w:sz="1" w:space="0" w:color="AAAAAA"/>
+              <w:left w:val="single" w:sz="1" w:space="0" w:color="AAAAAA"/>
+              <w:bottom w:val="single" w:sz="1" w:space="0" w:color="AAAAAA"/>
+              <w:right w:val="single" w:sz="1" w:space="0" w:color="AAAAAA"/>
+            </w:tcBorders>
+            <w:vAlign w:val="center"/>
+          </w:tcPr>
+          <w:p>
+            <w:pPr>
+              <w:spacing w:before="40" w:after="40"/>
+              <w:ind w:firstLine="200"/>
+              <w:jc w:val="center"/>
+            </w:pPr>
+            <w:r>
+              <w:rPr>
+                <w:sz w:val="20"/>
+                <w:szCs w:val="20"/>
+              </w:rPr>
+              <w:t>89% 증가</w:t>
             </w:r>
           </w:p>
         </w:tc>
@@ -7348,133 +9593,122 @@
     <w:p>
       <w:pPr>
         <w:spacing w:after="80"/>
-      </w:pPr>
-    </w:p>
-    <w:p>
-      <w:pPr>
-        <w:spacing w:before="100" w:after="100"/>
-        <w:jc w:val="center"/>
-      </w:pPr>
-      <w:r>
-        <w:rPr>
-          <w:noProof/>
-        </w:rPr>
-        <w:lastRenderedPageBreak/>
-        <w:drawing>
-          <wp:inline distT="0" distB="0" distL="0" distR="0" wp14:anchorId="3E307733" wp14:editId="6459A9A1">
-            <wp:extent cx="5400675" cy="3038475"/>
-            <wp:effectExtent l="0" t="0" r="0" b="0"/>
-            <wp:docPr id="1426527991" name="그림 1426527991"/>
-            <wp:cNvGraphicFramePr>
-              <a:graphicFrameLocks xmlns:a="http://schemas.openxmlformats.org/drawingml/2006/main" noChangeAspect="1"/>
-            </wp:cNvGraphicFramePr>
-            <a:graphic xmlns:a="http://schemas.openxmlformats.org/drawingml/2006/main">
-              <a:graphicData uri="http://schemas.openxmlformats.org/drawingml/2006/picture">
-                <pic:pic xmlns:pic="http://schemas.openxmlformats.org/drawingml/2006/picture">
-                  <pic:nvPicPr>
-                    <pic:cNvPr id="0" name=""/>
-                    <pic:cNvPicPr>
-                      <a:picLocks noChangeAspect="1" noChangeArrowheads="1"/>
-                    </pic:cNvPicPr>
-                  </pic:nvPicPr>
-                  <pic:blipFill>
-                    <a:blip r:embed="rId11"/>
-                    <a:srcRect/>
-                    <a:stretch>
-                      <a:fillRect/>
-                    </a:stretch>
-                  </pic:blipFill>
-                  <pic:spPr bwMode="auto">
-                    <a:xfrm>
-                      <a:off x="0" y="0"/>
-                      <a:ext cx="5400675" cy="3038475"/>
-                    </a:xfrm>
-                    <a:prstGeom prst="rect">
-                      <a:avLst/>
-                    </a:prstGeom>
-                  </pic:spPr>
-                </pic:pic>
-              </a:graphicData>
-            </a:graphic>
-          </wp:inline>
-        </w:drawing>
+        <w:ind w:firstLine="220"/>
+      </w:pPr>
+    </w:p>
+    <w:p>
+      <w:pPr>
+        <w:adjustRightInd w:val="0"/>
+        <w:spacing w:after="120" w:line="240" w:lineRule="atLeast"/>
+        <w:ind w:firstLineChars="100" w:firstLine="200"/>
+        <w:jc w:val="both"/>
+        <w:rPr>
+          <w:sz w:val="20"/>
+          <w:szCs w:val="20"/>
+        </w:rPr>
+      </w:pPr>
+      <w:r>
+        <w:rPr>
+          <w:sz w:val="20"/>
+          <w:szCs w:val="20"/>
+        </w:rPr>
+        <w:t>요청 유형은 처리 시간에 따라 분류하였다. Short는 Q0 시간 할당량(1,000ms) 이내에 완료되는 요청, Medium은 Q1(3,000ms)이 필요한 요청, Long은 Q2(8,000ms) 이상이 필요한 요청이다. 분포는 Short 40%, Medium 40%, Long 20%이다.</w:t>
+      </w:r>
+    </w:p>
+    <w:p>
+      <w:pPr>
+        <w:adjustRightInd w:val="0"/>
+        <w:spacing w:after="120" w:line="240" w:lineRule="atLeast"/>
+        <w:ind w:firstLineChars="100" w:firstLine="200"/>
+        <w:jc w:val="both"/>
+        <w:rPr>
+          <w:sz w:val="20"/>
+          <w:szCs w:val="20"/>
+        </w:rPr>
+      </w:pPr>
+      <w:r>
+        <w:rPr>
+          <w:sz w:val="20"/>
+          <w:szCs w:val="20"/>
+        </w:rPr>
+        <w:t>선점형 MLFQ에서 Short 유형 요청의 응답시간이 FCFS 대비 약 73% 줄어든 것을 확인하였다. 여러 번 반복해도 비슷한 결과가 나와, 한 번만의 결과가 아니라는 것을 확인하였다.</w:t>
+      </w:r>
+    </w:p>
+    <w:p>
+      <w:pPr>
+        <w:adjustRightInd w:val="0"/>
+        <w:spacing w:after="120" w:line="240" w:lineRule="atLeast"/>
+        <w:ind w:firstLineChars="100" w:firstLine="200"/>
+        <w:jc w:val="both"/>
+        <w:rPr>
+          <w:rFonts w:hint="eastAsia"/>
+          <w:sz w:val="20"/>
+          <w:szCs w:val="20"/>
+        </w:rPr>
+      </w:pPr>
+      <w:r>
+        <w:rPr>
+          <w:sz w:val="20"/>
+          <w:szCs w:val="20"/>
+        </w:rPr>
+        <w:t xml:space="preserve">반면, Long 유형 요청의 응답시간은 MLFQ에서 더 늘어났는데, 이는 Short 유형 요청을 먼저 처리하기 위해 Long 유형 요청이 하위 큐로 밀려나기 때문이다. 이처럼 MLFQ는 Short 유형 요청의 응답시간을 크게 개선하지만, Long 유형 요청에는 불리한 면이 있다. 다만 Rule 5의 </w:t>
+      </w:r>
+      <w:proofErr w:type="spellStart"/>
+      <w:r>
+        <w:rPr>
+          <w:sz w:val="20"/>
+          <w:szCs w:val="20"/>
+        </w:rPr>
+        <w:t>부스팅이</w:t>
+      </w:r>
+      <w:proofErr w:type="spellEnd"/>
+      <w:r>
+        <w:rPr>
+          <w:sz w:val="20"/>
+          <w:szCs w:val="20"/>
+        </w:rPr>
+        <w:t xml:space="preserve"> 주기적으로 작동하여, Long 유형 요청이 영원히 처리되지 않는 상황은 방지된다.</w:t>
+      </w:r>
+    </w:p>
+    <w:p>
+      <w:pPr>
+        <w:pStyle w:val="1"/>
+        <w:ind w:firstLine="280"/>
+      </w:pPr>
+      <w:r>
+        <w:t>6. 향후 계획</w:t>
+      </w:r>
+    </w:p>
+    <w:p>
+      <w:pPr>
+        <w:adjustRightInd w:val="0"/>
+        <w:spacing w:after="120" w:line="240" w:lineRule="atLeast"/>
+        <w:ind w:firstLineChars="100" w:firstLine="200"/>
+        <w:jc w:val="both"/>
+        <w:rPr>
+          <w:sz w:val="20"/>
+          <w:szCs w:val="20"/>
+        </w:rPr>
+      </w:pPr>
+      <w:r>
+        <w:rPr>
+          <w:sz w:val="20"/>
+          <w:szCs w:val="20"/>
+        </w:rPr>
+        <w:t>현재까지 네 가지 스케줄링 알고리즘의 기본 구현과 중간 실험을 완료하였다. 남은 학기 동안 다음 작업을 추가로 수행할 계획이다.</w:t>
       </w:r>
     </w:p>
     <w:p>
       <w:pPr>
         <w:spacing w:after="120" w:line="360" w:lineRule="auto"/>
-        <w:jc w:val="center"/>
-      </w:pPr>
-      <w:r>
-        <w:rPr>
-          <w:i/>
-          <w:iCs/>
-          <w:color w:val="666666"/>
-        </w:rPr>
-        <w:t>[그림 5] 실험 결과 차트</w:t>
-      </w:r>
-    </w:p>
-    <w:p>
-      <w:pPr>
-        <w:spacing w:after="80"/>
-      </w:pPr>
-    </w:p>
-    <w:p>
-      <w:pPr>
-        <w:spacing w:after="120" w:line="360" w:lineRule="auto"/>
-      </w:pPr>
-      <w:r>
-        <w:t>선점형 MLFQ에서 짧은 요청의 응답시간이 FCFS 대비 약 73% 줄어든 것을 확인하였다. 여러 번 반복해도 비슷한 결과가 나와, 한 번만의 결과가 아니라는 것을 확인하였다.</w:t>
-      </w:r>
-    </w:p>
-    <w:p>
-      <w:pPr>
-        <w:spacing w:after="120" w:line="360" w:lineRule="auto"/>
-      </w:pPr>
-      <w:r>
-        <w:t xml:space="preserve">반면, 긴 요청의 응답시간은 MLFQ에서 더 늘어났는데, 이는 짧은 요청을 먼저 처리하기 위해 긴 요청이 하위 큐로 밀려나기 때문이다. 이처럼 MLFQ는 짧은 요청의 응답시간을 크게 개선하지만, 긴 요청에는 불리한 면이 있다. 다만 Rule 5의 </w:t>
-      </w:r>
-      <w:proofErr w:type="spellStart"/>
-      <w:r>
-        <w:t>부스팅이</w:t>
-      </w:r>
-      <w:proofErr w:type="spellEnd"/>
-      <w:r>
-        <w:t xml:space="preserve"> 주기적으로 작동하여, 긴 요청이 영원히 처리되지 않는 상황은 방지된다.</w:t>
-      </w:r>
-    </w:p>
-    <w:p>
-      <w:r>
-        <w:br w:type="page"/>
-      </w:r>
-    </w:p>
-    <w:p>
-      <w:pPr>
-        <w:pStyle w:val="1"/>
-      </w:pPr>
-      <w:r>
-        <w:lastRenderedPageBreak/>
-        <w:t>6. 향후 계획</w:t>
-      </w:r>
-    </w:p>
-    <w:p>
-      <w:pPr>
-        <w:spacing w:after="120" w:line="360" w:lineRule="auto"/>
-      </w:pPr>
-      <w:r>
-        <w:t>현재까지 네 가지 스케줄링 알고리즘의 기본 구현과 중간 실험을 완료하였다. 남은 학기 동안 다음 작업을 추가로 수행할 계획이다.</w:t>
-      </w:r>
-    </w:p>
-    <w:p>
-      <w:pPr>
-        <w:spacing w:after="120" w:line="360" w:lineRule="auto"/>
+        <w:ind w:firstLine="220"/>
       </w:pPr>
       <w:r>
         <w:rPr>
           <w:b/>
           <w:bCs/>
         </w:rPr>
-        <w:t>표 9. 남은 일정</w:t>
+        <w:t>표 10. 남은 일정</w:t>
       </w:r>
     </w:p>
     <w:tbl>
@@ -7521,6 +9755,7 @@
           <w:p>
             <w:pPr>
               <w:spacing w:before="40" w:after="40"/>
+              <w:ind w:firstLine="200"/>
               <w:jc w:val="center"/>
             </w:pPr>
             <w:r>
@@ -7549,6 +9784,7 @@
           <w:p>
             <w:pPr>
               <w:spacing w:before="40" w:after="40"/>
+              <w:ind w:firstLine="200"/>
               <w:jc w:val="center"/>
             </w:pPr>
             <w:r>
@@ -7577,6 +9813,7 @@
           <w:p>
             <w:pPr>
               <w:spacing w:before="40" w:after="40"/>
+              <w:ind w:firstLine="200"/>
               <w:jc w:val="center"/>
             </w:pPr>
             <w:r>
@@ -7612,6 +9849,7 @@
           <w:p>
             <w:pPr>
               <w:spacing w:before="40" w:after="40"/>
+              <w:ind w:firstLine="200"/>
               <w:jc w:val="center"/>
             </w:pPr>
             <w:r>
@@ -7637,6 +9875,7 @@
           <w:p>
             <w:pPr>
               <w:spacing w:before="40" w:after="40"/>
+              <w:ind w:firstLine="200"/>
             </w:pPr>
             <w:proofErr w:type="spellStart"/>
             <w:r>
@@ -7686,6 +9925,7 @@
           <w:p>
             <w:pPr>
               <w:spacing w:before="40" w:after="40"/>
+              <w:ind w:firstLine="200"/>
             </w:pPr>
             <w:r>
               <w:rPr>
@@ -7718,6 +9958,7 @@
           <w:p>
             <w:pPr>
               <w:spacing w:before="40" w:after="40"/>
+              <w:ind w:firstLine="200"/>
               <w:jc w:val="center"/>
             </w:pPr>
             <w:r>
@@ -7743,6 +9984,7 @@
           <w:p>
             <w:pPr>
               <w:spacing w:before="40" w:after="40"/>
+              <w:ind w:firstLine="200"/>
             </w:pPr>
             <w:r>
               <w:rPr>
@@ -7767,6 +10009,7 @@
           <w:p>
             <w:pPr>
               <w:spacing w:before="40" w:after="40"/>
+              <w:ind w:firstLine="200"/>
             </w:pPr>
             <w:r>
               <w:rPr>
@@ -7799,6 +10042,7 @@
           <w:p>
             <w:pPr>
               <w:spacing w:before="40" w:after="40"/>
+              <w:ind w:firstLine="200"/>
               <w:jc w:val="center"/>
             </w:pPr>
             <w:r>
@@ -7806,6 +10050,7 @@
                 <w:sz w:val="20"/>
                 <w:szCs w:val="20"/>
               </w:rPr>
+              <w:lastRenderedPageBreak/>
               <w:t>5월 말</w:t>
             </w:r>
           </w:p>
@@ -7824,6 +10069,7 @@
           <w:p>
             <w:pPr>
               <w:spacing w:before="40" w:after="40"/>
+              <w:ind w:firstLine="200"/>
             </w:pPr>
             <w:r>
               <w:rPr>
@@ -7848,6 +10094,7 @@
           <w:p>
             <w:pPr>
               <w:spacing w:before="40" w:after="40"/>
+              <w:ind w:firstLine="200"/>
             </w:pPr>
             <w:r>
               <w:rPr>
@@ -7863,30 +10110,46 @@
     <w:p>
       <w:pPr>
         <w:spacing w:after="80"/>
-      </w:pPr>
-    </w:p>
-    <w:p>
-      <w:pPr>
-        <w:spacing w:after="120" w:line="360" w:lineRule="auto"/>
-      </w:pPr>
-      <w:r>
+        <w:ind w:firstLine="220"/>
+      </w:pPr>
+    </w:p>
+    <w:p>
+      <w:pPr>
+        <w:adjustRightInd w:val="0"/>
+        <w:spacing w:after="120" w:line="240" w:lineRule="atLeast"/>
+        <w:ind w:firstLineChars="100" w:firstLine="200"/>
+        <w:jc w:val="both"/>
+        <w:rPr>
+          <w:sz w:val="20"/>
+          <w:szCs w:val="20"/>
+        </w:rPr>
+      </w:pPr>
+      <w:r>
+        <w:rPr>
+          <w:sz w:val="20"/>
+          <w:szCs w:val="20"/>
+        </w:rPr>
         <w:t>구체적으로는 다음을 계획하고 있다.</w:t>
       </w:r>
     </w:p>
     <w:p>
       <w:pPr>
-        <w:pStyle w:val="a4"/>
-        <w:numPr>
-          <w:ilvl w:val="0"/>
-          <w:numId w:val="2"/>
-        </w:numPr>
-        <w:spacing w:after="80" w:line="340" w:lineRule="auto"/>
+        <w:adjustRightInd w:val="0"/>
+        <w:spacing w:after="120" w:line="240" w:lineRule="atLeast"/>
+        <w:ind w:firstLineChars="100" w:firstLine="200"/>
+        <w:jc w:val="both"/>
+        <w:rPr>
+          <w:sz w:val="20"/>
+          <w:szCs w:val="20"/>
+        </w:rPr>
       </w:pPr>
       <w:proofErr w:type="spellStart"/>
       <w:r>
         <w:rPr>
           <w:b/>
           <w:bCs/>
+          <w:sz w:val="20"/>
+          <w:szCs w:val="20"/>
         </w:rPr>
         <w:t>실서버</w:t>
       </w:r>
@@ -7895,231 +10158,450 @@
         <w:rPr>
           <w:b/>
           <w:bCs/>
+          <w:sz w:val="20"/>
+          <w:szCs w:val="20"/>
         </w:rPr>
         <w:t xml:space="preserve"> 실험: </w:t>
       </w:r>
       <w:r>
+        <w:rPr>
+          <w:sz w:val="20"/>
+          <w:szCs w:val="20"/>
+        </w:rPr>
         <w:t xml:space="preserve">현재까지의 실험은 처리 시간을 미리 지정한 시뮬레이션으로 수행하였다. </w:t>
       </w:r>
       <w:proofErr w:type="spellStart"/>
       <w:r>
+        <w:rPr>
+          <w:sz w:val="20"/>
+          <w:szCs w:val="20"/>
+        </w:rPr>
         <w:t>Ollama를</w:t>
       </w:r>
       <w:proofErr w:type="spellEnd"/>
       <w:r>
-        <w:t xml:space="preserve"> 활용하여 실제 LLM을 호출하는 환경에서도 실험을 수행하고, 시뮬레이션 결과와 비교한다. 실서버에서는 추론 중단이 불가능하므로, 비선점형 스케줄러의 성능 차이를 중점적으로 분석한다.</w:t>
-      </w:r>
-    </w:p>
-    <w:p>
-      <w:pPr>
-        <w:pStyle w:val="a4"/>
-        <w:numPr>
-          <w:ilvl w:val="0"/>
-          <w:numId w:val="2"/>
-        </w:numPr>
-        <w:spacing w:after="80" w:line="340" w:lineRule="auto"/>
+        <w:rPr>
+          <w:sz w:val="20"/>
+          <w:szCs w:val="20"/>
+        </w:rPr>
+        <w:t xml:space="preserve"> 활용하여 실제 LLM을 호출하는 환경에서 FCFS, Priority, WFQ 세 알고리즘의 성능을 비교한다. 실서버에서는 추론 중단이 불가능하므로 비선점형으로만 운영되며, 비선점형 MLFQ는 5.2절에서 확인한 대로 FCFS와 동일한 결과가 예상되므로 </w:t>
+      </w:r>
+      <w:proofErr w:type="spellStart"/>
+      <w:r>
+        <w:rPr>
+          <w:sz w:val="20"/>
+          <w:szCs w:val="20"/>
+        </w:rPr>
+        <w:t>실서버</w:t>
+      </w:r>
+      <w:proofErr w:type="spellEnd"/>
+      <w:r>
+        <w:rPr>
+          <w:sz w:val="20"/>
+          <w:szCs w:val="20"/>
+        </w:rPr>
+        <w:t xml:space="preserve"> 비교 대상에서 제외한다. 또한 실제 LLM 추론은 수 초 이상 소요되므로, 기본 실험에서 관측하지 못한 Priority Scheduling의 </w:t>
+      </w:r>
+      <w:proofErr w:type="spellStart"/>
+      <w:r>
+        <w:rPr>
+          <w:sz w:val="20"/>
+          <w:szCs w:val="20"/>
+        </w:rPr>
+        <w:t>에이징</w:t>
+      </w:r>
+      <w:proofErr w:type="spellEnd"/>
+      <w:r>
+        <w:rPr>
+          <w:sz w:val="20"/>
+          <w:szCs w:val="20"/>
+        </w:rPr>
+        <w:t xml:space="preserve"> 효과도 함께 검증한다.</w:t>
+      </w:r>
+    </w:p>
+    <w:p>
+      <w:pPr>
+        <w:adjustRightInd w:val="0"/>
+        <w:spacing w:after="120" w:line="240" w:lineRule="atLeast"/>
+        <w:ind w:firstLineChars="100" w:firstLine="200"/>
+        <w:jc w:val="both"/>
+        <w:rPr>
+          <w:sz w:val="20"/>
+          <w:szCs w:val="20"/>
+        </w:rPr>
       </w:pPr>
       <w:r>
         <w:rPr>
           <w:b/>
           <w:bCs/>
-        </w:rPr>
-        <w:t xml:space="preserve">실험 규모 확대: </w:t>
-      </w:r>
-      <w:r>
-        <w:t xml:space="preserve">1,000건 이상의 요청으로 실험을 확대하고, </w:t>
+          <w:sz w:val="20"/>
+          <w:szCs w:val="20"/>
+        </w:rPr>
+        <w:t xml:space="preserve">선점형 MLFQ 시뮬레이션 확대: </w:t>
+      </w:r>
+      <w:r>
+        <w:rPr>
+          <w:sz w:val="20"/>
+          <w:szCs w:val="20"/>
+        </w:rPr>
+        <w:t xml:space="preserve">5.3절의 선점형 MLFQ 실험을 1,000건 이상의 요청으로 확대하고, </w:t>
       </w:r>
       <w:proofErr w:type="spellStart"/>
       <w:r>
+        <w:rPr>
+          <w:sz w:val="20"/>
+          <w:szCs w:val="20"/>
+        </w:rPr>
         <w:t>버스트</w:t>
       </w:r>
       <w:proofErr w:type="spellEnd"/>
       <w:r>
-        <w:t xml:space="preserve"> 트래픽 등 다양한 시나리오를 추가한다. 알고리즘 간 차이가 일관되게 나타나는지도 확인한다.</w:t>
-      </w:r>
-    </w:p>
-    <w:p>
-      <w:pPr>
-        <w:pStyle w:val="a4"/>
-        <w:numPr>
-          <w:ilvl w:val="0"/>
-          <w:numId w:val="2"/>
-        </w:numPr>
-        <w:spacing w:after="80" w:line="340" w:lineRule="auto"/>
+        <w:rPr>
+          <w:sz w:val="20"/>
+          <w:szCs w:val="20"/>
+        </w:rPr>
+        <w:t xml:space="preserve"> 트래픽 등 다양한 시나리오를 추가한다. 선점형 환경에서 요청 유형별 응답시간 차이가 일관되게 나타나는지 확인한다.</w:t>
+      </w:r>
+    </w:p>
+    <w:p>
+      <w:pPr>
+        <w:adjustRightInd w:val="0"/>
+        <w:spacing w:after="120" w:line="240" w:lineRule="atLeast"/>
+        <w:ind w:firstLineChars="100" w:firstLine="200"/>
+        <w:jc w:val="both"/>
+        <w:rPr>
+          <w:sz w:val="20"/>
+          <w:szCs w:val="20"/>
+        </w:rPr>
       </w:pPr>
       <w:r>
         <w:rPr>
           <w:b/>
           <w:bCs/>
+          <w:sz w:val="20"/>
+          <w:szCs w:val="20"/>
         </w:rPr>
         <w:t xml:space="preserve">공정성 분석: </w:t>
       </w:r>
       <w:r>
-        <w:t>WFQ의 이중 JFI(시스템 수준, 등급 내 수준)</w:t>
+        <w:rPr>
+          <w:sz w:val="20"/>
+          <w:szCs w:val="20"/>
+        </w:rPr>
+        <w:t>현재 JFI는 WFQ에서만 측정하였으나, 네 가지 알고리즘 모두에 대해 사용자별 대기시간 기준으로 JFI</w:t>
       </w:r>
       <w:proofErr w:type="spellStart"/>
       <w:r>
+        <w:rPr>
+          <w:sz w:val="20"/>
+          <w:szCs w:val="20"/>
+        </w:rPr>
         <w:t>를</w:t>
       </w:r>
       <w:proofErr w:type="spellEnd"/>
       <w:r>
+        <w:rPr>
+          <w:sz w:val="20"/>
+          <w:szCs w:val="20"/>
+        </w:rPr>
+        <w:t xml:space="preserve"> 계산하여 비교한다. 또한 WFQ의 이중 JFI(시스템 수준, 등급 내 수준)</w:t>
+      </w:r>
+      <w:proofErr w:type="spellStart"/>
+      <w:r>
+        <w:rPr>
+          <w:sz w:val="20"/>
+          <w:szCs w:val="20"/>
+        </w:rPr>
+        <w:t>를</w:t>
+      </w:r>
+      <w:proofErr w:type="spellEnd"/>
+      <w:r>
+        <w:rPr>
+          <w:sz w:val="20"/>
+          <w:szCs w:val="20"/>
+        </w:rPr>
         <w:t xml:space="preserve"> 활용한 공정성 분석을 더 자세히 진행하고, 알고리즘 간 공정성과 성능의 장단점을 비교한다.</w:t>
       </w:r>
     </w:p>
     <w:p>
       <w:pPr>
-        <w:pStyle w:val="a4"/>
-        <w:numPr>
-          <w:ilvl w:val="0"/>
-          <w:numId w:val="2"/>
-        </w:numPr>
-        <w:spacing w:after="80" w:line="340" w:lineRule="auto"/>
+        <w:adjustRightInd w:val="0"/>
+        <w:spacing w:after="120" w:line="240" w:lineRule="atLeast"/>
+        <w:ind w:firstLineChars="100" w:firstLine="200"/>
+        <w:jc w:val="both"/>
+        <w:rPr>
+          <w:sz w:val="20"/>
+          <w:szCs w:val="20"/>
+        </w:rPr>
       </w:pPr>
       <w:r>
         <w:rPr>
           <w:b/>
           <w:bCs/>
+          <w:sz w:val="20"/>
+          <w:szCs w:val="20"/>
         </w:rPr>
         <w:t xml:space="preserve">데모 시스템 구성: </w:t>
       </w:r>
       <w:r>
+        <w:rPr>
+          <w:sz w:val="20"/>
+          <w:szCs w:val="20"/>
+        </w:rPr>
         <w:t>최종 발표를 위한 실시간 데모 환경을 준비하여, 실제로 요청을 보내면서 알고리즘별 차이를 보여줄 수 있도록 한다.</w:t>
       </w:r>
     </w:p>
     <w:p>
-      <w:r>
-        <w:br w:type="page"/>
-      </w:r>
-    </w:p>
-    <w:p>
       <w:pPr>
         <w:pStyle w:val="1"/>
-      </w:pPr>
-      <w:r>
+        <w:ind w:firstLine="280"/>
+        <w:rPr>
+          <w:rFonts w:hint="eastAsia"/>
+        </w:rPr>
+      </w:pPr>
+      <w:r>
+        <w:t>참고문헌</w:t>
+      </w:r>
+    </w:p>
+    <w:p>
+      <w:pPr>
+        <w:adjustRightInd w:val="0"/>
+        <w:spacing w:after="120" w:line="240" w:lineRule="atLeast"/>
+        <w:ind w:firstLineChars="100" w:firstLine="200"/>
+        <w:jc w:val="both"/>
+        <w:rPr>
+          <w:sz w:val="20"/>
+          <w:szCs w:val="20"/>
+        </w:rPr>
+      </w:pPr>
+      <w:r>
+        <w:rPr>
+          <w:sz w:val="20"/>
+          <w:szCs w:val="20"/>
+        </w:rPr>
+        <w:t>[1] OpenAI, "Rate limits," OpenAI API Documentation. [온라인] Available: https://platform.openai.com/docs/guides/rate-limits (접속: 2026-03-14)</w:t>
+      </w:r>
+    </w:p>
+    <w:p>
+      <w:pPr>
+        <w:adjustRightInd w:val="0"/>
+        <w:spacing w:after="120" w:line="240" w:lineRule="atLeast"/>
+        <w:ind w:firstLineChars="100" w:firstLine="200"/>
+        <w:jc w:val="both"/>
+        <w:rPr>
+          <w:sz w:val="20"/>
+          <w:szCs w:val="20"/>
+        </w:rPr>
+      </w:pPr>
+      <w:r>
+        <w:rPr>
+          <w:sz w:val="20"/>
+          <w:szCs w:val="20"/>
+        </w:rPr>
+        <w:t>[2] Anthropic, "Rate limits," Anthropic API Documentation. [온라인] Available: https://docs.anthropic.com/en/api/rate-limits (접속: 2026-03-14)</w:t>
+      </w:r>
+    </w:p>
+    <w:p>
+      <w:pPr>
+        <w:adjustRightInd w:val="0"/>
+        <w:spacing w:after="120" w:line="240" w:lineRule="atLeast"/>
+        <w:ind w:firstLineChars="100" w:firstLine="200"/>
+        <w:jc w:val="both"/>
+        <w:rPr>
+          <w:sz w:val="20"/>
+          <w:szCs w:val="20"/>
+        </w:rPr>
+      </w:pPr>
+      <w:r>
+        <w:rPr>
+          <w:sz w:val="20"/>
+          <w:szCs w:val="20"/>
+        </w:rPr>
+        <w:t>[3] R. H. Arpaci-Dusseau and A. C. Arpaci-Dusseau, "Operating Systems: Three Easy Pieces," v1.10, Arpaci-Dusseau Books, 2023. [온라인] Available: https://pages.cs.wisc.edu/~remzi/OSTEP/</w:t>
+      </w:r>
+    </w:p>
+    <w:p>
+      <w:pPr>
+        <w:adjustRightInd w:val="0"/>
+        <w:spacing w:after="120" w:line="240" w:lineRule="atLeast"/>
+        <w:ind w:firstLineChars="100" w:firstLine="200"/>
+        <w:jc w:val="both"/>
+        <w:rPr>
+          <w:sz w:val="20"/>
+          <w:szCs w:val="20"/>
+        </w:rPr>
+      </w:pPr>
+      <w:r>
+        <w:rPr>
+          <w:sz w:val="20"/>
+          <w:szCs w:val="20"/>
+        </w:rPr>
+        <w:t xml:space="preserve">[4] </w:t>
+      </w:r>
+      <w:proofErr w:type="spellStart"/>
+      <w:r>
+        <w:rPr>
+          <w:sz w:val="20"/>
+          <w:szCs w:val="20"/>
+        </w:rPr>
+        <w:t>vLLM</w:t>
+      </w:r>
+      <w:proofErr w:type="spellEnd"/>
+      <w:r>
+        <w:rPr>
+          <w:sz w:val="20"/>
+          <w:szCs w:val="20"/>
+        </w:rPr>
+        <w:t xml:space="preserve"> Project, "</w:t>
+      </w:r>
+      <w:proofErr w:type="spellStart"/>
+      <w:r>
+        <w:rPr>
+          <w:sz w:val="20"/>
+          <w:szCs w:val="20"/>
+        </w:rPr>
+        <w:t>vLLM</w:t>
+      </w:r>
+      <w:proofErr w:type="spellEnd"/>
+      <w:r>
+        <w:rPr>
+          <w:sz w:val="20"/>
+          <w:szCs w:val="20"/>
+        </w:rPr>
+        <w:t>: Easy, Fast, and Cheap LLM Serving." [온라인] Available: https://docs.vllm.ai/ (접속: 2026-03-14)</w:t>
+      </w:r>
+    </w:p>
+    <w:p>
+      <w:pPr>
+        <w:adjustRightInd w:val="0"/>
+        <w:spacing w:after="120" w:line="240" w:lineRule="atLeast"/>
+        <w:ind w:firstLineChars="100" w:firstLine="200"/>
+        <w:jc w:val="both"/>
+        <w:rPr>
+          <w:sz w:val="20"/>
+          <w:szCs w:val="20"/>
+        </w:rPr>
+      </w:pPr>
+      <w:r>
+        <w:rPr>
+          <w:sz w:val="20"/>
+          <w:szCs w:val="20"/>
+        </w:rPr>
+        <w:t>[5] Hugging Face, "Text Generation Inference (TGI)." [온라인] Available: https://huggingface.co/docs/text-generation-inference/ (접속: 2026-03-14)</w:t>
+      </w:r>
+    </w:p>
+    <w:p>
+      <w:pPr>
+        <w:adjustRightInd w:val="0"/>
+        <w:spacing w:after="120" w:line="240" w:lineRule="atLeast"/>
+        <w:ind w:firstLineChars="100" w:firstLine="200"/>
+        <w:jc w:val="both"/>
+        <w:rPr>
+          <w:sz w:val="20"/>
+          <w:szCs w:val="20"/>
+        </w:rPr>
+      </w:pPr>
+      <w:r>
+        <w:rPr>
+          <w:sz w:val="20"/>
+          <w:szCs w:val="20"/>
+        </w:rPr>
+        <w:t>[6] Wikipedia, "Fairness measure — Jain's fairness index." [온라인] Available: https://en.wikipedia.org/wiki/Fairness_measure (접속: 2026-04-09)</w:t>
+      </w:r>
+    </w:p>
+    <w:p>
+      <w:pPr>
+        <w:adjustRightInd w:val="0"/>
+        <w:spacing w:after="120" w:line="240" w:lineRule="atLeast"/>
+        <w:ind w:firstLineChars="100" w:firstLine="200"/>
+        <w:jc w:val="both"/>
+        <w:rPr>
+          <w:sz w:val="20"/>
+          <w:szCs w:val="20"/>
+        </w:rPr>
+      </w:pPr>
+      <w:r>
+        <w:rPr>
+          <w:sz w:val="20"/>
+          <w:szCs w:val="20"/>
+        </w:rPr>
+        <w:t xml:space="preserve">[7] </w:t>
+      </w:r>
+      <w:proofErr w:type="spellStart"/>
+      <w:r>
+        <w:rPr>
+          <w:sz w:val="20"/>
+          <w:szCs w:val="20"/>
+        </w:rPr>
+        <w:t>Ollama</w:t>
+      </w:r>
+      <w:proofErr w:type="spellEnd"/>
+      <w:r>
+        <w:rPr>
+          <w:sz w:val="20"/>
+          <w:szCs w:val="20"/>
+        </w:rPr>
+        <w:t>, "</w:t>
+      </w:r>
+      <w:proofErr w:type="spellStart"/>
+      <w:r>
+        <w:rPr>
+          <w:sz w:val="20"/>
+          <w:szCs w:val="20"/>
+        </w:rPr>
+        <w:t>Ollama</w:t>
+      </w:r>
+      <w:proofErr w:type="spellEnd"/>
+      <w:r>
+        <w:rPr>
+          <w:sz w:val="20"/>
+          <w:szCs w:val="20"/>
+        </w:rPr>
+        <w:t xml:space="preserve"> Documentation." [온라인] Available: https://ollama.com/ (접속: 2026-03-14)</w:t>
+      </w:r>
+    </w:p>
+    <w:p>
+      <w:pPr>
+        <w:adjustRightInd w:val="0"/>
+        <w:spacing w:after="120" w:line="240" w:lineRule="atLeast"/>
+        <w:ind w:firstLineChars="100" w:firstLine="200"/>
+        <w:jc w:val="both"/>
+        <w:rPr>
+          <w:sz w:val="20"/>
+          <w:szCs w:val="20"/>
+        </w:rPr>
+      </w:pPr>
+      <w:r>
+        <w:rPr>
+          <w:sz w:val="20"/>
+          <w:szCs w:val="20"/>
+        </w:rPr>
+        <w:t>[8] Express.js, "Express - Node.js Web Application Framework." [온라인] Available: https://expressjs.com/ (접속: 2026-03-14)</w:t>
+      </w:r>
+    </w:p>
+    <w:p>
+      <w:pPr>
+        <w:adjustRightInd w:val="0"/>
+        <w:spacing w:after="120" w:line="240" w:lineRule="atLeast"/>
+        <w:ind w:firstLineChars="100" w:firstLine="200"/>
+        <w:jc w:val="both"/>
+        <w:rPr>
+          <w:sz w:val="20"/>
+          <w:szCs w:val="20"/>
+        </w:rPr>
+      </w:pPr>
+      <w:r>
+        <w:rPr>
+          <w:sz w:val="20"/>
+          <w:szCs w:val="20"/>
+        </w:rPr>
         <w:lastRenderedPageBreak/>
-        <w:t>참고문헌</w:t>
-      </w:r>
-    </w:p>
-    <w:p>
-      <w:pPr>
-        <w:spacing w:after="80"/>
-      </w:pPr>
-    </w:p>
-    <w:p>
-      <w:pPr>
-        <w:spacing w:after="120" w:line="360" w:lineRule="auto"/>
-      </w:pPr>
-      <w:r>
-        <w:t>[1] OpenAI, "Rate limits," OpenAI API Documentation. Available: https://platform.openai.com/docs/guides/rate-limits</w:t>
-      </w:r>
-    </w:p>
-    <w:p>
-      <w:pPr>
-        <w:spacing w:after="120" w:line="360" w:lineRule="auto"/>
-      </w:pPr>
-      <w:r>
-        <w:t>[2] Anthropic, "Rate limits," Anthropic API Documentation. Available: https://docs.anthropic.com/en/api/rate-limits</w:t>
-      </w:r>
-    </w:p>
-    <w:p>
-      <w:pPr>
-        <w:spacing w:after="120" w:line="360" w:lineRule="auto"/>
-      </w:pPr>
-      <w:r>
-        <w:t>[3] A. Silberschatz, P. B. Galvin, and G. Gagne, "Operating System Concepts," 10th ed., Wiley, 2018. Available: https://www.os-book.com/</w:t>
-      </w:r>
-    </w:p>
-    <w:p>
-      <w:pPr>
-        <w:spacing w:after="120" w:line="360" w:lineRule="auto"/>
-      </w:pPr>
-      <w:r>
-        <w:t>[4] R. H. Arpaci-Dusseau and A. C. Arpaci-Dusseau, "Operating Systems: Three Easy Pieces," v1.10, Arpaci-Dusseau Books, 2023. Available: https://pages.cs.wisc.edu/~remzi/OSTEP/</w:t>
-      </w:r>
-    </w:p>
-    <w:p>
-      <w:pPr>
-        <w:spacing w:after="120" w:line="360" w:lineRule="auto"/>
-      </w:pPr>
-      <w:r>
-        <w:t>[5] J. F. Kurose and K. W. Ross, "Computer Networking: A Top-Down Approach," 9th ed., Pearson, 2025. Available: https://gaia.cs.umass.edu/kurose_ross/</w:t>
-      </w:r>
-    </w:p>
-    <w:p>
-      <w:pPr>
-        <w:spacing w:after="120" w:line="360" w:lineRule="auto"/>
-      </w:pPr>
-      <w:r>
-        <w:t xml:space="preserve">[6] </w:t>
-      </w:r>
-      <w:proofErr w:type="spellStart"/>
-      <w:r>
-        <w:t>vLLM</w:t>
-      </w:r>
-      <w:proofErr w:type="spellEnd"/>
-      <w:r>
-        <w:t xml:space="preserve"> Project, "</w:t>
-      </w:r>
-      <w:proofErr w:type="spellStart"/>
-      <w:r>
-        <w:t>vLLM</w:t>
-      </w:r>
-      <w:proofErr w:type="spellEnd"/>
-      <w:r>
-        <w:t>: Easy, Fast, and Cheap LLM Serving." Available: https://docs.vllm.ai/</w:t>
-      </w:r>
-    </w:p>
-    <w:p>
-      <w:pPr>
-        <w:spacing w:after="120" w:line="360" w:lineRule="auto"/>
-      </w:pPr>
-      <w:r>
-        <w:t>[7] Hugging Face, "Text Generation Inference (TGI)." Available: https://huggingface.co/docs/text-generation-inference/</w:t>
-      </w:r>
-    </w:p>
-    <w:p>
-      <w:pPr>
-        <w:spacing w:after="120" w:line="360" w:lineRule="auto"/>
-      </w:pPr>
-      <w:r>
-        <w:t xml:space="preserve">[8] </w:t>
-      </w:r>
-      <w:proofErr w:type="spellStart"/>
-      <w:r>
-        <w:t>Ollama</w:t>
-      </w:r>
-      <w:proofErr w:type="spellEnd"/>
-      <w:r>
-        <w:t>, "</w:t>
-      </w:r>
-      <w:proofErr w:type="spellStart"/>
-      <w:r>
-        <w:t>Ollama</w:t>
-      </w:r>
-      <w:proofErr w:type="spellEnd"/>
-      <w:r>
-        <w:t xml:space="preserve"> Documentation." Available: https://ollama.com/</w:t>
-      </w:r>
-    </w:p>
-    <w:p>
-      <w:pPr>
-        <w:spacing w:after="120" w:line="360" w:lineRule="auto"/>
-      </w:pPr>
-      <w:r>
-        <w:t>[9] Express.js, "Express - Node.js Web Application Framework." Available: https://expressjs.com/</w:t>
-      </w:r>
-    </w:p>
-    <w:p>
-      <w:pPr>
-        <w:spacing w:after="120" w:line="360" w:lineRule="auto"/>
-      </w:pPr>
-      <w:r>
-        <w:t>[10] Node.js Foundation, "Node.js Documentation." Available: https://nodejs.org/docs/latest-v22.x/api/</w:t>
+        <w:t>[9] Node.js Foundation, "Node.js Documentation." [온라인] Available: https://nodejs.org/docs/latest-v22.x/api/ (접속: 2026-03-14)</w:t>
       </w:r>
     </w:p>
     <w:sectPr>
-      <w:headerReference w:type="default" r:id="rId12"/>
-      <w:footerReference w:type="default" r:id="rId13"/>
+      <w:headerReference w:type="default" r:id="rId9"/>
+      <w:footerReference w:type="default" r:id="rId10"/>
       <w:pgSz w:w="11906" w:h="16838"/>
       <w:pgMar w:top="1440" w:right="1440" w:bottom="1440" w:left="1440" w:header="708" w:footer="708" w:gutter="0"/>
       <w:pgNumType w:start="1"/>
@@ -8134,6 +10616,9 @@
 <w:endnotes xmlns:wpc="http://schemas.microsoft.com/office/word/2010/wordprocessingCanvas" xmlns:cx="http://schemas.microsoft.com/office/drawing/2014/chartex" xmlns:cx1="http://schemas.microsoft.com/office/drawing/2015/9/8/chartex" xmlns:cx2="http://schemas.microsoft.com/office/drawing/2015/10/21/chartex" xmlns:cx3="http://schemas.microsoft.com/office/drawing/2016/5/9/chartex" xmlns:cx4="http://schemas.microsoft.com/office/drawing/2016/5/10/chartex" xmlns:cx5="http://schemas.microsoft.com/office/drawing/2016/5/11/chartex" xmlns:cx6="http://schemas.microsoft.com/office/drawing/2016/5/12/chartex" xmlns:cx7="http://schemas.microsoft.com/office/drawing/2016/5/13/chartex" xmlns:cx8="http://schemas.microsoft.com/office/drawing/2016/5/14/chartex" xmlns:mc="http://schemas.openxmlformats.org/markup-compatibility/2006" xmlns:aink="http://schemas.microsoft.com/office/drawing/2016/ink" xmlns:am3d="http://schemas.microsoft.com/office/drawing/2017/model3d" xmlns:o="urn:schemas-microsoft-com:office:office" xmlns:oel="http://schemas.microsoft.com/office/2019/extlst" xmlns:r="http://schemas.openxmlformats.org/officeDocument/2006/relationships" xmlns:m="http://schemas.openxmlformats.org/officeDocument/2006/math" xmlns:v="urn:schemas-microsoft-com:vml" xmlns:wp14="http://schemas.microsoft.com/office/word/2010/wordprocessingDrawing" xmlns:wp="http://schemas.openxmlformats.org/drawingml/2006/wordprocessingDrawing" xmlns:w10="urn:schemas-microsoft-com:office:word" xmlns:w="http://schemas.openxmlformats.org/wordprocessingml/2006/main" xmlns:w14="http://schemas.microsoft.com/office/word/2010/wordml" xmlns:w15="http://schemas.microsoft.com/office/word/2012/wordml" xmlns:w16cex="http://schemas.microsoft.com/office/word/2018/wordml/cex" xmlns:w16cid="http://schemas.microsoft.com/office/word/2016/wordml/cid" xmlns:w16="http://schemas.microsoft.com/office/word/2018/wordml" xmlns:w16du="http://schemas.microsoft.com/office/word/2023/wordml/word16du" xmlns:w16sdtdh="http://schemas.microsoft.com/office/word/2020/wordml/sdtdatahash" xmlns:w16sdtfl="http://schemas.microsoft.com/office/word/2024/wordml/sdtformatlock" xmlns:w16se="http://schemas.microsoft.com/office/word/2015/wordml/symex" xmlns:wpg="http://schemas.microsoft.com/office/word/2010/wordprocessingGroup" xmlns:wpi="http://schemas.microsoft.com/office/word/2010/wordprocessingInk" xmlns:wne="http://schemas.microsoft.com/office/word/2006/wordml" xmlns:wps="http://schemas.microsoft.com/office/word/2010/wordprocessingShape" mc:Ignorable="w14 w15 w16se w16cid w16 w16cex w16sdtdh w16sdtfl w16du wp14">
   <w:endnote w:type="separator" w:id="-1">
     <w:p>
+      <w:pPr>
+        <w:ind w:firstLine="220"/>
+      </w:pPr>
       <w:r>
         <w:separator/>
       </w:r>
@@ -8141,6 +10626,9 @@
   </w:endnote>
   <w:endnote w:type="continuationSeparator" w:id="0">
     <w:p>
+      <w:pPr>
+        <w:ind w:firstLine="220"/>
+      </w:pPr>
       <w:r>
         <w:continuationSeparator/>
       </w:r>
@@ -8153,6 +10641,7 @@
 <w:ftr xmlns:wpc="http://schemas.microsoft.com/office/word/2010/wordprocessingCanvas" xmlns:cx="http://schemas.microsoft.com/office/drawing/2014/chartex" xmlns:cx1="http://schemas.microsoft.com/office/drawing/2015/9/8/chartex" xmlns:cx2="http://schemas.microsoft.com/office/drawing/2015/10/21/chartex" xmlns:cx3="http://schemas.microsoft.com/office/drawing/2016/5/9/chartex" xmlns:cx4="http://schemas.microsoft.com/office/drawing/2016/5/10/chartex" xmlns:cx5="http://schemas.microsoft.com/office/drawing/2016/5/11/chartex" xmlns:cx6="http://schemas.microsoft.com/office/drawing/2016/5/12/chartex" xmlns:cx7="http://schemas.microsoft.com/office/drawing/2016/5/13/chartex" xmlns:cx8="http://schemas.microsoft.com/office/drawing/2016/5/14/chartex" xmlns:mc="http://schemas.openxmlformats.org/markup-compatibility/2006" xmlns:aink="http://schemas.microsoft.com/office/drawing/2016/ink" xmlns:am3d="http://schemas.microsoft.com/office/drawing/2017/model3d" xmlns:o="urn:schemas-microsoft-com:office:office" xmlns:oel="http://schemas.microsoft.com/office/2019/extlst" xmlns:r="http://schemas.openxmlformats.org/officeDocument/2006/relationships" xmlns:m="http://schemas.openxmlformats.org/officeDocument/2006/math" xmlns:v="urn:schemas-microsoft-com:vml" xmlns:wp14="http://schemas.microsoft.com/office/word/2010/wordprocessingDrawing" xmlns:wp="http://schemas.openxmlformats.org/drawingml/2006/wordprocessingDrawing" xmlns:w10="urn:schemas-microsoft-com:office:word" xmlns:w="http://schemas.openxmlformats.org/wordprocessingml/2006/main" xmlns:w14="http://schemas.microsoft.com/office/word/2010/wordml" xmlns:w15="http://schemas.microsoft.com/office/word/2012/wordml" xmlns:w16cex="http://schemas.microsoft.com/office/word/2018/wordml/cex" xmlns:w16cid="http://schemas.microsoft.com/office/word/2016/wordml/cid" xmlns:w16="http://schemas.microsoft.com/office/word/2018/wordml" xmlns:w16du="http://schemas.microsoft.com/office/word/2023/wordml/word16du" xmlns:w16sdtdh="http://schemas.microsoft.com/office/word/2020/wordml/sdtdatahash" xmlns:w16sdtfl="http://schemas.microsoft.com/office/word/2024/wordml/sdtformatlock" xmlns:w16se="http://schemas.microsoft.com/office/word/2015/wordml/symex" xmlns:wpg="http://schemas.microsoft.com/office/word/2010/wordprocessingGroup" xmlns:wpi="http://schemas.microsoft.com/office/word/2010/wordprocessingInk" xmlns:wne="http://schemas.microsoft.com/office/word/2006/wordml" xmlns:wps="http://schemas.microsoft.com/office/word/2010/wordprocessingShape" mc:Ignorable="w14 w15 w16se w16cid w16 w16cex w16sdtdh w16sdtfl w16du wp14">
   <w:p>
     <w:pPr>
+      <w:ind w:firstLine="180"/>
       <w:jc w:val="center"/>
     </w:pPr>
     <w:r>
@@ -8220,6 +10709,9 @@
 <w:footnotes xmlns:wpc="http://schemas.microsoft.com/office/word/2010/wordprocessingCanvas" xmlns:cx="http://schemas.microsoft.com/office/drawing/2014/chartex" xmlns:cx1="http://schemas.microsoft.com/office/drawing/2015/9/8/chartex" xmlns:cx2="http://schemas.microsoft.com/office/drawing/2015/10/21/chartex" xmlns:cx3="http://schemas.microsoft.com/office/drawing/2016/5/9/chartex" xmlns:cx4="http://schemas.microsoft.com/office/drawing/2016/5/10/chartex" xmlns:cx5="http://schemas.microsoft.com/office/drawing/2016/5/11/chartex" xmlns:cx6="http://schemas.microsoft.com/office/drawing/2016/5/12/chartex" xmlns:cx7="http://schemas.microsoft.com/office/drawing/2016/5/13/chartex" xmlns:cx8="http://schemas.microsoft.com/office/drawing/2016/5/14/chartex" xmlns:mc="http://schemas.openxmlformats.org/markup-compatibility/2006" xmlns:aink="http://schemas.microsoft.com/office/drawing/2016/ink" xmlns:am3d="http://schemas.microsoft.com/office/drawing/2017/model3d" xmlns:o="urn:schemas-microsoft-com:office:office" xmlns:oel="http://schemas.microsoft.com/office/2019/extlst" xmlns:r="http://schemas.openxmlformats.org/officeDocument/2006/relationships" xmlns:m="http://schemas.openxmlformats.org/officeDocument/2006/math" xmlns:v="urn:schemas-microsoft-com:vml" xmlns:wp14="http://schemas.microsoft.com/office/word/2010/wordprocessingDrawing" xmlns:wp="http://schemas.openxmlformats.org/drawingml/2006/wordprocessingDrawing" xmlns:w10="urn:schemas-microsoft-com:office:word" xmlns:w="http://schemas.openxmlformats.org/wordprocessingml/2006/main" xmlns:w14="http://schemas.microsoft.com/office/word/2010/wordml" xmlns:w15="http://schemas.microsoft.com/office/word/2012/wordml" xmlns:w16cex="http://schemas.microsoft.com/office/word/2018/wordml/cex" xmlns:w16cid="http://schemas.microsoft.com/office/word/2016/wordml/cid" xmlns:w16="http://schemas.microsoft.com/office/word/2018/wordml" xmlns:w16du="http://schemas.microsoft.com/office/word/2023/wordml/word16du" xmlns:w16sdtdh="http://schemas.microsoft.com/office/word/2020/wordml/sdtdatahash" xmlns:w16sdtfl="http://schemas.microsoft.com/office/word/2024/wordml/sdtformatlock" xmlns:w16se="http://schemas.microsoft.com/office/word/2015/wordml/symex" xmlns:wpg="http://schemas.microsoft.com/office/word/2010/wordprocessingGroup" xmlns:wpi="http://schemas.microsoft.com/office/word/2010/wordprocessingInk" xmlns:wne="http://schemas.microsoft.com/office/word/2006/wordml" xmlns:wps="http://schemas.microsoft.com/office/word/2010/wordprocessingShape" mc:Ignorable="w14 w15 w16se w16cid w16 w16cex w16sdtdh w16sdtfl w16du wp14">
   <w:footnote w:type="separator" w:id="-1">
     <w:p>
+      <w:pPr>
+        <w:ind w:firstLine="220"/>
+      </w:pPr>
       <w:r>
         <w:separator/>
       </w:r>
@@ -8227,6 +10719,9 @@
   </w:footnote>
   <w:footnote w:type="continuationSeparator" w:id="0">
     <w:p>
+      <w:pPr>
+        <w:ind w:firstLine="220"/>
+      </w:pPr>
       <w:r>
         <w:continuationSeparator/>
       </w:r>
@@ -8239,6 +10734,7 @@
 <w:hdr xmlns:wpc="http://schemas.microsoft.com/office/word/2010/wordprocessingCanvas" xmlns:cx="http://schemas.microsoft.com/office/drawing/2014/chartex" xmlns:cx1="http://schemas.microsoft.com/office/drawing/2015/9/8/chartex" xmlns:cx2="http://schemas.microsoft.com/office/drawing/2015/10/21/chartex" xmlns:cx3="http://schemas.microsoft.com/office/drawing/2016/5/9/chartex" xmlns:cx4="http://schemas.microsoft.com/office/drawing/2016/5/10/chartex" xmlns:cx5="http://schemas.microsoft.com/office/drawing/2016/5/11/chartex" xmlns:cx6="http://schemas.microsoft.com/office/drawing/2016/5/12/chartex" xmlns:cx7="http://schemas.microsoft.com/office/drawing/2016/5/13/chartex" xmlns:cx8="http://schemas.microsoft.com/office/drawing/2016/5/14/chartex" xmlns:mc="http://schemas.openxmlformats.org/markup-compatibility/2006" xmlns:aink="http://schemas.microsoft.com/office/drawing/2016/ink" xmlns:am3d="http://schemas.microsoft.com/office/drawing/2017/model3d" xmlns:o="urn:schemas-microsoft-com:office:office" xmlns:oel="http://schemas.microsoft.com/office/2019/extlst" xmlns:r="http://schemas.openxmlformats.org/officeDocument/2006/relationships" xmlns:m="http://schemas.openxmlformats.org/officeDocument/2006/math" xmlns:v="urn:schemas-microsoft-com:vml" xmlns:wp14="http://schemas.microsoft.com/office/word/2010/wordprocessingDrawing" xmlns:wp="http://schemas.openxmlformats.org/drawingml/2006/wordprocessingDrawing" xmlns:w10="urn:schemas-microsoft-com:office:word" xmlns:w="http://schemas.openxmlformats.org/wordprocessingml/2006/main" xmlns:w14="http://schemas.microsoft.com/office/word/2010/wordml" xmlns:w15="http://schemas.microsoft.com/office/word/2012/wordml" xmlns:w16cex="http://schemas.microsoft.com/office/word/2018/wordml/cex" xmlns:w16cid="http://schemas.microsoft.com/office/word/2016/wordml/cid" xmlns:w16="http://schemas.microsoft.com/office/word/2018/wordml" xmlns:w16du="http://schemas.microsoft.com/office/word/2023/wordml/word16du" xmlns:w16sdtdh="http://schemas.microsoft.com/office/word/2020/wordml/sdtdatahash" xmlns:w16sdtfl="http://schemas.microsoft.com/office/word/2024/wordml/sdtformatlock" xmlns:w16se="http://schemas.microsoft.com/office/word/2015/wordml/symex" xmlns:wpg="http://schemas.microsoft.com/office/word/2010/wordprocessingGroup" xmlns:wpi="http://schemas.microsoft.com/office/word/2010/wordprocessingInk" xmlns:wne="http://schemas.microsoft.com/office/word/2006/wordml" xmlns:wps="http://schemas.microsoft.com/office/word/2010/wordprocessingShape" mc:Ignorable="w14 w15 w16se w16cid w16 w16cex w16sdtdh w16sdtfl w16du wp14">
   <w:p>
     <w:pPr>
+      <w:ind w:firstLine="160"/>
       <w:jc w:val="right"/>
     </w:pPr>
     <w:r>
@@ -8256,96 +10752,10 @@
 <file path=word/numbering.xml><?xml version="1.0" encoding="utf-8"?>
 <w:numbering xmlns:wpc="http://schemas.microsoft.com/office/word/2010/wordprocessingCanvas" xmlns:cx="http://schemas.microsoft.com/office/drawing/2014/chartex" xmlns:cx1="http://schemas.microsoft.com/office/drawing/2015/9/8/chartex" xmlns:cx2="http://schemas.microsoft.com/office/drawing/2015/10/21/chartex" xmlns:cx3="http://schemas.microsoft.com/office/drawing/2016/5/9/chartex" xmlns:cx4="http://schemas.microsoft.com/office/drawing/2016/5/10/chartex" xmlns:cx5="http://schemas.microsoft.com/office/drawing/2016/5/11/chartex" xmlns:cx6="http://schemas.microsoft.com/office/drawing/2016/5/12/chartex" xmlns:cx7="http://schemas.microsoft.com/office/drawing/2016/5/13/chartex" xmlns:cx8="http://schemas.microsoft.com/office/drawing/2016/5/14/chartex" xmlns:mc="http://schemas.openxmlformats.org/markup-compatibility/2006" xmlns:aink="http://schemas.microsoft.com/office/drawing/2016/ink" xmlns:am3d="http://schemas.microsoft.com/office/drawing/2017/model3d" xmlns:o="urn:schemas-microsoft-com:office:office" xmlns:oel="http://schemas.microsoft.com/office/2019/extlst" xmlns:r="http://schemas.openxmlformats.org/officeDocument/2006/relationships" xmlns:m="http://schemas.openxmlformats.org/officeDocument/2006/math" xmlns:v="urn:schemas-microsoft-com:vml" xmlns:wp14="http://schemas.microsoft.com/office/word/2010/wordprocessingDrawing" xmlns:wp="http://schemas.openxmlformats.org/drawingml/2006/wordprocessingDrawing" xmlns:w10="urn:schemas-microsoft-com:office:word" xmlns:w="http://schemas.openxmlformats.org/wordprocessingml/2006/main" xmlns:w14="http://schemas.microsoft.com/office/word/2010/wordml" xmlns:w15="http://schemas.microsoft.com/office/word/2012/wordml" xmlns:w16cex="http://schemas.microsoft.com/office/word/2018/wordml/cex" xmlns:w16cid="http://schemas.microsoft.com/office/word/2016/wordml/cid" xmlns:w16="http://schemas.microsoft.com/office/word/2018/wordml" xmlns:w16du="http://schemas.microsoft.com/office/word/2023/wordml/word16du" xmlns:w16sdtdh="http://schemas.microsoft.com/office/word/2020/wordml/sdtdatahash" xmlns:w16sdtfl="http://schemas.microsoft.com/office/word/2024/wordml/sdtformatlock" xmlns:w16se="http://schemas.microsoft.com/office/word/2015/wordml/symex" xmlns:wpg="http://schemas.microsoft.com/office/word/2010/wordprocessingGroup" xmlns:wpi="http://schemas.microsoft.com/office/word/2010/wordprocessingInk" xmlns:wne="http://schemas.microsoft.com/office/word/2006/wordml" xmlns:wps="http://schemas.microsoft.com/office/word/2010/wordprocessingShape" mc:Ignorable="w14 w15 w16se w16cid w16 w16cex w16sdtdh w16sdtfl w16du wp14">
   <w:abstractNum w:abstractNumId="0" w15:restartNumberingAfterBreak="0">
-    <w:nsid w:val="25946AD4"/>
+    <w:nsid w:val="094E176B"/>
     <w:multiLevelType w:val="hybridMultilevel"/>
-    <w:tmpl w:val="1E96D142"/>
-    <w:lvl w:ilvl="0" w:tplc="81622B3E">
-      <w:start w:val="1"/>
-      <w:numFmt w:val="bullet"/>
-      <w:lvlText w:val="●"/>
-      <w:lvlJc w:val="left"/>
-      <w:pPr>
-        <w:ind w:left="720" w:hanging="360"/>
-      </w:pPr>
-    </w:lvl>
-    <w:lvl w:ilvl="1" w:tplc="4092A9DC">
-      <w:start w:val="1"/>
-      <w:numFmt w:val="bullet"/>
-      <w:lvlText w:val="○"/>
-      <w:lvlJc w:val="left"/>
-      <w:pPr>
-        <w:ind w:left="1440" w:hanging="360"/>
-      </w:pPr>
-    </w:lvl>
-    <w:lvl w:ilvl="2" w:tplc="0E228B32">
-      <w:start w:val="1"/>
-      <w:numFmt w:val="bullet"/>
-      <w:lvlText w:val="■"/>
-      <w:lvlJc w:val="left"/>
-      <w:pPr>
-        <w:ind w:left="2160" w:hanging="360"/>
-      </w:pPr>
-    </w:lvl>
-    <w:lvl w:ilvl="3" w:tplc="63C26AA0">
-      <w:start w:val="1"/>
-      <w:numFmt w:val="bullet"/>
-      <w:lvlText w:val="●"/>
-      <w:lvlJc w:val="left"/>
-      <w:pPr>
-        <w:ind w:left="2880" w:hanging="360"/>
-      </w:pPr>
-    </w:lvl>
-    <w:lvl w:ilvl="4" w:tplc="1364283A">
-      <w:start w:val="1"/>
-      <w:numFmt w:val="bullet"/>
-      <w:lvlText w:val="○"/>
-      <w:lvlJc w:val="left"/>
-      <w:pPr>
-        <w:ind w:left="3600" w:hanging="360"/>
-      </w:pPr>
-    </w:lvl>
-    <w:lvl w:ilvl="5" w:tplc="A4F6FD34">
-      <w:start w:val="1"/>
-      <w:numFmt w:val="bullet"/>
-      <w:lvlText w:val="■"/>
-      <w:lvlJc w:val="left"/>
-      <w:pPr>
-        <w:ind w:left="4320" w:hanging="360"/>
-      </w:pPr>
-    </w:lvl>
-    <w:lvl w:ilvl="6" w:tplc="634E4206">
-      <w:start w:val="1"/>
-      <w:numFmt w:val="bullet"/>
-      <w:lvlText w:val="●"/>
-      <w:lvlJc w:val="left"/>
-      <w:pPr>
-        <w:ind w:left="5040" w:hanging="360"/>
-      </w:pPr>
-    </w:lvl>
-    <w:lvl w:ilvl="7" w:tplc="73DC209A">
-      <w:start w:val="1"/>
-      <w:numFmt w:val="bullet"/>
-      <w:lvlText w:val="●"/>
-      <w:lvlJc w:val="left"/>
-      <w:pPr>
-        <w:ind w:left="5760" w:hanging="360"/>
-      </w:pPr>
-    </w:lvl>
-    <w:lvl w:ilvl="8" w:tplc="132488D0">
-      <w:start w:val="1"/>
-      <w:numFmt w:val="bullet"/>
-      <w:lvlText w:val="●"/>
-      <w:lvlJc w:val="left"/>
-      <w:pPr>
-        <w:ind w:left="6480" w:hanging="360"/>
-      </w:pPr>
-    </w:lvl>
-  </w:abstractNum>
-  <w:abstractNum w:abstractNumId="1" w15:restartNumberingAfterBreak="0">
-    <w:nsid w:val="5BE06A5D"/>
-    <w:multiLevelType w:val="hybridMultilevel"/>
-    <w:tmpl w:val="8B967B94"/>
-    <w:lvl w:ilvl="0" w:tplc="75E41054">
+    <w:tmpl w:val="288E2156"/>
+    <w:lvl w:ilvl="0" w:tplc="6AB04B4A">
       <w:start w:val="1"/>
       <w:numFmt w:val="decimal"/>
       <w:lvlText w:val="%1."/>
@@ -8354,118 +10764,296 @@
         <w:ind w:left="720" w:hanging="360"/>
       </w:pPr>
     </w:lvl>
-    <w:lvl w:ilvl="1" w:tplc="BF6639EE">
+    <w:lvl w:ilvl="1" w:tplc="B188438C">
       <w:numFmt w:val="decimal"/>
       <w:lvlText w:val=""/>
       <w:lvlJc w:val="left"/>
     </w:lvl>
-    <w:lvl w:ilvl="2" w:tplc="EC6815F2">
+    <w:lvl w:ilvl="2" w:tplc="D21862A0">
       <w:numFmt w:val="decimal"/>
       <w:lvlText w:val=""/>
       <w:lvlJc w:val="left"/>
     </w:lvl>
-    <w:lvl w:ilvl="3" w:tplc="4B3468AC">
+    <w:lvl w:ilvl="3" w:tplc="32680C40">
       <w:numFmt w:val="decimal"/>
       <w:lvlText w:val=""/>
       <w:lvlJc w:val="left"/>
     </w:lvl>
-    <w:lvl w:ilvl="4" w:tplc="FEC6A83C">
+    <w:lvl w:ilvl="4" w:tplc="300A3424">
       <w:numFmt w:val="decimal"/>
       <w:lvlText w:val=""/>
       <w:lvlJc w:val="left"/>
     </w:lvl>
-    <w:lvl w:ilvl="5" w:tplc="9CFE5002">
+    <w:lvl w:ilvl="5" w:tplc="B5C62190">
       <w:numFmt w:val="decimal"/>
       <w:lvlText w:val=""/>
       <w:lvlJc w:val="left"/>
     </w:lvl>
-    <w:lvl w:ilvl="6" w:tplc="ACA833BE">
+    <w:lvl w:ilvl="6" w:tplc="D1DC60A8">
       <w:numFmt w:val="decimal"/>
       <w:lvlText w:val=""/>
       <w:lvlJc w:val="left"/>
     </w:lvl>
-    <w:lvl w:ilvl="7" w:tplc="74F41492">
+    <w:lvl w:ilvl="7" w:tplc="7DDE301A">
       <w:numFmt w:val="decimal"/>
       <w:lvlText w:val=""/>
       <w:lvlJc w:val="left"/>
     </w:lvl>
-    <w:lvl w:ilvl="8" w:tplc="6BD41DE4">
+    <w:lvl w:ilvl="8" w:tplc="D74C01EE">
+      <w:numFmt w:val="decimal"/>
+      <w:lvlText w:val=""/>
+      <w:lvlJc w:val="left"/>
+    </w:lvl>
+  </w:abstractNum>
+  <w:abstractNum w:abstractNumId="1" w15:restartNumberingAfterBreak="0">
+    <w:nsid w:val="19F8690A"/>
+    <w:multiLevelType w:val="hybridMultilevel"/>
+    <w:tmpl w:val="F4AAA0E2"/>
+    <w:lvl w:ilvl="0" w:tplc="66F2CBD0">
+      <w:start w:val="1"/>
+      <w:numFmt w:val="bullet"/>
+      <w:lvlText w:val="•"/>
+      <w:lvlJc w:val="left"/>
+      <w:pPr>
+        <w:ind w:left="720" w:hanging="360"/>
+      </w:pPr>
+    </w:lvl>
+    <w:lvl w:ilvl="1" w:tplc="8068B706">
+      <w:numFmt w:val="decimal"/>
+      <w:lvlText w:val=""/>
+      <w:lvlJc w:val="left"/>
+    </w:lvl>
+    <w:lvl w:ilvl="2" w:tplc="012682C6">
+      <w:numFmt w:val="decimal"/>
+      <w:lvlText w:val=""/>
+      <w:lvlJc w:val="left"/>
+    </w:lvl>
+    <w:lvl w:ilvl="3" w:tplc="7C94B59A">
+      <w:numFmt w:val="decimal"/>
+      <w:lvlText w:val=""/>
+      <w:lvlJc w:val="left"/>
+    </w:lvl>
+    <w:lvl w:ilvl="4" w:tplc="56E6326A">
+      <w:numFmt w:val="decimal"/>
+      <w:lvlText w:val=""/>
+      <w:lvlJc w:val="left"/>
+    </w:lvl>
+    <w:lvl w:ilvl="5" w:tplc="5288A7B4">
+      <w:numFmt w:val="decimal"/>
+      <w:lvlText w:val=""/>
+      <w:lvlJc w:val="left"/>
+    </w:lvl>
+    <w:lvl w:ilvl="6" w:tplc="2D5EC648">
+      <w:numFmt w:val="decimal"/>
+      <w:lvlText w:val=""/>
+      <w:lvlJc w:val="left"/>
+    </w:lvl>
+    <w:lvl w:ilvl="7" w:tplc="3242968A">
+      <w:numFmt w:val="decimal"/>
+      <w:lvlText w:val=""/>
+      <w:lvlJc w:val="left"/>
+    </w:lvl>
+    <w:lvl w:ilvl="8" w:tplc="A11A10D6">
       <w:numFmt w:val="decimal"/>
       <w:lvlText w:val=""/>
       <w:lvlJc w:val="left"/>
     </w:lvl>
   </w:abstractNum>
   <w:abstractNum w:abstractNumId="2" w15:restartNumberingAfterBreak="0">
-    <w:nsid w:val="6B3F2A95"/>
+    <w:nsid w:val="1C66296A"/>
     <w:multiLevelType w:val="hybridMultilevel"/>
-    <w:tmpl w:val="A68480DA"/>
-    <w:lvl w:ilvl="0" w:tplc="8EB64724">
+    <w:tmpl w:val="5C0E17A6"/>
+    <w:lvl w:ilvl="0" w:tplc="428A1008">
+      <w:start w:val="1"/>
+      <w:numFmt w:val="decimal"/>
+      <w:lvlText w:val="%1."/>
+      <w:lvlJc w:val="left"/>
+      <w:pPr>
+        <w:ind w:left="580" w:hanging="360"/>
+      </w:pPr>
+      <w:rPr>
+        <w:rFonts w:hint="default"/>
+      </w:rPr>
+    </w:lvl>
+    <w:lvl w:ilvl="1" w:tplc="04090019" w:tentative="1">
+      <w:start w:val="1"/>
+      <w:numFmt w:val="upperLetter"/>
+      <w:lvlText w:val="%2."/>
+      <w:lvlJc w:val="left"/>
+      <w:pPr>
+        <w:ind w:left="1100" w:hanging="440"/>
+      </w:pPr>
+    </w:lvl>
+    <w:lvl w:ilvl="2" w:tplc="0409001B" w:tentative="1">
+      <w:start w:val="1"/>
+      <w:numFmt w:val="lowerRoman"/>
+      <w:lvlText w:val="%3."/>
+      <w:lvlJc w:val="right"/>
+      <w:pPr>
+        <w:ind w:left="1540" w:hanging="440"/>
+      </w:pPr>
+    </w:lvl>
+    <w:lvl w:ilvl="3" w:tplc="0409000F" w:tentative="1">
+      <w:start w:val="1"/>
+      <w:numFmt w:val="decimal"/>
+      <w:lvlText w:val="%4."/>
+      <w:lvlJc w:val="left"/>
+      <w:pPr>
+        <w:ind w:left="1980" w:hanging="440"/>
+      </w:pPr>
+    </w:lvl>
+    <w:lvl w:ilvl="4" w:tplc="04090019" w:tentative="1">
+      <w:start w:val="1"/>
+      <w:numFmt w:val="upperLetter"/>
+      <w:lvlText w:val="%5."/>
+      <w:lvlJc w:val="left"/>
+      <w:pPr>
+        <w:ind w:left="2420" w:hanging="440"/>
+      </w:pPr>
+    </w:lvl>
+    <w:lvl w:ilvl="5" w:tplc="0409001B" w:tentative="1">
+      <w:start w:val="1"/>
+      <w:numFmt w:val="lowerRoman"/>
+      <w:lvlText w:val="%6."/>
+      <w:lvlJc w:val="right"/>
+      <w:pPr>
+        <w:ind w:left="2860" w:hanging="440"/>
+      </w:pPr>
+    </w:lvl>
+    <w:lvl w:ilvl="6" w:tplc="0409000F" w:tentative="1">
+      <w:start w:val="1"/>
+      <w:numFmt w:val="decimal"/>
+      <w:lvlText w:val="%7."/>
+      <w:lvlJc w:val="left"/>
+      <w:pPr>
+        <w:ind w:left="3300" w:hanging="440"/>
+      </w:pPr>
+    </w:lvl>
+    <w:lvl w:ilvl="7" w:tplc="04090019" w:tentative="1">
+      <w:start w:val="1"/>
+      <w:numFmt w:val="upperLetter"/>
+      <w:lvlText w:val="%8."/>
+      <w:lvlJc w:val="left"/>
+      <w:pPr>
+        <w:ind w:left="3740" w:hanging="440"/>
+      </w:pPr>
+    </w:lvl>
+    <w:lvl w:ilvl="8" w:tplc="0409001B" w:tentative="1">
+      <w:start w:val="1"/>
+      <w:numFmt w:val="lowerRoman"/>
+      <w:lvlText w:val="%9."/>
+      <w:lvlJc w:val="right"/>
+      <w:pPr>
+        <w:ind w:left="4180" w:hanging="440"/>
+      </w:pPr>
+    </w:lvl>
+  </w:abstractNum>
+  <w:abstractNum w:abstractNumId="3" w15:restartNumberingAfterBreak="0">
+    <w:nsid w:val="5D2C2DFC"/>
+    <w:multiLevelType w:val="hybridMultilevel"/>
+    <w:tmpl w:val="AF528F06"/>
+    <w:lvl w:ilvl="0" w:tplc="6D524B5A">
       <w:start w:val="1"/>
       <w:numFmt w:val="bullet"/>
-      <w:lvlText w:val="•"/>
+      <w:lvlText w:val="●"/>
       <w:lvlJc w:val="left"/>
       <w:pPr>
         <w:ind w:left="720" w:hanging="360"/>
       </w:pPr>
     </w:lvl>
-    <w:lvl w:ilvl="1" w:tplc="9CC470AE">
-      <w:numFmt w:val="decimal"/>
-      <w:lvlText w:val=""/>
+    <w:lvl w:ilvl="1" w:tplc="2EF245C4">
+      <w:start w:val="1"/>
+      <w:numFmt w:val="bullet"/>
+      <w:lvlText w:val="○"/>
       <w:lvlJc w:val="left"/>
+      <w:pPr>
+        <w:ind w:left="1440" w:hanging="360"/>
+      </w:pPr>
     </w:lvl>
-    <w:lvl w:ilvl="2" w:tplc="5A920B74">
-      <w:numFmt w:val="decimal"/>
-      <w:lvlText w:val=""/>
+    <w:lvl w:ilvl="2" w:tplc="D6E0ECFA">
+      <w:start w:val="1"/>
+      <w:numFmt w:val="bullet"/>
+      <w:lvlText w:val="■"/>
       <w:lvlJc w:val="left"/>
+      <w:pPr>
+        <w:ind w:left="2160" w:hanging="360"/>
+      </w:pPr>
     </w:lvl>
-    <w:lvl w:ilvl="3" w:tplc="A6FE11D2">
-      <w:numFmt w:val="decimal"/>
-      <w:lvlText w:val=""/>
+    <w:lvl w:ilvl="3" w:tplc="D410EA16">
+      <w:start w:val="1"/>
+      <w:numFmt w:val="bullet"/>
+      <w:lvlText w:val="●"/>
       <w:lvlJc w:val="left"/>
+      <w:pPr>
+        <w:ind w:left="2880" w:hanging="360"/>
+      </w:pPr>
     </w:lvl>
-    <w:lvl w:ilvl="4" w:tplc="2310A4E6">
-      <w:numFmt w:val="decimal"/>
-      <w:lvlText w:val=""/>
+    <w:lvl w:ilvl="4" w:tplc="15745F16">
+      <w:start w:val="1"/>
+      <w:numFmt w:val="bullet"/>
+      <w:lvlText w:val="○"/>
       <w:lvlJc w:val="left"/>
+      <w:pPr>
+        <w:ind w:left="3600" w:hanging="360"/>
+      </w:pPr>
     </w:lvl>
-    <w:lvl w:ilvl="5" w:tplc="8D687344">
-      <w:numFmt w:val="decimal"/>
-      <w:lvlText w:val=""/>
+    <w:lvl w:ilvl="5" w:tplc="665683B4">
+      <w:start w:val="1"/>
+      <w:numFmt w:val="bullet"/>
+      <w:lvlText w:val="■"/>
       <w:lvlJc w:val="left"/>
+      <w:pPr>
+        <w:ind w:left="4320" w:hanging="360"/>
+      </w:pPr>
     </w:lvl>
-    <w:lvl w:ilvl="6" w:tplc="846CA254">
-      <w:numFmt w:val="decimal"/>
-      <w:lvlText w:val=""/>
+    <w:lvl w:ilvl="6" w:tplc="22466080">
+      <w:start w:val="1"/>
+      <w:numFmt w:val="bullet"/>
+      <w:lvlText w:val="●"/>
       <w:lvlJc w:val="left"/>
+      <w:pPr>
+        <w:ind w:left="5040" w:hanging="360"/>
+      </w:pPr>
     </w:lvl>
-    <w:lvl w:ilvl="7" w:tplc="E8A49A1A">
-      <w:numFmt w:val="decimal"/>
-      <w:lvlText w:val=""/>
+    <w:lvl w:ilvl="7" w:tplc="74D0A8CC">
+      <w:start w:val="1"/>
+      <w:numFmt w:val="bullet"/>
+      <w:lvlText w:val="●"/>
       <w:lvlJc w:val="left"/>
+      <w:pPr>
+        <w:ind w:left="5760" w:hanging="360"/>
+      </w:pPr>
     </w:lvl>
-    <w:lvl w:ilvl="8" w:tplc="532AFC16">
-      <w:numFmt w:val="decimal"/>
-      <w:lvlText w:val=""/>
+    <w:lvl w:ilvl="8" w:tplc="364665EE">
+      <w:start w:val="1"/>
+      <w:numFmt w:val="bullet"/>
+      <w:lvlText w:val="●"/>
       <w:lvlJc w:val="left"/>
+      <w:pPr>
+        <w:ind w:left="6480" w:hanging="360"/>
+      </w:pPr>
     </w:lvl>
   </w:abstractNum>
-  <w:num w:numId="1" w16cid:durableId="1845434507">
+  <w:num w:numId="1" w16cid:durableId="741410845">
+    <w:abstractNumId w:val="3"/>
+    <w:lvlOverride w:ilvl="0">
+      <w:startOverride w:val="1"/>
+    </w:lvlOverride>
+  </w:num>
+  <w:num w:numId="2" w16cid:durableId="538475582">
     <w:abstractNumId w:val="0"/>
     <w:lvlOverride w:ilvl="0">
       <w:startOverride w:val="1"/>
     </w:lvlOverride>
   </w:num>
-  <w:num w:numId="2" w16cid:durableId="1931236939">
+  <w:num w:numId="3" w16cid:durableId="1904631">
     <w:abstractNumId w:val="1"/>
     <w:lvlOverride w:ilvl="0">
       <w:startOverride w:val="1"/>
     </w:lvlOverride>
   </w:num>
-  <w:num w:numId="3" w16cid:durableId="1626963116">
+  <w:num w:numId="4" w16cid:durableId="692609701">
     <w:abstractNumId w:val="2"/>
-    <w:lvlOverride w:ilvl="0">
-      <w:startOverride w:val="1"/>
-    </w:lvlOverride>
   </w:num>
 </w:numbering>
 </file>
@@ -8865,12 +11453,6 @@
   <w:style w:type="paragraph" w:default="1" w:styleId="a">
     <w:name w:val="Normal"/>
     <w:qFormat/>
-    <w:pPr>
-      <w:widowControl w:val="0"/>
-      <w:wordWrap w:val="0"/>
-      <w:autoSpaceDE w:val="0"/>
-      <w:autoSpaceDN w:val="0"/>
-    </w:pPr>
   </w:style>
   <w:style w:type="paragraph" w:styleId="1">
     <w:name w:val="heading 1"/>

--- a/05-midterm-report/final/midterm-report.docx
+++ b/05-midterm-report/final/midterm-report.docx
@@ -4671,250 +4671,7 @@
           <w:sz w:val="22"/>
           <w:szCs w:val="22"/>
         </w:rPr>
-        <w:t xml:space="preserve">MLFQ의 핵심은 짧은 요청을 빠르게 처리하고, 긴 요청은 낮은 우선순위로 내리는 것이다. 아래는 선점 처리의 의사코드이다.</w:t>
-      </w:r>
-    </w:p>
-    <w:p>
-      <w:pPr>
-        <w:spacing w:after="0" w:line="240"/>
-        <w:ind w:left="360"/>
-      </w:pPr>
-      <w:r>
-        <w:rPr>
-          <w:rFonts w:ascii="Consolas" w:cs="Consolas" w:eastAsia="Consolas" w:hAnsi="Consolas"/>
-          <w:color w:val="333333"/>
-          <w:sz w:val="18"/>
-          <w:szCs w:val="18"/>
-        </w:rPr>
-        <w:t xml:space="preserve">function processNextRequest():</w:t>
-      </w:r>
-    </w:p>
-    <w:p>
-      <w:pPr>
-        <w:spacing w:after="0" w:line="240"/>
-        <w:ind w:left="360"/>
-      </w:pPr>
-      <w:r>
-        <w:rPr>
-          <w:rFonts w:ascii="Consolas" w:cs="Consolas" w:eastAsia="Consolas" w:hAnsi="Consolas"/>
-          <w:color w:val="333333"/>
-          <w:sz w:val="18"/>
-          <w:szCs w:val="18"/>
-        </w:rPr>
-        <w:t xml:space="preserve">    request = dequeue from highest non-empty queue</w:t>
-      </w:r>
-    </w:p>
-    <w:p>
-      <w:pPr>
-        <w:spacing w:after="0" w:line="240"/>
-        <w:ind w:left="360"/>
-      </w:pPr>
-      <w:r>
-        <w:rPr>
-          <w:rFonts w:ascii="Consolas" w:cs="Consolas" w:eastAsia="Consolas" w:hAnsi="Consolas"/>
-          <w:color w:val="333333"/>
-          <w:sz w:val="18"/>
-          <w:szCs w:val="18"/>
-        </w:rPr>
-        <w:t xml:space="preserve">    start processing(request)</w:t>
-      </w:r>
-    </w:p>
-    <w:p>
-      <w:pPr>
-        <w:spacing w:after="0" w:line="240"/>
-        <w:ind w:left="360"/>
-      </w:pPr>
-      <w:r>
-        <w:rPr>
-          <w:rFonts w:ascii="Consolas" w:cs="Consolas" w:eastAsia="Consolas" w:hAnsi="Consolas"/>
-          <w:color w:val="333333"/>
-          <w:sz w:val="18"/>
-          <w:szCs w:val="18"/>
-        </w:rPr>
-        <w:t xml:space="preserve"/>
-      </w:r>
-    </w:p>
-    <w:p>
-      <w:pPr>
-        <w:spacing w:after="0" w:line="240"/>
-        <w:ind w:left="360"/>
-      </w:pPr>
-      <w:r>
-        <w:rPr>
-          <w:rFonts w:ascii="Consolas" w:cs="Consolas" w:eastAsia="Consolas" w:hAnsi="Consolas"/>
-          <w:color w:val="333333"/>
-          <w:sz w:val="18"/>
-          <w:szCs w:val="18"/>
-        </w:rPr>
-        <w:t xml:space="preserve">    every 500ms:</w:t>
-      </w:r>
-    </w:p>
-    <w:p>
-      <w:pPr>
-        <w:spacing w:after="0" w:line="240"/>
-        <w:ind w:left="360"/>
-      </w:pPr>
-      <w:r>
-        <w:rPr>
-          <w:rFonts w:ascii="Consolas" w:cs="Consolas" w:eastAsia="Consolas" w:hAnsi="Consolas"/>
-          <w:color w:val="333333"/>
-          <w:sz w:val="18"/>
-          <w:szCs w:val="18"/>
-        </w:rPr>
-        <w:t xml:space="preserve">        quantum = TIME_QUANTUM[request.queueLevel]</w:t>
-      </w:r>
-    </w:p>
-    <w:p>
-      <w:pPr>
-        <w:spacing w:after="0" w:line="240"/>
-        <w:ind w:left="360"/>
-      </w:pPr>
-      <w:r>
-        <w:rPr>
-          <w:rFonts w:ascii="Consolas" w:cs="Consolas" w:eastAsia="Consolas" w:hAnsi="Consolas"/>
-          <w:color w:val="333333"/>
-          <w:sz w:val="18"/>
-          <w:szCs w:val="18"/>
-        </w:rPr>
-        <w:t xml:space="preserve"/>
-      </w:r>
-    </w:p>
-    <w:p>
-      <w:pPr>
-        <w:spacing w:after="0" w:line="240"/>
-        <w:ind w:left="360"/>
-      </w:pPr>
-      <w:r>
-        <w:rPr>
-          <w:rFonts w:ascii="Consolas" w:cs="Consolas" w:eastAsia="Consolas" w:hAnsi="Consolas"/>
-          <w:color w:val="333333"/>
-          <w:sz w:val="18"/>
-          <w:szCs w:val="18"/>
-        </w:rPr>
-        <w:t xml:space="preserve">        if request.totalUsed &gt;= quantum and quantum != INFINITE:</w:t>
-      </w:r>
-    </w:p>
-    <w:p>
-      <w:pPr>
-        <w:spacing w:after="0" w:line="240"/>
-        <w:ind w:left="360"/>
-      </w:pPr>
-      <w:r>
-        <w:rPr>
-          <w:rFonts w:ascii="Consolas" w:cs="Consolas" w:eastAsia="Consolas" w:hAnsi="Consolas"/>
-          <w:color w:val="333333"/>
-          <w:sz w:val="18"/>
-          <w:szCs w:val="18"/>
-        </w:rPr>
-        <w:t xml:space="preserve">            request.queueLevel += 1     // 하위 큐로 이동</w:t>
-      </w:r>
-    </w:p>
-    <w:p>
-      <w:pPr>
-        <w:spacing w:after="0" w:line="240"/>
-        <w:ind w:left="360"/>
-      </w:pPr>
-      <w:r>
-        <w:rPr>
-          <w:rFonts w:ascii="Consolas" w:cs="Consolas" w:eastAsia="Consolas" w:hAnsi="Consolas"/>
-          <w:color w:val="333333"/>
-          <w:sz w:val="18"/>
-          <w:szCs w:val="18"/>
-        </w:rPr>
-        <w:t xml:space="preserve">            request.totalUsed = 0        // 새 큐에서 시간 초기화</w:t>
-      </w:r>
-    </w:p>
-    <w:p>
-      <w:pPr>
-        <w:spacing w:after="0" w:line="240"/>
-        <w:ind w:left="360"/>
-      </w:pPr>
-      <w:r>
-        <w:rPr>
-          <w:rFonts w:ascii="Consolas" w:cs="Consolas" w:eastAsia="Consolas" w:hAnsi="Consolas"/>
-          <w:color w:val="333333"/>
-          <w:sz w:val="18"/>
-          <w:szCs w:val="18"/>
-        </w:rPr>
-        <w:t xml:space="preserve">            enqueue(request)</w:t>
-      </w:r>
-    </w:p>
-    <w:p>
-      <w:pPr>
-        <w:spacing w:after="0" w:line="240"/>
-        <w:ind w:left="360"/>
-      </w:pPr>
-      <w:r>
-        <w:rPr>
-          <w:rFonts w:ascii="Consolas" w:cs="Consolas" w:eastAsia="Consolas" w:hAnsi="Consolas"/>
-          <w:color w:val="333333"/>
-          <w:sz w:val="18"/>
-          <w:szCs w:val="18"/>
-        </w:rPr>
-        <w:t xml:space="preserve">            processNextRequest()          // 다음 요청 처리</w:t>
-      </w:r>
-    </w:p>
-    <w:p>
-      <w:pPr>
-        <w:spacing w:after="0" w:line="240"/>
-        <w:ind w:left="360"/>
-      </w:pPr>
-      <w:r>
-        <w:rPr>
-          <w:rFonts w:ascii="Consolas" w:cs="Consolas" w:eastAsia="Consolas" w:hAnsi="Consolas"/>
-          <w:color w:val="333333"/>
-          <w:sz w:val="18"/>
-          <w:szCs w:val="18"/>
-        </w:rPr>
-        <w:t xml:space="preserve">        else:</w:t>
-      </w:r>
-    </w:p>
-    <w:p>
-      <w:pPr>
-        <w:spacing w:after="0" w:line="240"/>
-        <w:ind w:left="360"/>
-      </w:pPr>
-      <w:r>
-        <w:rPr>
-          <w:rFonts w:ascii="Consolas" w:cs="Consolas" w:eastAsia="Consolas" w:hAnsi="Consolas"/>
-          <w:color w:val="333333"/>
-          <w:sz w:val="18"/>
-          <w:szCs w:val="18"/>
-        </w:rPr>
-        <w:t xml:space="preserve">            continue processing</w:t>
-      </w:r>
-    </w:p>
-    <w:p>
-      <w:pPr>
-        <w:spacing w:after="80"/>
-      </w:pPr>
-    </w:p>
-    <w:p>
-      <w:pPr>
-        <w:spacing w:after="120" w:line="360"/>
-      </w:pPr>
-      <w:r>
-        <w:rPr>
-          <w:rFonts w:ascii="맑은 고딕" w:cs="맑은 고딕" w:eastAsia="맑은 고딕" w:hAnsi="맑은 고딕"/>
-          <w:color w:val="000000"/>
-          <w:sz w:val="22"/>
-          <w:szCs w:val="22"/>
-        </w:rPr>
-        <w:t xml:space="preserve">위 의사코드에서 보듯이, 선점이 발생하면 해당 요청의 사용 시간은 0으로 리셋된다. 큐별로 독립된 시간 할당량이 적용되어, Q0에서 1,000ms를 쓴 요청이 Q1로 내려가면 Q1의 3,000ms를 새로 받는 방식이다.</w:t>
-      </w:r>
-    </w:p>
-    <w:p>
-      <w:pPr>
-        <w:spacing w:after="120" w:line="360"/>
-      </w:pPr>
-      <w:r>
-        <w:rPr>
-          <w:rFonts w:ascii="맑은 고딕" w:cs="맑은 고딕" w:eastAsia="맑은 고딕" w:hAnsi="맑은 고딕"/>
-          <w:color w:val="000000"/>
-          <w:sz w:val="22"/>
-          <w:szCs w:val="22"/>
-        </w:rPr>
-        <w:t xml:space="preserve">MLFQ는 OSTEP [3]에서 정리한 5가지 규칙을 따른다.</w:t>
+        <w:t xml:space="preserve">MLFQ의 핵심은 짧은 요청을 빠르게 처리하고, 긴 요청은 낮은 우선순위로 내리는 것이다. 500ms 간격으로 요청 상태를 확인하여, 시간 할당량을 초과한 요청은 하위 큐로 이동시키고 상위 큐의 다음 요청을 먼저 처리한다. 선점 시 사용 시간은 0으로 리셋되어, 새 큐의 할당량을 다시 받는다. MLFQ는 OSTEP [3]의 5가지 규칙(표 5)에 따르며, 큐별 시간 할당량은 표 6과 같다.</w:t>
       </w:r>
     </w:p>
     <w:p>

--- a/05-midterm-report/final/midterm-report.docx
+++ b/05-midterm-report/final/midterm-report.docx
@@ -812,7 +812,7 @@
           <w:sz w:val="22"/>
           <w:szCs w:val="22"/>
         </w:rPr>
-        <w:t xml:space="preserve">는 여러 개의 대기열을 두고, 작업의 특성에 따라 우선순위를 자동으로 조정하는 알고리즘이다. 새 작업은 가장 높은 우선순위 큐에 들어가고, 타임 퀀텀(Time Quantum)이라 불리는 시간 할당량 안에 끝나지 않으면 한 단계 낮은 큐로 내려간다. 타임 퀀텀이란 "한 번에 쓸 수 있는 최대 시간"으로, 이 시간을 넘기면 차례가 다음 사람에게 넘어가는 것이다. 이렇게 하면 짧은 작업은 빠르게 처리되고, 긴 작업은 천천히 처리되는 효과가 있다. 현대 운영체제에서 가장 널리 쓰이는 스케줄링 방식 중 하나이다 [3].</w:t>
+        <w:t xml:space="preserve">는 여러 개의 대기열을 두고, 작업의 특성에 따라 우선순위를 자동으로 조정하는 알고리즘이다. 새 작업은 가장 높은 우선순위 큐에 들어가고, 시간 할당량 안에 끝나지 않으면 한 단계 낮은 큐로 내려간다. 짧은 작업은 빠르게, 긴 작업은 천천히 처리되는 효과가 있다 [3].</w:t>
       </w:r>
     </w:p>
     <w:p>
@@ -837,7 +837,7 @@
           <w:sz w:val="22"/>
           <w:szCs w:val="22"/>
         </w:rPr>
-        <w:t xml:space="preserve">는 네트워크 분야에서 사용되는 공정한 자원 배분 알고리즘이다. 각 사용자(흐름)에 가중치를 부여하고, 가중치가 클수록 더 많은 자원을 받도록 설계되어 있다. 각 요청에 대해 가상 완료 시각(Virtual Finish Time)이라는 값을 계산하여, 이 값이 가장 작은 요청을 먼저 처리한다. 가중치가 큰 사용자의 요청은 이 값이 작아져서 더 자주 선택된다.</w:t>
+        <w:t xml:space="preserve">는 네트워크 분야에서 사용되는 공정한 자원 배분 알고리즘이다. 각 사용자에 가중치를 부여하고, 가중치가 클수록 더 많은 자원을 받도록 설계되어 있다. 구체적인 동작 방식은 4.3절에서 설명한다.</w:t>
       </w:r>
     </w:p>
     <w:p>
@@ -868,71 +868,7 @@
           <w:sz w:val="22"/>
           <w:szCs w:val="22"/>
         </w:rPr>
-        <w:t xml:space="preserve">LLM 서빙이란 학습이 완료된 LLM을 사용자에게 제공하는 것을 뜻한다. 이 분야에서 널리 사용되는 오픈소스 도구를 조사해보았다.</w:t>
-      </w:r>
-    </w:p>
-    <w:p>
-      <w:pPr>
-        <w:spacing w:after="120" w:line="360"/>
-      </w:pPr>
-      <w:r>
-        <w:rPr>
-          <w:rFonts w:ascii="맑은 고딕" w:cs="맑은 고딕" w:eastAsia="맑은 고딕" w:hAnsi="맑은 고딕"/>
-          <w:b/>
-          <w:bCs/>
-          <w:color w:val="000000"/>
-          <w:sz w:val="22"/>
-          <w:szCs w:val="22"/>
-        </w:rPr>
-        <w:t xml:space="preserve">vLLM</w:t>
-      </w:r>
-      <w:r>
-        <w:rPr>
-          <w:rFonts w:ascii="맑은 고딕" w:cs="맑은 고딕" w:eastAsia="맑은 고딕" w:hAnsi="맑은 고딕"/>
-          <w:color w:val="000000"/>
-          <w:sz w:val="22"/>
-          <w:szCs w:val="22"/>
-        </w:rPr>
-        <w:t xml:space="preserve">은 UC Berkeley에서 개발한 LLM 서빙 도구로, PagedAttention이라는 메모리 관리 기법으로 높은 처리 성능을 보여준다 [4]. 다만 공식 문서를 조사한 결과, 요청 스케줄링은 선착순 방식에 가까우며, 사용자 간 공정성을 보장하는 별도의 기능은 확인하지 못하였다.</w:t>
-      </w:r>
-    </w:p>
-    <w:p>
-      <w:pPr>
-        <w:spacing w:after="120" w:line="360"/>
-      </w:pPr>
-      <w:r>
-        <w:rPr>
-          <w:rFonts w:ascii="맑은 고딕" w:cs="맑은 고딕" w:eastAsia="맑은 고딕" w:hAnsi="맑은 고딕"/>
-          <w:b/>
-          <w:bCs/>
-          <w:color w:val="000000"/>
-          <w:sz w:val="22"/>
-          <w:szCs w:val="22"/>
-        </w:rPr>
-        <w:t xml:space="preserve">Hugging Face TGI(Text Generation Inference)</w:t>
-      </w:r>
-      <w:r>
-        <w:rPr>
-          <w:rFonts w:ascii="맑은 고딕" w:cs="맑은 고딕" w:eastAsia="맑은 고딕" w:hAnsi="맑은 고딕"/>
-          <w:color w:val="000000"/>
-          <w:sz w:val="22"/>
-          <w:szCs w:val="22"/>
-        </w:rPr>
-        <w:t xml:space="preserve">는 다양한 LLM을 쉽게 배포할 수 있도록 도와주는 오픈소스 도구이다 [5]. 여러 요청을 한꺼번에 묶어서 처리하는 배치 처리(Continuous Batching) 기능을 지원하지만, 다중 사용자 환경에서의 요청 우선순위 관리나 공정성 보장 기능은 공식 문서에서 찾아볼 수 없었다.</w:t>
-      </w:r>
-    </w:p>
-    <w:p>
-      <w:pPr>
-        <w:spacing w:after="120" w:line="360"/>
-      </w:pPr>
-      <w:r>
-        <w:rPr>
-          <w:rFonts w:ascii="맑은 고딕" w:cs="맑은 고딕" w:eastAsia="맑은 고딕" w:hAnsi="맑은 고딕"/>
-          <w:color w:val="000000"/>
-          <w:sz w:val="22"/>
-          <w:szCs w:val="22"/>
-        </w:rPr>
-        <w:t xml:space="preserve">조사한 도구들은 주로 응답 속도를 높이는 데 집중하고 있었으며, 다중 사용자 환경에서의 요청 스케줄링이나 사용자 간 공정성 문제는 아직 많이 다루어지지 않은 것으로 보인다. 본 프로젝트는 이 부분에 스케줄링 이론을 적용해보려고 한다.</w:t>
+        <w:t xml:space="preserve">LLM 서빙이란 학습이 완료된 LLM을 사용자에게 제공하는 것을 뜻한다. 대표적인 오픈소스 도구로 vLLM [4]과 Hugging Face TGI [5]가 있다. vLLM은 PagedAttention 기반의 높은 처리 성능을, TGI는 배치 처리(Continuous Batching) 기능을 제공하지만, 두 도구 모두 다중 사용자 환경에서의 요청 우선순위 관리나 공정성 보장 기능은 공식 문서에서 확인하지 못하였다. 본 프로젝트는 이 부분에 스케줄링 이론을 적용해보려고 한다.</w:t>
       </w:r>
     </w:p>
     <w:p>
@@ -7721,21 +7657,7 @@
           <w:sz w:val="22"/>
           <w:szCs w:val="22"/>
         </w:rPr>
-        <w:t xml:space="preserve">5.2절에서 비선점형 MLFQ가 FCFS와 동일한 결과를 보임에 따라, MLFQ의 이론적 효과를 검증하기 위해 5.1절에서 설명한 시뮬레이션 환경에서 선점형 실험을 추가로 수행하였다. 같은 결과가 나오는지 확인하기 위해 조건을 바꿔 여러 번 반복하였다. 추가 실험은 기본 실험에 비해 요청 수가 5배 많고, 요청당 처리 시간이 최대 10초(기본 실험 최대 100ms의 100배)로 크게 늘어났으며, 20건이 동시에 도착하는 버스트 구조여서 대기열이 빠르게 쌓이기 때문에 전체 대기시간은 크게 길어졌다.</w:t>
-      </w:r>
-    </w:p>
-    <w:p>
-      <w:pPr>
-        <w:spacing w:after="120" w:line="360"/>
-      </w:pPr>
-      <w:r>
-        <w:rPr>
-          <w:rFonts w:ascii="맑은 고딕" w:cs="맑은 고딕" w:eastAsia="맑은 고딕" w:hAnsi="맑은 고딕"/>
-          <w:color w:val="000000"/>
-          <w:sz w:val="22"/>
-          <w:szCs w:val="22"/>
-        </w:rPr>
-        <w:t xml:space="preserve">추가 실험에서는 선점형 MLFQ의 효과를 명확히 보여주기 위해, 지표를 응답시간(요청 도착부터 처리 완료까지의 시간)으로 측정하였다. 선점형에서는 요청이 중단과 재개를 반복하므로, 사용자가 체감하는 전체 소요시간인 응답시간이 더 적절한 지표이다. 추가 실험은 규모와 처리 시간이 크므로 결과를 초 단위로 표기한다(5.2절은 밀리초).</w:t>
+        <w:t xml:space="preserve">MLFQ의 이론적 효과를 검증하기 위해, 선점형 시뮬레이션을 추가로 수행하였다 (표 7의 추가 실험 조건). 요청 수 500건, 처리 시간 최대 10초, 버스트 도착 구조로 기본 실험보다 규모를 크게 늘렸으며, 5개 시드로 반복하였다. 선점형에서는 요청의 중단과 재개가 반복되므로, 지표를 응답시간(도착~완료)으로 측정하였다.</w:t>
       </w:r>
     </w:p>
     <w:p>

--- a/05-midterm-report/final/midterm-report.docx
+++ b/05-midterm-report/final/midterm-report.docx
@@ -2483,7 +2483,7 @@
           <w:sz w:val="22"/>
           <w:szCs w:val="22"/>
         </w:rPr>
-        <w:t xml:space="preserve">요청 우선순위(URGENT, HIGH, NORMAL, LOW)에 따라 긴급한 요청을 먼저 처리한다. 제안서에서는 사용자 등급을 우선순위로 사용하도록 계획하였으나, 요청별 긴급도를 기준으로 변경하여 우선순위 스케줄링의 본래 목적을 더 명확히 보여줄 수 있도록 하였다. 오래 기다린 요청의 우선순위를 높여주는 에이징(Aging) 기법도 구현하였다(5초 주기).</w:t>
+        <w:t xml:space="preserve">요청 우선순위(URGENT, HIGH, NORMAL, LOW)에 따라 긴급한 요청을 먼저 처리한다. 오래 기다린 요청의 우선순위를 높여주는 에이징(Aging) 기법도 구현하였다(5초 주기).</w:t>
       </w:r>
     </w:p>
     <w:p>
@@ -2513,7 +2513,7 @@
           <w:sz w:val="22"/>
           <w:szCs w:val="22"/>
         </w:rPr>
-        <w:t xml:space="preserve">4단계 큐(Q0~Q3)를 두고, 큐별로 다른 시간 할당량을 적용한다. 새 요청은 Q0에 들어가고, 시간 할당량을 초과하면 하위 큐로 내려간다. 제안서에서는 사용자의 최근 평균 추론 시간을 기준으로 큐를 재배정하는 비선점형 방식을 계획하였으나, 구현 과정에서 OSTEP [3]의 표준 MLFQ 규칙을 따르는 것이 알고리즘의 특성을 더 명확하게 비교할 수 있다고 판단하여 변경하였다. 하위 큐에 오래 머무는 요청의 기아를 방지하기 위해, 5초마다 모든 요청을 최상위 큐로 올려주도록 하였다(에이징과 같은 주기).</w:t>
+        <w:t xml:space="preserve">4단계 큐(Q0~Q3)를 두고, 큐별로 다른 시간 할당량을 적용한다. OSTEP [3]의 표준 MLFQ 규칙을 따르며, 기아 방지를 위해 5초마다 모든 요청을 최상위 큐로 올려준다.</w:t>
       </w:r>
     </w:p>
     <w:p>
@@ -2543,7 +2543,7 @@
           <w:sz w:val="22"/>
           <w:szCs w:val="22"/>
         </w:rPr>
-        <w:t xml:space="preserve">사용자 등급(Enterprise, Premium, Standard, Free)에 따라 가중치(100, 50, 10, 1)를 부여하고, 가중치를 반영한 가상 완료 시각을 계산하여 서비스를 차등 제공한다. WFQ에서는 가중치의 절대값이 아닌 상대적 비율이 스케줄링을 결정하며, 가중치는 설정으로 변경할 수 있다.</w:t>
+        <w:t xml:space="preserve">사용자 등급(Enterprise~Free)에 따라 가중치(100, 50, 10, 1)를 부여하고, 가중치를 반영한 가상 완료 시각을 계산하여 서비스를 차등 제공한다.</w:t>
       </w:r>
     </w:p>
     <w:p>
@@ -3520,1032 +3520,11 @@
       <w:r>
         <w:rPr>
           <w:rFonts w:ascii="맑은 고딕" w:cs="맑은 고딕" w:eastAsia="맑은 고딕" w:hAnsi="맑은 고딕"/>
-          <w:b/>
-          <w:bCs/>
-          <w:color w:val="000000"/>
-          <w:sz w:val="22"/>
-          <w:szCs w:val="22"/>
-        </w:rPr>
-        <w:t xml:space="preserve">표 4. 소스 코드 구조 (src-simple/, 주요 파일만 표시)</w:t>
-      </w:r>
-    </w:p>
-    <w:tbl>
-      <w:tblPr>
-        <w:tblW w:type="auto" w:w="100"/>
-        <w:tblBorders>
-          <w:top w:val="single" w:color="auto" w:sz="4"/>
-          <w:left w:val="single" w:color="auto" w:sz="4"/>
-          <w:bottom w:val="single" w:color="auto" w:sz="4"/>
-          <w:right w:val="single" w:color="auto" w:sz="4"/>
-          <w:insideH w:val="single" w:color="auto" w:sz="4"/>
-          <w:insideV w:val="single" w:color="auto" w:sz="4"/>
-        </w:tblBorders>
-      </w:tblPr>
-      <w:tblGrid>
-        <w:gridCol w:w="2000"/>
-        <w:gridCol w:w="3200"/>
-        <w:gridCol w:w="3800"/>
-      </w:tblGrid>
-      <w:tr>
-        <w:tc>
-          <w:tcPr>
-            <w:tcW w:type="dxa" w:w="2000"/>
-            <w:tcBorders>
-              <w:top w:val="single" w:color="AAAAAA" w:sz="1"/>
-              <w:left w:val="single" w:color="AAAAAA" w:sz="1"/>
-              <w:bottom w:val="single" w:color="AAAAAA" w:sz="1"/>
-              <w:right w:val="single" w:color="AAAAAA" w:sz="1"/>
-            </w:tcBorders>
-            <w:shd w:fill="D9E2F3" w:val="clear"/>
-            <w:vAlign w:val="center"/>
-          </w:tcPr>
-          <w:p>
-            <w:pPr>
-              <w:spacing w:after="40" w:before="40"/>
-              <w:jc w:val="center"/>
-            </w:pPr>
-            <w:r>
-              <w:rPr>
-                <w:rFonts w:ascii="맑은 고딕" w:cs="맑은 고딕" w:eastAsia="맑은 고딕" w:hAnsi="맑은 고딕"/>
-                <w:b/>
-                <w:bCs/>
-                <w:color w:val="000000"/>
-                <w:sz w:val="20"/>
-                <w:szCs w:val="20"/>
-              </w:rPr>
-              <w:t xml:space="preserve">디렉토리</w:t>
-            </w:r>
-          </w:p>
-        </w:tc>
-        <w:tc>
-          <w:tcPr>
-            <w:tcW w:type="dxa" w:w="3200"/>
-            <w:tcBorders>
-              <w:top w:val="single" w:color="AAAAAA" w:sz="1"/>
-              <w:left w:val="single" w:color="AAAAAA" w:sz="1"/>
-              <w:bottom w:val="single" w:color="AAAAAA" w:sz="1"/>
-              <w:right w:val="single" w:color="AAAAAA" w:sz="1"/>
-            </w:tcBorders>
-            <w:shd w:fill="D9E2F3" w:val="clear"/>
-            <w:vAlign w:val="center"/>
-          </w:tcPr>
-          <w:p>
-            <w:pPr>
-              <w:spacing w:after="40" w:before="40"/>
-              <w:jc w:val="center"/>
-            </w:pPr>
-            <w:r>
-              <w:rPr>
-                <w:rFonts w:ascii="맑은 고딕" w:cs="맑은 고딕" w:eastAsia="맑은 고딕" w:hAnsi="맑은 고딕"/>
-                <w:b/>
-                <w:bCs/>
-                <w:color w:val="000000"/>
-                <w:sz w:val="20"/>
-                <w:szCs w:val="20"/>
-              </w:rPr>
-              <w:t xml:space="preserve">파일</w:t>
-            </w:r>
-          </w:p>
-        </w:tc>
-        <w:tc>
-          <w:tcPr>
-            <w:tcW w:type="dxa" w:w="3800"/>
-            <w:tcBorders>
-              <w:top w:val="single" w:color="AAAAAA" w:sz="1"/>
-              <w:left w:val="single" w:color="AAAAAA" w:sz="1"/>
-              <w:bottom w:val="single" w:color="AAAAAA" w:sz="1"/>
-              <w:right w:val="single" w:color="AAAAAA" w:sz="1"/>
-            </w:tcBorders>
-            <w:shd w:fill="D9E2F3" w:val="clear"/>
-            <w:vAlign w:val="center"/>
-          </w:tcPr>
-          <w:p>
-            <w:pPr>
-              <w:spacing w:after="40" w:before="40"/>
-              <w:jc w:val="center"/>
-            </w:pPr>
-            <w:r>
-              <w:rPr>
-                <w:rFonts w:ascii="맑은 고딕" w:cs="맑은 고딕" w:eastAsia="맑은 고딕" w:hAnsi="맑은 고딕"/>
-                <w:b/>
-                <w:bCs/>
-                <w:color w:val="000000"/>
-                <w:sz w:val="20"/>
-                <w:szCs w:val="20"/>
-              </w:rPr>
-              <w:t xml:space="preserve">설명</w:t>
-            </w:r>
-          </w:p>
-        </w:tc>
-      </w:tr>
-      <w:tr>
-        <w:tc>
-          <w:tcPr>
-            <w:tcW w:type="dxa" w:w="2000"/>
-            <w:tcBorders>
-              <w:top w:val="single" w:color="AAAAAA" w:sz="1"/>
-              <w:left w:val="single" w:color="AAAAAA" w:sz="1"/>
-              <w:bottom w:val="single" w:color="AAAAAA" w:sz="1"/>
-              <w:right w:val="single" w:color="AAAAAA" w:sz="1"/>
-            </w:tcBorders>
-            <w:vAlign w:val="center"/>
-          </w:tcPr>
-          <w:p>
-            <w:pPr>
-              <w:spacing w:after="40" w:before="40"/>
-              <w:jc w:val="left"/>
-            </w:pPr>
-            <w:r>
-              <w:rPr>
-                <w:rFonts w:ascii="맑은 고딕" w:cs="맑은 고딕" w:eastAsia="맑은 고딕" w:hAnsi="맑은 고딕"/>
-                <w:b w:val="false"/>
-                <w:bCs w:val="false"/>
-                <w:color w:val="000000"/>
-                <w:sz w:val="20"/>
-                <w:szCs w:val="20"/>
-              </w:rPr>
-              <w:t xml:space="preserve">api/</w:t>
-            </w:r>
-          </w:p>
-        </w:tc>
-        <w:tc>
-          <w:tcPr>
-            <w:tcW w:type="dxa" w:w="3200"/>
-            <w:tcBorders>
-              <w:top w:val="single" w:color="AAAAAA" w:sz="1"/>
-              <w:left w:val="single" w:color="AAAAAA" w:sz="1"/>
-              <w:bottom w:val="single" w:color="AAAAAA" w:sz="1"/>
-              <w:right w:val="single" w:color="AAAAAA" w:sz="1"/>
-            </w:tcBorders>
-            <w:vAlign w:val="center"/>
-          </w:tcPr>
-          <w:p>
-            <w:pPr>
-              <w:spacing w:after="40" w:before="40"/>
-              <w:jc w:val="left"/>
-            </w:pPr>
-            <w:r>
-              <w:rPr>
-                <w:rFonts w:ascii="맑은 고딕" w:cs="맑은 고딕" w:eastAsia="맑은 고딕" w:hAnsi="맑은 고딕"/>
-                <w:b w:val="false"/>
-                <w:bCs w:val="false"/>
-                <w:color w:val="000000"/>
-                <w:sz w:val="20"/>
-                <w:szCs w:val="20"/>
-              </w:rPr>
-              <w:t xml:space="preserve">routes.js</w:t>
-            </w:r>
-          </w:p>
-        </w:tc>
-        <w:tc>
-          <w:tcPr>
-            <w:tcW w:type="dxa" w:w="3800"/>
-            <w:tcBorders>
-              <w:top w:val="single" w:color="AAAAAA" w:sz="1"/>
-              <w:left w:val="single" w:color="AAAAAA" w:sz="1"/>
-              <w:bottom w:val="single" w:color="AAAAAA" w:sz="1"/>
-              <w:right w:val="single" w:color="AAAAAA" w:sz="1"/>
-            </w:tcBorders>
-            <w:vAlign w:val="center"/>
-          </w:tcPr>
-          <w:p>
-            <w:pPr>
-              <w:spacing w:after="40" w:before="40"/>
-              <w:jc w:val="left"/>
-            </w:pPr>
-            <w:r>
-              <w:rPr>
-                <w:rFonts w:ascii="맑은 고딕" w:cs="맑은 고딕" w:eastAsia="맑은 고딕" w:hAnsi="맑은 고딕"/>
-                <w:b w:val="false"/>
-                <w:bCs w:val="false"/>
-                <w:color w:val="000000"/>
-                <w:sz w:val="20"/>
-                <w:szCs w:val="20"/>
-              </w:rPr>
-              <w:t xml:space="preserve">REST API 엔드포인트 정의</w:t>
-            </w:r>
-          </w:p>
-        </w:tc>
-      </w:tr>
-      <w:tr>
-        <w:tc>
-          <w:tcPr>
-            <w:tcW w:type="dxa" w:w="2000"/>
-            <w:tcBorders>
-              <w:top w:val="single" w:color="AAAAAA" w:sz="1"/>
-              <w:left w:val="single" w:color="AAAAAA" w:sz="1"/>
-              <w:bottom w:val="single" w:color="AAAAAA" w:sz="1"/>
-              <w:right w:val="single" w:color="AAAAAA" w:sz="1"/>
-            </w:tcBorders>
-            <w:vAlign w:val="center"/>
-          </w:tcPr>
-          <w:p>
-            <w:pPr>
-              <w:spacing w:after="40" w:before="40"/>
-              <w:jc w:val="left"/>
-            </w:pPr>
-            <w:r>
-              <w:rPr>
-                <w:rFonts w:ascii="맑은 고딕" w:cs="맑은 고딕" w:eastAsia="맑은 고딕" w:hAnsi="맑은 고딕"/>
-                <w:b w:val="false"/>
-                <w:bCs w:val="false"/>
-                <w:color w:val="000000"/>
-                <w:sz w:val="20"/>
-                <w:szCs w:val="20"/>
-              </w:rPr>
-              <w:t xml:space="preserve">schedulers/</w:t>
-            </w:r>
-          </w:p>
-        </w:tc>
-        <w:tc>
-          <w:tcPr>
-            <w:tcW w:type="dxa" w:w="3200"/>
-            <w:tcBorders>
-              <w:top w:val="single" w:color="AAAAAA" w:sz="1"/>
-              <w:left w:val="single" w:color="AAAAAA" w:sz="1"/>
-              <w:bottom w:val="single" w:color="AAAAAA" w:sz="1"/>
-              <w:right w:val="single" w:color="AAAAAA" w:sz="1"/>
-            </w:tcBorders>
-            <w:vAlign w:val="center"/>
-          </w:tcPr>
-          <w:p>
-            <w:pPr>
-              <w:spacing w:after="40" w:before="40"/>
-              <w:jc w:val="left"/>
-            </w:pPr>
-            <w:r>
-              <w:rPr>
-                <w:rFonts w:ascii="맑은 고딕" w:cs="맑은 고딕" w:eastAsia="맑은 고딕" w:hAnsi="맑은 고딕"/>
-                <w:b w:val="false"/>
-                <w:bCs w:val="false"/>
-                <w:color w:val="000000"/>
-                <w:sz w:val="20"/>
-                <w:szCs w:val="20"/>
-              </w:rPr>
-              <w:t xml:space="preserve">BaseScheduler.js</w:t>
-            </w:r>
-          </w:p>
-        </w:tc>
-        <w:tc>
-          <w:tcPr>
-            <w:tcW w:type="dxa" w:w="3800"/>
-            <w:tcBorders>
-              <w:top w:val="single" w:color="AAAAAA" w:sz="1"/>
-              <w:left w:val="single" w:color="AAAAAA" w:sz="1"/>
-              <w:bottom w:val="single" w:color="AAAAAA" w:sz="1"/>
-              <w:right w:val="single" w:color="AAAAAA" w:sz="1"/>
-            </w:tcBorders>
-            <w:vAlign w:val="center"/>
-          </w:tcPr>
-          <w:p>
-            <w:pPr>
-              <w:spacing w:after="40" w:before="40"/>
-              <w:jc w:val="left"/>
-            </w:pPr>
-            <w:r>
-              <w:rPr>
-                <w:rFonts w:ascii="맑은 고딕" w:cs="맑은 고딕" w:eastAsia="맑은 고딕" w:hAnsi="맑은 고딕"/>
-                <w:b w:val="false"/>
-                <w:bCs w:val="false"/>
-                <w:color w:val="000000"/>
-                <w:sz w:val="20"/>
-                <w:szCs w:val="20"/>
-              </w:rPr>
-              <w:t xml:space="preserve">기본 스케줄러 (공통 인터페이스)</w:t>
-            </w:r>
-          </w:p>
-        </w:tc>
-      </w:tr>
-      <w:tr>
-        <w:tc>
-          <w:tcPr>
-            <w:tcW w:type="dxa" w:w="2000"/>
-            <w:tcBorders>
-              <w:top w:val="single" w:color="AAAAAA" w:sz="1"/>
-              <w:left w:val="single" w:color="AAAAAA" w:sz="1"/>
-              <w:bottom w:val="single" w:color="AAAAAA" w:sz="1"/>
-              <w:right w:val="single" w:color="AAAAAA" w:sz="1"/>
-            </w:tcBorders>
-            <w:vAlign w:val="center"/>
-          </w:tcPr>
-          <w:p>
-            <w:pPr>
-              <w:spacing w:after="40" w:before="40"/>
-              <w:jc w:val="left"/>
-            </w:pPr>
-            <w:r>
-              <w:rPr>
-                <w:rFonts w:ascii="맑은 고딕" w:cs="맑은 고딕" w:eastAsia="맑은 고딕" w:hAnsi="맑은 고딕"/>
-                <w:b w:val="false"/>
-                <w:bCs w:val="false"/>
-                <w:color w:val="000000"/>
-                <w:sz w:val="20"/>
-                <w:szCs w:val="20"/>
-              </w:rPr>
-              <w:t xml:space="preserve"/>
-            </w:r>
-          </w:p>
-        </w:tc>
-        <w:tc>
-          <w:tcPr>
-            <w:tcW w:type="dxa" w:w="3200"/>
-            <w:tcBorders>
-              <w:top w:val="single" w:color="AAAAAA" w:sz="1"/>
-              <w:left w:val="single" w:color="AAAAAA" w:sz="1"/>
-              <w:bottom w:val="single" w:color="AAAAAA" w:sz="1"/>
-              <w:right w:val="single" w:color="AAAAAA" w:sz="1"/>
-            </w:tcBorders>
-            <w:vAlign w:val="center"/>
-          </w:tcPr>
-          <w:p>
-            <w:pPr>
-              <w:spacing w:after="40" w:before="40"/>
-              <w:jc w:val="left"/>
-            </w:pPr>
-            <w:r>
-              <w:rPr>
-                <w:rFonts w:ascii="맑은 고딕" w:cs="맑은 고딕" w:eastAsia="맑은 고딕" w:hAnsi="맑은 고딕"/>
-                <w:b w:val="false"/>
-                <w:bCs w:val="false"/>
-                <w:color w:val="000000"/>
-                <w:sz w:val="20"/>
-                <w:szCs w:val="20"/>
-              </w:rPr>
-              <w:t xml:space="preserve">FCFSScheduler.js</w:t>
-            </w:r>
-          </w:p>
-        </w:tc>
-        <w:tc>
-          <w:tcPr>
-            <w:tcW w:type="dxa" w:w="3800"/>
-            <w:tcBorders>
-              <w:top w:val="single" w:color="AAAAAA" w:sz="1"/>
-              <w:left w:val="single" w:color="AAAAAA" w:sz="1"/>
-              <w:bottom w:val="single" w:color="AAAAAA" w:sz="1"/>
-              <w:right w:val="single" w:color="AAAAAA" w:sz="1"/>
-            </w:tcBorders>
-            <w:vAlign w:val="center"/>
-          </w:tcPr>
-          <w:p>
-            <w:pPr>
-              <w:spacing w:after="40" w:before="40"/>
-              <w:jc w:val="left"/>
-            </w:pPr>
-            <w:r>
-              <w:rPr>
-                <w:rFonts w:ascii="맑은 고딕" w:cs="맑은 고딕" w:eastAsia="맑은 고딕" w:hAnsi="맑은 고딕"/>
-                <w:b w:val="false"/>
-                <w:bCs w:val="false"/>
-                <w:color w:val="000000"/>
-                <w:sz w:val="20"/>
-                <w:szCs w:val="20"/>
-              </w:rPr>
-              <w:t xml:space="preserve">FCFS 스케줄러</w:t>
-            </w:r>
-          </w:p>
-        </w:tc>
-      </w:tr>
-      <w:tr>
-        <w:tc>
-          <w:tcPr>
-            <w:tcW w:type="dxa" w:w="2000"/>
-            <w:tcBorders>
-              <w:top w:val="single" w:color="AAAAAA" w:sz="1"/>
-              <w:left w:val="single" w:color="AAAAAA" w:sz="1"/>
-              <w:bottom w:val="single" w:color="AAAAAA" w:sz="1"/>
-              <w:right w:val="single" w:color="AAAAAA" w:sz="1"/>
-            </w:tcBorders>
-            <w:vAlign w:val="center"/>
-          </w:tcPr>
-          <w:p>
-            <w:pPr>
-              <w:spacing w:after="40" w:before="40"/>
-              <w:jc w:val="left"/>
-            </w:pPr>
-            <w:r>
-              <w:rPr>
-                <w:rFonts w:ascii="맑은 고딕" w:cs="맑은 고딕" w:eastAsia="맑은 고딕" w:hAnsi="맑은 고딕"/>
-                <w:b w:val="false"/>
-                <w:bCs w:val="false"/>
-                <w:color w:val="000000"/>
-                <w:sz w:val="20"/>
-                <w:szCs w:val="20"/>
-              </w:rPr>
-              <w:t xml:space="preserve"/>
-            </w:r>
-          </w:p>
-        </w:tc>
-        <w:tc>
-          <w:tcPr>
-            <w:tcW w:type="dxa" w:w="3200"/>
-            <w:tcBorders>
-              <w:top w:val="single" w:color="AAAAAA" w:sz="1"/>
-              <w:left w:val="single" w:color="AAAAAA" w:sz="1"/>
-              <w:bottom w:val="single" w:color="AAAAAA" w:sz="1"/>
-              <w:right w:val="single" w:color="AAAAAA" w:sz="1"/>
-            </w:tcBorders>
-            <w:vAlign w:val="center"/>
-          </w:tcPr>
-          <w:p>
-            <w:pPr>
-              <w:spacing w:after="40" w:before="40"/>
-              <w:jc w:val="left"/>
-            </w:pPr>
-            <w:r>
-              <w:rPr>
-                <w:rFonts w:ascii="맑은 고딕" w:cs="맑은 고딕" w:eastAsia="맑은 고딕" w:hAnsi="맑은 고딕"/>
-                <w:b w:val="false"/>
-                <w:bCs w:val="false"/>
-                <w:color w:val="000000"/>
-                <w:sz w:val="20"/>
-                <w:szCs w:val="20"/>
-              </w:rPr>
-              <w:t xml:space="preserve">PriorityScheduler.js</w:t>
-            </w:r>
-          </w:p>
-        </w:tc>
-        <w:tc>
-          <w:tcPr>
-            <w:tcW w:type="dxa" w:w="3800"/>
-            <w:tcBorders>
-              <w:top w:val="single" w:color="AAAAAA" w:sz="1"/>
-              <w:left w:val="single" w:color="AAAAAA" w:sz="1"/>
-              <w:bottom w:val="single" w:color="AAAAAA" w:sz="1"/>
-              <w:right w:val="single" w:color="AAAAAA" w:sz="1"/>
-            </w:tcBorders>
-            <w:vAlign w:val="center"/>
-          </w:tcPr>
-          <w:p>
-            <w:pPr>
-              <w:spacing w:after="40" w:before="40"/>
-              <w:jc w:val="left"/>
-            </w:pPr>
-            <w:r>
-              <w:rPr>
-                <w:rFonts w:ascii="맑은 고딕" w:cs="맑은 고딕" w:eastAsia="맑은 고딕" w:hAnsi="맑은 고딕"/>
-                <w:b w:val="false"/>
-                <w:bCs w:val="false"/>
-                <w:color w:val="000000"/>
-                <w:sz w:val="20"/>
-                <w:szCs w:val="20"/>
-              </w:rPr>
-              <w:t xml:space="preserve">Priority 스케줄러 (에이징 포함)</w:t>
-            </w:r>
-          </w:p>
-        </w:tc>
-      </w:tr>
-      <w:tr>
-        <w:tc>
-          <w:tcPr>
-            <w:tcW w:type="dxa" w:w="2000"/>
-            <w:tcBorders>
-              <w:top w:val="single" w:color="AAAAAA" w:sz="1"/>
-              <w:left w:val="single" w:color="AAAAAA" w:sz="1"/>
-              <w:bottom w:val="single" w:color="AAAAAA" w:sz="1"/>
-              <w:right w:val="single" w:color="AAAAAA" w:sz="1"/>
-            </w:tcBorders>
-            <w:vAlign w:val="center"/>
-          </w:tcPr>
-          <w:p>
-            <w:pPr>
-              <w:spacing w:after="40" w:before="40"/>
-              <w:jc w:val="left"/>
-            </w:pPr>
-            <w:r>
-              <w:rPr>
-                <w:rFonts w:ascii="맑은 고딕" w:cs="맑은 고딕" w:eastAsia="맑은 고딕" w:hAnsi="맑은 고딕"/>
-                <w:b w:val="false"/>
-                <w:bCs w:val="false"/>
-                <w:color w:val="000000"/>
-                <w:sz w:val="20"/>
-                <w:szCs w:val="20"/>
-              </w:rPr>
-              <w:t xml:space="preserve"/>
-            </w:r>
-          </w:p>
-        </w:tc>
-        <w:tc>
-          <w:tcPr>
-            <w:tcW w:type="dxa" w:w="3200"/>
-            <w:tcBorders>
-              <w:top w:val="single" w:color="AAAAAA" w:sz="1"/>
-              <w:left w:val="single" w:color="AAAAAA" w:sz="1"/>
-              <w:bottom w:val="single" w:color="AAAAAA" w:sz="1"/>
-              <w:right w:val="single" w:color="AAAAAA" w:sz="1"/>
-            </w:tcBorders>
-            <w:vAlign w:val="center"/>
-          </w:tcPr>
-          <w:p>
-            <w:pPr>
-              <w:spacing w:after="40" w:before="40"/>
-              <w:jc w:val="left"/>
-            </w:pPr>
-            <w:r>
-              <w:rPr>
-                <w:rFonts w:ascii="맑은 고딕" w:cs="맑은 고딕" w:eastAsia="맑은 고딕" w:hAnsi="맑은 고딕"/>
-                <w:b w:val="false"/>
-                <w:bCs w:val="false"/>
-                <w:color w:val="000000"/>
-                <w:sz w:val="20"/>
-                <w:szCs w:val="20"/>
-              </w:rPr>
-              <w:t xml:space="preserve">MLFQScheduler.js</w:t>
-            </w:r>
-          </w:p>
-        </w:tc>
-        <w:tc>
-          <w:tcPr>
-            <w:tcW w:type="dxa" w:w="3800"/>
-            <w:tcBorders>
-              <w:top w:val="single" w:color="AAAAAA" w:sz="1"/>
-              <w:left w:val="single" w:color="AAAAAA" w:sz="1"/>
-              <w:bottom w:val="single" w:color="AAAAAA" w:sz="1"/>
-              <w:right w:val="single" w:color="AAAAAA" w:sz="1"/>
-            </w:tcBorders>
-            <w:vAlign w:val="center"/>
-          </w:tcPr>
-          <w:p>
-            <w:pPr>
-              <w:spacing w:after="40" w:before="40"/>
-              <w:jc w:val="left"/>
-            </w:pPr>
-            <w:r>
-              <w:rPr>
-                <w:rFonts w:ascii="맑은 고딕" w:cs="맑은 고딕" w:eastAsia="맑은 고딕" w:hAnsi="맑은 고딕"/>
-                <w:b w:val="false"/>
-                <w:bCs w:val="false"/>
-                <w:color w:val="000000"/>
-                <w:sz w:val="20"/>
-                <w:szCs w:val="20"/>
-              </w:rPr>
-              <w:t xml:space="preserve">MLFQ 스케줄러</w:t>
-            </w:r>
-          </w:p>
-        </w:tc>
-      </w:tr>
-      <w:tr>
-        <w:tc>
-          <w:tcPr>
-            <w:tcW w:type="dxa" w:w="2000"/>
-            <w:tcBorders>
-              <w:top w:val="single" w:color="AAAAAA" w:sz="1"/>
-              <w:left w:val="single" w:color="AAAAAA" w:sz="1"/>
-              <w:bottom w:val="single" w:color="AAAAAA" w:sz="1"/>
-              <w:right w:val="single" w:color="AAAAAA" w:sz="1"/>
-            </w:tcBorders>
-            <w:vAlign w:val="center"/>
-          </w:tcPr>
-          <w:p>
-            <w:pPr>
-              <w:spacing w:after="40" w:before="40"/>
-              <w:jc w:val="left"/>
-            </w:pPr>
-            <w:r>
-              <w:rPr>
-                <w:rFonts w:ascii="맑은 고딕" w:cs="맑은 고딕" w:eastAsia="맑은 고딕" w:hAnsi="맑은 고딕"/>
-                <w:b w:val="false"/>
-                <w:bCs w:val="false"/>
-                <w:color w:val="000000"/>
-                <w:sz w:val="20"/>
-                <w:szCs w:val="20"/>
-              </w:rPr>
-              <w:t xml:space="preserve"/>
-            </w:r>
-          </w:p>
-        </w:tc>
-        <w:tc>
-          <w:tcPr>
-            <w:tcW w:type="dxa" w:w="3200"/>
-            <w:tcBorders>
-              <w:top w:val="single" w:color="AAAAAA" w:sz="1"/>
-              <w:left w:val="single" w:color="AAAAAA" w:sz="1"/>
-              <w:bottom w:val="single" w:color="AAAAAA" w:sz="1"/>
-              <w:right w:val="single" w:color="AAAAAA" w:sz="1"/>
-            </w:tcBorders>
-            <w:vAlign w:val="center"/>
-          </w:tcPr>
-          <w:p>
-            <w:pPr>
-              <w:spacing w:after="40" w:before="40"/>
-              <w:jc w:val="left"/>
-            </w:pPr>
-            <w:r>
-              <w:rPr>
-                <w:rFonts w:ascii="맑은 고딕" w:cs="맑은 고딕" w:eastAsia="맑은 고딕" w:hAnsi="맑은 고딕"/>
-                <w:b w:val="false"/>
-                <w:bCs w:val="false"/>
-                <w:color w:val="000000"/>
-                <w:sz w:val="20"/>
-                <w:szCs w:val="20"/>
-              </w:rPr>
-              <w:t xml:space="preserve">WFQScheduler.js</w:t>
-            </w:r>
-          </w:p>
-        </w:tc>
-        <w:tc>
-          <w:tcPr>
-            <w:tcW w:type="dxa" w:w="3800"/>
-            <w:tcBorders>
-              <w:top w:val="single" w:color="AAAAAA" w:sz="1"/>
-              <w:left w:val="single" w:color="AAAAAA" w:sz="1"/>
-              <w:bottom w:val="single" w:color="AAAAAA" w:sz="1"/>
-              <w:right w:val="single" w:color="AAAAAA" w:sz="1"/>
-            </w:tcBorders>
-            <w:vAlign w:val="center"/>
-          </w:tcPr>
-          <w:p>
-            <w:pPr>
-              <w:spacing w:after="40" w:before="40"/>
-              <w:jc w:val="left"/>
-            </w:pPr>
-            <w:r>
-              <w:rPr>
-                <w:rFonts w:ascii="맑은 고딕" w:cs="맑은 고딕" w:eastAsia="맑은 고딕" w:hAnsi="맑은 고딕"/>
-                <w:b w:val="false"/>
-                <w:bCs w:val="false"/>
-                <w:color w:val="000000"/>
-                <w:sz w:val="20"/>
-                <w:szCs w:val="20"/>
-              </w:rPr>
-              <w:t xml:space="preserve">WFQ 스케줄러</w:t>
-            </w:r>
-          </w:p>
-        </w:tc>
-      </w:tr>
-      <w:tr>
-        <w:tc>
-          <w:tcPr>
-            <w:tcW w:type="dxa" w:w="2000"/>
-            <w:tcBorders>
-              <w:top w:val="single" w:color="AAAAAA" w:sz="1"/>
-              <w:left w:val="single" w:color="AAAAAA" w:sz="1"/>
-              <w:bottom w:val="single" w:color="AAAAAA" w:sz="1"/>
-              <w:right w:val="single" w:color="AAAAAA" w:sz="1"/>
-            </w:tcBorders>
-            <w:vAlign w:val="center"/>
-          </w:tcPr>
-          <w:p>
-            <w:pPr>
-              <w:spacing w:after="40" w:before="40"/>
-              <w:jc w:val="left"/>
-            </w:pPr>
-            <w:r>
-              <w:rPr>
-                <w:rFonts w:ascii="맑은 고딕" w:cs="맑은 고딕" w:eastAsia="맑은 고딕" w:hAnsi="맑은 고딕"/>
-                <w:b w:val="false"/>
-                <w:bCs w:val="false"/>
-                <w:color w:val="000000"/>
-                <w:sz w:val="20"/>
-                <w:szCs w:val="20"/>
-              </w:rPr>
-              <w:t xml:space="preserve">queue/</w:t>
-            </w:r>
-          </w:p>
-        </w:tc>
-        <w:tc>
-          <w:tcPr>
-            <w:tcW w:type="dxa" w:w="3200"/>
-            <w:tcBorders>
-              <w:top w:val="single" w:color="AAAAAA" w:sz="1"/>
-              <w:left w:val="single" w:color="AAAAAA" w:sz="1"/>
-              <w:bottom w:val="single" w:color="AAAAAA" w:sz="1"/>
-              <w:right w:val="single" w:color="AAAAAA" w:sz="1"/>
-            </w:tcBorders>
-            <w:vAlign w:val="center"/>
-          </w:tcPr>
-          <w:p>
-            <w:pPr>
-              <w:spacing w:after="40" w:before="40"/>
-              <w:jc w:val="left"/>
-            </w:pPr>
-            <w:r>
-              <w:rPr>
-                <w:rFonts w:ascii="맑은 고딕" w:cs="맑은 고딕" w:eastAsia="맑은 고딕" w:hAnsi="맑은 고딕"/>
-                <w:b w:val="false"/>
-                <w:bCs w:val="false"/>
-                <w:color w:val="000000"/>
-                <w:sz w:val="20"/>
-                <w:szCs w:val="20"/>
-              </w:rPr>
-              <w:t xml:space="preserve">MemoryQueue.js</w:t>
-            </w:r>
-          </w:p>
-        </w:tc>
-        <w:tc>
-          <w:tcPr>
-            <w:tcW w:type="dxa" w:w="3800"/>
-            <w:tcBorders>
-              <w:top w:val="single" w:color="AAAAAA" w:sz="1"/>
-              <w:left w:val="single" w:color="AAAAAA" w:sz="1"/>
-              <w:bottom w:val="single" w:color="AAAAAA" w:sz="1"/>
-              <w:right w:val="single" w:color="AAAAAA" w:sz="1"/>
-            </w:tcBorders>
-            <w:vAlign w:val="center"/>
-          </w:tcPr>
-          <w:p>
-            <w:pPr>
-              <w:spacing w:after="40" w:before="40"/>
-              <w:jc w:val="left"/>
-            </w:pPr>
-            <w:r>
-              <w:rPr>
-                <w:rFonts w:ascii="맑은 고딕" w:cs="맑은 고딕" w:eastAsia="맑은 고딕" w:hAnsi="맑은 고딕"/>
-                <w:b w:val="false"/>
-                <w:bCs w:val="false"/>
-                <w:color w:val="000000"/>
-                <w:sz w:val="20"/>
-                <w:szCs w:val="20"/>
-              </w:rPr>
-              <w:t xml:space="preserve">메모리 큐</w:t>
-            </w:r>
-          </w:p>
-        </w:tc>
-      </w:tr>
-      <w:tr>
-        <w:tc>
-          <w:tcPr>
-            <w:tcW w:type="dxa" w:w="2000"/>
-            <w:tcBorders>
-              <w:top w:val="single" w:color="AAAAAA" w:sz="1"/>
-              <w:left w:val="single" w:color="AAAAAA" w:sz="1"/>
-              <w:bottom w:val="single" w:color="AAAAAA" w:sz="1"/>
-              <w:right w:val="single" w:color="AAAAAA" w:sz="1"/>
-            </w:tcBorders>
-            <w:vAlign w:val="center"/>
-          </w:tcPr>
-          <w:p>
-            <w:pPr>
-              <w:spacing w:after="40" w:before="40"/>
-              <w:jc w:val="left"/>
-            </w:pPr>
-            <w:r>
-              <w:rPr>
-                <w:rFonts w:ascii="맑은 고딕" w:cs="맑은 고딕" w:eastAsia="맑은 고딕" w:hAnsi="맑은 고딕"/>
-                <w:b w:val="false"/>
-                <w:bCs w:val="false"/>
-                <w:color w:val="000000"/>
-                <w:sz w:val="20"/>
-                <w:szCs w:val="20"/>
-              </w:rPr>
-              <w:t xml:space="preserve">storage/</w:t>
-            </w:r>
-          </w:p>
-        </w:tc>
-        <w:tc>
-          <w:tcPr>
-            <w:tcW w:type="dxa" w:w="3200"/>
-            <w:tcBorders>
-              <w:top w:val="single" w:color="AAAAAA" w:sz="1"/>
-              <w:left w:val="single" w:color="AAAAAA" w:sz="1"/>
-              <w:bottom w:val="single" w:color="AAAAAA" w:sz="1"/>
-              <w:right w:val="single" w:color="AAAAAA" w:sz="1"/>
-            </w:tcBorders>
-            <w:vAlign w:val="center"/>
-          </w:tcPr>
-          <w:p>
-            <w:pPr>
-              <w:spacing w:after="40" w:before="40"/>
-              <w:jc w:val="left"/>
-            </w:pPr>
-            <w:r>
-              <w:rPr>
-                <w:rFonts w:ascii="맑은 고딕" w:cs="맑은 고딕" w:eastAsia="맑은 고딕" w:hAnsi="맑은 고딕"/>
-                <w:b w:val="false"/>
-                <w:bCs w:val="false"/>
-                <w:color w:val="000000"/>
-                <w:sz w:val="20"/>
-                <w:szCs w:val="20"/>
-              </w:rPr>
-              <w:t xml:space="preserve">JSONStore.js</w:t>
-            </w:r>
-          </w:p>
-        </w:tc>
-        <w:tc>
-          <w:tcPr>
-            <w:tcW w:type="dxa" w:w="3800"/>
-            <w:tcBorders>
-              <w:top w:val="single" w:color="AAAAAA" w:sz="1"/>
-              <w:left w:val="single" w:color="AAAAAA" w:sz="1"/>
-              <w:bottom w:val="single" w:color="AAAAAA" w:sz="1"/>
-              <w:right w:val="single" w:color="AAAAAA" w:sz="1"/>
-            </w:tcBorders>
-            <w:vAlign w:val="center"/>
-          </w:tcPr>
-          <w:p>
-            <w:pPr>
-              <w:spacing w:after="40" w:before="40"/>
-              <w:jc w:val="left"/>
-            </w:pPr>
-            <w:r>
-              <w:rPr>
-                <w:rFonts w:ascii="맑은 고딕" w:cs="맑은 고딕" w:eastAsia="맑은 고딕" w:hAnsi="맑은 고딕"/>
-                <w:b w:val="false"/>
-                <w:bCs w:val="false"/>
-                <w:color w:val="000000"/>
-                <w:sz w:val="20"/>
-                <w:szCs w:val="20"/>
-              </w:rPr>
-              <w:t xml:space="preserve">JSON 파일 저장소</w:t>
-            </w:r>
-          </w:p>
-        </w:tc>
-      </w:tr>
-      <w:tr>
-        <w:tc>
-          <w:tcPr>
-            <w:tcW w:type="dxa" w:w="2000"/>
-            <w:tcBorders>
-              <w:top w:val="single" w:color="AAAAAA" w:sz="1"/>
-              <w:left w:val="single" w:color="AAAAAA" w:sz="1"/>
-              <w:bottom w:val="single" w:color="AAAAAA" w:sz="1"/>
-              <w:right w:val="single" w:color="AAAAAA" w:sz="1"/>
-            </w:tcBorders>
-            <w:vAlign w:val="center"/>
-          </w:tcPr>
-          <w:p>
-            <w:pPr>
-              <w:spacing w:after="40" w:before="40"/>
-              <w:jc w:val="left"/>
-            </w:pPr>
-            <w:r>
-              <w:rPr>
-                <w:rFonts w:ascii="맑은 고딕" w:cs="맑은 고딕" w:eastAsia="맑은 고딕" w:hAnsi="맑은 고딕"/>
-                <w:b w:val="false"/>
-                <w:bCs w:val="false"/>
-                <w:color w:val="000000"/>
-                <w:sz w:val="20"/>
-                <w:szCs w:val="20"/>
-              </w:rPr>
-              <w:t xml:space="preserve">llm/</w:t>
-            </w:r>
-          </w:p>
-        </w:tc>
-        <w:tc>
-          <w:tcPr>
-            <w:tcW w:type="dxa" w:w="3200"/>
-            <w:tcBorders>
-              <w:top w:val="single" w:color="AAAAAA" w:sz="1"/>
-              <w:left w:val="single" w:color="AAAAAA" w:sz="1"/>
-              <w:bottom w:val="single" w:color="AAAAAA" w:sz="1"/>
-              <w:right w:val="single" w:color="AAAAAA" w:sz="1"/>
-            </w:tcBorders>
-            <w:vAlign w:val="center"/>
-          </w:tcPr>
-          <w:p>
-            <w:pPr>
-              <w:spacing w:after="40" w:before="40"/>
-              <w:jc w:val="left"/>
-            </w:pPr>
-            <w:r>
-              <w:rPr>
-                <w:rFonts w:ascii="맑은 고딕" w:cs="맑은 고딕" w:eastAsia="맑은 고딕" w:hAnsi="맑은 고딕"/>
-                <w:b w:val="false"/>
-                <w:bCs w:val="false"/>
-                <w:color w:val="000000"/>
-                <w:sz w:val="20"/>
-                <w:szCs w:val="20"/>
-              </w:rPr>
-              <w:t xml:space="preserve">OllamaClient.js</w:t>
-            </w:r>
-          </w:p>
-        </w:tc>
-        <w:tc>
-          <w:tcPr>
-            <w:tcW w:type="dxa" w:w="3800"/>
-            <w:tcBorders>
-              <w:top w:val="single" w:color="AAAAAA" w:sz="1"/>
-              <w:left w:val="single" w:color="AAAAAA" w:sz="1"/>
-              <w:bottom w:val="single" w:color="AAAAAA" w:sz="1"/>
-              <w:right w:val="single" w:color="AAAAAA" w:sz="1"/>
-            </w:tcBorders>
-            <w:vAlign w:val="center"/>
-          </w:tcPr>
-          <w:p>
-            <w:pPr>
-              <w:spacing w:after="40" w:before="40"/>
-              <w:jc w:val="left"/>
-            </w:pPr>
-            <w:r>
-              <w:rPr>
-                <w:rFonts w:ascii="맑은 고딕" w:cs="맑은 고딕" w:eastAsia="맑은 고딕" w:hAnsi="맑은 고딕"/>
-                <w:b w:val="false"/>
-                <w:bCs w:val="false"/>
-                <w:color w:val="000000"/>
-                <w:sz w:val="20"/>
-                <w:szCs w:val="20"/>
-              </w:rPr>
-              <w:t xml:space="preserve">Ollama API 연결</w:t>
-            </w:r>
-          </w:p>
-        </w:tc>
-      </w:tr>
-      <w:tr>
-        <w:tc>
-          <w:tcPr>
-            <w:tcW w:type="dxa" w:w="2000"/>
-            <w:tcBorders>
-              <w:top w:val="single" w:color="AAAAAA" w:sz="1"/>
-              <w:left w:val="single" w:color="AAAAAA" w:sz="1"/>
-              <w:bottom w:val="single" w:color="AAAAAA" w:sz="1"/>
-              <w:right w:val="single" w:color="AAAAAA" w:sz="1"/>
-            </w:tcBorders>
-            <w:vAlign w:val="center"/>
-          </w:tcPr>
-          <w:p>
-            <w:pPr>
-              <w:spacing w:after="40" w:before="40"/>
-              <w:jc w:val="left"/>
-            </w:pPr>
-            <w:r>
-              <w:rPr>
-                <w:rFonts w:ascii="맑은 고딕" w:cs="맑은 고딕" w:eastAsia="맑은 고딕" w:hAnsi="맑은 고딕"/>
-                <w:b w:val="false"/>
-                <w:bCs w:val="false"/>
-                <w:color w:val="000000"/>
-                <w:sz w:val="20"/>
-                <w:szCs w:val="20"/>
-              </w:rPr>
-              <w:t xml:space="preserve">(루트)</w:t>
-            </w:r>
-          </w:p>
-        </w:tc>
-        <w:tc>
-          <w:tcPr>
-            <w:tcW w:type="dxa" w:w="3200"/>
-            <w:tcBorders>
-              <w:top w:val="single" w:color="AAAAAA" w:sz="1"/>
-              <w:left w:val="single" w:color="AAAAAA" w:sz="1"/>
-              <w:bottom w:val="single" w:color="AAAAAA" w:sz="1"/>
-              <w:right w:val="single" w:color="AAAAAA" w:sz="1"/>
-            </w:tcBorders>
-            <w:vAlign w:val="center"/>
-          </w:tcPr>
-          <w:p>
-            <w:pPr>
-              <w:spacing w:after="40" w:before="40"/>
-              <w:jc w:val="left"/>
-            </w:pPr>
-            <w:r>
-              <w:rPr>
-                <w:rFonts w:ascii="맑은 고딕" w:cs="맑은 고딕" w:eastAsia="맑은 고딕" w:hAnsi="맑은 고딕"/>
-                <w:b w:val="false"/>
-                <w:bCs w:val="false"/>
-                <w:color w:val="000000"/>
-                <w:sz w:val="20"/>
-                <w:szCs w:val="20"/>
-              </w:rPr>
-              <w:t xml:space="preserve">server.js</w:t>
-            </w:r>
-          </w:p>
-        </w:tc>
-        <w:tc>
-          <w:tcPr>
-            <w:tcW w:type="dxa" w:w="3800"/>
-            <w:tcBorders>
-              <w:top w:val="single" w:color="AAAAAA" w:sz="1"/>
-              <w:left w:val="single" w:color="AAAAAA" w:sz="1"/>
-              <w:bottom w:val="single" w:color="AAAAAA" w:sz="1"/>
-              <w:right w:val="single" w:color="AAAAAA" w:sz="1"/>
-            </w:tcBorders>
-            <w:vAlign w:val="center"/>
-          </w:tcPr>
-          <w:p>
-            <w:pPr>
-              <w:spacing w:after="40" w:before="40"/>
-              <w:jc w:val="left"/>
-            </w:pPr>
-            <w:r>
-              <w:rPr>
-                <w:rFonts w:ascii="맑은 고딕" w:cs="맑은 고딕" w:eastAsia="맑은 고딕" w:hAnsi="맑은 고딕"/>
-                <w:b w:val="false"/>
-                <w:bCs w:val="false"/>
-                <w:color w:val="000000"/>
-                <w:sz w:val="20"/>
-                <w:szCs w:val="20"/>
-              </w:rPr>
-              <w:t xml:space="preserve">Express 서버 진입점</w:t>
-            </w:r>
-          </w:p>
-        </w:tc>
-      </w:tr>
-    </w:tbl>
-    <w:p>
-      <w:pPr>
-        <w:spacing w:after="80"/>
-      </w:pPr>
-    </w:p>
-    <w:p>
-      <w:pPr>
-        <w:spacing w:after="120" w:line="360"/>
-      </w:pPr>
-      <w:r>
-        <w:rPr>
-          <w:rFonts w:ascii="맑은 고딕" w:cs="맑은 고딕" w:eastAsia="맑은 고딕" w:hAnsi="맑은 고딕"/>
-          <w:color w:val="000000"/>
-          <w:sz w:val="22"/>
-          <w:szCs w:val="22"/>
-        </w:rPr>
-        <w:t xml:space="preserve">모든 스케줄러는 BaseScheduler를 상속받아 enqueue()와 dequeue() 메서드를 구현한다. enqueue(request)는 요청 객체를 대기열에 삽입하고, dequeue()는 알고리즘에 따라 다음에 처리할 요청을 선택하여 반환한다. 이렇게 같은 인터페이스를 사용하기 때문에, 서버 코드에서 스케줄러를 바꿀 때 다른 부분을 수정할 필요가 없다.</w:t>
+          <w:color w:val="000000"/>
+          <w:sz w:val="22"/>
+          <w:szCs w:val="22"/>
+        </w:rPr>
+        <w:t xml:space="preserve">소스 코드는 api, schedulers, queue, storage, llm의 5개 모듈로 구성되어 있다. 핵심은 schedulers 모듈로, BaseScheduler를 상속받는 4개 스케줄러(FCFS, Priority, MLFQ, WFQ)가 각각 enqueue()와 dequeue() 메서드를 구현한다. 같은 인터페이스를 사용하므로, 서버 코드를 수정하지 않고 환경변수만으로 알고리즘을 전환할 수 있다.</w:t>
       </w:r>
     </w:p>
     <w:p>
@@ -4607,7 +3586,7 @@
           <w:sz w:val="22"/>
           <w:szCs w:val="22"/>
         </w:rPr>
-        <w:t xml:space="preserve">MLFQ의 핵심은 짧은 요청을 빠르게 처리하고, 긴 요청은 낮은 우선순위로 내리는 것이다. 500ms 간격으로 요청 상태를 확인하여, 시간 할당량을 초과한 요청은 하위 큐로 이동시키고 상위 큐의 다음 요청을 먼저 처리한다. 선점 시 사용 시간은 0으로 리셋되어, 새 큐의 할당량을 다시 받는다. MLFQ는 OSTEP [3]의 5가지 규칙(표 5)에 따르며, 큐별 시간 할당량은 표 6과 같다.</w:t>
+        <w:t xml:space="preserve">MLFQ의 핵심은 짧은 요청을 빠르게 처리하고, 긴 요청은 낮은 우선순위로 내리는 것이다. 500ms 간격으로 요청 상태를 확인하여, 시간 할당량을 초과한 요청은 하위 큐로 이동시키고 상위 큐의 다음 요청을 먼저 처리한다. 선점 시 사용 시간은 0으로 리셋되어, 새 큐의 할당량을 다시 받는다. MLFQ는 OSTEP [3]의 5가지 규칙(표 4)에 따르며, 큐별 시간 할당량은 표 5와 같다.</w:t>
       </w:r>
     </w:p>
     <w:p>
@@ -4628,7 +3607,7 @@
           <w:sz w:val="22"/>
           <w:szCs w:val="22"/>
         </w:rPr>
-        <w:t xml:space="preserve">표 5. MLFQ 규칙</w:t>
+        <w:t xml:space="preserve">표 4. MLFQ 규칙</w:t>
       </w:r>
     </w:p>
     <w:tbl>
@@ -5028,7 +4007,7 @@
           <w:sz w:val="22"/>
           <w:szCs w:val="22"/>
         </w:rPr>
-        <w:t xml:space="preserve">표 6. MLFQ 큐별 시간 할당량</w:t>
+        <w:t xml:space="preserve">표 5. MLFQ 큐별 시간 할당량</w:t>
       </w:r>
     </w:p>
     <w:tbl>
@@ -5778,7 +4757,7 @@
           <w:sz w:val="22"/>
           <w:szCs w:val="22"/>
         </w:rPr>
-        <w:t xml:space="preserve">표 7. 실험 설정 비교</w:t>
+        <w:t xml:space="preserve">표 6. 실험 설정 비교</w:t>
       </w:r>
     </w:p>
     <w:tbl>
@@ -6917,7 +5896,7 @@
           <w:sz w:val="22"/>
           <w:szCs w:val="22"/>
         </w:rPr>
-        <w:t xml:space="preserve">네 가지 알고리즘을 같은 100건 요청에 대해 실행한 결과는 표 8과 같다.</w:t>
+        <w:t xml:space="preserve">네 가지 알고리즘을 같은 100건 요청에 대해 실행한 결과는 표 7과 같다.</w:t>
       </w:r>
     </w:p>
     <w:p>
@@ -6933,7 +5912,7 @@
           <w:sz w:val="22"/>
           <w:szCs w:val="22"/>
         </w:rPr>
-        <w:t xml:space="preserve">표 8. 알고리즘별 성능 비교 (100건)</w:t>
+        <w:t xml:space="preserve">표 7. 알고리즘별 성능 비교 (100건)</w:t>
       </w:r>
     </w:p>
     <w:tbl>
@@ -7657,7 +6636,7 @@
           <w:sz w:val="22"/>
           <w:szCs w:val="22"/>
         </w:rPr>
-        <w:t xml:space="preserve">MLFQ의 이론적 효과를 검증하기 위해, 선점형 시뮬레이션을 추가로 수행하였다 (표 7의 추가 실험 조건). 요청 수 500건, 처리 시간 최대 10초, 버스트 도착 구조로 기본 실험보다 규모를 크게 늘렸으며, 5개 시드로 반복하였다. 선점형에서는 요청의 중단과 재개가 반복되므로, 지표를 응답시간(도착~완료)으로 측정하였다.</w:t>
+        <w:t xml:space="preserve">MLFQ의 이론적 효과를 검증하기 위해, 선점형 시뮬레이션을 추가로 수행하였다 (표 6의 추가 실험 조건). 요청 수 500건, 처리 시간 최대 10초, 버스트 도착 구조로 기본 실험보다 규모를 크게 늘렸으며, 5개 시드로 반복하였다. 선점형에서는 요청의 중단과 재개가 반복되므로, 지표를 응답시간(도착~완료)으로 측정하였다.</w:t>
       </w:r>
     </w:p>
     <w:p>
@@ -7673,7 +6652,7 @@
           <w:sz w:val="22"/>
           <w:szCs w:val="22"/>
         </w:rPr>
-        <w:t xml:space="preserve">표 9. MLFQ 선점형 vs FCFS 비교 (요청 유형별)</w:t>
+        <w:t xml:space="preserve">표 8. MLFQ 선점형 vs FCFS 비교 (요청 유형별)</w:t>
       </w:r>
     </w:p>
     <w:tbl>
@@ -8385,7 +7364,7 @@
           <w:sz w:val="22"/>
           <w:szCs w:val="22"/>
         </w:rPr>
-        <w:t xml:space="preserve">표 10. 남은 일정</w:t>
+        <w:t xml:space="preserve">표 9. 남은 일정</w:t>
       </w:r>
     </w:p>
     <w:tbl>

--- a/05-midterm-report/final/midterm-report.docx
+++ b/05-midterm-report/final/midterm-report.docx
@@ -8093,6 +8093,7 @@
 <w:ftr xmlns:wpc="http://schemas.microsoft.com/office/word/2010/wordprocessingCanvas" xmlns:mc="http://schemas.openxmlformats.org/markup-compatibility/2006" xmlns:o="urn:schemas-microsoft-com:office:office" xmlns:r="http://schemas.openxmlformats.org/officeDocument/2006/relationships" xmlns:m="http://schemas.openxmlformats.org/officeDocument/2006/math" xmlns:v="urn:schemas-microsoft-com:vml" xmlns:wp14="http://schemas.microsoft.com/office/word/2010/wordprocessingDrawing" xmlns:wp="http://schemas.openxmlformats.org/drawingml/2006/wordprocessingDrawing" xmlns:w10="urn:schemas-microsoft-com:office:word" xmlns:w="http://schemas.openxmlformats.org/wordprocessingml/2006/main" xmlns:w14="http://schemas.microsoft.com/office/word/2010/wordml" xmlns:w15="http://schemas.microsoft.com/office/word/2012/wordml" xmlns:wpg="http://schemas.microsoft.com/office/word/2010/wordprocessingGroup" xmlns:wpi="http://schemas.microsoft.com/office/word/2010/wordprocessingInk" xmlns:wne="http://schemas.microsoft.com/office/word/2006/wordml" xmlns:wps="http://schemas.microsoft.com/office/word/2010/wordprocessingShape">
   <w:p>
     <w:pPr>
+      <w:ind w:firstLine="180"/>
       <w:jc w:val="center"/>
     </w:pPr>
     <w:r>
@@ -8170,6 +8171,7 @@
 <w:hdr xmlns:wpc="http://schemas.microsoft.com/office/word/2010/wordprocessingCanvas" xmlns:mc="http://schemas.openxmlformats.org/markup-compatibility/2006" xmlns:o="urn:schemas-microsoft-com:office:office" xmlns:r="http://schemas.openxmlformats.org/officeDocument/2006/relationships" xmlns:m="http://schemas.openxmlformats.org/officeDocument/2006/math" xmlns:v="urn:schemas-microsoft-com:vml" xmlns:wp14="http://schemas.microsoft.com/office/word/2010/wordprocessingDrawing" xmlns:wp="http://schemas.openxmlformats.org/drawingml/2006/wordprocessingDrawing" xmlns:w10="urn:schemas-microsoft-com:office:word" xmlns:w="http://schemas.openxmlformats.org/wordprocessingml/2006/main" xmlns:w14="http://schemas.microsoft.com/office/word/2010/wordml" xmlns:w15="http://schemas.microsoft.com/office/word/2012/wordml" xmlns:wpg="http://schemas.microsoft.com/office/word/2010/wordprocessingGroup" xmlns:wpi="http://schemas.microsoft.com/office/word/2010/wordprocessingInk" xmlns:wne="http://schemas.microsoft.com/office/word/2006/wordml" xmlns:wps="http://schemas.microsoft.com/office/word/2010/wordprocessingShape" xmlns:cx="http://schemas.microsoft.com/office/drawing/2014/chartex" xmlns:cx1="http://schemas.microsoft.com/office/drawing/2015/9/8/chartex" xmlns:cx2="http://schemas.microsoft.com/office/drawing/2015/10/21/chartex" xmlns:cx3="http://schemas.microsoft.com/office/drawing/2016/5/9/chartex" xmlns:cx4="http://schemas.microsoft.com/office/drawing/2016/5/10/chartex" xmlns:cx5="http://schemas.microsoft.com/office/drawing/2016/5/11/chartex" xmlns:cx6="http://schemas.microsoft.com/office/drawing/2016/5/12/chartex" xmlns:cx7="http://schemas.microsoft.com/office/drawing/2016/5/13/chartex" xmlns:cx8="http://schemas.microsoft.com/office/drawing/2016/5/14/chartex" xmlns:w16cid="http://schemas.microsoft.com/office/word/2016/wordml/cid" xmlns:w16se="http://schemas.microsoft.com/office/word/2015/wordml/symex">
   <w:p>
     <w:pPr>
+      <w:ind w:firstLine="160"/>
       <w:jc w:val="right"/>
     </w:pPr>
     <w:r>
